--- a/remas/TCS_STRUCT/Word Document/tcs-logger-mtos-current.docx
+++ b/remas/TCS_STRUCT/Word Document/tcs-logger-mtos-current.docx
@@ -5,14 +5,12 @@
     <w:p>
       <w:pPr>
         <w:pStyle w:val="Heading1"/>
-        <w:pBdr>
-          <w:bottom w:val="single" w:sz="12" w:space="1" w:color="1F4E79"/>
-        </w:pBdr>
       </w:pPr>
       <w:r>
         <w:rPr>
           <w:rFonts w:ascii="Calibri" w:hAnsi="Calibri" w:eastAsia="Calibri"/>
           <w:b/>
+          <w:i w:val="0"/>
           <w:color w:val="1F4E79"/>
           <w:sz w:val="44"/>
         </w:rPr>
@@ -20,10 +18,18 @@
       </w:r>
     </w:p>
     <w:p>
+      <w:pPr>
+        <w:pBdr>
+          <w:bottom w:val="single" w:sz="12" w:space="1" w:color="1F4E79"/>
+        </w:pBdr>
+      </w:pPr>
+    </w:p>
+    <w:p>
       <w:r>
         <w:rPr>
           <w:rFonts w:ascii="Calibri" w:hAnsi="Calibri" w:eastAsia="Calibri"/>
           <w:b w:val="0"/>
+          <w:i w:val="0"/>
           <w:sz w:val="22"/>
         </w:rPr>
         <w:t>Audience: project engineers reading TCS datapoint values to build remote-monitoring dashboards.</w:t>
@@ -34,6 +40,7 @@
         <w:rPr>
           <w:rFonts w:ascii="Calibri" w:hAnsi="Calibri" w:eastAsia="Calibri"/>
           <w:b w:val="0"/>
+          <w:i w:val="0"/>
           <w:sz w:val="22"/>
         </w:rPr>
         <w:t xml:space="preserve">Goal of this guide: for each datapoint, understand </w:t>
@@ -42,6 +49,7 @@
         <w:rPr>
           <w:rFonts w:ascii="Calibri" w:hAnsi="Calibri" w:eastAsia="Calibri"/>
           <w:b/>
+          <w:i w:val="0"/>
           <w:sz w:val="22"/>
         </w:rPr>
         <w:t>what it is</w:t>
@@ -50,6 +58,7 @@
         <w:rPr>
           <w:rFonts w:ascii="Calibri" w:hAnsi="Calibri" w:eastAsia="Calibri"/>
           <w:b w:val="0"/>
+          <w:i w:val="0"/>
           <w:sz w:val="22"/>
         </w:rPr>
         <w:t xml:space="preserve"> and </w:t>
@@ -58,6 +67,7 @@
         <w:rPr>
           <w:rFonts w:ascii="Calibri" w:hAnsi="Calibri" w:eastAsia="Calibri"/>
           <w:b/>
+          <w:i w:val="0"/>
           <w:sz w:val="22"/>
         </w:rPr>
         <w:t>what the value means</w:t>
@@ -66,6 +76,7 @@
         <w:rPr>
           <w:rFonts w:ascii="Calibri" w:hAnsi="Calibri" w:eastAsia="Calibri"/>
           <w:b w:val="0"/>
+          <w:i w:val="0"/>
           <w:sz w:val="22"/>
         </w:rPr>
         <w:t>.</w:t>
@@ -76,6 +87,7 @@
         <w:rPr>
           <w:rFonts w:ascii="Calibri" w:hAnsi="Calibri" w:eastAsia="Calibri"/>
           <w:b w:val="0"/>
+          <w:i w:val="0"/>
           <w:sz w:val="22"/>
         </w:rPr>
         <w:t>Applies to current MTOS (</w:t>
@@ -84,7 +96,8 @@
         <w:rPr>
           <w:rFonts w:ascii="Consolas" w:hAnsi="Consolas" w:eastAsia="Consolas"/>
           <w:b w:val="0"/>
-          <w:color w:val="C7254E"/>
+          <w:i w:val="0"/>
+          <w:color w:val="333333"/>
           <w:sz w:val="20"/>
         </w:rPr>
         <w:t>master</w:t>
@@ -93,6 +106,7 @@
         <w:rPr>
           <w:rFonts w:ascii="Calibri" w:hAnsi="Calibri" w:eastAsia="Calibri"/>
           <w:b w:val="0"/>
+          <w:i w:val="0"/>
           <w:sz w:val="22"/>
         </w:rPr>
         <w:t xml:space="preserve"> / </w:t>
@@ -101,7 +115,8 @@
         <w:rPr>
           <w:rFonts w:ascii="Consolas" w:hAnsi="Consolas" w:eastAsia="Consolas"/>
           <w:b w:val="0"/>
-          <w:color w:val="C7254E"/>
+          <w:i w:val="0"/>
+          <w:color w:val="333333"/>
           <w:sz w:val="20"/>
         </w:rPr>
         <w:t>v1.7.1.8</w:t>
@@ -110,6 +125,7 @@
         <w:rPr>
           <w:rFonts w:ascii="Calibri" w:hAnsi="Calibri" w:eastAsia="Calibri"/>
           <w:b w:val="0"/>
+          <w:i w:val="0"/>
           <w:sz w:val="22"/>
         </w:rPr>
         <w:t xml:space="preserve">). Data source: </w:t>
@@ -118,7 +134,8 @@
         <w:rPr>
           <w:rFonts w:ascii="Consolas" w:hAnsi="Consolas" w:eastAsia="Consolas"/>
           <w:b w:val="0"/>
-          <w:color w:val="C7254E"/>
+          <w:i w:val="0"/>
+          <w:color w:val="333333"/>
           <w:sz w:val="20"/>
         </w:rPr>
         <w:t>tcs_diagnostic_struct</w:t>
@@ -127,6 +144,7 @@
         <w:rPr>
           <w:rFonts w:ascii="Calibri" w:hAnsi="Calibri" w:eastAsia="Calibri"/>
           <w:b w:val="0"/>
+          <w:i w:val="0"/>
           <w:sz w:val="22"/>
         </w:rPr>
         <w:t xml:space="preserve"> sent once per second when TCSLogger is enabled.</w:t>
@@ -137,6 +155,7 @@
         <w:rPr>
           <w:rFonts w:ascii="Calibri" w:hAnsi="Calibri" w:eastAsia="Calibri"/>
           <w:b w:val="0"/>
+          <w:i w:val="0"/>
           <w:sz w:val="22"/>
         </w:rPr>
         <w:t>Example enablement:</w:t>
@@ -144,118 +163,31 @@
     </w:p>
     <w:p>
       <w:pPr>
-        <w:shd w:val="clear" w:fill="F5F5F5"/>
+        <w:spacing w:before="120" w:after="120"/>
+        <w:shd w:fill="F5F5F5" w:val="clear"/>
       </w:pPr>
       <w:r>
         <w:rPr>
           <w:rFonts w:ascii="Consolas" w:hAnsi="Consolas" w:eastAsia="Consolas"/>
           <w:b w:val="0"/>
+          <w:i w:val="0"/>
           <w:sz w:val="18"/>
         </w:rPr>
         <w:t># function.ini</w:t>
-      </w:r>
-    </w:p>
-    <w:p>
-      <w:pPr>
-        <w:shd w:val="clear" w:fill="F5F5F5"/>
-      </w:pPr>
-      <w:r>
-        <w:rPr>
-          <w:rFonts w:ascii="Consolas" w:hAnsi="Consolas" w:eastAsia="Consolas"/>
-          <w:b w:val="0"/>
-          <w:sz w:val="18"/>
-        </w:rPr>
+        <w:br/>
         <w:t>TCSLogger         = 2    # 1=Serial, 2=UDP</w:t>
-      </w:r>
-    </w:p>
-    <w:p>
-      <w:pPr>
-        <w:shd w:val="clear" w:fill="F5F5F5"/>
-      </w:pPr>
-      <w:r>
-        <w:rPr>
-          <w:rFonts w:ascii="Consolas" w:hAnsi="Consolas" w:eastAsia="Consolas"/>
-          <w:b w:val="0"/>
-          <w:sz w:val="18"/>
-        </w:rPr>
+        <w:br/>
         <w:t>TCSLoggerOSNumber = 1    # Only this OS outputs TCS data</w:t>
-      </w:r>
-    </w:p>
-    <w:p>
-      <w:pPr>
-        <w:shd w:val="clear" w:fill="F5F5F5"/>
-      </w:pPr>
-      <w:r>
-        <w:rPr>
-          <w:rFonts w:ascii="Consolas" w:hAnsi="Consolas" w:eastAsia="Consolas"/>
-          <w:b w:val="0"/>
-          <w:sz w:val="18"/>
-        </w:rPr>
-        <w:t xml:space="preserve"> </w:t>
-      </w:r>
-    </w:p>
-    <w:p>
-      <w:pPr>
-        <w:shd w:val="clear" w:fill="F5F5F5"/>
-      </w:pPr>
-      <w:r>
-        <w:rPr>
-          <w:rFonts w:ascii="Consolas" w:hAnsi="Consolas" w:eastAsia="Consolas"/>
-          <w:b w:val="0"/>
-          <w:sz w:val="18"/>
-        </w:rPr>
+        <w:br/>
+        <w:br/>
         <w:t># communication.ini</w:t>
-      </w:r>
-    </w:p>
-    <w:p>
-      <w:pPr>
-        <w:shd w:val="clear" w:fill="F5F5F5"/>
-      </w:pPr>
-      <w:r>
-        <w:rPr>
-          <w:rFonts w:ascii="Consolas" w:hAnsi="Consolas" w:eastAsia="Consolas"/>
-          <w:b w:val="0"/>
-          <w:sz w:val="18"/>
-        </w:rPr>
+        <w:br/>
         <w:t>[TCS_STRUCT]</w:t>
-      </w:r>
-    </w:p>
-    <w:p>
-      <w:pPr>
-        <w:shd w:val="clear" w:fill="F5F5F5"/>
-      </w:pPr>
-      <w:r>
-        <w:rPr>
-          <w:rFonts w:ascii="Consolas" w:hAnsi="Consolas" w:eastAsia="Consolas"/>
-          <w:b w:val="0"/>
-          <w:sz w:val="18"/>
-        </w:rPr>
+        <w:br/>
         <w:t>IP_A        = 239.192.239.21</w:t>
-      </w:r>
-    </w:p>
-    <w:p>
-      <w:pPr>
-        <w:shd w:val="clear" w:fill="F5F5F5"/>
-      </w:pPr>
-      <w:r>
-        <w:rPr>
-          <w:rFonts w:ascii="Consolas" w:hAnsi="Consolas" w:eastAsia="Consolas"/>
-          <w:b w:val="0"/>
-          <w:sz w:val="18"/>
-        </w:rPr>
+        <w:br/>
         <w:t>PORT        = 11000</w:t>
-      </w:r>
-    </w:p>
-    <w:p>
-      <w:pPr>
-        <w:shd w:val="clear" w:fill="F5F5F5"/>
-      </w:pPr>
-      <w:r>
-        <w:rPr>
-          <w:rFonts w:ascii="Consolas" w:hAnsi="Consolas" w:eastAsia="Consolas"/>
-          <w:b w:val="0"/>
-          <w:sz w:val="18"/>
-        </w:rPr>
+        <w:br/>
         <w:t>REMOTE_PORT = 11001</w:t>
       </w:r>
     </w:p>
@@ -267,6 +199,7 @@
         <w:rPr>
           <w:rFonts w:ascii="Calibri" w:hAnsi="Calibri" w:eastAsia="Calibri"/>
           <w:b/>
+          <w:i w:val="0"/>
           <w:color w:val="1F4E79"/>
           <w:sz w:val="32"/>
         </w:rPr>
@@ -278,6 +211,7 @@
         <w:rPr>
           <w:rFonts w:ascii="Calibri" w:hAnsi="Calibri" w:eastAsia="Calibri"/>
           <w:b w:val="0"/>
+          <w:i w:val="0"/>
           <w:sz w:val="22"/>
         </w:rPr>
         <w:t xml:space="preserve">Many datapoints are per thruster. There are up to </w:t>
@@ -286,6 +220,7 @@
         <w:rPr>
           <w:rFonts w:ascii="Calibri" w:hAnsi="Calibri" w:eastAsia="Calibri"/>
           <w:b/>
+          <w:i w:val="0"/>
           <w:sz w:val="22"/>
         </w:rPr>
         <w:t>10 thruster slots</w:t>
@@ -294,6 +229,7 @@
         <w:rPr>
           <w:rFonts w:ascii="Calibri" w:hAnsi="Calibri" w:eastAsia="Calibri"/>
           <w:b w:val="0"/>
+          <w:i w:val="0"/>
           <w:sz w:val="22"/>
         </w:rPr>
         <w:t xml:space="preserve"> (</w:t>
@@ -302,7 +238,8 @@
         <w:rPr>
           <w:rFonts w:ascii="Consolas" w:hAnsi="Consolas" w:eastAsia="Consolas"/>
           <w:b w:val="0"/>
-          <w:color w:val="C7254E"/>
+          <w:i w:val="0"/>
+          <w:color w:val="333333"/>
           <w:sz w:val="20"/>
         </w:rPr>
         <w:t>0</w:t>
@@ -311,6 +248,7 @@
         <w:rPr>
           <w:rFonts w:ascii="Calibri" w:hAnsi="Calibri" w:eastAsia="Calibri"/>
           <w:b w:val="0"/>
+          <w:i w:val="0"/>
           <w:sz w:val="22"/>
         </w:rPr>
         <w:t xml:space="preserve"> to </w:t>
@@ -319,7 +257,8 @@
         <w:rPr>
           <w:rFonts w:ascii="Consolas" w:hAnsi="Consolas" w:eastAsia="Consolas"/>
           <w:b w:val="0"/>
-          <w:color w:val="C7254E"/>
+          <w:i w:val="0"/>
+          <w:color w:val="333333"/>
           <w:sz w:val="20"/>
         </w:rPr>
         <w:t>9</w:t>
@@ -328,6 +267,7 @@
         <w:rPr>
           <w:rFonts w:ascii="Calibri" w:hAnsi="Calibri" w:eastAsia="Calibri"/>
           <w:b w:val="0"/>
+          <w:i w:val="0"/>
           <w:sz w:val="22"/>
         </w:rPr>
         <w:t>).</w:t>
@@ -340,13 +280,13 @@
         <w:tblLook w:firstColumn="1" w:firstRow="1" w:lastColumn="0" w:lastRow="0" w:noHBand="0" w:noVBand="1" w:val="04A0"/>
       </w:tblPr>
       <w:tblGrid>
-        <w:gridCol w:w="4320"/>
-        <w:gridCol w:w="4320"/>
+        <w:gridCol w:w="4824"/>
+        <w:gridCol w:w="4824"/>
       </w:tblGrid>
       <w:tr>
         <w:tc>
           <w:tcPr>
-            <w:tcW w:type="dxa" w:w="4320"/>
+            <w:tcW w:type="dxa" w:w="4824"/>
             <w:shd w:fill="1F4E79" w:val="clear"/>
           </w:tcPr>
           <w:p>
@@ -355,8 +295,9 @@
               <w:rPr>
                 <w:rFonts w:ascii="Calibri" w:hAnsi="Calibri" w:eastAsia="Calibri"/>
                 <w:b/>
+                <w:i w:val="0"/>
                 <w:color w:val="FFFFFF"/>
-                <w:sz w:val="22"/>
+                <w:sz w:val="20"/>
               </w:rPr>
               <w:t>What you see</w:t>
             </w:r>
@@ -364,7 +305,7 @@
         </w:tc>
         <w:tc>
           <w:tcPr>
-            <w:tcW w:type="dxa" w:w="4320"/>
+            <w:tcW w:type="dxa" w:w="4824"/>
             <w:shd w:fill="1F4E79" w:val="clear"/>
           </w:tcPr>
           <w:p>
@@ -373,8 +314,9 @@
               <w:rPr>
                 <w:rFonts w:ascii="Calibri" w:hAnsi="Calibri" w:eastAsia="Calibri"/>
                 <w:b/>
+                <w:i w:val="0"/>
                 <w:color w:val="FFFFFF"/>
-                <w:sz w:val="22"/>
+                <w:sz w:val="20"/>
               </w:rPr>
               <w:t>Meaning</w:t>
             </w:r>
@@ -384,7 +326,7 @@
       <w:tr>
         <w:tc>
           <w:tcPr>
-            <w:tcW w:type="dxa" w:w="4320"/>
+            <w:tcW w:type="dxa" w:w="4824"/>
           </w:tcPr>
           <w:p>
             <w:r/>
@@ -392,33 +334,37 @@
               <w:rPr>
                 <w:rFonts w:ascii="Consolas" w:hAnsi="Consolas" w:eastAsia="Consolas"/>
                 <w:b w:val="0"/>
-                <w:color w:val="C7254E"/>
+                <w:i w:val="0"/>
+                <w:color w:val="333333"/>
+                <w:sz w:val="18"/>
+              </w:rPr>
+              <w:t xml:space="preserve"> somehow[0]</w:t>
+            </w:r>
+            <w:r>
+              <w:rPr>
+                <w:rFonts w:ascii="Calibri" w:hAnsi="Calibri" w:eastAsia="Calibri"/>
+                <w:b w:val="0"/>
+                <w:i w:val="0"/>
                 <w:sz w:val="20"/>
               </w:rPr>
-              <w:t xml:space="preserve"> somehow[0]</w:t>
+              <w:t xml:space="preserve">, </w:t>
+            </w:r>
+            <w:r>
+              <w:rPr>
+                <w:rFonts w:ascii="Consolas" w:hAnsi="Consolas" w:eastAsia="Consolas"/>
+                <w:b w:val="0"/>
+                <w:i w:val="0"/>
+                <w:color w:val="333333"/>
+                <w:sz w:val="18"/>
+              </w:rPr>
+              <w:t>something[1]</w:t>
             </w:r>
             <w:r>
               <w:rPr>
                 <w:rFonts w:ascii="Calibri" w:hAnsi="Calibri" w:eastAsia="Calibri"/>
                 <w:b w:val="0"/>
-                <w:sz w:val="22"/>
-              </w:rPr>
-              <w:t xml:space="preserve">, </w:t>
-            </w:r>
-            <w:r>
-              <w:rPr>
-                <w:rFonts w:ascii="Consolas" w:hAnsi="Consolas" w:eastAsia="Consolas"/>
-                <w:b w:val="0"/>
-                <w:color w:val="C7254E"/>
+                <w:i w:val="0"/>
                 <w:sz w:val="20"/>
-              </w:rPr>
-              <w:t>something[1]</w:t>
-            </w:r>
-            <w:r>
-              <w:rPr>
-                <w:rFonts w:ascii="Calibri" w:hAnsi="Calibri" w:eastAsia="Calibri"/>
-                <w:b w:val="0"/>
-                <w:sz w:val="22"/>
               </w:rPr>
               <w:t>, ...</w:t>
             </w:r>
@@ -426,7 +372,7 @@
         </w:tc>
         <w:tc>
           <w:tcPr>
-            <w:tcW w:type="dxa" w:w="4320"/>
+            <w:tcW w:type="dxa" w:w="4824"/>
           </w:tcPr>
           <w:p>
             <w:r/>
@@ -434,7 +380,8 @@
               <w:rPr>
                 <w:rFonts w:ascii="Calibri" w:hAnsi="Calibri" w:eastAsia="Calibri"/>
                 <w:b w:val="0"/>
-                <w:sz w:val="22"/>
+                <w:i w:val="0"/>
+                <w:sz w:val="20"/>
               </w:rPr>
               <w:t>Value for thruster slot 0, 1, ...</w:t>
             </w:r>
@@ -444,7 +391,8 @@
       <w:tr>
         <w:tc>
           <w:tcPr>
-            <w:tcW w:type="dxa" w:w="4320"/>
+            <w:tcW w:type="dxa" w:w="4824"/>
+            <w:shd w:fill="EEF3F8" w:val="clear"/>
           </w:tcPr>
           <w:p>
             <w:r/>
@@ -452,7 +400,8 @@
               <w:rPr>
                 <w:rFonts w:ascii="Calibri" w:hAnsi="Calibri" w:eastAsia="Calibri"/>
                 <w:b w:val="0"/>
-                <w:sz w:val="22"/>
+                <w:i w:val="0"/>
+                <w:sz w:val="20"/>
               </w:rPr>
               <w:t>Unused slots</w:t>
             </w:r>
@@ -460,7 +409,8 @@
         </w:tc>
         <w:tc>
           <w:tcPr>
-            <w:tcW w:type="dxa" w:w="4320"/>
+            <w:tcW w:type="dxa" w:w="4824"/>
+            <w:shd w:fill="EEF3F8" w:val="clear"/>
           </w:tcPr>
           <w:p>
             <w:r/>
@@ -468,7 +418,8 @@
               <w:rPr>
                 <w:rFonts w:ascii="Calibri" w:hAnsi="Calibri" w:eastAsia="Calibri"/>
                 <w:b w:val="0"/>
-                <w:sz w:val="22"/>
+                <w:i w:val="0"/>
+                <w:sz w:val="20"/>
               </w:rPr>
               <w:t xml:space="preserve">Usually </w:t>
             </w:r>
@@ -476,16 +427,18 @@
               <w:rPr>
                 <w:rFonts w:ascii="Consolas" w:hAnsi="Consolas" w:eastAsia="Consolas"/>
                 <w:b w:val="0"/>
-                <w:color w:val="C7254E"/>
+                <w:i w:val="0"/>
+                <w:color w:val="333333"/>
+                <w:sz w:val="18"/>
+              </w:rPr>
+              <w:t>0</w:t>
+            </w:r>
+            <w:r>
+              <w:rPr>
+                <w:rFonts w:ascii="Calibri" w:hAnsi="Calibri" w:eastAsia="Calibri"/>
+                <w:b w:val="0"/>
+                <w:i w:val="0"/>
                 <w:sz w:val="20"/>
-              </w:rPr>
-              <w:t>0</w:t>
-            </w:r>
-            <w:r>
-              <w:rPr>
-                <w:rFonts w:ascii="Calibri" w:hAnsi="Calibri" w:eastAsia="Calibri"/>
-                <w:b w:val="0"/>
-                <w:sz w:val="22"/>
               </w:rPr>
               <w:t xml:space="preserve"> when the vessel has fewer than 10 thrusters</w:t>
             </w:r>
@@ -495,7 +448,7 @@
       <w:tr>
         <w:tc>
           <w:tcPr>
-            <w:tcW w:type="dxa" w:w="4320"/>
+            <w:tcW w:type="dxa" w:w="4824"/>
           </w:tcPr>
           <w:p>
             <w:r/>
@@ -503,7 +456,8 @@
               <w:rPr>
                 <w:rFonts w:ascii="Calibri" w:hAnsi="Calibri" w:eastAsia="Calibri"/>
                 <w:b w:val="0"/>
-                <w:sz w:val="22"/>
+                <w:i w:val="0"/>
+                <w:sz w:val="20"/>
               </w:rPr>
               <w:t>Vessel thruster name</w:t>
             </w:r>
@@ -511,7 +465,7 @@
         </w:tc>
         <w:tc>
           <w:tcPr>
-            <w:tcW w:type="dxa" w:w="4320"/>
+            <w:tcW w:type="dxa" w:w="4824"/>
           </w:tcPr>
           <w:p>
             <w:r/>
@@ -519,7 +473,8 @@
               <w:rPr>
                 <w:rFonts w:ascii="Calibri" w:hAnsi="Calibri" w:eastAsia="Calibri"/>
                 <w:b w:val="0"/>
-                <w:sz w:val="22"/>
+                <w:i w:val="0"/>
+                <w:sz w:val="20"/>
               </w:rPr>
               <w:t>Not included in the data. Map slot index to the vessel thruster name from project config (example: slot 0 = Bow Tunnel)</w:t>
             </w:r>
@@ -533,6 +488,7 @@
         <w:rPr>
           <w:rFonts w:ascii="Calibri" w:hAnsi="Calibri" w:eastAsia="Calibri"/>
           <w:b w:val="0"/>
+          <w:i w:val="0"/>
           <w:sz w:val="22"/>
         </w:rPr>
         <w:t>Some status datapoints are packed into one number:</w:t>
@@ -545,13 +501,13 @@
         <w:tblLook w:firstColumn="1" w:firstRow="1" w:lastColumn="0" w:lastRow="0" w:noHBand="0" w:noVBand="1" w:val="04A0"/>
       </w:tblPr>
       <w:tblGrid>
-        <w:gridCol w:w="4320"/>
-        <w:gridCol w:w="4320"/>
+        <w:gridCol w:w="4824"/>
+        <w:gridCol w:w="4824"/>
       </w:tblGrid>
       <w:tr>
         <w:tc>
           <w:tcPr>
-            <w:tcW w:type="dxa" w:w="4320"/>
+            <w:tcW w:type="dxa" w:w="4824"/>
             <w:shd w:fill="1F4E79" w:val="clear"/>
           </w:tcPr>
           <w:p>
@@ -560,8 +516,9 @@
               <w:rPr>
                 <w:rFonts w:ascii="Calibri" w:hAnsi="Calibri" w:eastAsia="Calibri"/>
                 <w:b/>
+                <w:i w:val="0"/>
                 <w:color w:val="FFFFFF"/>
-                <w:sz w:val="22"/>
+                <w:sz w:val="20"/>
               </w:rPr>
               <w:t>What you see</w:t>
             </w:r>
@@ -569,7 +526,7 @@
         </w:tc>
         <w:tc>
           <w:tcPr>
-            <w:tcW w:type="dxa" w:w="4320"/>
+            <w:tcW w:type="dxa" w:w="4824"/>
             <w:shd w:fill="1F4E79" w:val="clear"/>
           </w:tcPr>
           <w:p>
@@ -578,8 +535,9 @@
               <w:rPr>
                 <w:rFonts w:ascii="Calibri" w:hAnsi="Calibri" w:eastAsia="Calibri"/>
                 <w:b/>
+                <w:i w:val="0"/>
                 <w:color w:val="FFFFFF"/>
-                <w:sz w:val="22"/>
+                <w:sz w:val="20"/>
               </w:rPr>
               <w:t>Meaning</w:t>
             </w:r>
@@ -589,7 +547,7 @@
       <w:tr>
         <w:tc>
           <w:tcPr>
-            <w:tcW w:type="dxa" w:w="4320"/>
+            <w:tcW w:type="dxa" w:w="4824"/>
           </w:tcPr>
           <w:p>
             <w:r/>
@@ -597,7 +555,8 @@
               <w:rPr>
                 <w:rFonts w:ascii="Calibri" w:hAnsi="Calibri" w:eastAsia="Calibri"/>
                 <w:b w:val="0"/>
-                <w:sz w:val="22"/>
+                <w:i w:val="0"/>
+                <w:sz w:val="20"/>
               </w:rPr>
               <w:t>Bitfield value</w:t>
             </w:r>
@@ -605,7 +564,7 @@
         </w:tc>
         <w:tc>
           <w:tcPr>
-            <w:tcW w:type="dxa" w:w="4320"/>
+            <w:tcW w:type="dxa" w:w="4824"/>
           </w:tcPr>
           <w:p>
             <w:r/>
@@ -613,7 +572,8 @@
               <w:rPr>
                 <w:rFonts w:ascii="Calibri" w:hAnsi="Calibri" w:eastAsia="Calibri"/>
                 <w:b w:val="0"/>
-                <w:sz w:val="22"/>
+                <w:i w:val="0"/>
+                <w:sz w:val="20"/>
               </w:rPr>
               <w:t>One number holding true/false for thrusters 0..9</w:t>
             </w:r>
@@ -623,7 +583,8 @@
       <w:tr>
         <w:tc>
           <w:tcPr>
-            <w:tcW w:type="dxa" w:w="4320"/>
+            <w:tcW w:type="dxa" w:w="4824"/>
+            <w:shd w:fill="EEF3F8" w:val="clear"/>
           </w:tcPr>
           <w:p>
             <w:r/>
@@ -631,7 +592,8 @@
               <w:rPr>
                 <w:rFonts w:ascii="Calibri" w:hAnsi="Calibri" w:eastAsia="Calibri"/>
                 <w:b w:val="0"/>
-                <w:sz w:val="22"/>
+                <w:i w:val="0"/>
+                <w:sz w:val="20"/>
               </w:rPr>
               <w:t xml:space="preserve">Bit </w:t>
             </w:r>
@@ -639,16 +601,18 @@
               <w:rPr>
                 <w:rFonts w:ascii="Consolas" w:hAnsi="Consolas" w:eastAsia="Consolas"/>
                 <w:b w:val="0"/>
-                <w:color w:val="C7254E"/>
+                <w:i w:val="0"/>
+                <w:color w:val="333333"/>
+                <w:sz w:val="18"/>
+              </w:rPr>
+              <w:t>i</w:t>
+            </w:r>
+            <w:r>
+              <w:rPr>
+                <w:rFonts w:ascii="Calibri" w:hAnsi="Calibri" w:eastAsia="Calibri"/>
+                <w:b w:val="0"/>
+                <w:i w:val="0"/>
                 <w:sz w:val="20"/>
-              </w:rPr>
-              <w:t>i</w:t>
-            </w:r>
-            <w:r>
-              <w:rPr>
-                <w:rFonts w:ascii="Calibri" w:hAnsi="Calibri" w:eastAsia="Calibri"/>
-                <w:b w:val="0"/>
-                <w:sz w:val="22"/>
               </w:rPr>
               <w:t xml:space="preserve"> set</w:t>
             </w:r>
@@ -656,7 +620,8 @@
         </w:tc>
         <w:tc>
           <w:tcPr>
-            <w:tcW w:type="dxa" w:w="4320"/>
+            <w:tcW w:type="dxa" w:w="4824"/>
+            <w:shd w:fill="EEF3F8" w:val="clear"/>
           </w:tcPr>
           <w:p>
             <w:r/>
@@ -664,7 +629,8 @@
               <w:rPr>
                 <w:rFonts w:ascii="Calibri" w:hAnsi="Calibri" w:eastAsia="Calibri"/>
                 <w:b w:val="0"/>
-                <w:sz w:val="22"/>
+                <w:i w:val="0"/>
+                <w:sz w:val="20"/>
               </w:rPr>
               <w:t xml:space="preserve">That condition is true for thruster slot </w:t>
             </w:r>
@@ -672,8 +638,9 @@
               <w:rPr>
                 <w:rFonts w:ascii="Consolas" w:hAnsi="Consolas" w:eastAsia="Consolas"/>
                 <w:b w:val="0"/>
-                <w:color w:val="C7254E"/>
-                <w:sz w:val="20"/>
+                <w:i w:val="0"/>
+                <w:color w:val="333333"/>
+                <w:sz w:val="18"/>
               </w:rPr>
               <w:t>i</w:t>
             </w:r>
@@ -683,7 +650,7 @@
       <w:tr>
         <w:tc>
           <w:tcPr>
-            <w:tcW w:type="dxa" w:w="4320"/>
+            <w:tcW w:type="dxa" w:w="4824"/>
           </w:tcPr>
           <w:p>
             <w:r/>
@@ -691,7 +658,8 @@
               <w:rPr>
                 <w:rFonts w:ascii="Calibri" w:hAnsi="Calibri" w:eastAsia="Calibri"/>
                 <w:b w:val="0"/>
-                <w:sz w:val="22"/>
+                <w:i w:val="0"/>
+                <w:sz w:val="20"/>
               </w:rPr>
               <w:t xml:space="preserve">Bit </w:t>
             </w:r>
@@ -699,16 +667,18 @@
               <w:rPr>
                 <w:rFonts w:ascii="Consolas" w:hAnsi="Consolas" w:eastAsia="Consolas"/>
                 <w:b w:val="0"/>
-                <w:color w:val="C7254E"/>
+                <w:i w:val="0"/>
+                <w:color w:val="333333"/>
+                <w:sz w:val="18"/>
+              </w:rPr>
+              <w:t>i</w:t>
+            </w:r>
+            <w:r>
+              <w:rPr>
+                <w:rFonts w:ascii="Calibri" w:hAnsi="Calibri" w:eastAsia="Calibri"/>
+                <w:b w:val="0"/>
+                <w:i w:val="0"/>
                 <w:sz w:val="20"/>
-              </w:rPr>
-              <w:t>i</w:t>
-            </w:r>
-            <w:r>
-              <w:rPr>
-                <w:rFonts w:ascii="Calibri" w:hAnsi="Calibri" w:eastAsia="Calibri"/>
-                <w:b w:val="0"/>
-                <w:sz w:val="22"/>
               </w:rPr>
               <w:t xml:space="preserve"> clear</w:t>
             </w:r>
@@ -716,7 +686,7 @@
         </w:tc>
         <w:tc>
           <w:tcPr>
-            <w:tcW w:type="dxa" w:w="4320"/>
+            <w:tcW w:type="dxa" w:w="4824"/>
           </w:tcPr>
           <w:p>
             <w:r/>
@@ -724,7 +694,8 @@
               <w:rPr>
                 <w:rFonts w:ascii="Calibri" w:hAnsi="Calibri" w:eastAsia="Calibri"/>
                 <w:b w:val="0"/>
-                <w:sz w:val="22"/>
+                <w:i w:val="0"/>
+                <w:sz w:val="20"/>
               </w:rPr>
               <w:t xml:space="preserve">That condition is false for thruster slot </w:t>
             </w:r>
@@ -732,8 +703,9 @@
               <w:rPr>
                 <w:rFonts w:ascii="Consolas" w:hAnsi="Consolas" w:eastAsia="Consolas"/>
                 <w:b w:val="0"/>
-                <w:color w:val="C7254E"/>
-                <w:sz w:val="20"/>
+                <w:i w:val="0"/>
+                <w:color w:val="333333"/>
+                <w:sz w:val="18"/>
               </w:rPr>
               <w:t>i</w:t>
             </w:r>
@@ -747,6 +719,7 @@
         <w:rPr>
           <w:rFonts w:ascii="Calibri" w:hAnsi="Calibri" w:eastAsia="Calibri"/>
           <w:b w:val="0"/>
+          <w:i w:val="0"/>
           <w:sz w:val="22"/>
         </w:rPr>
         <w:t xml:space="preserve">Example: if </w:t>
@@ -755,7 +728,8 @@
         <w:rPr>
           <w:rFonts w:ascii="Consolas" w:hAnsi="Consolas" w:eastAsia="Consolas"/>
           <w:b w:val="0"/>
-          <w:color w:val="C7254E"/>
+          <w:i w:val="0"/>
+          <w:color w:val="333333"/>
           <w:sz w:val="20"/>
         </w:rPr>
         <w:t>sThrusterRunning = 5</w:t>
@@ -764,6 +738,7 @@
         <w:rPr>
           <w:rFonts w:ascii="Calibri" w:hAnsi="Calibri" w:eastAsia="Calibri"/>
           <w:b w:val="0"/>
+          <w:i w:val="0"/>
           <w:sz w:val="22"/>
         </w:rPr>
         <w:t>, bits 0 and 2 are set → thrusters 0 and 2 are running.</w:t>
@@ -777,6 +752,7 @@
         <w:rPr>
           <w:rFonts w:ascii="Calibri" w:hAnsi="Calibri" w:eastAsia="Calibri"/>
           <w:b/>
+          <w:i w:val="0"/>
           <w:color w:val="1F4E79"/>
           <w:sz w:val="32"/>
         </w:rPr>
@@ -790,13 +766,13 @@
         <w:tblLook w:firstColumn="1" w:firstRow="1" w:lastColumn="0" w:lastRow="0" w:noHBand="0" w:noVBand="1" w:val="04A0"/>
       </w:tblPr>
       <w:tblGrid>
-        <w:gridCol w:w="4320"/>
-        <w:gridCol w:w="4320"/>
+        <w:gridCol w:w="4824"/>
+        <w:gridCol w:w="4824"/>
       </w:tblGrid>
       <w:tr>
         <w:tc>
           <w:tcPr>
-            <w:tcW w:type="dxa" w:w="4320"/>
+            <w:tcW w:type="dxa" w:w="4824"/>
             <w:shd w:fill="1F4E79" w:val="clear"/>
           </w:tcPr>
           <w:p>
@@ -805,8 +781,9 @@
               <w:rPr>
                 <w:rFonts w:ascii="Calibri" w:hAnsi="Calibri" w:eastAsia="Calibri"/>
                 <w:b/>
+                <w:i w:val="0"/>
                 <w:color w:val="FFFFFF"/>
-                <w:sz w:val="22"/>
+                <w:sz w:val="20"/>
               </w:rPr>
               <w:t>Dashboard area</w:t>
             </w:r>
@@ -814,7 +791,7 @@
         </w:tc>
         <w:tc>
           <w:tcPr>
-            <w:tcW w:type="dxa" w:w="4320"/>
+            <w:tcW w:type="dxa" w:w="4824"/>
             <w:shd w:fill="1F4E79" w:val="clear"/>
           </w:tcPr>
           <w:p>
@@ -823,8 +800,9 @@
               <w:rPr>
                 <w:rFonts w:ascii="Calibri" w:hAnsi="Calibri" w:eastAsia="Calibri"/>
                 <w:b/>
+                <w:i w:val="0"/>
                 <w:color w:val="FFFFFF"/>
-                <w:sz w:val="22"/>
+                <w:sz w:val="20"/>
               </w:rPr>
               <w:t>Start with these datapoints</w:t>
             </w:r>
@@ -834,7 +812,7 @@
       <w:tr>
         <w:tc>
           <w:tcPr>
-            <w:tcW w:type="dxa" w:w="4320"/>
+            <w:tcW w:type="dxa" w:w="4824"/>
           </w:tcPr>
           <w:p>
             <w:r/>
@@ -842,7 +820,8 @@
               <w:rPr>
                 <w:rFonts w:ascii="Calibri" w:hAnsi="Calibri" w:eastAsia="Calibri"/>
                 <w:b w:val="0"/>
-                <w:sz w:val="22"/>
+                <w:i w:val="0"/>
+                <w:sz w:val="20"/>
               </w:rPr>
               <w:t>Thruster overview</w:t>
             </w:r>
@@ -850,7 +829,7 @@
         </w:tc>
         <w:tc>
           <w:tcPr>
-            <w:tcW w:type="dxa" w:w="4320"/>
+            <w:tcW w:type="dxa" w:w="4824"/>
           </w:tcPr>
           <w:p>
             <w:r/>
@@ -858,16 +837,37 @@
               <w:rPr>
                 <w:rFonts w:ascii="Consolas" w:hAnsi="Consolas" w:eastAsia="Consolas"/>
                 <w:b w:val="0"/>
-                <w:color w:val="C7254E"/>
+                <w:i w:val="0"/>
+                <w:color w:val="333333"/>
+                <w:sz w:val="18"/>
+              </w:rPr>
+              <w:t>sThrusterType</w:t>
+            </w:r>
+            <w:r>
+              <w:rPr>
+                <w:rFonts w:ascii="Calibri" w:hAnsi="Calibri" w:eastAsia="Calibri"/>
+                <w:b w:val="0"/>
+                <w:i w:val="0"/>
                 <w:sz w:val="20"/>
               </w:rPr>
-              <w:t>sThrusterType</w:t>
+              <w:t xml:space="preserve">, </w:t>
+            </w:r>
+            <w:r>
+              <w:rPr>
+                <w:rFonts w:ascii="Consolas" w:hAnsi="Consolas" w:eastAsia="Consolas"/>
+                <w:b w:val="0"/>
+                <w:i w:val="0"/>
+                <w:color w:val="333333"/>
+                <w:sz w:val="18"/>
+              </w:rPr>
+              <w:t>sThrusterRunning</w:t>
             </w:r>
             <w:r>
               <w:rPr>
                 <w:rFonts w:ascii="Calibri" w:hAnsi="Calibri" w:eastAsia="Calibri"/>
                 <w:b w:val="0"/>
-                <w:sz w:val="22"/>
+                <w:i w:val="0"/>
+                <w:sz w:val="20"/>
               </w:rPr>
               <w:t xml:space="preserve">, </w:t>
             </w:r>
@@ -875,16 +875,37 @@
               <w:rPr>
                 <w:rFonts w:ascii="Consolas" w:hAnsi="Consolas" w:eastAsia="Consolas"/>
                 <w:b w:val="0"/>
-                <w:color w:val="C7254E"/>
+                <w:i w:val="0"/>
+                <w:color w:val="333333"/>
+                <w:sz w:val="18"/>
+              </w:rPr>
+              <w:t>sThrusterReady</w:t>
+            </w:r>
+            <w:r>
+              <w:rPr>
+                <w:rFonts w:ascii="Calibri" w:hAnsi="Calibri" w:eastAsia="Calibri"/>
+                <w:b w:val="0"/>
+                <w:i w:val="0"/>
                 <w:sz w:val="20"/>
               </w:rPr>
-              <w:t>sThrusterRunning</w:t>
+              <w:t xml:space="preserve">, </w:t>
+            </w:r>
+            <w:r>
+              <w:rPr>
+                <w:rFonts w:ascii="Consolas" w:hAnsi="Consolas" w:eastAsia="Consolas"/>
+                <w:b w:val="0"/>
+                <w:i w:val="0"/>
+                <w:color w:val="333333"/>
+                <w:sz w:val="18"/>
+              </w:rPr>
+              <w:t>sThrusterFault</w:t>
             </w:r>
             <w:r>
               <w:rPr>
                 <w:rFonts w:ascii="Calibri" w:hAnsi="Calibri" w:eastAsia="Calibri"/>
                 <w:b w:val="0"/>
-                <w:sz w:val="22"/>
+                <w:i w:val="0"/>
+                <w:sz w:val="20"/>
               </w:rPr>
               <w:t xml:space="preserve">, </w:t>
             </w:r>
@@ -892,42 +913,9 @@
               <w:rPr>
                 <w:rFonts w:ascii="Consolas" w:hAnsi="Consolas" w:eastAsia="Consolas"/>
                 <w:b w:val="0"/>
-                <w:color w:val="C7254E"/>
-                <w:sz w:val="20"/>
-              </w:rPr>
-              <w:t>sThrusterReady</w:t>
-            </w:r>
-            <w:r>
-              <w:rPr>
-                <w:rFonts w:ascii="Calibri" w:hAnsi="Calibri" w:eastAsia="Calibri"/>
-                <w:b w:val="0"/>
-                <w:sz w:val="22"/>
-              </w:rPr>
-              <w:t xml:space="preserve">, </w:t>
-            </w:r>
-            <w:r>
-              <w:rPr>
-                <w:rFonts w:ascii="Consolas" w:hAnsi="Consolas" w:eastAsia="Consolas"/>
-                <w:b w:val="0"/>
-                <w:color w:val="C7254E"/>
-                <w:sz w:val="20"/>
-              </w:rPr>
-              <w:t>sThrusterFault</w:t>
-            </w:r>
-            <w:r>
-              <w:rPr>
-                <w:rFonts w:ascii="Calibri" w:hAnsi="Calibri" w:eastAsia="Calibri"/>
-                <w:b w:val="0"/>
-                <w:sz w:val="22"/>
-              </w:rPr>
-              <w:t xml:space="preserve">, </w:t>
-            </w:r>
-            <w:r>
-              <w:rPr>
-                <w:rFonts w:ascii="Consolas" w:hAnsi="Consolas" w:eastAsia="Consolas"/>
-                <w:b w:val="0"/>
-                <w:color w:val="C7254E"/>
-                <w:sz w:val="20"/>
+                <w:i w:val="0"/>
+                <w:color w:val="333333"/>
+                <w:sz w:val="18"/>
               </w:rPr>
               <w:t>sActiveCmdOwner</w:t>
             </w:r>
@@ -937,7 +925,8 @@
       <w:tr>
         <w:tc>
           <w:tcPr>
-            <w:tcW w:type="dxa" w:w="4320"/>
+            <w:tcW w:type="dxa" w:w="4824"/>
+            <w:shd w:fill="EEF3F8" w:val="clear"/>
           </w:tcPr>
           <w:p>
             <w:r/>
@@ -945,7 +934,8 @@
               <w:rPr>
                 <w:rFonts w:ascii="Calibri" w:hAnsi="Calibri" w:eastAsia="Calibri"/>
                 <w:b w:val="0"/>
-                <w:sz w:val="22"/>
+                <w:i w:val="0"/>
+                <w:sz w:val="20"/>
               </w:rPr>
               <w:t>Who is in command</w:t>
             </w:r>
@@ -953,7 +943,8 @@
         </w:tc>
         <w:tc>
           <w:tcPr>
-            <w:tcW w:type="dxa" w:w="4320"/>
+            <w:tcW w:type="dxa" w:w="4824"/>
+            <w:shd w:fill="EEF3F8" w:val="clear"/>
           </w:tcPr>
           <w:p>
             <w:r/>
@@ -961,16 +952,37 @@
               <w:rPr>
                 <w:rFonts w:ascii="Consolas" w:hAnsi="Consolas" w:eastAsia="Consolas"/>
                 <w:b w:val="0"/>
-                <w:color w:val="C7254E"/>
+                <w:i w:val="0"/>
+                <w:color w:val="333333"/>
+                <w:sz w:val="18"/>
+              </w:rPr>
+              <w:t>sActiveCmdOwner</w:t>
+            </w:r>
+            <w:r>
+              <w:rPr>
+                <w:rFonts w:ascii="Calibri" w:hAnsi="Calibri" w:eastAsia="Calibri"/>
+                <w:b w:val="0"/>
+                <w:i w:val="0"/>
                 <w:sz w:val="20"/>
               </w:rPr>
-              <w:t>sActiveCmdOwner</w:t>
+              <w:t xml:space="preserve">, </w:t>
+            </w:r>
+            <w:r>
+              <w:rPr>
+                <w:rFonts w:ascii="Consolas" w:hAnsi="Consolas" w:eastAsia="Consolas"/>
+                <w:b w:val="0"/>
+                <w:i w:val="0"/>
+                <w:color w:val="333333"/>
+                <w:sz w:val="18"/>
+              </w:rPr>
+              <w:t>sActiveCommandStand</w:t>
             </w:r>
             <w:r>
               <w:rPr>
                 <w:rFonts w:ascii="Calibri" w:hAnsi="Calibri" w:eastAsia="Calibri"/>
                 <w:b w:val="0"/>
-                <w:sz w:val="22"/>
+                <w:i w:val="0"/>
+                <w:sz w:val="20"/>
               </w:rPr>
               <w:t xml:space="preserve">, </w:t>
             </w:r>
@@ -978,16 +990,37 @@
               <w:rPr>
                 <w:rFonts w:ascii="Consolas" w:hAnsi="Consolas" w:eastAsia="Consolas"/>
                 <w:b w:val="0"/>
-                <w:color w:val="C7254E"/>
+                <w:i w:val="0"/>
+                <w:color w:val="333333"/>
+                <w:sz w:val="18"/>
+              </w:rPr>
+              <w:t>sAcceptDP</w:t>
+            </w:r>
+            <w:r>
+              <w:rPr>
+                <w:rFonts w:ascii="Calibri" w:hAnsi="Calibri" w:eastAsia="Calibri"/>
+                <w:b w:val="0"/>
+                <w:i w:val="0"/>
                 <w:sz w:val="20"/>
               </w:rPr>
-              <w:t>sActiveCommandStand</w:t>
+              <w:t xml:space="preserve">, </w:t>
+            </w:r>
+            <w:r>
+              <w:rPr>
+                <w:rFonts w:ascii="Consolas" w:hAnsi="Consolas" w:eastAsia="Consolas"/>
+                <w:b w:val="0"/>
+                <w:i w:val="0"/>
+                <w:color w:val="333333"/>
+                <w:sz w:val="18"/>
+              </w:rPr>
+              <w:t>sAcceptAutopilot</w:t>
             </w:r>
             <w:r>
               <w:rPr>
                 <w:rFonts w:ascii="Calibri" w:hAnsi="Calibri" w:eastAsia="Calibri"/>
                 <w:b w:val="0"/>
-                <w:sz w:val="22"/>
+                <w:i w:val="0"/>
+                <w:sz w:val="20"/>
               </w:rPr>
               <w:t xml:space="preserve">, </w:t>
             </w:r>
@@ -995,42 +1028,9 @@
               <w:rPr>
                 <w:rFonts w:ascii="Consolas" w:hAnsi="Consolas" w:eastAsia="Consolas"/>
                 <w:b w:val="0"/>
-                <w:color w:val="C7254E"/>
-                <w:sz w:val="20"/>
-              </w:rPr>
-              <w:t>sAcceptDP</w:t>
-            </w:r>
-            <w:r>
-              <w:rPr>
-                <w:rFonts w:ascii="Calibri" w:hAnsi="Calibri" w:eastAsia="Calibri"/>
-                <w:b w:val="0"/>
-                <w:sz w:val="22"/>
-              </w:rPr>
-              <w:t xml:space="preserve">, </w:t>
-            </w:r>
-            <w:r>
-              <w:rPr>
-                <w:rFonts w:ascii="Consolas" w:hAnsi="Consolas" w:eastAsia="Consolas"/>
-                <w:b w:val="0"/>
-                <w:color w:val="C7254E"/>
-                <w:sz w:val="20"/>
-              </w:rPr>
-              <w:t>sAcceptAutopilot</w:t>
-            </w:r>
-            <w:r>
-              <w:rPr>
-                <w:rFonts w:ascii="Calibri" w:hAnsi="Calibri" w:eastAsia="Calibri"/>
-                <w:b w:val="0"/>
-                <w:sz w:val="22"/>
-              </w:rPr>
-              <w:t xml:space="preserve">, </w:t>
-            </w:r>
-            <w:r>
-              <w:rPr>
-                <w:rFonts w:ascii="Consolas" w:hAnsi="Consolas" w:eastAsia="Consolas"/>
-                <w:b w:val="0"/>
-                <w:color w:val="C7254E"/>
-                <w:sz w:val="20"/>
+                <w:i w:val="0"/>
+                <w:color w:val="333333"/>
+                <w:sz w:val="18"/>
               </w:rPr>
               <w:t>sBackupModeActive</w:t>
             </w:r>
@@ -1040,7 +1040,7 @@
       <w:tr>
         <w:tc>
           <w:tcPr>
-            <w:tcW w:type="dxa" w:w="4320"/>
+            <w:tcW w:type="dxa" w:w="4824"/>
           </w:tcPr>
           <w:p>
             <w:r/>
@@ -1048,7 +1048,8 @@
               <w:rPr>
                 <w:rFonts w:ascii="Calibri" w:hAnsi="Calibri" w:eastAsia="Calibri"/>
                 <w:b w:val="0"/>
-                <w:sz w:val="22"/>
+                <w:i w:val="0"/>
+                <w:sz w:val="20"/>
               </w:rPr>
               <w:t>Demand vs feedback</w:t>
             </w:r>
@@ -1056,7 +1057,7 @@
         </w:tc>
         <w:tc>
           <w:tcPr>
-            <w:tcW w:type="dxa" w:w="4320"/>
+            <w:tcW w:type="dxa" w:w="4824"/>
           </w:tcPr>
           <w:p>
             <w:r/>
@@ -1064,7 +1065,8 @@
               <w:rPr>
                 <w:rFonts w:ascii="Calibri" w:hAnsi="Calibri" w:eastAsia="Calibri"/>
                 <w:b w:val="0"/>
-                <w:sz w:val="22"/>
+                <w:i w:val="0"/>
+                <w:sz w:val="20"/>
               </w:rPr>
               <w:t>speed / pitch / angle / thrust reference + feedback pairs</w:t>
             </w:r>
@@ -1074,7 +1076,8 @@
       <w:tr>
         <w:tc>
           <w:tcPr>
-            <w:tcW w:type="dxa" w:w="4320"/>
+            <w:tcW w:type="dxa" w:w="4824"/>
+            <w:shd w:fill="EEF3F8" w:val="clear"/>
           </w:tcPr>
           <w:p>
             <w:r/>
@@ -1082,7 +1085,8 @@
               <w:rPr>
                 <w:rFonts w:ascii="Calibri" w:hAnsi="Calibri" w:eastAsia="Calibri"/>
                 <w:b w:val="0"/>
-                <w:sz w:val="22"/>
+                <w:i w:val="0"/>
+                <w:sz w:val="20"/>
               </w:rPr>
               <w:t>Power</w:t>
             </w:r>
@@ -1090,7 +1094,8 @@
         </w:tc>
         <w:tc>
           <w:tcPr>
-            <w:tcW w:type="dxa" w:w="4320"/>
+            <w:tcW w:type="dxa" w:w="4824"/>
+            <w:shd w:fill="EEF3F8" w:val="clear"/>
           </w:tcPr>
           <w:p>
             <w:r/>
@@ -1098,16 +1103,37 @@
               <w:rPr>
                 <w:rFonts w:ascii="Consolas" w:hAnsi="Consolas" w:eastAsia="Consolas"/>
                 <w:b w:val="0"/>
-                <w:color w:val="C7254E"/>
+                <w:i w:val="0"/>
+                <w:color w:val="333333"/>
+                <w:sz w:val="18"/>
+              </w:rPr>
+              <w:t>dThrusterLoad</w:t>
+            </w:r>
+            <w:r>
+              <w:rPr>
+                <w:rFonts w:ascii="Calibri" w:hAnsi="Calibri" w:eastAsia="Calibri"/>
+                <w:b w:val="0"/>
+                <w:i w:val="0"/>
                 <w:sz w:val="20"/>
               </w:rPr>
-              <w:t>dThrusterLoad</w:t>
+              <w:t xml:space="preserve">, </w:t>
+            </w:r>
+            <w:r>
+              <w:rPr>
+                <w:rFonts w:ascii="Consolas" w:hAnsi="Consolas" w:eastAsia="Consolas"/>
+                <w:b w:val="0"/>
+                <w:i w:val="0"/>
+                <w:color w:val="333333"/>
+                <w:sz w:val="18"/>
+              </w:rPr>
+              <w:t>sPowerReduced</w:t>
             </w:r>
             <w:r>
               <w:rPr>
                 <w:rFonts w:ascii="Calibri" w:hAnsi="Calibri" w:eastAsia="Calibri"/>
                 <w:b w:val="0"/>
-                <w:sz w:val="22"/>
+                <w:i w:val="0"/>
+                <w:sz w:val="20"/>
               </w:rPr>
               <w:t xml:space="preserve">, </w:t>
             </w:r>
@@ -1115,25 +1141,9 @@
               <w:rPr>
                 <w:rFonts w:ascii="Consolas" w:hAnsi="Consolas" w:eastAsia="Consolas"/>
                 <w:b w:val="0"/>
-                <w:color w:val="C7254E"/>
-                <w:sz w:val="20"/>
-              </w:rPr>
-              <w:t>sPowerReduced</w:t>
-            </w:r>
-            <w:r>
-              <w:rPr>
-                <w:rFonts w:ascii="Calibri" w:hAnsi="Calibri" w:eastAsia="Calibri"/>
-                <w:b w:val="0"/>
-                <w:sz w:val="22"/>
-              </w:rPr>
-              <w:t xml:space="preserve">, </w:t>
-            </w:r>
-            <w:r>
-              <w:rPr>
-                <w:rFonts w:ascii="Consolas" w:hAnsi="Consolas" w:eastAsia="Consolas"/>
-                <w:b w:val="0"/>
-                <w:color w:val="C7254E"/>
-                <w:sz w:val="20"/>
+                <w:i w:val="0"/>
+                <w:color w:val="333333"/>
+                <w:sz w:val="18"/>
               </w:rPr>
               <w:t>sClutchEngaged</w:t>
             </w:r>
@@ -1143,7 +1153,7 @@
       <w:tr>
         <w:tc>
           <w:tcPr>
-            <w:tcW w:type="dxa" w:w="4320"/>
+            <w:tcW w:type="dxa" w:w="4824"/>
           </w:tcPr>
           <w:p>
             <w:r/>
@@ -1151,7 +1161,8 @@
               <w:rPr>
                 <w:rFonts w:ascii="Calibri" w:hAnsi="Calibri" w:eastAsia="Calibri"/>
                 <w:b w:val="0"/>
-                <w:sz w:val="22"/>
+                <w:i w:val="0"/>
+                <w:sz w:val="20"/>
               </w:rPr>
               <w:t>Auxiliaries</w:t>
             </w:r>
@@ -1159,7 +1170,7 @@
         </w:tc>
         <w:tc>
           <w:tcPr>
-            <w:tcW w:type="dxa" w:w="4320"/>
+            <w:tcW w:type="dxa" w:w="4824"/>
           </w:tcPr>
           <w:p>
             <w:r/>
@@ -1167,7 +1178,8 @@
               <w:rPr>
                 <w:rFonts w:ascii="Calibri" w:hAnsi="Calibri" w:eastAsia="Calibri"/>
                 <w:b w:val="0"/>
-                <w:sz w:val="22"/>
+                <w:i w:val="0"/>
+                <w:sz w:val="20"/>
               </w:rPr>
               <w:t>hydraulic pumps, lift-cylinder locks</w:t>
             </w:r>
@@ -1177,7 +1189,8 @@
       <w:tr>
         <w:tc>
           <w:tcPr>
-            <w:tcW w:type="dxa" w:w="4320"/>
+            <w:tcW w:type="dxa" w:w="4824"/>
+            <w:shd w:fill="EEF3F8" w:val="clear"/>
           </w:tcPr>
           <w:p>
             <w:r/>
@@ -1185,7 +1198,8 @@
               <w:rPr>
                 <w:rFonts w:ascii="Calibri" w:hAnsi="Calibri" w:eastAsia="Calibri"/>
                 <w:b w:val="0"/>
-                <w:sz w:val="22"/>
+                <w:i w:val="0"/>
+                <w:sz w:val="20"/>
               </w:rPr>
               <w:t>Control mode</w:t>
             </w:r>
@@ -1193,7 +1207,8 @@
         </w:tc>
         <w:tc>
           <w:tcPr>
-            <w:tcW w:type="dxa" w:w="4320"/>
+            <w:tcW w:type="dxa" w:w="4824"/>
+            <w:shd w:fill="EEF3F8" w:val="clear"/>
           </w:tcPr>
           <w:p>
             <w:r/>
@@ -1201,25 +1216,28 @@
               <w:rPr>
                 <w:rFonts w:ascii="Consolas" w:hAnsi="Consolas" w:eastAsia="Consolas"/>
                 <w:b w:val="0"/>
-                <w:color w:val="C7254E"/>
+                <w:i w:val="0"/>
+                <w:color w:val="333333"/>
+                <w:sz w:val="18"/>
+              </w:rPr>
+              <w:t>sDriveProgram</w:t>
+            </w:r>
+            <w:r>
+              <w:rPr>
+                <w:rFonts w:ascii="Calibri" w:hAnsi="Calibri" w:eastAsia="Calibri"/>
+                <w:b w:val="0"/>
+                <w:i w:val="0"/>
                 <w:sz w:val="20"/>
               </w:rPr>
-              <w:t>sDriveProgram</w:t>
-            </w:r>
-            <w:r>
-              <w:rPr>
-                <w:rFonts w:ascii="Calibri" w:hAnsi="Calibri" w:eastAsia="Calibri"/>
-                <w:b w:val="0"/>
-                <w:sz w:val="22"/>
-              </w:rPr>
               <w:t xml:space="preserve">, </w:t>
             </w:r>
             <w:r>
               <w:rPr>
                 <w:rFonts w:ascii="Consolas" w:hAnsi="Consolas" w:eastAsia="Consolas"/>
                 <w:b w:val="0"/>
-                <w:color w:val="C7254E"/>
-                <w:sz w:val="20"/>
+                <w:i w:val="0"/>
+                <w:color w:val="333333"/>
+                <w:sz w:val="18"/>
               </w:rPr>
               <w:t>sThrusterControlMode</w:t>
             </w:r>
@@ -1229,7 +1247,7 @@
       <w:tr>
         <w:tc>
           <w:tcPr>
-            <w:tcW w:type="dxa" w:w="4320"/>
+            <w:tcW w:type="dxa" w:w="4824"/>
           </w:tcPr>
           <w:p>
             <w:r/>
@@ -1237,7 +1255,8 @@
               <w:rPr>
                 <w:rFonts w:ascii="Calibri" w:hAnsi="Calibri" w:eastAsia="Calibri"/>
                 <w:b w:val="0"/>
-                <w:sz w:val="22"/>
+                <w:i w:val="0"/>
+                <w:sz w:val="20"/>
               </w:rPr>
               <w:t>Redundancy</w:t>
             </w:r>
@@ -1245,7 +1264,7 @@
         </w:tc>
         <w:tc>
           <w:tcPr>
-            <w:tcW w:type="dxa" w:w="4320"/>
+            <w:tcW w:type="dxa" w:w="4824"/>
           </w:tcPr>
           <w:p>
             <w:r/>
@@ -1253,25 +1272,28 @@
               <w:rPr>
                 <w:rFonts w:ascii="Consolas" w:hAnsi="Consolas" w:eastAsia="Consolas"/>
                 <w:b w:val="0"/>
-                <w:color w:val="C7254E"/>
+                <w:i w:val="0"/>
+                <w:color w:val="333333"/>
+                <w:sz w:val="18"/>
+              </w:rPr>
+              <w:t>sTCVoteStatus</w:t>
+            </w:r>
+            <w:r>
+              <w:rPr>
+                <w:rFonts w:ascii="Calibri" w:hAnsi="Calibri" w:eastAsia="Calibri"/>
+                <w:b w:val="0"/>
+                <w:i w:val="0"/>
                 <w:sz w:val="20"/>
               </w:rPr>
-              <w:t>sTCVoteStatus</w:t>
-            </w:r>
-            <w:r>
-              <w:rPr>
-                <w:rFonts w:ascii="Calibri" w:hAnsi="Calibri" w:eastAsia="Calibri"/>
-                <w:b w:val="0"/>
-                <w:sz w:val="22"/>
-              </w:rPr>
               <w:t xml:space="preserve">, </w:t>
             </w:r>
             <w:r>
               <w:rPr>
                 <w:rFonts w:ascii="Consolas" w:hAnsi="Consolas" w:eastAsia="Consolas"/>
                 <w:b w:val="0"/>
-                <w:color w:val="C7254E"/>
-                <w:sz w:val="20"/>
+                <w:i w:val="0"/>
+                <w:color w:val="333333"/>
+                <w:sz w:val="18"/>
               </w:rPr>
               <w:t>sCCPrefCC</w:t>
             </w:r>
@@ -1281,7 +1303,8 @@
       <w:tr>
         <w:tc>
           <w:tcPr>
-            <w:tcW w:type="dxa" w:w="4320"/>
+            <w:tcW w:type="dxa" w:w="4824"/>
+            <w:shd w:fill="EEF3F8" w:val="clear"/>
           </w:tcPr>
           <w:p>
             <w:r/>
@@ -1289,7 +1312,8 @@
               <w:rPr>
                 <w:rFonts w:ascii="Calibri" w:hAnsi="Calibri" w:eastAsia="Calibri"/>
                 <w:b w:val="0"/>
-                <w:sz w:val="22"/>
+                <w:i w:val="0"/>
+                <w:sz w:val="20"/>
               </w:rPr>
               <w:t>Network health</w:t>
             </w:r>
@@ -1297,7 +1321,8 @@
         </w:tc>
         <w:tc>
           <w:tcPr>
-            <w:tcW w:type="dxa" w:w="4320"/>
+            <w:tcW w:type="dxa" w:w="4824"/>
+            <w:shd w:fill="EEF3F8" w:val="clear"/>
           </w:tcPr>
           <w:p>
             <w:r/>
@@ -1305,16 +1330,37 @@
               <w:rPr>
                 <w:rFonts w:ascii="Consolas" w:hAnsi="Consolas" w:eastAsia="Consolas"/>
                 <w:b w:val="0"/>
-                <w:color w:val="C7254E"/>
+                <w:i w:val="0"/>
+                <w:color w:val="333333"/>
+                <w:sz w:val="18"/>
+              </w:rPr>
+              <w:t>lOSstatus</w:t>
+            </w:r>
+            <w:r>
+              <w:rPr>
+                <w:rFonts w:ascii="Calibri" w:hAnsi="Calibri" w:eastAsia="Calibri"/>
+                <w:b w:val="0"/>
+                <w:i w:val="0"/>
                 <w:sz w:val="20"/>
               </w:rPr>
-              <w:t>lOSstatus</w:t>
+              <w:t xml:space="preserve">, </w:t>
+            </w:r>
+            <w:r>
+              <w:rPr>
+                <w:rFonts w:ascii="Consolas" w:hAnsi="Consolas" w:eastAsia="Consolas"/>
+                <w:b w:val="0"/>
+                <w:i w:val="0"/>
+                <w:color w:val="333333"/>
+                <w:sz w:val="18"/>
+              </w:rPr>
+              <w:t>sCCstatus</w:t>
             </w:r>
             <w:r>
               <w:rPr>
                 <w:rFonts w:ascii="Calibri" w:hAnsi="Calibri" w:eastAsia="Calibri"/>
                 <w:b w:val="0"/>
-                <w:sz w:val="22"/>
+                <w:i w:val="0"/>
+                <w:sz w:val="20"/>
               </w:rPr>
               <w:t xml:space="preserve">, </w:t>
             </w:r>
@@ -1322,16 +1368,37 @@
               <w:rPr>
                 <w:rFonts w:ascii="Consolas" w:hAnsi="Consolas" w:eastAsia="Consolas"/>
                 <w:b w:val="0"/>
-                <w:color w:val="C7254E"/>
+                <w:i w:val="0"/>
+                <w:color w:val="333333"/>
+                <w:sz w:val="18"/>
+              </w:rPr>
+              <w:t>lTCstatus</w:t>
+            </w:r>
+            <w:r>
+              <w:rPr>
+                <w:rFonts w:ascii="Calibri" w:hAnsi="Calibri" w:eastAsia="Calibri"/>
+                <w:b w:val="0"/>
+                <w:i w:val="0"/>
                 <w:sz w:val="20"/>
               </w:rPr>
-              <w:t>sCCstatus</w:t>
+              <w:t xml:space="preserve">, </w:t>
+            </w:r>
+            <w:r>
+              <w:rPr>
+                <w:rFonts w:ascii="Consolas" w:hAnsi="Consolas" w:eastAsia="Consolas"/>
+                <w:b w:val="0"/>
+                <w:i w:val="0"/>
+                <w:color w:val="333333"/>
+                <w:sz w:val="18"/>
+              </w:rPr>
+              <w:t>lLCstatus</w:t>
             </w:r>
             <w:r>
               <w:rPr>
                 <w:rFonts w:ascii="Calibri" w:hAnsi="Calibri" w:eastAsia="Calibri"/>
                 <w:b w:val="0"/>
-                <w:sz w:val="22"/>
+                <w:i w:val="0"/>
+                <w:sz w:val="20"/>
               </w:rPr>
               <w:t xml:space="preserve">, </w:t>
             </w:r>
@@ -1339,42 +1406,9 @@
               <w:rPr>
                 <w:rFonts w:ascii="Consolas" w:hAnsi="Consolas" w:eastAsia="Consolas"/>
                 <w:b w:val="0"/>
-                <w:color w:val="C7254E"/>
-                <w:sz w:val="20"/>
-              </w:rPr>
-              <w:t>lTCstatus</w:t>
-            </w:r>
-            <w:r>
-              <w:rPr>
-                <w:rFonts w:ascii="Calibri" w:hAnsi="Calibri" w:eastAsia="Calibri"/>
-                <w:b w:val="0"/>
-                <w:sz w:val="22"/>
-              </w:rPr>
-              <w:t xml:space="preserve">, </w:t>
-            </w:r>
-            <w:r>
-              <w:rPr>
-                <w:rFonts w:ascii="Consolas" w:hAnsi="Consolas" w:eastAsia="Consolas"/>
-                <w:b w:val="0"/>
-                <w:color w:val="C7254E"/>
-                <w:sz w:val="20"/>
-              </w:rPr>
-              <w:t>lLCstatus</w:t>
-            </w:r>
-            <w:r>
-              <w:rPr>
-                <w:rFonts w:ascii="Calibri" w:hAnsi="Calibri" w:eastAsia="Calibri"/>
-                <w:b w:val="0"/>
-                <w:sz w:val="22"/>
-              </w:rPr>
-              <w:t xml:space="preserve">, </w:t>
-            </w:r>
-            <w:r>
-              <w:rPr>
-                <w:rFonts w:ascii="Consolas" w:hAnsi="Consolas" w:eastAsia="Consolas"/>
-                <w:b w:val="0"/>
-                <w:color w:val="C7254E"/>
-                <w:sz w:val="20"/>
+                <w:i w:val="0"/>
+                <w:color w:val="333333"/>
+                <w:sz w:val="18"/>
               </w:rPr>
               <w:t>lTHRDEVstatus</w:t>
             </w:r>
@@ -1384,7 +1418,7 @@
       <w:tr>
         <w:tc>
           <w:tcPr>
-            <w:tcW w:type="dxa" w:w="4320"/>
+            <w:tcW w:type="dxa" w:w="4824"/>
           </w:tcPr>
           <w:p>
             <w:r/>
@@ -1392,7 +1426,8 @@
               <w:rPr>
                 <w:rFonts w:ascii="Calibri" w:hAnsi="Calibri" w:eastAsia="Calibri"/>
                 <w:b w:val="0"/>
-                <w:sz w:val="22"/>
+                <w:i w:val="0"/>
+                <w:sz w:val="20"/>
               </w:rPr>
               <w:t>Software versions</w:t>
             </w:r>
@@ -1400,7 +1435,7 @@
         </w:tc>
         <w:tc>
           <w:tcPr>
-            <w:tcW w:type="dxa" w:w="4320"/>
+            <w:tcW w:type="dxa" w:w="4824"/>
           </w:tcPr>
           <w:p>
             <w:r/>
@@ -1408,25 +1443,28 @@
               <w:rPr>
                 <w:rFonts w:ascii="Consolas" w:hAnsi="Consolas" w:eastAsia="Consolas"/>
                 <w:b w:val="0"/>
-                <w:color w:val="C7254E"/>
+                <w:i w:val="0"/>
+                <w:color w:val="333333"/>
+                <w:sz w:val="18"/>
+              </w:rPr>
+              <w:t>szOSFilesVersion</w:t>
+            </w:r>
+            <w:r>
+              <w:rPr>
+                <w:rFonts w:ascii="Calibri" w:hAnsi="Calibri" w:eastAsia="Calibri"/>
+                <w:b w:val="0"/>
+                <w:i w:val="0"/>
                 <w:sz w:val="20"/>
               </w:rPr>
-              <w:t>szOSFilesVersion</w:t>
-            </w:r>
-            <w:r>
-              <w:rPr>
-                <w:rFonts w:ascii="Calibri" w:hAnsi="Calibri" w:eastAsia="Calibri"/>
-                <w:b w:val="0"/>
-                <w:sz w:val="22"/>
-              </w:rPr>
               <w:t xml:space="preserve">, </w:t>
             </w:r>
             <w:r>
               <w:rPr>
                 <w:rFonts w:ascii="Consolas" w:hAnsi="Consolas" w:eastAsia="Consolas"/>
                 <w:b w:val="0"/>
-                <w:color w:val="C7254E"/>
-                <w:sz w:val="20"/>
+                <w:i w:val="0"/>
+                <w:color w:val="333333"/>
+                <w:sz w:val="18"/>
               </w:rPr>
               <w:t>szCCFilesVersion</w:t>
             </w:r>
@@ -1436,7 +1474,8 @@
       <w:tr>
         <w:tc>
           <w:tcPr>
-            <w:tcW w:type="dxa" w:w="4320"/>
+            <w:tcW w:type="dxa" w:w="4824"/>
+            <w:shd w:fill="EEF3F8" w:val="clear"/>
           </w:tcPr>
           <w:p>
             <w:r/>
@@ -1444,7 +1483,8 @@
               <w:rPr>
                 <w:rFonts w:ascii="Calibri" w:hAnsi="Calibri" w:eastAsia="Calibri"/>
                 <w:b w:val="0"/>
-                <w:sz w:val="22"/>
+                <w:i w:val="0"/>
+                <w:sz w:val="20"/>
               </w:rPr>
               <w:t>Vessel-specific extras</w:t>
             </w:r>
@@ -1452,7 +1492,8 @@
         </w:tc>
         <w:tc>
           <w:tcPr>
-            <w:tcW w:type="dxa" w:w="4320"/>
+            <w:tcW w:type="dxa" w:w="4824"/>
+            <w:shd w:fill="EEF3F8" w:val="clear"/>
           </w:tcPr>
           <w:p>
             <w:r/>
@@ -1460,16 +1501,37 @@
               <w:rPr>
                 <w:rFonts w:ascii="Consolas" w:hAnsi="Consolas" w:eastAsia="Consolas"/>
                 <w:b w:val="0"/>
-                <w:color w:val="C7254E"/>
+                <w:i w:val="0"/>
+                <w:color w:val="333333"/>
+                <w:sz w:val="18"/>
+              </w:rPr>
+              <w:t>lIndicators</w:t>
+            </w:r>
+            <w:r>
+              <w:rPr>
+                <w:rFonts w:ascii="Calibri" w:hAnsi="Calibri" w:eastAsia="Calibri"/>
+                <w:b w:val="0"/>
+                <w:i w:val="0"/>
                 <w:sz w:val="20"/>
               </w:rPr>
-              <w:t>lIndicators</w:t>
+              <w:t xml:space="preserve">, </w:t>
+            </w:r>
+            <w:r>
+              <w:rPr>
+                <w:rFonts w:ascii="Consolas" w:hAnsi="Consolas" w:eastAsia="Consolas"/>
+                <w:b w:val="0"/>
+                <w:i w:val="0"/>
+                <w:color w:val="333333"/>
+                <w:sz w:val="18"/>
+              </w:rPr>
+              <w:t>sButtonInd</w:t>
             </w:r>
             <w:r>
               <w:rPr>
                 <w:rFonts w:ascii="Calibri" w:hAnsi="Calibri" w:eastAsia="Calibri"/>
                 <w:b w:val="0"/>
-                <w:sz w:val="22"/>
+                <w:i w:val="0"/>
+                <w:sz w:val="20"/>
               </w:rPr>
               <w:t xml:space="preserve">, </w:t>
             </w:r>
@@ -1477,67 +1539,56 @@
               <w:rPr>
                 <w:rFonts w:ascii="Consolas" w:hAnsi="Consolas" w:eastAsia="Consolas"/>
                 <w:b w:val="0"/>
-                <w:color w:val="C7254E"/>
+                <w:i w:val="0"/>
+                <w:color w:val="333333"/>
+                <w:sz w:val="18"/>
+              </w:rPr>
+              <w:t>sButtonDisable</w:t>
+            </w:r>
+            <w:r>
+              <w:rPr>
+                <w:rFonts w:ascii="Calibri" w:hAnsi="Calibri" w:eastAsia="Calibri"/>
+                <w:b w:val="0"/>
+                <w:i w:val="0"/>
                 <w:sz w:val="20"/>
               </w:rPr>
-              <w:t>sButtonInd</w:t>
+              <w:t xml:space="preserve">, </w:t>
+            </w:r>
+            <w:r>
+              <w:rPr>
+                <w:rFonts w:ascii="Consolas" w:hAnsi="Consolas" w:eastAsia="Consolas"/>
+                <w:b w:val="0"/>
+                <w:i w:val="0"/>
+                <w:color w:val="333333"/>
+                <w:sz w:val="18"/>
+              </w:rPr>
+              <w:t>dAnalogIndValue</w:t>
             </w:r>
             <w:r>
               <w:rPr>
                 <w:rFonts w:ascii="Calibri" w:hAnsi="Calibri" w:eastAsia="Calibri"/>
                 <w:b w:val="0"/>
-                <w:sz w:val="22"/>
-              </w:rPr>
-              <w:t xml:space="preserve">, </w:t>
+                <w:i w:val="0"/>
+                <w:sz w:val="20"/>
+              </w:rPr>
+              <w:t xml:space="preserve"> (need vessel </w:t>
             </w:r>
             <w:r>
               <w:rPr>
                 <w:rFonts w:ascii="Consolas" w:hAnsi="Consolas" w:eastAsia="Consolas"/>
                 <w:b w:val="0"/>
-                <w:color w:val="C7254E"/>
+                <w:i w:val="0"/>
+                <w:color w:val="333333"/>
+                <w:sz w:val="18"/>
+              </w:rPr>
+              <w:t>TCSView.ini</w:t>
+            </w:r>
+            <w:r>
+              <w:rPr>
+                <w:rFonts w:ascii="Calibri" w:hAnsi="Calibri" w:eastAsia="Calibri"/>
+                <w:b w:val="0"/>
+                <w:i w:val="0"/>
                 <w:sz w:val="20"/>
-              </w:rPr>
-              <w:t>sButtonDisable</w:t>
-            </w:r>
-            <w:r>
-              <w:rPr>
-                <w:rFonts w:ascii="Calibri" w:hAnsi="Calibri" w:eastAsia="Calibri"/>
-                <w:b w:val="0"/>
-                <w:sz w:val="22"/>
-              </w:rPr>
-              <w:t xml:space="preserve">, </w:t>
-            </w:r>
-            <w:r>
-              <w:rPr>
-                <w:rFonts w:ascii="Consolas" w:hAnsi="Consolas" w:eastAsia="Consolas"/>
-                <w:b w:val="0"/>
-                <w:color w:val="C7254E"/>
-                <w:sz w:val="20"/>
-              </w:rPr>
-              <w:t>dAnalogIndValue</w:t>
-            </w:r>
-            <w:r>
-              <w:rPr>
-                <w:rFonts w:ascii="Calibri" w:hAnsi="Calibri" w:eastAsia="Calibri"/>
-                <w:b w:val="0"/>
-                <w:sz w:val="22"/>
-              </w:rPr>
-              <w:t xml:space="preserve"> (need vessel </w:t>
-            </w:r>
-            <w:r>
-              <w:rPr>
-                <w:rFonts w:ascii="Consolas" w:hAnsi="Consolas" w:eastAsia="Consolas"/>
-                <w:b w:val="0"/>
-                <w:color w:val="C7254E"/>
-                <w:sz w:val="20"/>
-              </w:rPr>
-              <w:t>TCSView.ini</w:t>
-            </w:r>
-            <w:r>
-              <w:rPr>
-                <w:rFonts w:ascii="Calibri" w:hAnsi="Calibri" w:eastAsia="Calibri"/>
-                <w:b w:val="0"/>
-                <w:sz w:val="22"/>
               </w:rPr>
               <w:t>)</w:t>
             </w:r>
@@ -1546,6 +1597,17 @@
       </w:tr>
     </w:tbl>
     <w:p/>
+    <w:p>
+      <w:r>
+        <w:rPr>
+          <w:rFonts w:ascii="Calibri" w:hAnsi="Calibri" w:eastAsia="Calibri"/>
+          <w:b w:val="0"/>
+          <w:i w:val="0"/>
+          <w:sz w:val="22"/>
+        </w:rPr>
+        <w:t>---</w:t>
+      </w:r>
+    </w:p>
     <w:p>
       <w:pPr>
         <w:pStyle w:val="Heading2"/>
@@ -1554,6 +1616,7 @@
         <w:rPr>
           <w:rFonts w:ascii="Calibri" w:hAnsi="Calibri" w:eastAsia="Calibri"/>
           <w:b/>
+          <w:i w:val="0"/>
           <w:color w:val="1F4E79"/>
           <w:sz w:val="32"/>
         </w:rPr>
@@ -1567,14 +1630,14 @@
         <w:tblLook w:firstColumn="1" w:firstRow="1" w:lastColumn="0" w:lastRow="0" w:noHBand="0" w:noVBand="1" w:val="04A0"/>
       </w:tblPr>
       <w:tblGrid>
-        <w:gridCol w:w="2880"/>
-        <w:gridCol w:w="2880"/>
-        <w:gridCol w:w="2880"/>
+        <w:gridCol w:w="3216"/>
+        <w:gridCol w:w="3216"/>
+        <w:gridCol w:w="3216"/>
       </w:tblGrid>
       <w:tr>
         <w:tc>
           <w:tcPr>
-            <w:tcW w:type="dxa" w:w="2880"/>
+            <w:tcW w:type="dxa" w:w="3216"/>
             <w:shd w:fill="1F4E79" w:val="clear"/>
           </w:tcPr>
           <w:p>
@@ -1583,8 +1646,9 @@
               <w:rPr>
                 <w:rFonts w:ascii="Calibri" w:hAnsi="Calibri" w:eastAsia="Calibri"/>
                 <w:b/>
+                <w:i w:val="0"/>
                 <w:color w:val="FFFFFF"/>
-                <w:sz w:val="22"/>
+                <w:sz w:val="20"/>
               </w:rPr>
               <w:t>Datapoint</w:t>
             </w:r>
@@ -1592,7 +1656,7 @@
         </w:tc>
         <w:tc>
           <w:tcPr>
-            <w:tcW w:type="dxa" w:w="2880"/>
+            <w:tcW w:type="dxa" w:w="3216"/>
             <w:shd w:fill="1F4E79" w:val="clear"/>
           </w:tcPr>
           <w:p>
@@ -1601,8 +1665,9 @@
               <w:rPr>
                 <w:rFonts w:ascii="Calibri" w:hAnsi="Calibri" w:eastAsia="Calibri"/>
                 <w:b/>
+                <w:i w:val="0"/>
                 <w:color w:val="FFFFFF"/>
-                <w:sz w:val="22"/>
+                <w:sz w:val="20"/>
               </w:rPr>
               <w:t>What it is</w:t>
             </w:r>
@@ -1610,7 +1675,7 @@
         </w:tc>
         <w:tc>
           <w:tcPr>
-            <w:tcW w:type="dxa" w:w="2880"/>
+            <w:tcW w:type="dxa" w:w="3216"/>
             <w:shd w:fill="1F4E79" w:val="clear"/>
           </w:tcPr>
           <w:p>
@@ -1619,8 +1684,9 @@
               <w:rPr>
                 <w:rFonts w:ascii="Calibri" w:hAnsi="Calibri" w:eastAsia="Calibri"/>
                 <w:b/>
+                <w:i w:val="0"/>
                 <w:color w:val="FFFFFF"/>
-                <w:sz w:val="22"/>
+                <w:sz w:val="20"/>
               </w:rPr>
               <w:t>What the value means</w:t>
             </w:r>
@@ -1630,7 +1696,7 @@
       <w:tr>
         <w:tc>
           <w:tcPr>
-            <w:tcW w:type="dxa" w:w="2880"/>
+            <w:tcW w:type="dxa" w:w="3216"/>
           </w:tcPr>
           <w:p>
             <w:r/>
@@ -1638,8 +1704,9 @@
               <w:rPr>
                 <w:rFonts w:ascii="Consolas" w:hAnsi="Consolas" w:eastAsia="Consolas"/>
                 <w:b w:val="0"/>
-                <w:color w:val="C7254E"/>
-                <w:sz w:val="20"/>
+                <w:i w:val="0"/>
+                <w:color w:val="333333"/>
+                <w:sz w:val="18"/>
               </w:rPr>
               <w:t>i64TimeStamp</w:t>
             </w:r>
@@ -1647,7 +1714,7 @@
         </w:tc>
         <w:tc>
           <w:tcPr>
-            <w:tcW w:type="dxa" w:w="2880"/>
+            <w:tcW w:type="dxa" w:w="3216"/>
           </w:tcPr>
           <w:p>
             <w:r/>
@@ -1655,7 +1722,8 @@
               <w:rPr>
                 <w:rFonts w:ascii="Calibri" w:hAnsi="Calibri" w:eastAsia="Calibri"/>
                 <w:b w:val="0"/>
-                <w:sz w:val="22"/>
+                <w:i w:val="0"/>
+                <w:sz w:val="20"/>
               </w:rPr>
               <w:t>Time when this TCS snapshot was taken on the OS</w:t>
             </w:r>
@@ -1663,7 +1731,7 @@
         </w:tc>
         <w:tc>
           <w:tcPr>
-            <w:tcW w:type="dxa" w:w="2880"/>
+            <w:tcW w:type="dxa" w:w="3216"/>
           </w:tcPr>
           <w:p>
             <w:r/>
@@ -1671,7 +1739,8 @@
               <w:rPr>
                 <w:rFonts w:ascii="Calibri" w:hAnsi="Calibri" w:eastAsia="Calibri"/>
                 <w:b w:val="0"/>
-                <w:sz w:val="22"/>
+                <w:i w:val="0"/>
+                <w:sz w:val="20"/>
               </w:rPr>
               <w:t>Local OS date/time. Use as "last update" / stale-data check. Data is normally 1 Hz.</w:t>
             </w:r>
@@ -1681,7 +1750,8 @@
       <w:tr>
         <w:tc>
           <w:tcPr>
-            <w:tcW w:type="dxa" w:w="2880"/>
+            <w:tcW w:type="dxa" w:w="3216"/>
+            <w:shd w:fill="EEF3F8" w:val="clear"/>
           </w:tcPr>
           <w:p>
             <w:r/>
@@ -1689,8 +1759,9 @@
               <w:rPr>
                 <w:rFonts w:ascii="Consolas" w:hAnsi="Consolas" w:eastAsia="Consolas"/>
                 <w:b w:val="0"/>
-                <w:color w:val="C7254E"/>
-                <w:sz w:val="20"/>
+                <w:i w:val="0"/>
+                <w:color w:val="333333"/>
+                <w:sz w:val="18"/>
               </w:rPr>
               <w:t>dwCRC</w:t>
             </w:r>
@@ -1698,7 +1769,8 @@
         </w:tc>
         <w:tc>
           <w:tcPr>
-            <w:tcW w:type="dxa" w:w="2880"/>
+            <w:tcW w:type="dxa" w:w="3216"/>
+            <w:shd w:fill="EEF3F8" w:val="clear"/>
           </w:tcPr>
           <w:p>
             <w:r/>
@@ -1706,7 +1778,8 @@
               <w:rPr>
                 <w:rFonts w:ascii="Calibri" w:hAnsi="Calibri" w:eastAsia="Calibri"/>
                 <w:b w:val="0"/>
-                <w:sz w:val="22"/>
+                <w:i w:val="0"/>
+                <w:sz w:val="20"/>
               </w:rPr>
               <w:t>Reserved checksum</w:t>
             </w:r>
@@ -1714,7 +1787,8 @@
         </w:tc>
         <w:tc>
           <w:tcPr>
-            <w:tcW w:type="dxa" w:w="2880"/>
+            <w:tcW w:type="dxa" w:w="3216"/>
+            <w:shd w:fill="EEF3F8" w:val="clear"/>
           </w:tcPr>
           <w:p>
             <w:r/>
@@ -1722,7 +1796,8 @@
               <w:rPr>
                 <w:rFonts w:ascii="Calibri" w:hAnsi="Calibri" w:eastAsia="Calibri"/>
                 <w:b w:val="0"/>
-                <w:sz w:val="22"/>
+                <w:i w:val="0"/>
+                <w:sz w:val="20"/>
               </w:rPr>
               <w:t>Currently unused (</w:t>
             </w:r>
@@ -1730,16 +1805,18 @@
               <w:rPr>
                 <w:rFonts w:ascii="Consolas" w:hAnsi="Consolas" w:eastAsia="Consolas"/>
                 <w:b w:val="0"/>
-                <w:color w:val="C7254E"/>
+                <w:i w:val="0"/>
+                <w:color w:val="333333"/>
+                <w:sz w:val="18"/>
+              </w:rPr>
+              <w:t>0</w:t>
+            </w:r>
+            <w:r>
+              <w:rPr>
+                <w:rFonts w:ascii="Calibri" w:hAnsi="Calibri" w:eastAsia="Calibri"/>
+                <w:b w:val="0"/>
+                <w:i w:val="0"/>
                 <w:sz w:val="20"/>
-              </w:rPr>
-              <w:t>0</w:t>
-            </w:r>
-            <w:r>
-              <w:rPr>
-                <w:rFonts w:ascii="Calibri" w:hAnsi="Calibri" w:eastAsia="Calibri"/>
-                <w:b w:val="0"/>
-                <w:sz w:val="22"/>
               </w:rPr>
               <w:t>). Ignore for dashboard logic.</w:t>
             </w:r>
@@ -1749,7 +1826,7 @@
       <w:tr>
         <w:tc>
           <w:tcPr>
-            <w:tcW w:type="dxa" w:w="2880"/>
+            <w:tcW w:type="dxa" w:w="3216"/>
           </w:tcPr>
           <w:p>
             <w:r/>
@@ -1757,8 +1834,9 @@
               <w:rPr>
                 <w:rFonts w:ascii="Consolas" w:hAnsi="Consolas" w:eastAsia="Consolas"/>
                 <w:b w:val="0"/>
-                <w:color w:val="C7254E"/>
-                <w:sz w:val="20"/>
+                <w:i w:val="0"/>
+                <w:color w:val="333333"/>
+                <w:sz w:val="18"/>
               </w:rPr>
               <w:t>dwBytePattern1</w:t>
             </w:r>
@@ -1766,7 +1844,7 @@
         </w:tc>
         <w:tc>
           <w:tcPr>
-            <w:tcW w:type="dxa" w:w="2880"/>
+            <w:tcW w:type="dxa" w:w="3216"/>
           </w:tcPr>
           <w:p>
             <w:r/>
@@ -1774,7 +1852,8 @@
               <w:rPr>
                 <w:rFonts w:ascii="Calibri" w:hAnsi="Calibri" w:eastAsia="Calibri"/>
                 <w:b w:val="0"/>
-                <w:sz w:val="22"/>
+                <w:i w:val="0"/>
+                <w:sz w:val="20"/>
               </w:rPr>
               <w:t>Fixed packet marker</w:t>
             </w:r>
@@ -1782,7 +1861,7 @@
         </w:tc>
         <w:tc>
           <w:tcPr>
-            <w:tcW w:type="dxa" w:w="2880"/>
+            <w:tcW w:type="dxa" w:w="3216"/>
           </w:tcPr>
           <w:p>
             <w:r/>
@@ -1790,7 +1869,8 @@
               <w:rPr>
                 <w:rFonts w:ascii="Calibri" w:hAnsi="Calibri" w:eastAsia="Calibri"/>
                 <w:b w:val="0"/>
-                <w:sz w:val="22"/>
+                <w:i w:val="0"/>
+                <w:sz w:val="20"/>
               </w:rPr>
               <w:t xml:space="preserve">Always </w:t>
             </w:r>
@@ -1798,16 +1878,18 @@
               <w:rPr>
                 <w:rFonts w:ascii="Consolas" w:hAnsi="Consolas" w:eastAsia="Consolas"/>
                 <w:b w:val="0"/>
-                <w:color w:val="C7254E"/>
+                <w:i w:val="0"/>
+                <w:color w:val="333333"/>
+                <w:sz w:val="18"/>
+              </w:rPr>
+              <w:t>MTMT</w:t>
+            </w:r>
+            <w:r>
+              <w:rPr>
+                <w:rFonts w:ascii="Calibri" w:hAnsi="Calibri" w:eastAsia="Calibri"/>
+                <w:b w:val="0"/>
+                <w:i w:val="0"/>
                 <w:sz w:val="20"/>
-              </w:rPr>
-              <w:t>MTMT</w:t>
-            </w:r>
-            <w:r>
-              <w:rPr>
-                <w:rFonts w:ascii="Calibri" w:hAnsi="Calibri" w:eastAsia="Calibri"/>
-                <w:b w:val="0"/>
-                <w:sz w:val="22"/>
               </w:rPr>
               <w:t>. Confirms framing is intact.</w:t>
             </w:r>
@@ -1817,7 +1899,8 @@
       <w:tr>
         <w:tc>
           <w:tcPr>
-            <w:tcW w:type="dxa" w:w="2880"/>
+            <w:tcW w:type="dxa" w:w="3216"/>
+            <w:shd w:fill="EEF3F8" w:val="clear"/>
           </w:tcPr>
           <w:p>
             <w:r/>
@@ -1825,8 +1908,9 @@
               <w:rPr>
                 <w:rFonts w:ascii="Consolas" w:hAnsi="Consolas" w:eastAsia="Consolas"/>
                 <w:b w:val="0"/>
-                <w:color w:val="C7254E"/>
-                <w:sz w:val="20"/>
+                <w:i w:val="0"/>
+                <w:color w:val="333333"/>
+                <w:sz w:val="18"/>
               </w:rPr>
               <w:t>dwBytePattern2</w:t>
             </w:r>
@@ -1834,7 +1918,8 @@
         </w:tc>
         <w:tc>
           <w:tcPr>
-            <w:tcW w:type="dxa" w:w="2880"/>
+            <w:tcW w:type="dxa" w:w="3216"/>
+            <w:shd w:fill="EEF3F8" w:val="clear"/>
           </w:tcPr>
           <w:p>
             <w:r/>
@@ -1842,7 +1927,8 @@
               <w:rPr>
                 <w:rFonts w:ascii="Calibri" w:hAnsi="Calibri" w:eastAsia="Calibri"/>
                 <w:b w:val="0"/>
-                <w:sz w:val="22"/>
+                <w:i w:val="0"/>
+                <w:sz w:val="20"/>
               </w:rPr>
               <w:t>Fixed packet marker</w:t>
             </w:r>
@@ -1850,7 +1936,8 @@
         </w:tc>
         <w:tc>
           <w:tcPr>
-            <w:tcW w:type="dxa" w:w="2880"/>
+            <w:tcW w:type="dxa" w:w="3216"/>
+            <w:shd w:fill="EEF3F8" w:val="clear"/>
           </w:tcPr>
           <w:p>
             <w:r/>
@@ -1858,7 +1945,8 @@
               <w:rPr>
                 <w:rFonts w:ascii="Calibri" w:hAnsi="Calibri" w:eastAsia="Calibri"/>
                 <w:b w:val="0"/>
-                <w:sz w:val="22"/>
+                <w:i w:val="0"/>
+                <w:sz w:val="20"/>
               </w:rPr>
               <w:t xml:space="preserve">Always </w:t>
             </w:r>
@@ -1866,16 +1954,18 @@
               <w:rPr>
                 <w:rFonts w:ascii="Consolas" w:hAnsi="Consolas" w:eastAsia="Consolas"/>
                 <w:b w:val="0"/>
-                <w:color w:val="C7254E"/>
+                <w:i w:val="0"/>
+                <w:color w:val="333333"/>
+                <w:sz w:val="18"/>
+              </w:rPr>
+              <w:t>_TCS</w:t>
+            </w:r>
+            <w:r>
+              <w:rPr>
+                <w:rFonts w:ascii="Calibri" w:hAnsi="Calibri" w:eastAsia="Calibri"/>
+                <w:b w:val="0"/>
+                <w:i w:val="0"/>
                 <w:sz w:val="20"/>
-              </w:rPr>
-              <w:t>_TCS</w:t>
-            </w:r>
-            <w:r>
-              <w:rPr>
-                <w:rFonts w:ascii="Calibri" w:hAnsi="Calibri" w:eastAsia="Calibri"/>
-                <w:b w:val="0"/>
-                <w:sz w:val="22"/>
               </w:rPr>
               <w:t>. Confirms this is TCS diagnostic data (not DP Remas).</w:t>
             </w:r>
@@ -1884,6 +1974,17 @@
       </w:tr>
     </w:tbl>
     <w:p/>
+    <w:p>
+      <w:r>
+        <w:rPr>
+          <w:rFonts w:ascii="Calibri" w:hAnsi="Calibri" w:eastAsia="Calibri"/>
+          <w:b w:val="0"/>
+          <w:i w:val="0"/>
+          <w:sz w:val="22"/>
+        </w:rPr>
+        <w:t>---</w:t>
+      </w:r>
+    </w:p>
     <w:p>
       <w:pPr>
         <w:pStyle w:val="Heading2"/>
@@ -1892,6 +1993,7 @@
         <w:rPr>
           <w:rFonts w:ascii="Calibri" w:hAnsi="Calibri" w:eastAsia="Calibri"/>
           <w:b/>
+          <w:i w:val="0"/>
           <w:color w:val="1F4E79"/>
           <w:sz w:val="32"/>
         </w:rPr>
@@ -1903,6 +2005,7 @@
         <w:rPr>
           <w:rFonts w:ascii="Calibri" w:hAnsi="Calibri" w:eastAsia="Calibri"/>
           <w:b w:val="0"/>
+          <w:i w:val="0"/>
           <w:sz w:val="22"/>
         </w:rPr>
         <w:t xml:space="preserve">Per thruster slot </w:t>
@@ -1911,7 +2014,8 @@
         <w:rPr>
           <w:rFonts w:ascii="Consolas" w:hAnsi="Consolas" w:eastAsia="Consolas"/>
           <w:b w:val="0"/>
-          <w:color w:val="C7254E"/>
+          <w:i w:val="0"/>
+          <w:color w:val="333333"/>
           <w:sz w:val="20"/>
         </w:rPr>
         <w:t>i</w:t>
@@ -1920,6 +2024,7 @@
         <w:rPr>
           <w:rFonts w:ascii="Calibri" w:hAnsi="Calibri" w:eastAsia="Calibri"/>
           <w:b w:val="0"/>
+          <w:i w:val="0"/>
           <w:sz w:val="22"/>
         </w:rPr>
         <w:t xml:space="preserve"> (</w:t>
@@ -1928,7 +2033,8 @@
         <w:rPr>
           <w:rFonts w:ascii="Consolas" w:hAnsi="Consolas" w:eastAsia="Consolas"/>
           <w:b w:val="0"/>
-          <w:color w:val="C7254E"/>
+          <w:i w:val="0"/>
+          <w:color w:val="333333"/>
           <w:sz w:val="20"/>
         </w:rPr>
         <w:t>0..9</w:t>
@@ -1937,6 +2043,7 @@
         <w:rPr>
           <w:rFonts w:ascii="Calibri" w:hAnsi="Calibri" w:eastAsia="Calibri"/>
           <w:b w:val="0"/>
+          <w:i w:val="0"/>
           <w:sz w:val="22"/>
         </w:rPr>
         <w:t>).</w:t>
@@ -1949,14 +2056,14 @@
         <w:tblLook w:firstColumn="1" w:firstRow="1" w:lastColumn="0" w:lastRow="0" w:noHBand="0" w:noVBand="1" w:val="04A0"/>
       </w:tblPr>
       <w:tblGrid>
-        <w:gridCol w:w="2880"/>
-        <w:gridCol w:w="2880"/>
-        <w:gridCol w:w="2880"/>
+        <w:gridCol w:w="3216"/>
+        <w:gridCol w:w="3216"/>
+        <w:gridCol w:w="3216"/>
       </w:tblGrid>
       <w:tr>
         <w:tc>
           <w:tcPr>
-            <w:tcW w:type="dxa" w:w="2880"/>
+            <w:tcW w:type="dxa" w:w="3216"/>
             <w:shd w:fill="1F4E79" w:val="clear"/>
           </w:tcPr>
           <w:p>
@@ -1965,8 +2072,9 @@
               <w:rPr>
                 <w:rFonts w:ascii="Calibri" w:hAnsi="Calibri" w:eastAsia="Calibri"/>
                 <w:b/>
+                <w:i w:val="0"/>
                 <w:color w:val="FFFFFF"/>
-                <w:sz w:val="22"/>
+                <w:sz w:val="20"/>
               </w:rPr>
               <w:t>Datapoint</w:t>
             </w:r>
@@ -1974,7 +2082,7 @@
         </w:tc>
         <w:tc>
           <w:tcPr>
-            <w:tcW w:type="dxa" w:w="2880"/>
+            <w:tcW w:type="dxa" w:w="3216"/>
             <w:shd w:fill="1F4E79" w:val="clear"/>
           </w:tcPr>
           <w:p>
@@ -1983,8 +2091,9 @@
               <w:rPr>
                 <w:rFonts w:ascii="Calibri" w:hAnsi="Calibri" w:eastAsia="Calibri"/>
                 <w:b/>
+                <w:i w:val="0"/>
                 <w:color w:val="FFFFFF"/>
-                <w:sz w:val="22"/>
+                <w:sz w:val="20"/>
               </w:rPr>
               <w:t>What it is</w:t>
             </w:r>
@@ -1992,7 +2101,7 @@
         </w:tc>
         <w:tc>
           <w:tcPr>
-            <w:tcW w:type="dxa" w:w="2880"/>
+            <w:tcW w:type="dxa" w:w="3216"/>
             <w:shd w:fill="1F4E79" w:val="clear"/>
           </w:tcPr>
           <w:p>
@@ -2001,8 +2110,9 @@
               <w:rPr>
                 <w:rFonts w:ascii="Calibri" w:hAnsi="Calibri" w:eastAsia="Calibri"/>
                 <w:b/>
+                <w:i w:val="0"/>
                 <w:color w:val="FFFFFF"/>
-                <w:sz w:val="22"/>
+                <w:sz w:val="20"/>
               </w:rPr>
               <w:t>What the value means</w:t>
             </w:r>
@@ -2012,7 +2122,7 @@
       <w:tr>
         <w:tc>
           <w:tcPr>
-            <w:tcW w:type="dxa" w:w="2880"/>
+            <w:tcW w:type="dxa" w:w="3216"/>
           </w:tcPr>
           <w:p>
             <w:r/>
@@ -2020,8 +2130,9 @@
               <w:rPr>
                 <w:rFonts w:ascii="Consolas" w:hAnsi="Consolas" w:eastAsia="Consolas"/>
                 <w:b w:val="0"/>
-                <w:color w:val="C7254E"/>
-                <w:sz w:val="20"/>
+                <w:i w:val="0"/>
+                <w:color w:val="333333"/>
+                <w:sz w:val="18"/>
               </w:rPr>
               <w:t>sThrusterType[i]</w:t>
             </w:r>
@@ -2029,7 +2140,7 @@
         </w:tc>
         <w:tc>
           <w:tcPr>
-            <w:tcW w:type="dxa" w:w="2880"/>
+            <w:tcW w:type="dxa" w:w="3216"/>
           </w:tcPr>
           <w:p>
             <w:r/>
@@ -2037,7 +2148,8 @@
               <w:rPr>
                 <w:rFonts w:ascii="Calibri" w:hAnsi="Calibri" w:eastAsia="Calibri"/>
                 <w:b w:val="0"/>
-                <w:sz w:val="22"/>
+                <w:i w:val="0"/>
+                <w:sz w:val="20"/>
               </w:rPr>
               <w:t>Physical type of thruster</w:t>
             </w:r>
@@ -2045,7 +2157,7 @@
         </w:tc>
         <w:tc>
           <w:tcPr>
-            <w:tcW w:type="dxa" w:w="2880"/>
+            <w:tcW w:type="dxa" w:w="3216"/>
           </w:tcPr>
           <w:p>
             <w:r/>
@@ -2053,101 +2165,113 @@
               <w:rPr>
                 <w:rFonts w:ascii="Consolas" w:hAnsi="Consolas" w:eastAsia="Consolas"/>
                 <w:b w:val="0"/>
-                <w:color w:val="C7254E"/>
+                <w:i w:val="0"/>
+                <w:color w:val="333333"/>
+                <w:sz w:val="18"/>
+              </w:rPr>
+              <w:t>1</w:t>
+            </w:r>
+            <w:r>
+              <w:rPr>
+                <w:rFonts w:ascii="Calibri" w:hAnsi="Calibri" w:eastAsia="Calibri"/>
+                <w:b w:val="0"/>
+                <w:i w:val="0"/>
                 <w:sz w:val="20"/>
               </w:rPr>
-              <w:t>1</w:t>
+              <w:t xml:space="preserve"> Tunnel, </w:t>
+            </w:r>
+            <w:r>
+              <w:rPr>
+                <w:rFonts w:ascii="Consolas" w:hAnsi="Consolas" w:eastAsia="Consolas"/>
+                <w:b w:val="0"/>
+                <w:i w:val="0"/>
+                <w:color w:val="333333"/>
+                <w:sz w:val="18"/>
+              </w:rPr>
+              <w:t>2</w:t>
             </w:r>
             <w:r>
               <w:rPr>
                 <w:rFonts w:ascii="Calibri" w:hAnsi="Calibri" w:eastAsia="Calibri"/>
                 <w:b w:val="0"/>
-                <w:sz w:val="22"/>
-              </w:rPr>
-              <w:t xml:space="preserve"> Tunnel, </w:t>
+                <w:i w:val="0"/>
+                <w:sz w:val="20"/>
+              </w:rPr>
+              <w:t xml:space="preserve"> Azimuth, </w:t>
             </w:r>
             <w:r>
               <w:rPr>
                 <w:rFonts w:ascii="Consolas" w:hAnsi="Consolas" w:eastAsia="Consolas"/>
                 <w:b w:val="0"/>
-                <w:color w:val="C7254E"/>
+                <w:i w:val="0"/>
+                <w:color w:val="333333"/>
+                <w:sz w:val="18"/>
+              </w:rPr>
+              <w:t>3</w:t>
+            </w:r>
+            <w:r>
+              <w:rPr>
+                <w:rFonts w:ascii="Calibri" w:hAnsi="Calibri" w:eastAsia="Calibri"/>
+                <w:b w:val="0"/>
+                <w:i w:val="0"/>
                 <w:sz w:val="20"/>
               </w:rPr>
-              <w:t>2</w:t>
+              <w:t xml:space="preserve"> Main prop, </w:t>
+            </w:r>
+            <w:r>
+              <w:rPr>
+                <w:rFonts w:ascii="Consolas" w:hAnsi="Consolas" w:eastAsia="Consolas"/>
+                <w:b w:val="0"/>
+                <w:i w:val="0"/>
+                <w:color w:val="333333"/>
+                <w:sz w:val="18"/>
+              </w:rPr>
+              <w:t>4</w:t>
             </w:r>
             <w:r>
               <w:rPr>
                 <w:rFonts w:ascii="Calibri" w:hAnsi="Calibri" w:eastAsia="Calibri"/>
                 <w:b w:val="0"/>
-                <w:sz w:val="22"/>
-              </w:rPr>
-              <w:t xml:space="preserve"> Azimuth, </w:t>
+                <w:i w:val="0"/>
+                <w:sz w:val="20"/>
+              </w:rPr>
+              <w:t xml:space="preserve"> Rudder, </w:t>
             </w:r>
             <w:r>
               <w:rPr>
                 <w:rFonts w:ascii="Consolas" w:hAnsi="Consolas" w:eastAsia="Consolas"/>
                 <w:b w:val="0"/>
-                <w:color w:val="C7254E"/>
+                <w:i w:val="0"/>
+                <w:color w:val="333333"/>
+                <w:sz w:val="18"/>
+              </w:rPr>
+              <w:t>5</w:t>
+            </w:r>
+            <w:r>
+              <w:rPr>
+                <w:rFonts w:ascii="Calibri" w:hAnsi="Calibri" w:eastAsia="Calibri"/>
+                <w:b w:val="0"/>
+                <w:i w:val="0"/>
                 <w:sz w:val="20"/>
               </w:rPr>
-              <w:t>3</w:t>
+              <w:t xml:space="preserve"> Combi, </w:t>
+            </w:r>
+            <w:r>
+              <w:rPr>
+                <w:rFonts w:ascii="Consolas" w:hAnsi="Consolas" w:eastAsia="Consolas"/>
+                <w:b w:val="0"/>
+                <w:i w:val="0"/>
+                <w:color w:val="333333"/>
+                <w:sz w:val="18"/>
+              </w:rPr>
+              <w:t>6</w:t>
             </w:r>
             <w:r>
               <w:rPr>
                 <w:rFonts w:ascii="Calibri" w:hAnsi="Calibri" w:eastAsia="Calibri"/>
                 <w:b w:val="0"/>
-                <w:sz w:val="22"/>
-              </w:rPr>
-              <w:t xml:space="preserve"> Main prop, </w:t>
-            </w:r>
-            <w:r>
-              <w:rPr>
-                <w:rFonts w:ascii="Consolas" w:hAnsi="Consolas" w:eastAsia="Consolas"/>
-                <w:b w:val="0"/>
-                <w:color w:val="C7254E"/>
+                <w:i w:val="0"/>
                 <w:sz w:val="20"/>
-              </w:rPr>
-              <w:t>4</w:t>
-            </w:r>
-            <w:r>
-              <w:rPr>
-                <w:rFonts w:ascii="Calibri" w:hAnsi="Calibri" w:eastAsia="Calibri"/>
-                <w:b w:val="0"/>
-                <w:sz w:val="22"/>
-              </w:rPr>
-              <w:t xml:space="preserve"> Rudder, </w:t>
-            </w:r>
-            <w:r>
-              <w:rPr>
-                <w:rFonts w:ascii="Consolas" w:hAnsi="Consolas" w:eastAsia="Consolas"/>
-                <w:b w:val="0"/>
-                <w:color w:val="C7254E"/>
-                <w:sz w:val="20"/>
-              </w:rPr>
-              <w:t>5</w:t>
-            </w:r>
-            <w:r>
-              <w:rPr>
-                <w:rFonts w:ascii="Calibri" w:hAnsi="Calibri" w:eastAsia="Calibri"/>
-                <w:b w:val="0"/>
-                <w:sz w:val="22"/>
-              </w:rPr>
-              <w:t xml:space="preserve"> Combi, </w:t>
-            </w:r>
-            <w:r>
-              <w:rPr>
-                <w:rFonts w:ascii="Consolas" w:hAnsi="Consolas" w:eastAsia="Consolas"/>
-                <w:b w:val="0"/>
-                <w:color w:val="C7254E"/>
-                <w:sz w:val="20"/>
-              </w:rPr>
-              <w:t>6</w:t>
-            </w:r>
-            <w:r>
-              <w:rPr>
-                <w:rFonts w:ascii="Calibri" w:hAnsi="Calibri" w:eastAsia="Calibri"/>
-                <w:b w:val="0"/>
-                <w:sz w:val="22"/>
               </w:rPr>
               <w:t xml:space="preserve"> Voith</w:t>
             </w:r>
@@ -2157,7 +2281,8 @@
       <w:tr>
         <w:tc>
           <w:tcPr>
-            <w:tcW w:type="dxa" w:w="2880"/>
+            <w:tcW w:type="dxa" w:w="3216"/>
+            <w:shd w:fill="EEF3F8" w:val="clear"/>
           </w:tcPr>
           <w:p>
             <w:r/>
@@ -2165,8 +2290,9 @@
               <w:rPr>
                 <w:rFonts w:ascii="Consolas" w:hAnsi="Consolas" w:eastAsia="Consolas"/>
                 <w:b w:val="0"/>
-                <w:color w:val="C7254E"/>
-                <w:sz w:val="20"/>
+                <w:i w:val="0"/>
+                <w:color w:val="333333"/>
+                <w:sz w:val="18"/>
               </w:rPr>
               <w:t>sActiveCmdOwner[i]</w:t>
             </w:r>
@@ -2174,7 +2300,8 @@
         </w:tc>
         <w:tc>
           <w:tcPr>
-            <w:tcW w:type="dxa" w:w="2880"/>
+            <w:tcW w:type="dxa" w:w="3216"/>
+            <w:shd w:fill="EEF3F8" w:val="clear"/>
           </w:tcPr>
           <w:p>
             <w:r/>
@@ -2182,7 +2309,8 @@
               <w:rPr>
                 <w:rFonts w:ascii="Calibri" w:hAnsi="Calibri" w:eastAsia="Calibri"/>
                 <w:b w:val="0"/>
-                <w:sz w:val="22"/>
+                <w:i w:val="0"/>
+                <w:sz w:val="20"/>
               </w:rPr>
               <w:t>Who currently commands this thruster</w:t>
             </w:r>
@@ -2190,7 +2318,8 @@
         </w:tc>
         <w:tc>
           <w:tcPr>
-            <w:tcW w:type="dxa" w:w="2880"/>
+            <w:tcW w:type="dxa" w:w="3216"/>
+            <w:shd w:fill="EEF3F8" w:val="clear"/>
           </w:tcPr>
           <w:p>
             <w:r/>
@@ -2198,69 +2327,134 @@
               <w:rPr>
                 <w:rFonts w:ascii="Consolas" w:hAnsi="Consolas" w:eastAsia="Consolas"/>
                 <w:b w:val="0"/>
-                <w:color w:val="C7254E"/>
+                <w:i w:val="0"/>
+                <w:color w:val="333333"/>
+                <w:sz w:val="18"/>
+              </w:rPr>
+              <w:t>0</w:t>
+            </w:r>
+            <w:r>
+              <w:rPr>
+                <w:rFonts w:ascii="Calibri" w:hAnsi="Calibri" w:eastAsia="Calibri"/>
+                <w:b w:val="0"/>
+                <w:i w:val="0"/>
                 <w:sz w:val="20"/>
               </w:rPr>
-              <w:t>0</w:t>
+              <w:t xml:space="preserve"> None, </w:t>
+            </w:r>
+            <w:r>
+              <w:rPr>
+                <w:rFonts w:ascii="Consolas" w:hAnsi="Consolas" w:eastAsia="Consolas"/>
+                <w:b w:val="0"/>
+                <w:i w:val="0"/>
+                <w:color w:val="333333"/>
+                <w:sz w:val="18"/>
+              </w:rPr>
+              <w:t>1</w:t>
             </w:r>
             <w:r>
               <w:rPr>
                 <w:rFonts w:ascii="Calibri" w:hAnsi="Calibri" w:eastAsia="Calibri"/>
                 <w:b w:val="0"/>
-                <w:sz w:val="22"/>
-              </w:rPr>
-              <w:t xml:space="preserve"> None, </w:t>
+                <w:i w:val="0"/>
+                <w:sz w:val="20"/>
+              </w:rPr>
+              <w:t xml:space="preserve"> DP, </w:t>
             </w:r>
             <w:r>
               <w:rPr>
                 <w:rFonts w:ascii="Consolas" w:hAnsi="Consolas" w:eastAsia="Consolas"/>
                 <w:b w:val="0"/>
-                <w:color w:val="C7254E"/>
+                <w:i w:val="0"/>
+                <w:color w:val="333333"/>
+                <w:sz w:val="18"/>
+              </w:rPr>
+              <w:t>2</w:t>
+            </w:r>
+            <w:r>
+              <w:rPr>
+                <w:rFonts w:ascii="Calibri" w:hAnsi="Calibri" w:eastAsia="Calibri"/>
+                <w:b w:val="0"/>
+                <w:i w:val="0"/>
                 <w:sz w:val="20"/>
               </w:rPr>
-              <w:t>1</w:t>
+              <w:t xml:space="preserve"> Lever, </w:t>
+            </w:r>
+            <w:r>
+              <w:rPr>
+                <w:rFonts w:ascii="Consolas" w:hAnsi="Consolas" w:eastAsia="Consolas"/>
+                <w:b w:val="0"/>
+                <w:i w:val="0"/>
+                <w:color w:val="333333"/>
+                <w:sz w:val="18"/>
+              </w:rPr>
+              <w:t>3</w:t>
             </w:r>
             <w:r>
               <w:rPr>
                 <w:rFonts w:ascii="Calibri" w:hAnsi="Calibri" w:eastAsia="Calibri"/>
                 <w:b w:val="0"/>
-                <w:sz w:val="22"/>
-              </w:rPr>
-              <w:t xml:space="preserve"> DP, </w:t>
+                <w:i w:val="0"/>
+                <w:sz w:val="20"/>
+              </w:rPr>
+              <w:t xml:space="preserve"> Autopilot, </w:t>
             </w:r>
             <w:r>
               <w:rPr>
                 <w:rFonts w:ascii="Consolas" w:hAnsi="Consolas" w:eastAsia="Consolas"/>
                 <w:b w:val="0"/>
-                <w:color w:val="C7254E"/>
+                <w:i w:val="0"/>
+                <w:color w:val="333333"/>
+                <w:sz w:val="18"/>
+              </w:rPr>
+              <w:t>4</w:t>
+            </w:r>
+            <w:r>
+              <w:rPr>
+                <w:rFonts w:ascii="Calibri" w:hAnsi="Calibri" w:eastAsia="Calibri"/>
+                <w:b w:val="0"/>
+                <w:i w:val="0"/>
                 <w:sz w:val="20"/>
               </w:rPr>
-              <w:t>2</w:t>
+              <w:t xml:space="preserve"> Service mode, </w:t>
+            </w:r>
+            <w:r>
+              <w:rPr>
+                <w:rFonts w:ascii="Consolas" w:hAnsi="Consolas" w:eastAsia="Consolas"/>
+                <w:b w:val="0"/>
+                <w:i w:val="0"/>
+                <w:color w:val="333333"/>
+                <w:sz w:val="18"/>
+              </w:rPr>
+              <w:t>5</w:t>
             </w:r>
             <w:r>
               <w:rPr>
                 <w:rFonts w:ascii="Calibri" w:hAnsi="Calibri" w:eastAsia="Calibri"/>
                 <w:b w:val="0"/>
-                <w:sz w:val="22"/>
-              </w:rPr>
-              <w:t xml:space="preserve"> Lever, </w:t>
+                <w:i w:val="0"/>
+                <w:sz w:val="20"/>
+              </w:rPr>
+              <w:t xml:space="preserve"> GUI / local, </w:t>
             </w:r>
             <w:r>
               <w:rPr>
                 <w:rFonts w:ascii="Consolas" w:hAnsi="Consolas" w:eastAsia="Consolas"/>
                 <w:b w:val="0"/>
-                <w:color w:val="C7254E"/>
+                <w:i w:val="0"/>
+                <w:color w:val="333333"/>
+                <w:sz w:val="18"/>
+              </w:rPr>
+              <w:t>6</w:t>
+            </w:r>
+            <w:r>
+              <w:rPr>
+                <w:rFonts w:ascii="Calibri" w:hAnsi="Calibri" w:eastAsia="Calibri"/>
+                <w:b w:val="0"/>
+                <w:i w:val="0"/>
                 <w:sz w:val="20"/>
               </w:rPr>
-              <w:t>3</w:t>
-            </w:r>
-            <w:r>
-              <w:rPr>
-                <w:rFonts w:ascii="Calibri" w:hAnsi="Calibri" w:eastAsia="Calibri"/>
-                <w:b w:val="0"/>
-                <w:sz w:val="22"/>
-              </w:rPr>
-              <w:t xml:space="preserve"> Autopilot</w:t>
+              <w:t xml:space="preserve"> External</w:t>
             </w:r>
           </w:p>
         </w:tc>
@@ -2268,7 +2462,7 @@
       <w:tr>
         <w:tc>
           <w:tcPr>
-            <w:tcW w:type="dxa" w:w="2880"/>
+            <w:tcW w:type="dxa" w:w="3216"/>
           </w:tcPr>
           <w:p>
             <w:r/>
@@ -2276,8 +2470,9 @@
               <w:rPr>
                 <w:rFonts w:ascii="Consolas" w:hAnsi="Consolas" w:eastAsia="Consolas"/>
                 <w:b w:val="0"/>
-                <w:color w:val="C7254E"/>
-                <w:sz w:val="20"/>
+                <w:i w:val="0"/>
+                <w:color w:val="333333"/>
+                <w:sz w:val="18"/>
               </w:rPr>
               <w:t>sActiveCommandStand[i]</w:t>
             </w:r>
@@ -2285,7 +2480,7 @@
         </w:tc>
         <w:tc>
           <w:tcPr>
-            <w:tcW w:type="dxa" w:w="2880"/>
+            <w:tcW w:type="dxa" w:w="3216"/>
           </w:tcPr>
           <w:p>
             <w:r/>
@@ -2293,7 +2488,8 @@
               <w:rPr>
                 <w:rFonts w:ascii="Calibri" w:hAnsi="Calibri" w:eastAsia="Calibri"/>
                 <w:b w:val="0"/>
-                <w:sz w:val="22"/>
+                <w:i w:val="0"/>
+                <w:sz w:val="20"/>
               </w:rPr>
               <w:t>Which command stand owns it</w:t>
             </w:r>
@@ -2301,7 +2497,7 @@
         </w:tc>
         <w:tc>
           <w:tcPr>
-            <w:tcW w:type="dxa" w:w="2880"/>
+            <w:tcW w:type="dxa" w:w="3216"/>
           </w:tcPr>
           <w:p>
             <w:r/>
@@ -2309,7 +2505,8 @@
               <w:rPr>
                 <w:rFonts w:ascii="Calibri" w:hAnsi="Calibri" w:eastAsia="Calibri"/>
                 <w:b w:val="0"/>
-                <w:sz w:val="22"/>
+                <w:i w:val="0"/>
+                <w:sz w:val="20"/>
               </w:rPr>
               <w:t xml:space="preserve">Command stand number: </w:t>
             </w:r>
@@ -2317,33 +2514,37 @@
               <w:rPr>
                 <w:rFonts w:ascii="Consolas" w:hAnsi="Consolas" w:eastAsia="Consolas"/>
                 <w:b w:val="0"/>
-                <w:color w:val="C7254E"/>
+                <w:i w:val="0"/>
+                <w:color w:val="333333"/>
+                <w:sz w:val="18"/>
+              </w:rPr>
+              <w:t>1</w:t>
+            </w:r>
+            <w:r>
+              <w:rPr>
+                <w:rFonts w:ascii="Calibri" w:hAnsi="Calibri" w:eastAsia="Calibri"/>
+                <w:b w:val="0"/>
+                <w:i w:val="0"/>
                 <w:sz w:val="20"/>
               </w:rPr>
-              <w:t>1</w:t>
+              <w:t xml:space="preserve"> = CS1, </w:t>
+            </w:r>
+            <w:r>
+              <w:rPr>
+                <w:rFonts w:ascii="Consolas" w:hAnsi="Consolas" w:eastAsia="Consolas"/>
+                <w:b w:val="0"/>
+                <w:i w:val="0"/>
+                <w:color w:val="333333"/>
+                <w:sz w:val="18"/>
+              </w:rPr>
+              <w:t>2</w:t>
             </w:r>
             <w:r>
               <w:rPr>
                 <w:rFonts w:ascii="Calibri" w:hAnsi="Calibri" w:eastAsia="Calibri"/>
                 <w:b w:val="0"/>
-                <w:sz w:val="22"/>
-              </w:rPr>
-              <w:t xml:space="preserve"> = CS1, </w:t>
-            </w:r>
-            <w:r>
-              <w:rPr>
-                <w:rFonts w:ascii="Consolas" w:hAnsi="Consolas" w:eastAsia="Consolas"/>
-                <w:b w:val="0"/>
-                <w:color w:val="C7254E"/>
+                <w:i w:val="0"/>
                 <w:sz w:val="20"/>
-              </w:rPr>
-              <w:t>2</w:t>
-            </w:r>
-            <w:r>
-              <w:rPr>
-                <w:rFonts w:ascii="Calibri" w:hAnsi="Calibri" w:eastAsia="Calibri"/>
-                <w:b w:val="0"/>
-                <w:sz w:val="22"/>
               </w:rPr>
               <w:t xml:space="preserve"> = CS2, and so on. Useful when owner is Lever.</w:t>
             </w:r>
@@ -2352,6 +2553,17 @@
       </w:tr>
     </w:tbl>
     <w:p/>
+    <w:p>
+      <w:r>
+        <w:rPr>
+          <w:rFonts w:ascii="Calibri" w:hAnsi="Calibri" w:eastAsia="Calibri"/>
+          <w:b w:val="0"/>
+          <w:i w:val="0"/>
+          <w:sz w:val="22"/>
+        </w:rPr>
+        <w:t>---</w:t>
+      </w:r>
+    </w:p>
     <w:p>
       <w:pPr>
         <w:pStyle w:val="Heading2"/>
@@ -2360,6 +2572,7 @@
         <w:rPr>
           <w:rFonts w:ascii="Calibri" w:hAnsi="Calibri" w:eastAsia="Calibri"/>
           <w:b/>
+          <w:i w:val="0"/>
           <w:color w:val="1F4E79"/>
           <w:sz w:val="32"/>
         </w:rPr>
@@ -2371,6 +2584,7 @@
         <w:rPr>
           <w:rFonts w:ascii="Calibri" w:hAnsi="Calibri" w:eastAsia="Calibri"/>
           <w:b w:val="0"/>
+          <w:i w:val="0"/>
           <w:sz w:val="22"/>
         </w:rPr>
         <w:t xml:space="preserve">Each datapoint below is one number. </w:t>
@@ -2379,6 +2593,7 @@
         <w:rPr>
           <w:rFonts w:ascii="Calibri" w:hAnsi="Calibri" w:eastAsia="Calibri"/>
           <w:b/>
+          <w:i w:val="0"/>
           <w:sz w:val="22"/>
         </w:rPr>
         <w:t>Bit `i` = thruster slot `i`.</w:t>
@@ -2391,14 +2606,14 @@
         <w:tblLook w:firstColumn="1" w:firstRow="1" w:lastColumn="0" w:lastRow="0" w:noHBand="0" w:noVBand="1" w:val="04A0"/>
       </w:tblPr>
       <w:tblGrid>
-        <w:gridCol w:w="2880"/>
-        <w:gridCol w:w="2880"/>
-        <w:gridCol w:w="2880"/>
+        <w:gridCol w:w="3216"/>
+        <w:gridCol w:w="3216"/>
+        <w:gridCol w:w="3216"/>
       </w:tblGrid>
       <w:tr>
         <w:tc>
           <w:tcPr>
-            <w:tcW w:type="dxa" w:w="2880"/>
+            <w:tcW w:type="dxa" w:w="3216"/>
             <w:shd w:fill="1F4E79" w:val="clear"/>
           </w:tcPr>
           <w:p>
@@ -2407,8 +2622,9 @@
               <w:rPr>
                 <w:rFonts w:ascii="Calibri" w:hAnsi="Calibri" w:eastAsia="Calibri"/>
                 <w:b/>
+                <w:i w:val="0"/>
                 <w:color w:val="FFFFFF"/>
-                <w:sz w:val="22"/>
+                <w:sz w:val="20"/>
               </w:rPr>
               <w:t>Datapoint</w:t>
             </w:r>
@@ -2416,7 +2632,7 @@
         </w:tc>
         <w:tc>
           <w:tcPr>
-            <w:tcW w:type="dxa" w:w="2880"/>
+            <w:tcW w:type="dxa" w:w="3216"/>
             <w:shd w:fill="1F4E79" w:val="clear"/>
           </w:tcPr>
           <w:p>
@@ -2425,8 +2641,9 @@
               <w:rPr>
                 <w:rFonts w:ascii="Calibri" w:hAnsi="Calibri" w:eastAsia="Calibri"/>
                 <w:b/>
+                <w:i w:val="0"/>
                 <w:color w:val="FFFFFF"/>
-                <w:sz w:val="22"/>
+                <w:sz w:val="20"/>
               </w:rPr>
               <w:t>What it is</w:t>
             </w:r>
@@ -2434,7 +2651,7 @@
         </w:tc>
         <w:tc>
           <w:tcPr>
-            <w:tcW w:type="dxa" w:w="2880"/>
+            <w:tcW w:type="dxa" w:w="3216"/>
             <w:shd w:fill="1F4E79" w:val="clear"/>
           </w:tcPr>
           <w:p>
@@ -2443,8 +2660,9 @@
               <w:rPr>
                 <w:rFonts w:ascii="Calibri" w:hAnsi="Calibri" w:eastAsia="Calibri"/>
                 <w:b/>
+                <w:i w:val="0"/>
                 <w:color w:val="FFFFFF"/>
-                <w:sz w:val="22"/>
+                <w:sz w:val="20"/>
               </w:rPr>
               <w:t>What the value means</w:t>
             </w:r>
@@ -2454,7 +2672,7 @@
       <w:tr>
         <w:tc>
           <w:tcPr>
-            <w:tcW w:type="dxa" w:w="2880"/>
+            <w:tcW w:type="dxa" w:w="3216"/>
           </w:tcPr>
           <w:p>
             <w:r/>
@@ -2462,8 +2680,9 @@
               <w:rPr>
                 <w:rFonts w:ascii="Consolas" w:hAnsi="Consolas" w:eastAsia="Consolas"/>
                 <w:b w:val="0"/>
-                <w:color w:val="C7254E"/>
-                <w:sz w:val="20"/>
+                <w:i w:val="0"/>
+                <w:color w:val="333333"/>
+                <w:sz w:val="18"/>
               </w:rPr>
               <w:t>sAcceptDP</w:t>
             </w:r>
@@ -2471,7 +2690,7 @@
         </w:tc>
         <w:tc>
           <w:tcPr>
-            <w:tcW w:type="dxa" w:w="2880"/>
+            <w:tcW w:type="dxa" w:w="3216"/>
           </w:tcPr>
           <w:p>
             <w:r/>
@@ -2479,7 +2698,8 @@
               <w:rPr>
                 <w:rFonts w:ascii="Calibri" w:hAnsi="Calibri" w:eastAsia="Calibri"/>
                 <w:b w:val="0"/>
-                <w:sz w:val="22"/>
+                <w:i w:val="0"/>
+                <w:sz w:val="20"/>
               </w:rPr>
               <w:t>Thruster available to DP</w:t>
             </w:r>
@@ -2487,7 +2707,7 @@
         </w:tc>
         <w:tc>
           <w:tcPr>
-            <w:tcW w:type="dxa" w:w="2880"/>
+            <w:tcW w:type="dxa" w:w="3216"/>
           </w:tcPr>
           <w:p>
             <w:r/>
@@ -2495,7 +2715,8 @@
               <w:rPr>
                 <w:rFonts w:ascii="Calibri" w:hAnsi="Calibri" w:eastAsia="Calibri"/>
                 <w:b w:val="0"/>
-                <w:sz w:val="22"/>
+                <w:i w:val="0"/>
+                <w:sz w:val="20"/>
               </w:rPr>
               <w:t>Bit set = DP can use this thruster</w:t>
             </w:r>
@@ -2505,7 +2726,8 @@
       <w:tr>
         <w:tc>
           <w:tcPr>
-            <w:tcW w:type="dxa" w:w="2880"/>
+            <w:tcW w:type="dxa" w:w="3216"/>
+            <w:shd w:fill="EEF3F8" w:val="clear"/>
           </w:tcPr>
           <w:p>
             <w:r/>
@@ -2513,8 +2735,9 @@
               <w:rPr>
                 <w:rFonts w:ascii="Consolas" w:hAnsi="Consolas" w:eastAsia="Consolas"/>
                 <w:b w:val="0"/>
-                <w:color w:val="C7254E"/>
-                <w:sz w:val="20"/>
+                <w:i w:val="0"/>
+                <w:color w:val="333333"/>
+                <w:sz w:val="18"/>
               </w:rPr>
               <w:t>sAcceptAutopilot</w:t>
             </w:r>
@@ -2522,7 +2745,8 @@
         </w:tc>
         <w:tc>
           <w:tcPr>
-            <w:tcW w:type="dxa" w:w="2880"/>
+            <w:tcW w:type="dxa" w:w="3216"/>
+            <w:shd w:fill="EEF3F8" w:val="clear"/>
           </w:tcPr>
           <w:p>
             <w:r/>
@@ -2530,7 +2754,8 @@
               <w:rPr>
                 <w:rFonts w:ascii="Calibri" w:hAnsi="Calibri" w:eastAsia="Calibri"/>
                 <w:b w:val="0"/>
-                <w:sz w:val="22"/>
+                <w:i w:val="0"/>
+                <w:sz w:val="20"/>
               </w:rPr>
               <w:t>Thruster available to autopilot</w:t>
             </w:r>
@@ -2538,7 +2763,8 @@
         </w:tc>
         <w:tc>
           <w:tcPr>
-            <w:tcW w:type="dxa" w:w="2880"/>
+            <w:tcW w:type="dxa" w:w="3216"/>
+            <w:shd w:fill="EEF3F8" w:val="clear"/>
           </w:tcPr>
           <w:p>
             <w:r/>
@@ -2546,7 +2772,8 @@
               <w:rPr>
                 <w:rFonts w:ascii="Calibri" w:hAnsi="Calibri" w:eastAsia="Calibri"/>
                 <w:b w:val="0"/>
-                <w:sz w:val="22"/>
+                <w:i w:val="0"/>
+                <w:sz w:val="20"/>
               </w:rPr>
               <w:t>Bit set = autopilot can use this thruster</w:t>
             </w:r>
@@ -2556,7 +2783,7 @@
       <w:tr>
         <w:tc>
           <w:tcPr>
-            <w:tcW w:type="dxa" w:w="2880"/>
+            <w:tcW w:type="dxa" w:w="3216"/>
           </w:tcPr>
           <w:p>
             <w:r/>
@@ -2564,8 +2791,9 @@
               <w:rPr>
                 <w:rFonts w:ascii="Consolas" w:hAnsi="Consolas" w:eastAsia="Consolas"/>
                 <w:b w:val="0"/>
-                <w:color w:val="C7254E"/>
-                <w:sz w:val="20"/>
+                <w:i w:val="0"/>
+                <w:color w:val="333333"/>
+                <w:sz w:val="18"/>
               </w:rPr>
               <w:t>sBackupModeActive</w:t>
             </w:r>
@@ -2573,7 +2801,7 @@
         </w:tc>
         <w:tc>
           <w:tcPr>
-            <w:tcW w:type="dxa" w:w="2880"/>
+            <w:tcW w:type="dxa" w:w="3216"/>
           </w:tcPr>
           <w:p>
             <w:r/>
@@ -2581,7 +2809,8 @@
               <w:rPr>
                 <w:rFonts w:ascii="Calibri" w:hAnsi="Calibri" w:eastAsia="Calibri"/>
                 <w:b w:val="0"/>
-                <w:sz w:val="22"/>
+                <w:i w:val="0"/>
+                <w:sz w:val="20"/>
               </w:rPr>
               <w:t>TCS backup mode</w:t>
             </w:r>
@@ -2589,7 +2818,7 @@
         </w:tc>
         <w:tc>
           <w:tcPr>
-            <w:tcW w:type="dxa" w:w="2880"/>
+            <w:tcW w:type="dxa" w:w="3216"/>
           </w:tcPr>
           <w:p>
             <w:r/>
@@ -2597,7 +2826,8 @@
               <w:rPr>
                 <w:rFonts w:ascii="Calibri" w:hAnsi="Calibri" w:eastAsia="Calibri"/>
                 <w:b w:val="0"/>
-                <w:sz w:val="22"/>
+                <w:i w:val="0"/>
+                <w:sz w:val="20"/>
               </w:rPr>
               <w:t>Bit set = thruster is in backup mode</w:t>
             </w:r>
@@ -2607,7 +2837,8 @@
       <w:tr>
         <w:tc>
           <w:tcPr>
-            <w:tcW w:type="dxa" w:w="2880"/>
+            <w:tcW w:type="dxa" w:w="3216"/>
+            <w:shd w:fill="EEF3F8" w:val="clear"/>
           </w:tcPr>
           <w:p>
             <w:r/>
@@ -2615,8 +2846,9 @@
               <w:rPr>
                 <w:rFonts w:ascii="Consolas" w:hAnsi="Consolas" w:eastAsia="Consolas"/>
                 <w:b w:val="0"/>
-                <w:color w:val="C7254E"/>
-                <w:sz w:val="20"/>
+                <w:i w:val="0"/>
+                <w:color w:val="333333"/>
+                <w:sz w:val="18"/>
               </w:rPr>
               <w:t>sThrusterRunning</w:t>
             </w:r>
@@ -2624,7 +2856,8 @@
         </w:tc>
         <w:tc>
           <w:tcPr>
-            <w:tcW w:type="dxa" w:w="2880"/>
+            <w:tcW w:type="dxa" w:w="3216"/>
+            <w:shd w:fill="EEF3F8" w:val="clear"/>
           </w:tcPr>
           <w:p>
             <w:r/>
@@ -2632,7 +2865,8 @@
               <w:rPr>
                 <w:rFonts w:ascii="Calibri" w:hAnsi="Calibri" w:eastAsia="Calibri"/>
                 <w:b w:val="0"/>
-                <w:sz w:val="22"/>
+                <w:i w:val="0"/>
+                <w:sz w:val="20"/>
               </w:rPr>
               <w:t>Running feedback</w:t>
             </w:r>
@@ -2640,7 +2874,8 @@
         </w:tc>
         <w:tc>
           <w:tcPr>
-            <w:tcW w:type="dxa" w:w="2880"/>
+            <w:tcW w:type="dxa" w:w="3216"/>
+            <w:shd w:fill="EEF3F8" w:val="clear"/>
           </w:tcPr>
           <w:p>
             <w:r/>
@@ -2648,7 +2883,8 @@
               <w:rPr>
                 <w:rFonts w:ascii="Calibri" w:hAnsi="Calibri" w:eastAsia="Calibri"/>
                 <w:b w:val="0"/>
-                <w:sz w:val="22"/>
+                <w:i w:val="0"/>
+                <w:sz w:val="20"/>
               </w:rPr>
               <w:t>Bit set = thruster is running</w:t>
             </w:r>
@@ -2658,7 +2894,7 @@
       <w:tr>
         <w:tc>
           <w:tcPr>
-            <w:tcW w:type="dxa" w:w="2880"/>
+            <w:tcW w:type="dxa" w:w="3216"/>
           </w:tcPr>
           <w:p>
             <w:r/>
@@ -2666,8 +2902,9 @@
               <w:rPr>
                 <w:rFonts w:ascii="Consolas" w:hAnsi="Consolas" w:eastAsia="Consolas"/>
                 <w:b w:val="0"/>
-                <w:color w:val="C7254E"/>
-                <w:sz w:val="20"/>
+                <w:i w:val="0"/>
+                <w:color w:val="333333"/>
+                <w:sz w:val="18"/>
               </w:rPr>
               <w:t>sThrusterReady</w:t>
             </w:r>
@@ -2675,7 +2912,7 @@
         </w:tc>
         <w:tc>
           <w:tcPr>
-            <w:tcW w:type="dxa" w:w="2880"/>
+            <w:tcW w:type="dxa" w:w="3216"/>
           </w:tcPr>
           <w:p>
             <w:r/>
@@ -2683,7 +2920,8 @@
               <w:rPr>
                 <w:rFonts w:ascii="Calibri" w:hAnsi="Calibri" w:eastAsia="Calibri"/>
                 <w:b w:val="0"/>
-                <w:sz w:val="22"/>
+                <w:i w:val="0"/>
+                <w:sz w:val="20"/>
               </w:rPr>
               <w:t>Ready feedback</w:t>
             </w:r>
@@ -2691,7 +2929,7 @@
         </w:tc>
         <w:tc>
           <w:tcPr>
-            <w:tcW w:type="dxa" w:w="2880"/>
+            <w:tcW w:type="dxa" w:w="3216"/>
           </w:tcPr>
           <w:p>
             <w:r/>
@@ -2699,7 +2937,8 @@
               <w:rPr>
                 <w:rFonts w:ascii="Calibri" w:hAnsi="Calibri" w:eastAsia="Calibri"/>
                 <w:b w:val="0"/>
-                <w:sz w:val="22"/>
+                <w:i w:val="0"/>
+                <w:sz w:val="20"/>
               </w:rPr>
               <w:t>Bit set = thruster is ready</w:t>
             </w:r>
@@ -2709,7 +2948,8 @@
       <w:tr>
         <w:tc>
           <w:tcPr>
-            <w:tcW w:type="dxa" w:w="2880"/>
+            <w:tcW w:type="dxa" w:w="3216"/>
+            <w:shd w:fill="EEF3F8" w:val="clear"/>
           </w:tcPr>
           <w:p>
             <w:r/>
@@ -2717,8 +2957,9 @@
               <w:rPr>
                 <w:rFonts w:ascii="Consolas" w:hAnsi="Consolas" w:eastAsia="Consolas"/>
                 <w:b w:val="0"/>
-                <w:color w:val="C7254E"/>
-                <w:sz w:val="20"/>
+                <w:i w:val="0"/>
+                <w:color w:val="333333"/>
+                <w:sz w:val="18"/>
               </w:rPr>
               <w:t>sThrusterFault</w:t>
             </w:r>
@@ -2726,7 +2967,8 @@
         </w:tc>
         <w:tc>
           <w:tcPr>
-            <w:tcW w:type="dxa" w:w="2880"/>
+            <w:tcW w:type="dxa" w:w="3216"/>
+            <w:shd w:fill="EEF3F8" w:val="clear"/>
           </w:tcPr>
           <w:p>
             <w:r/>
@@ -2734,7 +2976,8 @@
               <w:rPr>
                 <w:rFonts w:ascii="Calibri" w:hAnsi="Calibri" w:eastAsia="Calibri"/>
                 <w:b w:val="0"/>
-                <w:sz w:val="22"/>
+                <w:i w:val="0"/>
+                <w:sz w:val="20"/>
               </w:rPr>
               <w:t>Fault feedback</w:t>
             </w:r>
@@ -2742,7 +2985,8 @@
         </w:tc>
         <w:tc>
           <w:tcPr>
-            <w:tcW w:type="dxa" w:w="2880"/>
+            <w:tcW w:type="dxa" w:w="3216"/>
+            <w:shd w:fill="EEF3F8" w:val="clear"/>
           </w:tcPr>
           <w:p>
             <w:r/>
@@ -2750,7 +2994,8 @@
               <w:rPr>
                 <w:rFonts w:ascii="Calibri" w:hAnsi="Calibri" w:eastAsia="Calibri"/>
                 <w:b w:val="0"/>
-                <w:sz w:val="22"/>
+                <w:i w:val="0"/>
+                <w:sz w:val="20"/>
               </w:rPr>
               <w:t>Bit set = thruster has a fault</w:t>
             </w:r>
@@ -2760,7 +3005,7 @@
       <w:tr>
         <w:tc>
           <w:tcPr>
-            <w:tcW w:type="dxa" w:w="2880"/>
+            <w:tcW w:type="dxa" w:w="3216"/>
           </w:tcPr>
           <w:p>
             <w:r/>
@@ -2768,8 +3013,9 @@
               <w:rPr>
                 <w:rFonts w:ascii="Consolas" w:hAnsi="Consolas" w:eastAsia="Consolas"/>
                 <w:b w:val="0"/>
-                <w:color w:val="C7254E"/>
-                <w:sz w:val="20"/>
+                <w:i w:val="0"/>
+                <w:color w:val="333333"/>
+                <w:sz w:val="18"/>
               </w:rPr>
               <w:t>sPowerReduced</w:t>
             </w:r>
@@ -2777,7 +3023,7 @@
         </w:tc>
         <w:tc>
           <w:tcPr>
-            <w:tcW w:type="dxa" w:w="2880"/>
+            <w:tcW w:type="dxa" w:w="3216"/>
           </w:tcPr>
           <w:p>
             <w:r/>
@@ -2785,7 +3031,8 @@
               <w:rPr>
                 <w:rFonts w:ascii="Calibri" w:hAnsi="Calibri" w:eastAsia="Calibri"/>
                 <w:b w:val="0"/>
-                <w:sz w:val="22"/>
+                <w:i w:val="0"/>
+                <w:sz w:val="20"/>
               </w:rPr>
               <w:t>Power management reduction</w:t>
             </w:r>
@@ -2793,7 +3040,7 @@
         </w:tc>
         <w:tc>
           <w:tcPr>
-            <w:tcW w:type="dxa" w:w="2880"/>
+            <w:tcW w:type="dxa" w:w="3216"/>
           </w:tcPr>
           <w:p>
             <w:r/>
@@ -2801,7 +3048,8 @@
               <w:rPr>
                 <w:rFonts w:ascii="Calibri" w:hAnsi="Calibri" w:eastAsia="Calibri"/>
                 <w:b w:val="0"/>
-                <w:sz w:val="22"/>
+                <w:i w:val="0"/>
+                <w:sz w:val="20"/>
               </w:rPr>
               <w:t>Bit set = PMS has reduced thruster power</w:t>
             </w:r>
@@ -2811,7 +3059,8 @@
       <w:tr>
         <w:tc>
           <w:tcPr>
-            <w:tcW w:type="dxa" w:w="2880"/>
+            <w:tcW w:type="dxa" w:w="3216"/>
+            <w:shd w:fill="EEF3F8" w:val="clear"/>
           </w:tcPr>
           <w:p>
             <w:r/>
@@ -2819,8 +3068,9 @@
               <w:rPr>
                 <w:rFonts w:ascii="Consolas" w:hAnsi="Consolas" w:eastAsia="Consolas"/>
                 <w:b w:val="0"/>
-                <w:color w:val="C7254E"/>
-                <w:sz w:val="20"/>
+                <w:i w:val="0"/>
+                <w:color w:val="333333"/>
+                <w:sz w:val="18"/>
               </w:rPr>
               <w:t>sClutchEngaged</w:t>
             </w:r>
@@ -2828,7 +3078,8 @@
         </w:tc>
         <w:tc>
           <w:tcPr>
-            <w:tcW w:type="dxa" w:w="2880"/>
+            <w:tcW w:type="dxa" w:w="3216"/>
+            <w:shd w:fill="EEF3F8" w:val="clear"/>
           </w:tcPr>
           <w:p>
             <w:r/>
@@ -2836,7 +3087,8 @@
               <w:rPr>
                 <w:rFonts w:ascii="Calibri" w:hAnsi="Calibri" w:eastAsia="Calibri"/>
                 <w:b w:val="0"/>
-                <w:sz w:val="22"/>
+                <w:i w:val="0"/>
+                <w:sz w:val="20"/>
               </w:rPr>
               <w:t>Clutch engaged</w:t>
             </w:r>
@@ -2844,7 +3096,8 @@
         </w:tc>
         <w:tc>
           <w:tcPr>
-            <w:tcW w:type="dxa" w:w="2880"/>
+            <w:tcW w:type="dxa" w:w="3216"/>
+            <w:shd w:fill="EEF3F8" w:val="clear"/>
           </w:tcPr>
           <w:p>
             <w:r/>
@@ -2852,7 +3105,8 @@
               <w:rPr>
                 <w:rFonts w:ascii="Calibri" w:hAnsi="Calibri" w:eastAsia="Calibri"/>
                 <w:b w:val="0"/>
-                <w:sz w:val="22"/>
+                <w:i w:val="0"/>
+                <w:sz w:val="20"/>
               </w:rPr>
               <w:t>Bit set = clutch 1 is engaged</w:t>
             </w:r>
@@ -2862,7 +3116,7 @@
       <w:tr>
         <w:tc>
           <w:tcPr>
-            <w:tcW w:type="dxa" w:w="2880"/>
+            <w:tcW w:type="dxa" w:w="3216"/>
           </w:tcPr>
           <w:p>
             <w:r/>
@@ -2870,8 +3124,9 @@
               <w:rPr>
                 <w:rFonts w:ascii="Consolas" w:hAnsi="Consolas" w:eastAsia="Consolas"/>
                 <w:b w:val="0"/>
-                <w:color w:val="C7254E"/>
-                <w:sz w:val="20"/>
+                <w:i w:val="0"/>
+                <w:color w:val="333333"/>
+                <w:sz w:val="18"/>
               </w:rPr>
               <w:t>sHydrPump1Running</w:t>
             </w:r>
@@ -2879,7 +3134,7 @@
         </w:tc>
         <w:tc>
           <w:tcPr>
-            <w:tcW w:type="dxa" w:w="2880"/>
+            <w:tcW w:type="dxa" w:w="3216"/>
           </w:tcPr>
           <w:p>
             <w:r/>
@@ -2887,7 +3142,8 @@
               <w:rPr>
                 <w:rFonts w:ascii="Calibri" w:hAnsi="Calibri" w:eastAsia="Calibri"/>
                 <w:b w:val="0"/>
-                <w:sz w:val="22"/>
+                <w:i w:val="0"/>
+                <w:sz w:val="20"/>
               </w:rPr>
               <w:t>Hydraulic pump 1</w:t>
             </w:r>
@@ -2895,7 +3151,7 @@
         </w:tc>
         <w:tc>
           <w:tcPr>
-            <w:tcW w:type="dxa" w:w="2880"/>
+            <w:tcW w:type="dxa" w:w="3216"/>
           </w:tcPr>
           <w:p>
             <w:r/>
@@ -2903,7 +3159,8 @@
               <w:rPr>
                 <w:rFonts w:ascii="Calibri" w:hAnsi="Calibri" w:eastAsia="Calibri"/>
                 <w:b w:val="0"/>
-                <w:sz w:val="22"/>
+                <w:i w:val="0"/>
+                <w:sz w:val="20"/>
               </w:rPr>
               <w:t>Bit set = pump 1 running</w:t>
             </w:r>
@@ -2913,7 +3170,8 @@
       <w:tr>
         <w:tc>
           <w:tcPr>
-            <w:tcW w:type="dxa" w:w="2880"/>
+            <w:tcW w:type="dxa" w:w="3216"/>
+            <w:shd w:fill="EEF3F8" w:val="clear"/>
           </w:tcPr>
           <w:p>
             <w:r/>
@@ -2921,8 +3179,9 @@
               <w:rPr>
                 <w:rFonts w:ascii="Consolas" w:hAnsi="Consolas" w:eastAsia="Consolas"/>
                 <w:b w:val="0"/>
-                <w:color w:val="C7254E"/>
-                <w:sz w:val="20"/>
+                <w:i w:val="0"/>
+                <w:color w:val="333333"/>
+                <w:sz w:val="18"/>
               </w:rPr>
               <w:t>sHydrPump2Running</w:t>
             </w:r>
@@ -2930,7 +3189,8 @@
         </w:tc>
         <w:tc>
           <w:tcPr>
-            <w:tcW w:type="dxa" w:w="2880"/>
+            <w:tcW w:type="dxa" w:w="3216"/>
+            <w:shd w:fill="EEF3F8" w:val="clear"/>
           </w:tcPr>
           <w:p>
             <w:r/>
@@ -2938,7 +3198,8 @@
               <w:rPr>
                 <w:rFonts w:ascii="Calibri" w:hAnsi="Calibri" w:eastAsia="Calibri"/>
                 <w:b w:val="0"/>
-                <w:sz w:val="22"/>
+                <w:i w:val="0"/>
+                <w:sz w:val="20"/>
               </w:rPr>
               <w:t>Hydraulic pump 2</w:t>
             </w:r>
@@ -2946,7 +3207,8 @@
         </w:tc>
         <w:tc>
           <w:tcPr>
-            <w:tcW w:type="dxa" w:w="2880"/>
+            <w:tcW w:type="dxa" w:w="3216"/>
+            <w:shd w:fill="EEF3F8" w:val="clear"/>
           </w:tcPr>
           <w:p>
             <w:r/>
@@ -2954,7 +3216,8 @@
               <w:rPr>
                 <w:rFonts w:ascii="Calibri" w:hAnsi="Calibri" w:eastAsia="Calibri"/>
                 <w:b w:val="0"/>
-                <w:sz w:val="22"/>
+                <w:i w:val="0"/>
+                <w:sz w:val="20"/>
               </w:rPr>
               <w:t>Bit set = pump 2 running</w:t>
             </w:r>
@@ -2964,7 +3227,7 @@
       <w:tr>
         <w:tc>
           <w:tcPr>
-            <w:tcW w:type="dxa" w:w="2880"/>
+            <w:tcW w:type="dxa" w:w="3216"/>
           </w:tcPr>
           <w:p>
             <w:r/>
@@ -2972,8 +3235,9 @@
               <w:rPr>
                 <w:rFonts w:ascii="Consolas" w:hAnsi="Consolas" w:eastAsia="Consolas"/>
                 <w:b w:val="0"/>
-                <w:color w:val="C7254E"/>
-                <w:sz w:val="20"/>
+                <w:i w:val="0"/>
+                <w:color w:val="333333"/>
+                <w:sz w:val="18"/>
               </w:rPr>
               <w:t>sLiftCylinderUpperLocked</w:t>
             </w:r>
@@ -2981,7 +3245,7 @@
         </w:tc>
         <w:tc>
           <w:tcPr>
-            <w:tcW w:type="dxa" w:w="2880"/>
+            <w:tcW w:type="dxa" w:w="3216"/>
           </w:tcPr>
           <w:p>
             <w:r/>
@@ -2989,7 +3253,8 @@
               <w:rPr>
                 <w:rFonts w:ascii="Calibri" w:hAnsi="Calibri" w:eastAsia="Calibri"/>
                 <w:b w:val="0"/>
-                <w:sz w:val="22"/>
+                <w:i w:val="0"/>
+                <w:sz w:val="20"/>
               </w:rPr>
               <w:t>Retractable thruster upper lock</w:t>
             </w:r>
@@ -2997,7 +3262,7 @@
         </w:tc>
         <w:tc>
           <w:tcPr>
-            <w:tcW w:type="dxa" w:w="2880"/>
+            <w:tcW w:type="dxa" w:w="3216"/>
           </w:tcPr>
           <w:p>
             <w:r/>
@@ -3005,7 +3270,8 @@
               <w:rPr>
                 <w:rFonts w:ascii="Calibri" w:hAnsi="Calibri" w:eastAsia="Calibri"/>
                 <w:b w:val="0"/>
-                <w:sz w:val="22"/>
+                <w:i w:val="0"/>
+                <w:sz w:val="20"/>
               </w:rPr>
               <w:t>Bit set = locked in upper position. Ignore if vessel has no retractables.</w:t>
             </w:r>
@@ -3015,7 +3281,8 @@
       <w:tr>
         <w:tc>
           <w:tcPr>
-            <w:tcW w:type="dxa" w:w="2880"/>
+            <w:tcW w:type="dxa" w:w="3216"/>
+            <w:shd w:fill="EEF3F8" w:val="clear"/>
           </w:tcPr>
           <w:p>
             <w:r/>
@@ -3023,8 +3290,9 @@
               <w:rPr>
                 <w:rFonts w:ascii="Consolas" w:hAnsi="Consolas" w:eastAsia="Consolas"/>
                 <w:b w:val="0"/>
-                <w:color w:val="C7254E"/>
-                <w:sz w:val="20"/>
+                <w:i w:val="0"/>
+                <w:color w:val="333333"/>
+                <w:sz w:val="18"/>
               </w:rPr>
               <w:t>sLiftCylinderLowerLocked</w:t>
             </w:r>
@@ -3032,7 +3300,8 @@
         </w:tc>
         <w:tc>
           <w:tcPr>
-            <w:tcW w:type="dxa" w:w="2880"/>
+            <w:tcW w:type="dxa" w:w="3216"/>
+            <w:shd w:fill="EEF3F8" w:val="clear"/>
           </w:tcPr>
           <w:p>
             <w:r/>
@@ -3040,7 +3309,8 @@
               <w:rPr>
                 <w:rFonts w:ascii="Calibri" w:hAnsi="Calibri" w:eastAsia="Calibri"/>
                 <w:b w:val="0"/>
-                <w:sz w:val="22"/>
+                <w:i w:val="0"/>
+                <w:sz w:val="20"/>
               </w:rPr>
               <w:t>Retractable thruster lower lock</w:t>
             </w:r>
@@ -3048,7 +3318,8 @@
         </w:tc>
         <w:tc>
           <w:tcPr>
-            <w:tcW w:type="dxa" w:w="2880"/>
+            <w:tcW w:type="dxa" w:w="3216"/>
+            <w:shd w:fill="EEF3F8" w:val="clear"/>
           </w:tcPr>
           <w:p>
             <w:r/>
@@ -3056,7 +3327,8 @@
               <w:rPr>
                 <w:rFonts w:ascii="Calibri" w:hAnsi="Calibri" w:eastAsia="Calibri"/>
                 <w:b w:val="0"/>
-                <w:sz w:val="22"/>
+                <w:i w:val="0"/>
+                <w:sz w:val="20"/>
               </w:rPr>
               <w:t>Bit set = locked in lower position. Ignore if vessel has no retractables.</w:t>
             </w:r>
@@ -3070,6 +3342,7 @@
         <w:rPr>
           <w:rFonts w:ascii="Calibri" w:hAnsi="Calibri" w:eastAsia="Calibri"/>
           <w:b w:val="0"/>
+          <w:i w:val="0"/>
           <w:sz w:val="22"/>
         </w:rPr>
         <w:t xml:space="preserve">Common thruster state logic for slot </w:t>
@@ -3078,7 +3351,8 @@
         <w:rPr>
           <w:rFonts w:ascii="Consolas" w:hAnsi="Consolas" w:eastAsia="Consolas"/>
           <w:b w:val="0"/>
-          <w:color w:val="C7254E"/>
+          <w:i w:val="0"/>
+          <w:color w:val="333333"/>
           <w:sz w:val="20"/>
         </w:rPr>
         <w:t>i</w:t>
@@ -3087,6 +3361,7 @@
         <w:rPr>
           <w:rFonts w:ascii="Calibri" w:hAnsi="Calibri" w:eastAsia="Calibri"/>
           <w:b w:val="0"/>
+          <w:i w:val="0"/>
           <w:sz w:val="22"/>
         </w:rPr>
         <w:t>:</w:t>
@@ -3100,6 +3375,7 @@
         <w:rPr>
           <w:rFonts w:ascii="Calibri" w:hAnsi="Calibri" w:eastAsia="Calibri"/>
           <w:b w:val="0"/>
+          <w:i w:val="0"/>
           <w:sz w:val="22"/>
         </w:rPr>
         <w:t>Fault bit set → Fault</w:t>
@@ -3113,6 +3389,7 @@
         <w:rPr>
           <w:rFonts w:ascii="Calibri" w:hAnsi="Calibri" w:eastAsia="Calibri"/>
           <w:b w:val="0"/>
+          <w:i w:val="0"/>
           <w:sz w:val="22"/>
         </w:rPr>
         <w:t>Else running bit set → Running</w:t>
@@ -3126,6 +3403,7 @@
         <w:rPr>
           <w:rFonts w:ascii="Calibri" w:hAnsi="Calibri" w:eastAsia="Calibri"/>
           <w:b w:val="0"/>
+          <w:i w:val="0"/>
           <w:sz w:val="22"/>
         </w:rPr>
         <w:t>Else ready bit set → Ready</w:t>
@@ -3139,9 +3417,21 @@
         <w:rPr>
           <w:rFonts w:ascii="Calibri" w:hAnsi="Calibri" w:eastAsia="Calibri"/>
           <w:b w:val="0"/>
+          <w:i w:val="0"/>
           <w:sz w:val="22"/>
         </w:rPr>
         <w:t>Else → Stopped / unavailable</w:t>
+      </w:r>
+    </w:p>
+    <w:p>
+      <w:r>
+        <w:rPr>
+          <w:rFonts w:ascii="Calibri" w:hAnsi="Calibri" w:eastAsia="Calibri"/>
+          <w:b w:val="0"/>
+          <w:i w:val="0"/>
+          <w:sz w:val="22"/>
+        </w:rPr>
+        <w:t>---</w:t>
       </w:r>
     </w:p>
     <w:p>
@@ -3152,6 +3442,7 @@
         <w:rPr>
           <w:rFonts w:ascii="Calibri" w:hAnsi="Calibri" w:eastAsia="Calibri"/>
           <w:b/>
+          <w:i w:val="0"/>
           <w:color w:val="1F4E79"/>
           <w:sz w:val="32"/>
         </w:rPr>
@@ -3163,6 +3454,7 @@
         <w:rPr>
           <w:rFonts w:ascii="Calibri" w:hAnsi="Calibri" w:eastAsia="Calibri"/>
           <w:b w:val="0"/>
+          <w:i w:val="0"/>
           <w:sz w:val="22"/>
         </w:rPr>
         <w:t xml:space="preserve">Per thruster slot </w:t>
@@ -3171,7 +3463,8 @@
         <w:rPr>
           <w:rFonts w:ascii="Consolas" w:hAnsi="Consolas" w:eastAsia="Consolas"/>
           <w:b w:val="0"/>
-          <w:color w:val="C7254E"/>
+          <w:i w:val="0"/>
+          <w:color w:val="333333"/>
           <w:sz w:val="20"/>
         </w:rPr>
         <w:t>i</w:t>
@@ -3180,6 +3473,7 @@
         <w:rPr>
           <w:rFonts w:ascii="Calibri" w:hAnsi="Calibri" w:eastAsia="Calibri"/>
           <w:b w:val="0"/>
+          <w:i w:val="0"/>
           <w:sz w:val="22"/>
         </w:rPr>
         <w:t xml:space="preserve"> (</w:t>
@@ -3188,7 +3482,8 @@
         <w:rPr>
           <w:rFonts w:ascii="Consolas" w:hAnsi="Consolas" w:eastAsia="Consolas"/>
           <w:b w:val="0"/>
-          <w:color w:val="C7254E"/>
+          <w:i w:val="0"/>
+          <w:color w:val="333333"/>
           <w:sz w:val="20"/>
         </w:rPr>
         <w:t>0..9</w:t>
@@ -3197,6 +3492,7 @@
         <w:rPr>
           <w:rFonts w:ascii="Calibri" w:hAnsi="Calibri" w:eastAsia="Calibri"/>
           <w:b w:val="0"/>
+          <w:i w:val="0"/>
           <w:sz w:val="22"/>
         </w:rPr>
         <w:t>). These are the main live monitoring values.</w:t>
@@ -3209,14 +3505,14 @@
         <w:tblLook w:firstColumn="1" w:firstRow="1" w:lastColumn="0" w:lastRow="0" w:noHBand="0" w:noVBand="1" w:val="04A0"/>
       </w:tblPr>
       <w:tblGrid>
-        <w:gridCol w:w="2880"/>
-        <w:gridCol w:w="2880"/>
-        <w:gridCol w:w="2880"/>
+        <w:gridCol w:w="3216"/>
+        <w:gridCol w:w="3216"/>
+        <w:gridCol w:w="3216"/>
       </w:tblGrid>
       <w:tr>
         <w:tc>
           <w:tcPr>
-            <w:tcW w:type="dxa" w:w="2880"/>
+            <w:tcW w:type="dxa" w:w="3216"/>
             <w:shd w:fill="1F4E79" w:val="clear"/>
           </w:tcPr>
           <w:p>
@@ -3225,8 +3521,9 @@
               <w:rPr>
                 <w:rFonts w:ascii="Calibri" w:hAnsi="Calibri" w:eastAsia="Calibri"/>
                 <w:b/>
+                <w:i w:val="0"/>
                 <w:color w:val="FFFFFF"/>
-                <w:sz w:val="22"/>
+                <w:sz w:val="20"/>
               </w:rPr>
               <w:t>Datapoint</w:t>
             </w:r>
@@ -3234,7 +3531,7 @@
         </w:tc>
         <w:tc>
           <w:tcPr>
-            <w:tcW w:type="dxa" w:w="2880"/>
+            <w:tcW w:type="dxa" w:w="3216"/>
             <w:shd w:fill="1F4E79" w:val="clear"/>
           </w:tcPr>
           <w:p>
@@ -3243,8 +3540,9 @@
               <w:rPr>
                 <w:rFonts w:ascii="Calibri" w:hAnsi="Calibri" w:eastAsia="Calibri"/>
                 <w:b/>
+                <w:i w:val="0"/>
                 <w:color w:val="FFFFFF"/>
-                <w:sz w:val="22"/>
+                <w:sz w:val="20"/>
               </w:rPr>
               <w:t>What it is</w:t>
             </w:r>
@@ -3252,7 +3550,7 @@
         </w:tc>
         <w:tc>
           <w:tcPr>
-            <w:tcW w:type="dxa" w:w="2880"/>
+            <w:tcW w:type="dxa" w:w="3216"/>
             <w:shd w:fill="1F4E79" w:val="clear"/>
           </w:tcPr>
           <w:p>
@@ -3261,8 +3559,9 @@
               <w:rPr>
                 <w:rFonts w:ascii="Calibri" w:hAnsi="Calibri" w:eastAsia="Calibri"/>
                 <w:b/>
+                <w:i w:val="0"/>
                 <w:color w:val="FFFFFF"/>
-                <w:sz w:val="22"/>
+                <w:sz w:val="20"/>
               </w:rPr>
               <w:t>What the value means</w:t>
             </w:r>
@@ -3272,7 +3571,7 @@
       <w:tr>
         <w:tc>
           <w:tcPr>
-            <w:tcW w:type="dxa" w:w="2880"/>
+            <w:tcW w:type="dxa" w:w="3216"/>
           </w:tcPr>
           <w:p>
             <w:r/>
@@ -3280,8 +3579,9 @@
               <w:rPr>
                 <w:rFonts w:ascii="Consolas" w:hAnsi="Consolas" w:eastAsia="Consolas"/>
                 <w:b w:val="0"/>
-                <w:color w:val="C7254E"/>
-                <w:sz w:val="20"/>
+                <w:i w:val="0"/>
+                <w:color w:val="333333"/>
+                <w:sz w:val="18"/>
               </w:rPr>
               <w:t>dThrusterSpeedReference[i]</w:t>
             </w:r>
@@ -3289,7 +3589,7 @@
         </w:tc>
         <w:tc>
           <w:tcPr>
-            <w:tcW w:type="dxa" w:w="2880"/>
+            <w:tcW w:type="dxa" w:w="3216"/>
           </w:tcPr>
           <w:p>
             <w:r/>
@@ -3297,7 +3597,8 @@
               <w:rPr>
                 <w:rFonts w:ascii="Calibri" w:hAnsi="Calibri" w:eastAsia="Calibri"/>
                 <w:b w:val="0"/>
-                <w:sz w:val="22"/>
+                <w:i w:val="0"/>
+                <w:sz w:val="20"/>
               </w:rPr>
               <w:t>Commanded speed / RPM</w:t>
             </w:r>
@@ -3305,7 +3606,7 @@
         </w:tc>
         <w:tc>
           <w:tcPr>
-            <w:tcW w:type="dxa" w:w="2880"/>
+            <w:tcW w:type="dxa" w:w="3216"/>
           </w:tcPr>
           <w:p>
             <w:r/>
@@ -3313,7 +3614,8 @@
               <w:rPr>
                 <w:rFonts w:ascii="Calibri" w:hAnsi="Calibri" w:eastAsia="Calibri"/>
                 <w:b w:val="0"/>
-                <w:sz w:val="22"/>
+                <w:i w:val="0"/>
+                <w:sz w:val="20"/>
               </w:rPr>
               <w:t xml:space="preserve">Usually normalized about </w:t>
             </w:r>
@@ -3321,50 +3623,56 @@
               <w:rPr>
                 <w:rFonts w:ascii="Consolas" w:hAnsi="Consolas" w:eastAsia="Consolas"/>
                 <w:b w:val="0"/>
-                <w:color w:val="C7254E"/>
+                <w:i w:val="0"/>
+                <w:color w:val="333333"/>
+                <w:sz w:val="18"/>
+              </w:rPr>
+              <w:t>-1</w:t>
+            </w:r>
+            <w:r>
+              <w:rPr>
+                <w:rFonts w:ascii="Calibri" w:hAnsi="Calibri" w:eastAsia="Calibri"/>
+                <w:b w:val="0"/>
+                <w:i w:val="0"/>
                 <w:sz w:val="20"/>
               </w:rPr>
-              <w:t>-1</w:t>
+              <w:t xml:space="preserve"> to </w:t>
+            </w:r>
+            <w:r>
+              <w:rPr>
+                <w:rFonts w:ascii="Consolas" w:hAnsi="Consolas" w:eastAsia="Consolas"/>
+                <w:b w:val="0"/>
+                <w:i w:val="0"/>
+                <w:color w:val="333333"/>
+                <w:sz w:val="18"/>
+              </w:rPr>
+              <w:t>+1</w:t>
             </w:r>
             <w:r>
               <w:rPr>
                 <w:rFonts w:ascii="Calibri" w:hAnsi="Calibri" w:eastAsia="Calibri"/>
                 <w:b w:val="0"/>
-                <w:sz w:val="22"/>
-              </w:rPr>
-              <w:t xml:space="preserve"> to </w:t>
+                <w:i w:val="0"/>
+                <w:sz w:val="20"/>
+              </w:rPr>
+              <w:t xml:space="preserve"> (</w:t>
             </w:r>
             <w:r>
               <w:rPr>
                 <w:rFonts w:ascii="Consolas" w:hAnsi="Consolas" w:eastAsia="Consolas"/>
                 <w:b w:val="0"/>
-                <w:color w:val="C7254E"/>
+                <w:i w:val="0"/>
+                <w:color w:val="333333"/>
+                <w:sz w:val="18"/>
+              </w:rPr>
+              <w:t>±1</w:t>
+            </w:r>
+            <w:r>
+              <w:rPr>
+                <w:rFonts w:ascii="Calibri" w:hAnsi="Calibri" w:eastAsia="Calibri"/>
+                <w:b w:val="0"/>
+                <w:i w:val="0"/>
                 <w:sz w:val="20"/>
-              </w:rPr>
-              <w:t>+1</w:t>
-            </w:r>
-            <w:r>
-              <w:rPr>
-                <w:rFonts w:ascii="Calibri" w:hAnsi="Calibri" w:eastAsia="Calibri"/>
-                <w:b w:val="0"/>
-                <w:sz w:val="22"/>
-              </w:rPr>
-              <w:t xml:space="preserve"> (</w:t>
-            </w:r>
-            <w:r>
-              <w:rPr>
-                <w:rFonts w:ascii="Consolas" w:hAnsi="Consolas" w:eastAsia="Consolas"/>
-                <w:b w:val="0"/>
-                <w:color w:val="C7254E"/>
-                <w:sz w:val="20"/>
-              </w:rPr>
-              <w:t>±1</w:t>
-            </w:r>
-            <w:r>
-              <w:rPr>
-                <w:rFonts w:ascii="Calibri" w:hAnsi="Calibri" w:eastAsia="Calibri"/>
-                <w:b w:val="0"/>
-                <w:sz w:val="22"/>
               </w:rPr>
               <w:t xml:space="preserve"> = full scale). Not raw RPM unless the vessel project converts it.</w:t>
             </w:r>
@@ -3374,7 +3682,8 @@
       <w:tr>
         <w:tc>
           <w:tcPr>
-            <w:tcW w:type="dxa" w:w="2880"/>
+            <w:tcW w:type="dxa" w:w="3216"/>
+            <w:shd w:fill="EEF3F8" w:val="clear"/>
           </w:tcPr>
           <w:p>
             <w:r/>
@@ -3382,8 +3691,9 @@
               <w:rPr>
                 <w:rFonts w:ascii="Consolas" w:hAnsi="Consolas" w:eastAsia="Consolas"/>
                 <w:b w:val="0"/>
-                <w:color w:val="C7254E"/>
-                <w:sz w:val="20"/>
+                <w:i w:val="0"/>
+                <w:color w:val="333333"/>
+                <w:sz w:val="18"/>
               </w:rPr>
               <w:t>dThrusterSpeedFeedback[i]</w:t>
             </w:r>
@@ -3391,7 +3701,8 @@
         </w:tc>
         <w:tc>
           <w:tcPr>
-            <w:tcW w:type="dxa" w:w="2880"/>
+            <w:tcW w:type="dxa" w:w="3216"/>
+            <w:shd w:fill="EEF3F8" w:val="clear"/>
           </w:tcPr>
           <w:p>
             <w:r/>
@@ -3399,7 +3710,8 @@
               <w:rPr>
                 <w:rFonts w:ascii="Calibri" w:hAnsi="Calibri" w:eastAsia="Calibri"/>
                 <w:b w:val="0"/>
-                <w:sz w:val="22"/>
+                <w:i w:val="0"/>
+                <w:sz w:val="20"/>
               </w:rPr>
               <w:t>Measured speed / RPM</w:t>
             </w:r>
@@ -3407,7 +3719,8 @@
         </w:tc>
         <w:tc>
           <w:tcPr>
-            <w:tcW w:type="dxa" w:w="2880"/>
+            <w:tcW w:type="dxa" w:w="3216"/>
+            <w:shd w:fill="EEF3F8" w:val="clear"/>
           </w:tcPr>
           <w:p>
             <w:r/>
@@ -3415,7 +3728,8 @@
               <w:rPr>
                 <w:rFonts w:ascii="Calibri" w:hAnsi="Calibri" w:eastAsia="Calibri"/>
                 <w:b w:val="0"/>
-                <w:sz w:val="22"/>
+                <w:i w:val="0"/>
+                <w:sz w:val="20"/>
               </w:rPr>
               <w:t>Same scale as reference in normal configs. Compare to reference to see follow-up.</w:t>
             </w:r>
@@ -3425,7 +3739,7 @@
       <w:tr>
         <w:tc>
           <w:tcPr>
-            <w:tcW w:type="dxa" w:w="2880"/>
+            <w:tcW w:type="dxa" w:w="3216"/>
           </w:tcPr>
           <w:p>
             <w:r/>
@@ -3433,8 +3747,9 @@
               <w:rPr>
                 <w:rFonts w:ascii="Consolas" w:hAnsi="Consolas" w:eastAsia="Consolas"/>
                 <w:b w:val="0"/>
-                <w:color w:val="C7254E"/>
-                <w:sz w:val="20"/>
+                <w:i w:val="0"/>
+                <w:color w:val="333333"/>
+                <w:sz w:val="18"/>
               </w:rPr>
               <w:t>dThrusterPitchReference[i]</w:t>
             </w:r>
@@ -3442,7 +3757,7 @@
         </w:tc>
         <w:tc>
           <w:tcPr>
-            <w:tcW w:type="dxa" w:w="2880"/>
+            <w:tcW w:type="dxa" w:w="3216"/>
           </w:tcPr>
           <w:p>
             <w:r/>
@@ -3450,7 +3765,8 @@
               <w:rPr>
                 <w:rFonts w:ascii="Calibri" w:hAnsi="Calibri" w:eastAsia="Calibri"/>
                 <w:b w:val="0"/>
-                <w:sz w:val="22"/>
+                <w:i w:val="0"/>
+                <w:sz w:val="20"/>
               </w:rPr>
               <w:t>Commanded pitch</w:t>
             </w:r>
@@ -3458,7 +3774,7 @@
         </w:tc>
         <w:tc>
           <w:tcPr>
-            <w:tcW w:type="dxa" w:w="2880"/>
+            <w:tcW w:type="dxa" w:w="3216"/>
           </w:tcPr>
           <w:p>
             <w:r/>
@@ -3466,7 +3782,8 @@
               <w:rPr>
                 <w:rFonts w:ascii="Calibri" w:hAnsi="Calibri" w:eastAsia="Calibri"/>
                 <w:b w:val="0"/>
-                <w:sz w:val="22"/>
+                <w:i w:val="0"/>
+                <w:sz w:val="20"/>
               </w:rPr>
               <w:t xml:space="preserve">Usually normalized about </w:t>
             </w:r>
@@ -3474,33 +3791,37 @@
               <w:rPr>
                 <w:rFonts w:ascii="Consolas" w:hAnsi="Consolas" w:eastAsia="Consolas"/>
                 <w:b w:val="0"/>
-                <w:color w:val="C7254E"/>
+                <w:i w:val="0"/>
+                <w:color w:val="333333"/>
+                <w:sz w:val="18"/>
+              </w:rPr>
+              <w:t>-1</w:t>
+            </w:r>
+            <w:r>
+              <w:rPr>
+                <w:rFonts w:ascii="Calibri" w:hAnsi="Calibri" w:eastAsia="Calibri"/>
+                <w:b w:val="0"/>
+                <w:i w:val="0"/>
                 <w:sz w:val="20"/>
               </w:rPr>
-              <w:t>-1</w:t>
+              <w:t xml:space="preserve"> to </w:t>
+            </w:r>
+            <w:r>
+              <w:rPr>
+                <w:rFonts w:ascii="Consolas" w:hAnsi="Consolas" w:eastAsia="Consolas"/>
+                <w:b w:val="0"/>
+                <w:i w:val="0"/>
+                <w:color w:val="333333"/>
+                <w:sz w:val="18"/>
+              </w:rPr>
+              <w:t>+1</w:t>
             </w:r>
             <w:r>
               <w:rPr>
                 <w:rFonts w:ascii="Calibri" w:hAnsi="Calibri" w:eastAsia="Calibri"/>
                 <w:b w:val="0"/>
-                <w:sz w:val="22"/>
-              </w:rPr>
-              <w:t xml:space="preserve"> to </w:t>
-            </w:r>
-            <w:r>
-              <w:rPr>
-                <w:rFonts w:ascii="Consolas" w:hAnsi="Consolas" w:eastAsia="Consolas"/>
-                <w:b w:val="0"/>
-                <w:color w:val="C7254E"/>
+                <w:i w:val="0"/>
                 <w:sz w:val="20"/>
-              </w:rPr>
-              <w:t>+1</w:t>
-            </w:r>
-            <w:r>
-              <w:rPr>
-                <w:rFonts w:ascii="Calibri" w:hAnsi="Calibri" w:eastAsia="Calibri"/>
-                <w:b w:val="0"/>
-                <w:sz w:val="22"/>
               </w:rPr>
               <w:t>. Relevant for CPP / pitch-controlled thrusters.</w:t>
             </w:r>
@@ -3510,7 +3831,8 @@
       <w:tr>
         <w:tc>
           <w:tcPr>
-            <w:tcW w:type="dxa" w:w="2880"/>
+            <w:tcW w:type="dxa" w:w="3216"/>
+            <w:shd w:fill="EEF3F8" w:val="clear"/>
           </w:tcPr>
           <w:p>
             <w:r/>
@@ -3518,8 +3840,9 @@
               <w:rPr>
                 <w:rFonts w:ascii="Consolas" w:hAnsi="Consolas" w:eastAsia="Consolas"/>
                 <w:b w:val="0"/>
-                <w:color w:val="C7254E"/>
-                <w:sz w:val="20"/>
+                <w:i w:val="0"/>
+                <w:color w:val="333333"/>
+                <w:sz w:val="18"/>
               </w:rPr>
               <w:t>dThrusterPitchFeedback[i]</w:t>
             </w:r>
@@ -3527,7 +3850,8 @@
         </w:tc>
         <w:tc>
           <w:tcPr>
-            <w:tcW w:type="dxa" w:w="2880"/>
+            <w:tcW w:type="dxa" w:w="3216"/>
+            <w:shd w:fill="EEF3F8" w:val="clear"/>
           </w:tcPr>
           <w:p>
             <w:r/>
@@ -3535,7 +3859,8 @@
               <w:rPr>
                 <w:rFonts w:ascii="Calibri" w:hAnsi="Calibri" w:eastAsia="Calibri"/>
                 <w:b w:val="0"/>
-                <w:sz w:val="22"/>
+                <w:i w:val="0"/>
+                <w:sz w:val="20"/>
               </w:rPr>
               <w:t>Measured pitch</w:t>
             </w:r>
@@ -3543,7 +3868,8 @@
         </w:tc>
         <w:tc>
           <w:tcPr>
-            <w:tcW w:type="dxa" w:w="2880"/>
+            <w:tcW w:type="dxa" w:w="3216"/>
+            <w:shd w:fill="EEF3F8" w:val="clear"/>
           </w:tcPr>
           <w:p>
             <w:r/>
@@ -3551,7 +3877,8 @@
               <w:rPr>
                 <w:rFonts w:ascii="Calibri" w:hAnsi="Calibri" w:eastAsia="Calibri"/>
                 <w:b w:val="0"/>
-                <w:sz w:val="22"/>
+                <w:i w:val="0"/>
+                <w:sz w:val="20"/>
               </w:rPr>
               <w:t>Same scale as pitch reference.</w:t>
             </w:r>
@@ -3561,7 +3888,7 @@
       <w:tr>
         <w:tc>
           <w:tcPr>
-            <w:tcW w:type="dxa" w:w="2880"/>
+            <w:tcW w:type="dxa" w:w="3216"/>
           </w:tcPr>
           <w:p>
             <w:r/>
@@ -3569,8 +3896,9 @@
               <w:rPr>
                 <w:rFonts w:ascii="Consolas" w:hAnsi="Consolas" w:eastAsia="Consolas"/>
                 <w:b w:val="0"/>
-                <w:color w:val="C7254E"/>
-                <w:sz w:val="20"/>
+                <w:i w:val="0"/>
+                <w:color w:val="333333"/>
+                <w:sz w:val="18"/>
               </w:rPr>
               <w:t>dThrusterAngleReference[i]</w:t>
             </w:r>
@@ -3578,7 +3906,7 @@
         </w:tc>
         <w:tc>
           <w:tcPr>
-            <w:tcW w:type="dxa" w:w="2880"/>
+            <w:tcW w:type="dxa" w:w="3216"/>
           </w:tcPr>
           <w:p>
             <w:r/>
@@ -3586,7 +3914,8 @@
               <w:rPr>
                 <w:rFonts w:ascii="Calibri" w:hAnsi="Calibri" w:eastAsia="Calibri"/>
                 <w:b w:val="0"/>
-                <w:sz w:val="22"/>
+                <w:i w:val="0"/>
+                <w:sz w:val="20"/>
               </w:rPr>
               <w:t>Commanded azimuth / rudder angle</w:t>
             </w:r>
@@ -3594,7 +3923,7 @@
         </w:tc>
         <w:tc>
           <w:tcPr>
-            <w:tcW w:type="dxa" w:w="2880"/>
+            <w:tcW w:type="dxa" w:w="3216"/>
           </w:tcPr>
           <w:p>
             <w:r/>
@@ -3602,7 +3931,8 @@
               <w:rPr>
                 <w:rFonts w:ascii="Calibri" w:hAnsi="Calibri" w:eastAsia="Calibri"/>
                 <w:b w:val="0"/>
-                <w:sz w:val="22"/>
+                <w:i w:val="0"/>
+                <w:sz w:val="20"/>
               </w:rPr>
               <w:t>Degrees.</w:t>
             </w:r>
@@ -3612,7 +3942,8 @@
       <w:tr>
         <w:tc>
           <w:tcPr>
-            <w:tcW w:type="dxa" w:w="2880"/>
+            <w:tcW w:type="dxa" w:w="3216"/>
+            <w:shd w:fill="EEF3F8" w:val="clear"/>
           </w:tcPr>
           <w:p>
             <w:r/>
@@ -3620,8 +3951,9 @@
               <w:rPr>
                 <w:rFonts w:ascii="Consolas" w:hAnsi="Consolas" w:eastAsia="Consolas"/>
                 <w:b w:val="0"/>
-                <w:color w:val="C7254E"/>
-                <w:sz w:val="20"/>
+                <w:i w:val="0"/>
+                <w:color w:val="333333"/>
+                <w:sz w:val="18"/>
               </w:rPr>
               <w:t>dThrusterAngleFeedback[i]</w:t>
             </w:r>
@@ -3629,7 +3961,8 @@
         </w:tc>
         <w:tc>
           <w:tcPr>
-            <w:tcW w:type="dxa" w:w="2880"/>
+            <w:tcW w:type="dxa" w:w="3216"/>
+            <w:shd w:fill="EEF3F8" w:val="clear"/>
           </w:tcPr>
           <w:p>
             <w:r/>
@@ -3637,7 +3970,8 @@
               <w:rPr>
                 <w:rFonts w:ascii="Calibri" w:hAnsi="Calibri" w:eastAsia="Calibri"/>
                 <w:b w:val="0"/>
-                <w:sz w:val="22"/>
+                <w:i w:val="0"/>
+                <w:sz w:val="20"/>
               </w:rPr>
               <w:t>Measured azimuth / rudder angle</w:t>
             </w:r>
@@ -3645,7 +3979,8 @@
         </w:tc>
         <w:tc>
           <w:tcPr>
-            <w:tcW w:type="dxa" w:w="2880"/>
+            <w:tcW w:type="dxa" w:w="3216"/>
+            <w:shd w:fill="EEF3F8" w:val="clear"/>
           </w:tcPr>
           <w:p>
             <w:r/>
@@ -3653,7 +3988,8 @@
               <w:rPr>
                 <w:rFonts w:ascii="Calibri" w:hAnsi="Calibri" w:eastAsia="Calibri"/>
                 <w:b w:val="0"/>
-                <w:sz w:val="22"/>
+                <w:i w:val="0"/>
+                <w:sz w:val="20"/>
               </w:rPr>
               <w:t>Degrees.</w:t>
             </w:r>
@@ -3663,7 +3999,7 @@
       <w:tr>
         <w:tc>
           <w:tcPr>
-            <w:tcW w:type="dxa" w:w="2880"/>
+            <w:tcW w:type="dxa" w:w="3216"/>
           </w:tcPr>
           <w:p>
             <w:r/>
@@ -3671,8 +4007,9 @@
               <w:rPr>
                 <w:rFonts w:ascii="Consolas" w:hAnsi="Consolas" w:eastAsia="Consolas"/>
                 <w:b w:val="0"/>
-                <w:color w:val="C7254E"/>
-                <w:sz w:val="20"/>
+                <w:i w:val="0"/>
+                <w:color w:val="333333"/>
+                <w:sz w:val="18"/>
               </w:rPr>
               <w:t>dThrusterLoad[i]</w:t>
             </w:r>
@@ -3680,7 +4017,7 @@
         </w:tc>
         <w:tc>
           <w:tcPr>
-            <w:tcW w:type="dxa" w:w="2880"/>
+            <w:tcW w:type="dxa" w:w="3216"/>
           </w:tcPr>
           <w:p>
             <w:r/>
@@ -3688,7 +4025,8 @@
               <w:rPr>
                 <w:rFonts w:ascii="Calibri" w:hAnsi="Calibri" w:eastAsia="Calibri"/>
                 <w:b w:val="0"/>
-                <w:sz w:val="22"/>
+                <w:i w:val="0"/>
+                <w:sz w:val="20"/>
               </w:rPr>
               <w:t>Thruster load</w:t>
             </w:r>
@@ -3696,7 +4034,7 @@
         </w:tc>
         <w:tc>
           <w:tcPr>
-            <w:tcW w:type="dxa" w:w="2880"/>
+            <w:tcW w:type="dxa" w:w="3216"/>
           </w:tcPr>
           <w:p>
             <w:r/>
@@ -3704,7 +4042,8 @@
               <w:rPr>
                 <w:rFonts w:ascii="Calibri" w:hAnsi="Calibri" w:eastAsia="Calibri"/>
                 <w:b w:val="0"/>
-                <w:sz w:val="22"/>
+                <w:i w:val="0"/>
+                <w:sz w:val="20"/>
               </w:rPr>
               <w:t>Kilowatts (kW). A very large negative number usually means "no power feedback available".</w:t>
             </w:r>
@@ -3714,7 +4053,8 @@
       <w:tr>
         <w:tc>
           <w:tcPr>
-            <w:tcW w:type="dxa" w:w="2880"/>
+            <w:tcW w:type="dxa" w:w="3216"/>
+            <w:shd w:fill="EEF3F8" w:val="clear"/>
           </w:tcPr>
           <w:p>
             <w:r/>
@@ -3722,8 +4062,9 @@
               <w:rPr>
                 <w:rFonts w:ascii="Consolas" w:hAnsi="Consolas" w:eastAsia="Consolas"/>
                 <w:b w:val="0"/>
-                <w:color w:val="C7254E"/>
-                <w:sz w:val="20"/>
+                <w:i w:val="0"/>
+                <w:color w:val="333333"/>
+                <w:sz w:val="18"/>
               </w:rPr>
               <w:t>dThrustCommand[i]</w:t>
             </w:r>
@@ -3731,7 +4072,8 @@
         </w:tc>
         <w:tc>
           <w:tcPr>
-            <w:tcW w:type="dxa" w:w="2880"/>
+            <w:tcW w:type="dxa" w:w="3216"/>
+            <w:shd w:fill="EEF3F8" w:val="clear"/>
           </w:tcPr>
           <w:p>
             <w:r/>
@@ -3739,7 +4081,8 @@
               <w:rPr>
                 <w:rFonts w:ascii="Calibri" w:hAnsi="Calibri" w:eastAsia="Calibri"/>
                 <w:b w:val="0"/>
-                <w:sz w:val="22"/>
+                <w:i w:val="0"/>
+                <w:sz w:val="20"/>
               </w:rPr>
               <w:t>Calculated thrust demand</w:t>
             </w:r>
@@ -3747,7 +4090,8 @@
         </w:tc>
         <w:tc>
           <w:tcPr>
-            <w:tcW w:type="dxa" w:w="2880"/>
+            <w:tcW w:type="dxa" w:w="3216"/>
+            <w:shd w:fill="EEF3F8" w:val="clear"/>
           </w:tcPr>
           <w:p>
             <w:r/>
@@ -3755,7 +4099,8 @@
               <w:rPr>
                 <w:rFonts w:ascii="Calibri" w:hAnsi="Calibri" w:eastAsia="Calibri"/>
                 <w:b w:val="0"/>
-                <w:sz w:val="22"/>
+                <w:i w:val="0"/>
+                <w:sz w:val="20"/>
               </w:rPr>
               <w:t xml:space="preserve">Usually relative to max thrust, about </w:t>
             </w:r>
@@ -3763,33 +4108,37 @@
               <w:rPr>
                 <w:rFonts w:ascii="Consolas" w:hAnsi="Consolas" w:eastAsia="Consolas"/>
                 <w:b w:val="0"/>
-                <w:color w:val="C7254E"/>
+                <w:i w:val="0"/>
+                <w:color w:val="333333"/>
+                <w:sz w:val="18"/>
+              </w:rPr>
+              <w:t>-1</w:t>
+            </w:r>
+            <w:r>
+              <w:rPr>
+                <w:rFonts w:ascii="Calibri" w:hAnsi="Calibri" w:eastAsia="Calibri"/>
+                <w:b w:val="0"/>
+                <w:i w:val="0"/>
                 <w:sz w:val="20"/>
               </w:rPr>
-              <w:t>-1</w:t>
+              <w:t xml:space="preserve"> to </w:t>
+            </w:r>
+            <w:r>
+              <w:rPr>
+                <w:rFonts w:ascii="Consolas" w:hAnsi="Consolas" w:eastAsia="Consolas"/>
+                <w:b w:val="0"/>
+                <w:i w:val="0"/>
+                <w:color w:val="333333"/>
+                <w:sz w:val="18"/>
+              </w:rPr>
+              <w:t>+1</w:t>
             </w:r>
             <w:r>
               <w:rPr>
                 <w:rFonts w:ascii="Calibri" w:hAnsi="Calibri" w:eastAsia="Calibri"/>
                 <w:b w:val="0"/>
-                <w:sz w:val="22"/>
-              </w:rPr>
-              <w:t xml:space="preserve"> to </w:t>
-            </w:r>
-            <w:r>
-              <w:rPr>
-                <w:rFonts w:ascii="Consolas" w:hAnsi="Consolas" w:eastAsia="Consolas"/>
-                <w:b w:val="0"/>
-                <w:color w:val="C7254E"/>
+                <w:i w:val="0"/>
                 <w:sz w:val="20"/>
-              </w:rPr>
-              <w:t>+1</w:t>
-            </w:r>
-            <w:r>
-              <w:rPr>
-                <w:rFonts w:ascii="Calibri" w:hAnsi="Calibri" w:eastAsia="Calibri"/>
-                <w:b w:val="0"/>
-                <w:sz w:val="22"/>
               </w:rPr>
               <w:t>.</w:t>
             </w:r>
@@ -3799,7 +4148,7 @@
       <w:tr>
         <w:tc>
           <w:tcPr>
-            <w:tcW w:type="dxa" w:w="2880"/>
+            <w:tcW w:type="dxa" w:w="3216"/>
           </w:tcPr>
           <w:p>
             <w:r/>
@@ -3807,8 +4156,9 @@
               <w:rPr>
                 <w:rFonts w:ascii="Consolas" w:hAnsi="Consolas" w:eastAsia="Consolas"/>
                 <w:b w:val="0"/>
-                <w:color w:val="C7254E"/>
-                <w:sz w:val="20"/>
+                <w:i w:val="0"/>
+                <w:color w:val="333333"/>
+                <w:sz w:val="18"/>
               </w:rPr>
               <w:t>dThrustFeedback[i]</w:t>
             </w:r>
@@ -3816,7 +4166,7 @@
         </w:tc>
         <w:tc>
           <w:tcPr>
-            <w:tcW w:type="dxa" w:w="2880"/>
+            <w:tcW w:type="dxa" w:w="3216"/>
           </w:tcPr>
           <w:p>
             <w:r/>
@@ -3824,7 +4174,8 @@
               <w:rPr>
                 <w:rFonts w:ascii="Calibri" w:hAnsi="Calibri" w:eastAsia="Calibri"/>
                 <w:b w:val="0"/>
-                <w:sz w:val="22"/>
+                <w:i w:val="0"/>
+                <w:sz w:val="20"/>
               </w:rPr>
               <w:t>Calculated thrust achieved</w:t>
             </w:r>
@@ -3832,7 +4183,7 @@
         </w:tc>
         <w:tc>
           <w:tcPr>
-            <w:tcW w:type="dxa" w:w="2880"/>
+            <w:tcW w:type="dxa" w:w="3216"/>
           </w:tcPr>
           <w:p>
             <w:r/>
@@ -3840,7 +4191,8 @@
               <w:rPr>
                 <w:rFonts w:ascii="Calibri" w:hAnsi="Calibri" w:eastAsia="Calibri"/>
                 <w:b w:val="0"/>
-                <w:sz w:val="22"/>
+                <w:i w:val="0"/>
+                <w:sz w:val="20"/>
               </w:rPr>
               <w:t xml:space="preserve">Usually relative to max thrust, about </w:t>
             </w:r>
@@ -3848,33 +4200,37 @@
               <w:rPr>
                 <w:rFonts w:ascii="Consolas" w:hAnsi="Consolas" w:eastAsia="Consolas"/>
                 <w:b w:val="0"/>
-                <w:color w:val="C7254E"/>
+                <w:i w:val="0"/>
+                <w:color w:val="333333"/>
+                <w:sz w:val="18"/>
+              </w:rPr>
+              <w:t>-1</w:t>
+            </w:r>
+            <w:r>
+              <w:rPr>
+                <w:rFonts w:ascii="Calibri" w:hAnsi="Calibri" w:eastAsia="Calibri"/>
+                <w:b w:val="0"/>
+                <w:i w:val="0"/>
                 <w:sz w:val="20"/>
               </w:rPr>
-              <w:t>-1</w:t>
+              <w:t xml:space="preserve"> to </w:t>
+            </w:r>
+            <w:r>
+              <w:rPr>
+                <w:rFonts w:ascii="Consolas" w:hAnsi="Consolas" w:eastAsia="Consolas"/>
+                <w:b w:val="0"/>
+                <w:i w:val="0"/>
+                <w:color w:val="333333"/>
+                <w:sz w:val="18"/>
+              </w:rPr>
+              <w:t>+1</w:t>
             </w:r>
             <w:r>
               <w:rPr>
                 <w:rFonts w:ascii="Calibri" w:hAnsi="Calibri" w:eastAsia="Calibri"/>
                 <w:b w:val="0"/>
-                <w:sz w:val="22"/>
-              </w:rPr>
-              <w:t xml:space="preserve"> to </w:t>
-            </w:r>
-            <w:r>
-              <w:rPr>
-                <w:rFonts w:ascii="Consolas" w:hAnsi="Consolas" w:eastAsia="Consolas"/>
-                <w:b w:val="0"/>
-                <w:color w:val="C7254E"/>
+                <w:i w:val="0"/>
                 <w:sz w:val="20"/>
-              </w:rPr>
-              <w:t>+1</w:t>
-            </w:r>
-            <w:r>
-              <w:rPr>
-                <w:rFonts w:ascii="Calibri" w:hAnsi="Calibri" w:eastAsia="Calibri"/>
-                <w:b w:val="0"/>
-                <w:sz w:val="22"/>
               </w:rPr>
               <w:t>.</w:t>
             </w:r>
@@ -3888,6 +4244,7 @@
         <w:rPr>
           <w:rFonts w:ascii="Calibri" w:hAnsi="Calibri" w:eastAsia="Calibri"/>
           <w:b w:val="0"/>
+          <w:i w:val="0"/>
           <w:sz w:val="22"/>
         </w:rPr>
         <w:t>Reading tips:</w:t>
@@ -3901,6 +4258,7 @@
         <w:rPr>
           <w:rFonts w:ascii="Calibri" w:hAnsi="Calibri" w:eastAsia="Calibri"/>
           <w:b w:val="0"/>
+          <w:i w:val="0"/>
           <w:sz w:val="22"/>
         </w:rPr>
         <w:t>Pair each reference with its feedback on the same widget.</w:t>
@@ -3914,6 +4272,7 @@
         <w:rPr>
           <w:rFonts w:ascii="Calibri" w:hAnsi="Calibri" w:eastAsia="Calibri"/>
           <w:b w:val="0"/>
+          <w:i w:val="0"/>
           <w:sz w:val="22"/>
         </w:rPr>
         <w:t>Tunnel thrusters usually do not need angle displays.</w:t>
@@ -3927,6 +4286,7 @@
         <w:rPr>
           <w:rFonts w:ascii="Calibri" w:hAnsi="Calibri" w:eastAsia="Calibri"/>
           <w:b w:val="0"/>
+          <w:i w:val="0"/>
           <w:sz w:val="22"/>
         </w:rPr>
         <w:t>Rudders often do not need speed/pitch displays.</w:t>
@@ -3940,6 +4300,7 @@
         <w:rPr>
           <w:rFonts w:ascii="Calibri" w:hAnsi="Calibri" w:eastAsia="Calibri"/>
           <w:b w:val="0"/>
+          <w:i w:val="0"/>
           <w:sz w:val="22"/>
         </w:rPr>
         <w:t xml:space="preserve">If a vessel needs "% RPM" labels, confirm the project conversion. Do not assume </w:t>
@@ -3948,7 +4309,8 @@
         <w:rPr>
           <w:rFonts w:ascii="Consolas" w:hAnsi="Consolas" w:eastAsia="Consolas"/>
           <w:b w:val="0"/>
-          <w:color w:val="C7254E"/>
+          <w:i w:val="0"/>
+          <w:color w:val="333333"/>
           <w:sz w:val="20"/>
         </w:rPr>
         <w:t>0.5</w:t>
@@ -3957,6 +4319,7 @@
         <w:rPr>
           <w:rFonts w:ascii="Calibri" w:hAnsi="Calibri" w:eastAsia="Calibri"/>
           <w:b w:val="0"/>
+          <w:i w:val="0"/>
           <w:sz w:val="22"/>
         </w:rPr>
         <w:t xml:space="preserve"> always means </w:t>
@@ -3965,7 +4328,8 @@
         <w:rPr>
           <w:rFonts w:ascii="Consolas" w:hAnsi="Consolas" w:eastAsia="Consolas"/>
           <w:b w:val="0"/>
-          <w:color w:val="C7254E"/>
+          <w:i w:val="0"/>
+          <w:color w:val="333333"/>
           <w:sz w:val="20"/>
         </w:rPr>
         <w:t>50%</w:t>
@@ -3974,9 +4338,21 @@
         <w:rPr>
           <w:rFonts w:ascii="Calibri" w:hAnsi="Calibri" w:eastAsia="Calibri"/>
           <w:b w:val="0"/>
+          <w:i w:val="0"/>
           <w:sz w:val="22"/>
         </w:rPr>
         <w:t xml:space="preserve"> without project confirmation.</w:t>
+      </w:r>
+    </w:p>
+    <w:p>
+      <w:r>
+        <w:rPr>
+          <w:rFonts w:ascii="Calibri" w:hAnsi="Calibri" w:eastAsia="Calibri"/>
+          <w:b w:val="0"/>
+          <w:i w:val="0"/>
+          <w:sz w:val="22"/>
+        </w:rPr>
+        <w:t>---</w:t>
       </w:r>
     </w:p>
     <w:p>
@@ -3987,6 +4363,7 @@
         <w:rPr>
           <w:rFonts w:ascii="Calibri" w:hAnsi="Calibri" w:eastAsia="Calibri"/>
           <w:b/>
+          <w:i w:val="0"/>
           <w:color w:val="1F4E79"/>
           <w:sz w:val="32"/>
         </w:rPr>
@@ -3998,6 +4375,7 @@
         <w:rPr>
           <w:rFonts w:ascii="Calibri" w:hAnsi="Calibri" w:eastAsia="Calibri"/>
           <w:b w:val="0"/>
+          <w:i w:val="0"/>
           <w:sz w:val="22"/>
         </w:rPr>
         <w:t xml:space="preserve">Per thruster slot </w:t>
@@ -4006,7 +4384,8 @@
         <w:rPr>
           <w:rFonts w:ascii="Consolas" w:hAnsi="Consolas" w:eastAsia="Consolas"/>
           <w:b w:val="0"/>
-          <w:color w:val="C7254E"/>
+          <w:i w:val="0"/>
+          <w:color w:val="333333"/>
           <w:sz w:val="20"/>
         </w:rPr>
         <w:t>i</w:t>
@@ -4015,6 +4394,7 @@
         <w:rPr>
           <w:rFonts w:ascii="Calibri" w:hAnsi="Calibri" w:eastAsia="Calibri"/>
           <w:b w:val="0"/>
+          <w:i w:val="0"/>
           <w:sz w:val="22"/>
         </w:rPr>
         <w:t>.</w:t>
@@ -4027,14 +4407,14 @@
         <w:tblLook w:firstColumn="1" w:firstRow="1" w:lastColumn="0" w:lastRow="0" w:noHBand="0" w:noVBand="1" w:val="04A0"/>
       </w:tblPr>
       <w:tblGrid>
-        <w:gridCol w:w="2880"/>
-        <w:gridCol w:w="2880"/>
-        <w:gridCol w:w="2880"/>
+        <w:gridCol w:w="3216"/>
+        <w:gridCol w:w="3216"/>
+        <w:gridCol w:w="3216"/>
       </w:tblGrid>
       <w:tr>
         <w:tc>
           <w:tcPr>
-            <w:tcW w:type="dxa" w:w="2880"/>
+            <w:tcW w:type="dxa" w:w="3216"/>
             <w:shd w:fill="1F4E79" w:val="clear"/>
           </w:tcPr>
           <w:p>
@@ -4043,8 +4423,9 @@
               <w:rPr>
                 <w:rFonts w:ascii="Calibri" w:hAnsi="Calibri" w:eastAsia="Calibri"/>
                 <w:b/>
+                <w:i w:val="0"/>
                 <w:color w:val="FFFFFF"/>
-                <w:sz w:val="22"/>
+                <w:sz w:val="20"/>
               </w:rPr>
               <w:t>Datapoint</w:t>
             </w:r>
@@ -4052,7 +4433,7 @@
         </w:tc>
         <w:tc>
           <w:tcPr>
-            <w:tcW w:type="dxa" w:w="2880"/>
+            <w:tcW w:type="dxa" w:w="3216"/>
             <w:shd w:fill="1F4E79" w:val="clear"/>
           </w:tcPr>
           <w:p>
@@ -4061,8 +4442,9 @@
               <w:rPr>
                 <w:rFonts w:ascii="Calibri" w:hAnsi="Calibri" w:eastAsia="Calibri"/>
                 <w:b/>
+                <w:i w:val="0"/>
                 <w:color w:val="FFFFFF"/>
-                <w:sz w:val="22"/>
+                <w:sz w:val="20"/>
               </w:rPr>
               <w:t>What it is</w:t>
             </w:r>
@@ -4070,7 +4452,7 @@
         </w:tc>
         <w:tc>
           <w:tcPr>
-            <w:tcW w:type="dxa" w:w="2880"/>
+            <w:tcW w:type="dxa" w:w="3216"/>
             <w:shd w:fill="1F4E79" w:val="clear"/>
           </w:tcPr>
           <w:p>
@@ -4079,8 +4461,9 @@
               <w:rPr>
                 <w:rFonts w:ascii="Calibri" w:hAnsi="Calibri" w:eastAsia="Calibri"/>
                 <w:b/>
+                <w:i w:val="0"/>
                 <w:color w:val="FFFFFF"/>
-                <w:sz w:val="22"/>
+                <w:sz w:val="20"/>
               </w:rPr>
               <w:t>What the value means</w:t>
             </w:r>
@@ -4090,7 +4473,7 @@
       <w:tr>
         <w:tc>
           <w:tcPr>
-            <w:tcW w:type="dxa" w:w="2880"/>
+            <w:tcW w:type="dxa" w:w="3216"/>
           </w:tcPr>
           <w:p>
             <w:r/>
@@ -4098,8 +4481,9 @@
               <w:rPr>
                 <w:rFonts w:ascii="Consolas" w:hAnsi="Consolas" w:eastAsia="Consolas"/>
                 <w:b w:val="0"/>
-                <w:color w:val="C7254E"/>
-                <w:sz w:val="20"/>
+                <w:i w:val="0"/>
+                <w:color w:val="333333"/>
+                <w:sz w:val="18"/>
               </w:rPr>
               <w:t>sDriveProgram[i]</w:t>
             </w:r>
@@ -4107,7 +4491,7 @@
         </w:tc>
         <w:tc>
           <w:tcPr>
-            <w:tcW w:type="dxa" w:w="2880"/>
+            <w:tcW w:type="dxa" w:w="3216"/>
           </w:tcPr>
           <w:p>
             <w:r/>
@@ -4115,7 +4499,8 @@
               <w:rPr>
                 <w:rFonts w:ascii="Calibri" w:hAnsi="Calibri" w:eastAsia="Calibri"/>
                 <w:b w:val="0"/>
-                <w:sz w:val="22"/>
+                <w:i w:val="0"/>
+                <w:sz w:val="20"/>
               </w:rPr>
               <w:t>Active drive program</w:t>
             </w:r>
@@ -4123,7 +4508,7 @@
         </w:tc>
         <w:tc>
           <w:tcPr>
-            <w:tcW w:type="dxa" w:w="2880"/>
+            <w:tcW w:type="dxa" w:w="3216"/>
           </w:tcPr>
           <w:p>
             <w:r/>
@@ -4131,33 +4516,37 @@
               <w:rPr>
                 <w:rFonts w:ascii="Consolas" w:hAnsi="Consolas" w:eastAsia="Consolas"/>
                 <w:b w:val="0"/>
-                <w:color w:val="C7254E"/>
+                <w:i w:val="0"/>
+                <w:color w:val="333333"/>
+                <w:sz w:val="18"/>
+              </w:rPr>
+              <w:t>0</w:t>
+            </w:r>
+            <w:r>
+              <w:rPr>
+                <w:rFonts w:ascii="Calibri" w:hAnsi="Calibri" w:eastAsia="Calibri"/>
+                <w:b w:val="0"/>
+                <w:i w:val="0"/>
                 <w:sz w:val="20"/>
               </w:rPr>
-              <w:t>0</w:t>
+              <w:t xml:space="preserve"> Free running / transit, </w:t>
+            </w:r>
+            <w:r>
+              <w:rPr>
+                <w:rFonts w:ascii="Consolas" w:hAnsi="Consolas" w:eastAsia="Consolas"/>
+                <w:b w:val="0"/>
+                <w:i w:val="0"/>
+                <w:color w:val="333333"/>
+                <w:sz w:val="18"/>
+              </w:rPr>
+              <w:t>1</w:t>
             </w:r>
             <w:r>
               <w:rPr>
                 <w:rFonts w:ascii="Calibri" w:hAnsi="Calibri" w:eastAsia="Calibri"/>
                 <w:b w:val="0"/>
-                <w:sz w:val="22"/>
-              </w:rPr>
-              <w:t xml:space="preserve"> Free running / transit, </w:t>
-            </w:r>
-            <w:r>
-              <w:rPr>
-                <w:rFonts w:ascii="Consolas" w:hAnsi="Consolas" w:eastAsia="Consolas"/>
-                <w:b w:val="0"/>
-                <w:color w:val="C7254E"/>
+                <w:i w:val="0"/>
                 <w:sz w:val="20"/>
-              </w:rPr>
-              <w:t>1</w:t>
-            </w:r>
-            <w:r>
-              <w:rPr>
-                <w:rFonts w:ascii="Calibri" w:hAnsi="Calibri" w:eastAsia="Calibri"/>
-                <w:b w:val="0"/>
-                <w:sz w:val="22"/>
               </w:rPr>
               <w:t xml:space="preserve"> Manoeuvre</w:t>
             </w:r>
@@ -4167,7 +4556,8 @@
       <w:tr>
         <w:tc>
           <w:tcPr>
-            <w:tcW w:type="dxa" w:w="2880"/>
+            <w:tcW w:type="dxa" w:w="3216"/>
+            <w:shd w:fill="EEF3F8" w:val="clear"/>
           </w:tcPr>
           <w:p>
             <w:r/>
@@ -4175,8 +4565,9 @@
               <w:rPr>
                 <w:rFonts w:ascii="Consolas" w:hAnsi="Consolas" w:eastAsia="Consolas"/>
                 <w:b w:val="0"/>
-                <w:color w:val="C7254E"/>
-                <w:sz w:val="20"/>
+                <w:i w:val="0"/>
+                <w:color w:val="333333"/>
+                <w:sz w:val="18"/>
               </w:rPr>
               <w:t>sThrusterControlMode[i]</w:t>
             </w:r>
@@ -4184,7 +4575,8 @@
         </w:tc>
         <w:tc>
           <w:tcPr>
-            <w:tcW w:type="dxa" w:w="2880"/>
+            <w:tcW w:type="dxa" w:w="3216"/>
+            <w:shd w:fill="EEF3F8" w:val="clear"/>
           </w:tcPr>
           <w:p>
             <w:r/>
@@ -4192,7 +4584,8 @@
               <w:rPr>
                 <w:rFonts w:ascii="Calibri" w:hAnsi="Calibri" w:eastAsia="Calibri"/>
                 <w:b w:val="0"/>
-                <w:sz w:val="22"/>
+                <w:i w:val="0"/>
+                <w:sz w:val="20"/>
               </w:rPr>
               <w:t>How speed and pitch are controlled</w:t>
             </w:r>
@@ -4200,7 +4593,8 @@
         </w:tc>
         <w:tc>
           <w:tcPr>
-            <w:tcW w:type="dxa" w:w="2880"/>
+            <w:tcW w:type="dxa" w:w="3216"/>
+            <w:shd w:fill="EEF3F8" w:val="clear"/>
           </w:tcPr>
           <w:p>
             <w:r/>
@@ -4208,33 +4602,37 @@
               <w:rPr>
                 <w:rFonts w:ascii="Consolas" w:hAnsi="Consolas" w:eastAsia="Consolas"/>
                 <w:b w:val="0"/>
-                <w:color w:val="C7254E"/>
+                <w:i w:val="0"/>
+                <w:color w:val="333333"/>
+                <w:sz w:val="18"/>
+              </w:rPr>
+              <w:t>0</w:t>
+            </w:r>
+            <w:r>
+              <w:rPr>
+                <w:rFonts w:ascii="Calibri" w:hAnsi="Calibri" w:eastAsia="Calibri"/>
+                <w:b w:val="0"/>
+                <w:i w:val="0"/>
                 <w:sz w:val="20"/>
               </w:rPr>
-              <w:t>0</w:t>
+              <w:t xml:space="preserve"> Combinator mode, </w:t>
+            </w:r>
+            <w:r>
+              <w:rPr>
+                <w:rFonts w:ascii="Consolas" w:hAnsi="Consolas" w:eastAsia="Consolas"/>
+                <w:b w:val="0"/>
+                <w:i w:val="0"/>
+                <w:color w:val="333333"/>
+                <w:sz w:val="18"/>
+              </w:rPr>
+              <w:t>1</w:t>
             </w:r>
             <w:r>
               <w:rPr>
                 <w:rFonts w:ascii="Calibri" w:hAnsi="Calibri" w:eastAsia="Calibri"/>
                 <w:b w:val="0"/>
-                <w:sz w:val="22"/>
-              </w:rPr>
-              <w:t xml:space="preserve"> Combinator mode, </w:t>
-            </w:r>
-            <w:r>
-              <w:rPr>
-                <w:rFonts w:ascii="Consolas" w:hAnsi="Consolas" w:eastAsia="Consolas"/>
-                <w:b w:val="0"/>
-                <w:color w:val="C7254E"/>
+                <w:i w:val="0"/>
                 <w:sz w:val="20"/>
-              </w:rPr>
-              <w:t>1</w:t>
-            </w:r>
-            <w:r>
-              <w:rPr>
-                <w:rFonts w:ascii="Calibri" w:hAnsi="Calibri" w:eastAsia="Calibri"/>
-                <w:b w:val="0"/>
-                <w:sz w:val="22"/>
               </w:rPr>
               <w:t xml:space="preserve"> Constant speed mode</w:t>
             </w:r>
@@ -4243,6 +4641,17 @@
       </w:tr>
     </w:tbl>
     <w:p/>
+    <w:p>
+      <w:r>
+        <w:rPr>
+          <w:rFonts w:ascii="Calibri" w:hAnsi="Calibri" w:eastAsia="Calibri"/>
+          <w:b w:val="0"/>
+          <w:i w:val="0"/>
+          <w:sz w:val="22"/>
+        </w:rPr>
+        <w:t>---</w:t>
+      </w:r>
+    </w:p>
     <w:p>
       <w:pPr>
         <w:pStyle w:val="Heading2"/>
@@ -4251,6 +4660,7 @@
         <w:rPr>
           <w:rFonts w:ascii="Calibri" w:hAnsi="Calibri" w:eastAsia="Calibri"/>
           <w:b/>
+          <w:i w:val="0"/>
           <w:color w:val="1F4E79"/>
           <w:sz w:val="32"/>
         </w:rPr>
@@ -4262,6 +4672,7 @@
         <w:rPr>
           <w:rFonts w:ascii="Calibri" w:hAnsi="Calibri" w:eastAsia="Calibri"/>
           <w:b w:val="0"/>
+          <w:i w:val="0"/>
           <w:sz w:val="22"/>
         </w:rPr>
         <w:t>Use these for redundancy / controller-health views.</w:t>
@@ -4274,14 +4685,14 @@
         <w:tblLook w:firstColumn="1" w:firstRow="1" w:lastColumn="0" w:lastRow="0" w:noHBand="0" w:noVBand="1" w:val="04A0"/>
       </w:tblPr>
       <w:tblGrid>
-        <w:gridCol w:w="2880"/>
-        <w:gridCol w:w="2880"/>
-        <w:gridCol w:w="2880"/>
+        <w:gridCol w:w="3216"/>
+        <w:gridCol w:w="3216"/>
+        <w:gridCol w:w="3216"/>
       </w:tblGrid>
       <w:tr>
         <w:tc>
           <w:tcPr>
-            <w:tcW w:type="dxa" w:w="2880"/>
+            <w:tcW w:type="dxa" w:w="3216"/>
             <w:shd w:fill="1F4E79" w:val="clear"/>
           </w:tcPr>
           <w:p>
@@ -4290,8 +4701,9 @@
               <w:rPr>
                 <w:rFonts w:ascii="Calibri" w:hAnsi="Calibri" w:eastAsia="Calibri"/>
                 <w:b/>
+                <w:i w:val="0"/>
                 <w:color w:val="FFFFFF"/>
-                <w:sz w:val="22"/>
+                <w:sz w:val="20"/>
               </w:rPr>
               <w:t>Datapoint</w:t>
             </w:r>
@@ -4299,7 +4711,7 @@
         </w:tc>
         <w:tc>
           <w:tcPr>
-            <w:tcW w:type="dxa" w:w="2880"/>
+            <w:tcW w:type="dxa" w:w="3216"/>
             <w:shd w:fill="1F4E79" w:val="clear"/>
           </w:tcPr>
           <w:p>
@@ -4308,8 +4720,9 @@
               <w:rPr>
                 <w:rFonts w:ascii="Calibri" w:hAnsi="Calibri" w:eastAsia="Calibri"/>
                 <w:b/>
+                <w:i w:val="0"/>
                 <w:color w:val="FFFFFF"/>
-                <w:sz w:val="22"/>
+                <w:sz w:val="20"/>
               </w:rPr>
               <w:t>What it is</w:t>
             </w:r>
@@ -4317,7 +4730,7 @@
         </w:tc>
         <w:tc>
           <w:tcPr>
-            <w:tcW w:type="dxa" w:w="2880"/>
+            <w:tcW w:type="dxa" w:w="3216"/>
             <w:shd w:fill="1F4E79" w:val="clear"/>
           </w:tcPr>
           <w:p>
@@ -4326,8 +4739,9 @@
               <w:rPr>
                 <w:rFonts w:ascii="Calibri" w:hAnsi="Calibri" w:eastAsia="Calibri"/>
                 <w:b/>
+                <w:i w:val="0"/>
                 <w:color w:val="FFFFFF"/>
-                <w:sz w:val="22"/>
+                <w:sz w:val="20"/>
               </w:rPr>
               <w:t>What the value means</w:t>
             </w:r>
@@ -4337,7 +4751,7 @@
       <w:tr>
         <w:tc>
           <w:tcPr>
-            <w:tcW w:type="dxa" w:w="2880"/>
+            <w:tcW w:type="dxa" w:w="3216"/>
           </w:tcPr>
           <w:p>
             <w:r/>
@@ -4345,8 +4759,9 @@
               <w:rPr>
                 <w:rFonts w:ascii="Consolas" w:hAnsi="Consolas" w:eastAsia="Consolas"/>
                 <w:b w:val="0"/>
-                <w:color w:val="C7254E"/>
-                <w:sz w:val="20"/>
+                <w:i w:val="0"/>
+                <w:color w:val="333333"/>
+                <w:sz w:val="18"/>
               </w:rPr>
               <w:t>sTCVoteStatus[j]</w:t>
             </w:r>
@@ -4354,7 +4769,7 @@
         </w:tc>
         <w:tc>
           <w:tcPr>
-            <w:tcW w:type="dxa" w:w="2880"/>
+            <w:tcW w:type="dxa" w:w="3216"/>
           </w:tcPr>
           <w:p>
             <w:r/>
@@ -4362,7 +4777,8 @@
               <w:rPr>
                 <w:rFonts w:ascii="Calibri" w:hAnsi="Calibri" w:eastAsia="Calibri"/>
                 <w:b w:val="0"/>
-                <w:sz w:val="22"/>
+                <w:i w:val="0"/>
+                <w:sz w:val="20"/>
               </w:rPr>
               <w:t xml:space="preserve">Vote result from thruster-controller reply </w:t>
             </w:r>
@@ -4370,33 +4786,37 @@
               <w:rPr>
                 <w:rFonts w:ascii="Consolas" w:hAnsi="Consolas" w:eastAsia="Consolas"/>
                 <w:b w:val="0"/>
-                <w:color w:val="C7254E"/>
+                <w:i w:val="0"/>
+                <w:color w:val="333333"/>
+                <w:sz w:val="18"/>
+              </w:rPr>
+              <w:t>j</w:t>
+            </w:r>
+            <w:r>
+              <w:rPr>
+                <w:rFonts w:ascii="Calibri" w:hAnsi="Calibri" w:eastAsia="Calibri"/>
+                <w:b w:val="0"/>
+                <w:i w:val="0"/>
                 <w:sz w:val="20"/>
               </w:rPr>
-              <w:t>j</w:t>
+              <w:t xml:space="preserve"> (</w:t>
+            </w:r>
+            <w:r>
+              <w:rPr>
+                <w:rFonts w:ascii="Consolas" w:hAnsi="Consolas" w:eastAsia="Consolas"/>
+                <w:b w:val="0"/>
+                <w:i w:val="0"/>
+                <w:color w:val="333333"/>
+                <w:sz w:val="18"/>
+              </w:rPr>
+              <w:t>0..5</w:t>
             </w:r>
             <w:r>
               <w:rPr>
                 <w:rFonts w:ascii="Calibri" w:hAnsi="Calibri" w:eastAsia="Calibri"/>
                 <w:b w:val="0"/>
-                <w:sz w:val="22"/>
-              </w:rPr>
-              <w:t xml:space="preserve"> (</w:t>
-            </w:r>
-            <w:r>
-              <w:rPr>
-                <w:rFonts w:ascii="Consolas" w:hAnsi="Consolas" w:eastAsia="Consolas"/>
-                <w:b w:val="0"/>
-                <w:color w:val="C7254E"/>
+                <w:i w:val="0"/>
                 <w:sz w:val="20"/>
-              </w:rPr>
-              <w:t>0..5</w:t>
-            </w:r>
-            <w:r>
-              <w:rPr>
-                <w:rFonts w:ascii="Calibri" w:hAnsi="Calibri" w:eastAsia="Calibri"/>
-                <w:b w:val="0"/>
-                <w:sz w:val="22"/>
               </w:rPr>
               <w:t>)</w:t>
             </w:r>
@@ -4404,7 +4824,7 @@
         </w:tc>
         <w:tc>
           <w:tcPr>
-            <w:tcW w:type="dxa" w:w="2880"/>
+            <w:tcW w:type="dxa" w:w="3216"/>
           </w:tcPr>
           <w:p>
             <w:r/>
@@ -4412,7 +4832,8 @@
               <w:rPr>
                 <w:rFonts w:ascii="Calibri" w:hAnsi="Calibri" w:eastAsia="Calibri"/>
                 <w:b w:val="0"/>
-                <w:sz w:val="22"/>
+                <w:i w:val="0"/>
+                <w:sz w:val="20"/>
               </w:rPr>
               <w:t xml:space="preserve">Bitmask. Common bits: </w:t>
             </w:r>
@@ -4420,16 +4841,37 @@
               <w:rPr>
                 <w:rFonts w:ascii="Consolas" w:hAnsi="Consolas" w:eastAsia="Consolas"/>
                 <w:b w:val="0"/>
-                <w:color w:val="C7254E"/>
+                <w:i w:val="0"/>
+                <w:color w:val="333333"/>
+                <w:sz w:val="18"/>
+              </w:rPr>
+              <w:t>1</w:t>
+            </w:r>
+            <w:r>
+              <w:rPr>
+                <w:rFonts w:ascii="Calibri" w:hAnsi="Calibri" w:eastAsia="Calibri"/>
+                <w:b w:val="0"/>
+                <w:i w:val="0"/>
                 <w:sz w:val="20"/>
               </w:rPr>
-              <w:t>1</w:t>
+              <w:t>/</w:t>
+            </w:r>
+            <w:r>
+              <w:rPr>
+                <w:rFonts w:ascii="Consolas" w:hAnsi="Consolas" w:eastAsia="Consolas"/>
+                <w:b w:val="0"/>
+                <w:i w:val="0"/>
+                <w:color w:val="333333"/>
+                <w:sz w:val="18"/>
+              </w:rPr>
+              <w:t>2</w:t>
             </w:r>
             <w:r>
               <w:rPr>
                 <w:rFonts w:ascii="Calibri" w:hAnsi="Calibri" w:eastAsia="Calibri"/>
                 <w:b w:val="0"/>
-                <w:sz w:val="22"/>
+                <w:i w:val="0"/>
+                <w:sz w:val="20"/>
               </w:rPr>
               <w:t>/</w:t>
             </w:r>
@@ -4437,16 +4879,37 @@
               <w:rPr>
                 <w:rFonts w:ascii="Consolas" w:hAnsi="Consolas" w:eastAsia="Consolas"/>
                 <w:b w:val="0"/>
-                <w:color w:val="C7254E"/>
+                <w:i w:val="0"/>
+                <w:color w:val="333333"/>
+                <w:sz w:val="18"/>
+              </w:rPr>
+              <w:t>4</w:t>
+            </w:r>
+            <w:r>
+              <w:rPr>
+                <w:rFonts w:ascii="Calibri" w:hAnsi="Calibri" w:eastAsia="Calibri"/>
+                <w:b w:val="0"/>
+                <w:i w:val="0"/>
                 <w:sz w:val="20"/>
               </w:rPr>
-              <w:t>2</w:t>
+              <w:t xml:space="preserve"> = TCSCC1/2/3 in use; </w:t>
+            </w:r>
+            <w:r>
+              <w:rPr>
+                <w:rFonts w:ascii="Consolas" w:hAnsi="Consolas" w:eastAsia="Consolas"/>
+                <w:b w:val="0"/>
+                <w:i w:val="0"/>
+                <w:color w:val="333333"/>
+                <w:sz w:val="18"/>
+              </w:rPr>
+              <w:t>16</w:t>
             </w:r>
             <w:r>
               <w:rPr>
                 <w:rFonts w:ascii="Calibri" w:hAnsi="Calibri" w:eastAsia="Calibri"/>
                 <w:b w:val="0"/>
-                <w:sz w:val="22"/>
+                <w:i w:val="0"/>
+                <w:sz w:val="20"/>
               </w:rPr>
               <w:t>/</w:t>
             </w:r>
@@ -4454,33 +4917,75 @@
               <w:rPr>
                 <w:rFonts w:ascii="Consolas" w:hAnsi="Consolas" w:eastAsia="Consolas"/>
                 <w:b w:val="0"/>
-                <w:color w:val="C7254E"/>
+                <w:i w:val="0"/>
+                <w:color w:val="333333"/>
+                <w:sz w:val="18"/>
+              </w:rPr>
+              <w:t>32</w:t>
+            </w:r>
+            <w:r>
+              <w:rPr>
+                <w:rFonts w:ascii="Calibri" w:hAnsi="Calibri" w:eastAsia="Calibri"/>
+                <w:b w:val="0"/>
+                <w:i w:val="0"/>
                 <w:sz w:val="20"/>
               </w:rPr>
-              <w:t>4</w:t>
+              <w:t>/</w:t>
+            </w:r>
+            <w:r>
+              <w:rPr>
+                <w:rFonts w:ascii="Consolas" w:hAnsi="Consolas" w:eastAsia="Consolas"/>
+                <w:b w:val="0"/>
+                <w:i w:val="0"/>
+                <w:color w:val="333333"/>
+                <w:sz w:val="18"/>
+              </w:rPr>
+              <w:t>64</w:t>
             </w:r>
             <w:r>
               <w:rPr>
                 <w:rFonts w:ascii="Calibri" w:hAnsi="Calibri" w:eastAsia="Calibri"/>
                 <w:b w:val="0"/>
-                <w:sz w:val="22"/>
-              </w:rPr>
-              <w:t xml:space="preserve"> = TCSCC1/2/3 in use; </w:t>
+                <w:i w:val="0"/>
+                <w:sz w:val="20"/>
+              </w:rPr>
+              <w:t xml:space="preserve"> = vote error; </w:t>
             </w:r>
             <w:r>
               <w:rPr>
                 <w:rFonts w:ascii="Consolas" w:hAnsi="Consolas" w:eastAsia="Consolas"/>
                 <w:b w:val="0"/>
-                <w:color w:val="C7254E"/>
+                <w:i w:val="0"/>
+                <w:color w:val="333333"/>
+                <w:sz w:val="18"/>
+              </w:rPr>
+              <w:t>256</w:t>
+            </w:r>
+            <w:r>
+              <w:rPr>
+                <w:rFonts w:ascii="Calibri" w:hAnsi="Calibri" w:eastAsia="Calibri"/>
+                <w:b w:val="0"/>
+                <w:i w:val="0"/>
                 <w:sz w:val="20"/>
               </w:rPr>
-              <w:t>16</w:t>
+              <w:t>/</w:t>
+            </w:r>
+            <w:r>
+              <w:rPr>
+                <w:rFonts w:ascii="Consolas" w:hAnsi="Consolas" w:eastAsia="Consolas"/>
+                <w:b w:val="0"/>
+                <w:i w:val="0"/>
+                <w:color w:val="333333"/>
+                <w:sz w:val="18"/>
+              </w:rPr>
+              <w:t>512</w:t>
             </w:r>
             <w:r>
               <w:rPr>
                 <w:rFonts w:ascii="Calibri" w:hAnsi="Calibri" w:eastAsia="Calibri"/>
                 <w:b w:val="0"/>
-                <w:sz w:val="22"/>
+                <w:i w:val="0"/>
+                <w:sz w:val="20"/>
               </w:rPr>
               <w:t>/</w:t>
             </w:r>
@@ -4488,84 +4993,18 @@
               <w:rPr>
                 <w:rFonts w:ascii="Consolas" w:hAnsi="Consolas" w:eastAsia="Consolas"/>
                 <w:b w:val="0"/>
-                <w:color w:val="C7254E"/>
+                <w:i w:val="0"/>
+                <w:color w:val="333333"/>
+                <w:sz w:val="18"/>
+              </w:rPr>
+              <w:t>1024</w:t>
+            </w:r>
+            <w:r>
+              <w:rPr>
+                <w:rFonts w:ascii="Calibri" w:hAnsi="Calibri" w:eastAsia="Calibri"/>
+                <w:b w:val="0"/>
+                <w:i w:val="0"/>
                 <w:sz w:val="20"/>
-              </w:rPr>
-              <w:t>32</w:t>
-            </w:r>
-            <w:r>
-              <w:rPr>
-                <w:rFonts w:ascii="Calibri" w:hAnsi="Calibri" w:eastAsia="Calibri"/>
-                <w:b w:val="0"/>
-                <w:sz w:val="22"/>
-              </w:rPr>
-              <w:t>/</w:t>
-            </w:r>
-            <w:r>
-              <w:rPr>
-                <w:rFonts w:ascii="Consolas" w:hAnsi="Consolas" w:eastAsia="Consolas"/>
-                <w:b w:val="0"/>
-                <w:color w:val="C7254E"/>
-                <w:sz w:val="20"/>
-              </w:rPr>
-              <w:t>64</w:t>
-            </w:r>
-            <w:r>
-              <w:rPr>
-                <w:rFonts w:ascii="Calibri" w:hAnsi="Calibri" w:eastAsia="Calibri"/>
-                <w:b w:val="0"/>
-                <w:sz w:val="22"/>
-              </w:rPr>
-              <w:t xml:space="preserve"> = vote error; </w:t>
-            </w:r>
-            <w:r>
-              <w:rPr>
-                <w:rFonts w:ascii="Consolas" w:hAnsi="Consolas" w:eastAsia="Consolas"/>
-                <w:b w:val="0"/>
-                <w:color w:val="C7254E"/>
-                <w:sz w:val="20"/>
-              </w:rPr>
-              <w:t>256</w:t>
-            </w:r>
-            <w:r>
-              <w:rPr>
-                <w:rFonts w:ascii="Calibri" w:hAnsi="Calibri" w:eastAsia="Calibri"/>
-                <w:b w:val="0"/>
-                <w:sz w:val="22"/>
-              </w:rPr>
-              <w:t>/</w:t>
-            </w:r>
-            <w:r>
-              <w:rPr>
-                <w:rFonts w:ascii="Consolas" w:hAnsi="Consolas" w:eastAsia="Consolas"/>
-                <w:b w:val="0"/>
-                <w:color w:val="C7254E"/>
-                <w:sz w:val="20"/>
-              </w:rPr>
-              <w:t>512</w:t>
-            </w:r>
-            <w:r>
-              <w:rPr>
-                <w:rFonts w:ascii="Calibri" w:hAnsi="Calibri" w:eastAsia="Calibri"/>
-                <w:b w:val="0"/>
-                <w:sz w:val="22"/>
-              </w:rPr>
-              <w:t>/</w:t>
-            </w:r>
-            <w:r>
-              <w:rPr>
-                <w:rFonts w:ascii="Consolas" w:hAnsi="Consolas" w:eastAsia="Consolas"/>
-                <w:b w:val="0"/>
-                <w:color w:val="C7254E"/>
-                <w:sz w:val="20"/>
-              </w:rPr>
-              <w:t>1024</w:t>
-            </w:r>
-            <w:r>
-              <w:rPr>
-                <w:rFonts w:ascii="Calibri" w:hAnsi="Calibri" w:eastAsia="Calibri"/>
-                <w:b w:val="0"/>
-                <w:sz w:val="22"/>
               </w:rPr>
               <w:t xml:space="preserve"> = timeout. Values can combine.</w:t>
             </w:r>
@@ -4575,7 +5014,8 @@
       <w:tr>
         <w:tc>
           <w:tcPr>
-            <w:tcW w:type="dxa" w:w="2880"/>
+            <w:tcW w:type="dxa" w:w="3216"/>
+            <w:shd w:fill="EEF3F8" w:val="clear"/>
           </w:tcPr>
           <w:p>
             <w:r/>
@@ -4583,8 +5023,9 @@
               <w:rPr>
                 <w:rFonts w:ascii="Consolas" w:hAnsi="Consolas" w:eastAsia="Consolas"/>
                 <w:b w:val="0"/>
-                <w:color w:val="C7254E"/>
-                <w:sz w:val="20"/>
+                <w:i w:val="0"/>
+                <w:color w:val="333333"/>
+                <w:sz w:val="18"/>
               </w:rPr>
               <w:t>sCCPrefCC[k]</w:t>
             </w:r>
@@ -4592,7 +5033,8 @@
         </w:tc>
         <w:tc>
           <w:tcPr>
-            <w:tcW w:type="dxa" w:w="2880"/>
+            <w:tcW w:type="dxa" w:w="3216"/>
+            <w:shd w:fill="EEF3F8" w:val="clear"/>
           </w:tcPr>
           <w:p>
             <w:r/>
@@ -4600,7 +5042,8 @@
               <w:rPr>
                 <w:rFonts w:ascii="Calibri" w:hAnsi="Calibri" w:eastAsia="Calibri"/>
                 <w:b w:val="0"/>
-                <w:sz w:val="22"/>
+                <w:i w:val="0"/>
+                <w:sz w:val="20"/>
               </w:rPr>
               <w:t xml:space="preserve">Preferred TCSCC for controller group </w:t>
             </w:r>
@@ -4608,33 +5051,37 @@
               <w:rPr>
                 <w:rFonts w:ascii="Consolas" w:hAnsi="Consolas" w:eastAsia="Consolas"/>
                 <w:b w:val="0"/>
-                <w:color w:val="C7254E"/>
+                <w:i w:val="0"/>
+                <w:color w:val="333333"/>
+                <w:sz w:val="18"/>
+              </w:rPr>
+              <w:t>k</w:t>
+            </w:r>
+            <w:r>
+              <w:rPr>
+                <w:rFonts w:ascii="Calibri" w:hAnsi="Calibri" w:eastAsia="Calibri"/>
+                <w:b w:val="0"/>
+                <w:i w:val="0"/>
                 <w:sz w:val="20"/>
               </w:rPr>
-              <w:t>k</w:t>
+              <w:t xml:space="preserve"> (</w:t>
+            </w:r>
+            <w:r>
+              <w:rPr>
+                <w:rFonts w:ascii="Consolas" w:hAnsi="Consolas" w:eastAsia="Consolas"/>
+                <w:b w:val="0"/>
+                <w:i w:val="0"/>
+                <w:color w:val="333333"/>
+                <w:sz w:val="18"/>
+              </w:rPr>
+              <w:t>0..2</w:t>
             </w:r>
             <w:r>
               <w:rPr>
                 <w:rFonts w:ascii="Calibri" w:hAnsi="Calibri" w:eastAsia="Calibri"/>
                 <w:b w:val="0"/>
-                <w:sz w:val="22"/>
-              </w:rPr>
-              <w:t xml:space="preserve"> (</w:t>
-            </w:r>
-            <w:r>
-              <w:rPr>
-                <w:rFonts w:ascii="Consolas" w:hAnsi="Consolas" w:eastAsia="Consolas"/>
-                <w:b w:val="0"/>
-                <w:color w:val="C7254E"/>
+                <w:i w:val="0"/>
                 <w:sz w:val="20"/>
-              </w:rPr>
-              <w:t>0..2</w:t>
-            </w:r>
-            <w:r>
-              <w:rPr>
-                <w:rFonts w:ascii="Calibri" w:hAnsi="Calibri" w:eastAsia="Calibri"/>
-                <w:b w:val="0"/>
-                <w:sz w:val="22"/>
               </w:rPr>
               <w:t>)</w:t>
             </w:r>
@@ -4642,7 +5089,8 @@
         </w:tc>
         <w:tc>
           <w:tcPr>
-            <w:tcW w:type="dxa" w:w="2880"/>
+            <w:tcW w:type="dxa" w:w="3216"/>
+            <w:shd w:fill="EEF3F8" w:val="clear"/>
           </w:tcPr>
           <w:p>
             <w:r/>
@@ -4650,7 +5098,8 @@
               <w:rPr>
                 <w:rFonts w:ascii="Calibri" w:hAnsi="Calibri" w:eastAsia="Calibri"/>
                 <w:b w:val="0"/>
-                <w:sz w:val="22"/>
+                <w:i w:val="0"/>
+                <w:sz w:val="20"/>
               </w:rPr>
               <w:t xml:space="preserve">Preference bitmask, not a device id: </w:t>
             </w:r>
@@ -4658,67 +5107,75 @@
               <w:rPr>
                 <w:rFonts w:ascii="Consolas" w:hAnsi="Consolas" w:eastAsia="Consolas"/>
                 <w:b w:val="0"/>
-                <w:color w:val="C7254E"/>
+                <w:i w:val="0"/>
+                <w:color w:val="333333"/>
+                <w:sz w:val="18"/>
+              </w:rPr>
+              <w:t>0</w:t>
+            </w:r>
+            <w:r>
+              <w:rPr>
+                <w:rFonts w:ascii="Calibri" w:hAnsi="Calibri" w:eastAsia="Calibri"/>
+                <w:b w:val="0"/>
+                <w:i w:val="0"/>
                 <w:sz w:val="20"/>
               </w:rPr>
-              <w:t>0</w:t>
+              <w:t xml:space="preserve"> none, </w:t>
+            </w:r>
+            <w:r>
+              <w:rPr>
+                <w:rFonts w:ascii="Consolas" w:hAnsi="Consolas" w:eastAsia="Consolas"/>
+                <w:b w:val="0"/>
+                <w:i w:val="0"/>
+                <w:color w:val="333333"/>
+                <w:sz w:val="18"/>
+              </w:rPr>
+              <w:t>1</w:t>
             </w:r>
             <w:r>
               <w:rPr>
                 <w:rFonts w:ascii="Calibri" w:hAnsi="Calibri" w:eastAsia="Calibri"/>
                 <w:b w:val="0"/>
-                <w:sz w:val="22"/>
-              </w:rPr>
-              <w:t xml:space="preserve"> none, </w:t>
+                <w:i w:val="0"/>
+                <w:sz w:val="20"/>
+              </w:rPr>
+              <w:t xml:space="preserve"> prefer TCSCC1, </w:t>
             </w:r>
             <w:r>
               <w:rPr>
                 <w:rFonts w:ascii="Consolas" w:hAnsi="Consolas" w:eastAsia="Consolas"/>
                 <w:b w:val="0"/>
-                <w:color w:val="C7254E"/>
+                <w:i w:val="0"/>
+                <w:color w:val="333333"/>
+                <w:sz w:val="18"/>
+              </w:rPr>
+              <w:t>2</w:t>
+            </w:r>
+            <w:r>
+              <w:rPr>
+                <w:rFonts w:ascii="Calibri" w:hAnsi="Calibri" w:eastAsia="Calibri"/>
+                <w:b w:val="0"/>
+                <w:i w:val="0"/>
                 <w:sz w:val="20"/>
               </w:rPr>
-              <w:t>1</w:t>
+              <w:t xml:space="preserve"> prefer TCSCC2, </w:t>
+            </w:r>
+            <w:r>
+              <w:rPr>
+                <w:rFonts w:ascii="Consolas" w:hAnsi="Consolas" w:eastAsia="Consolas"/>
+                <w:b w:val="0"/>
+                <w:i w:val="0"/>
+                <w:color w:val="333333"/>
+                <w:sz w:val="18"/>
+              </w:rPr>
+              <w:t>4</w:t>
             </w:r>
             <w:r>
               <w:rPr>
                 <w:rFonts w:ascii="Calibri" w:hAnsi="Calibri" w:eastAsia="Calibri"/>
                 <w:b w:val="0"/>
-                <w:sz w:val="22"/>
-              </w:rPr>
-              <w:t xml:space="preserve"> prefer TCSCC1, </w:t>
-            </w:r>
-            <w:r>
-              <w:rPr>
-                <w:rFonts w:ascii="Consolas" w:hAnsi="Consolas" w:eastAsia="Consolas"/>
-                <w:b w:val="0"/>
-                <w:color w:val="C7254E"/>
+                <w:i w:val="0"/>
                 <w:sz w:val="20"/>
-              </w:rPr>
-              <w:t>2</w:t>
-            </w:r>
-            <w:r>
-              <w:rPr>
-                <w:rFonts w:ascii="Calibri" w:hAnsi="Calibri" w:eastAsia="Calibri"/>
-                <w:b w:val="0"/>
-                <w:sz w:val="22"/>
-              </w:rPr>
-              <w:t xml:space="preserve"> prefer TCSCC2, </w:t>
-            </w:r>
-            <w:r>
-              <w:rPr>
-                <w:rFonts w:ascii="Consolas" w:hAnsi="Consolas" w:eastAsia="Consolas"/>
-                <w:b w:val="0"/>
-                <w:color w:val="C7254E"/>
-                <w:sz w:val="20"/>
-              </w:rPr>
-              <w:t>4</w:t>
-            </w:r>
-            <w:r>
-              <w:rPr>
-                <w:rFonts w:ascii="Calibri" w:hAnsi="Calibri" w:eastAsia="Calibri"/>
-                <w:b w:val="0"/>
-                <w:sz w:val="22"/>
               </w:rPr>
               <w:t xml:space="preserve"> prefer TCSCC3</w:t>
             </w:r>
@@ -4728,7 +5185,7 @@
       <w:tr>
         <w:tc>
           <w:tcPr>
-            <w:tcW w:type="dxa" w:w="2880"/>
+            <w:tcW w:type="dxa" w:w="3216"/>
           </w:tcPr>
           <w:p>
             <w:r/>
@@ -4736,8 +5193,9 @@
               <w:rPr>
                 <w:rFonts w:ascii="Consolas" w:hAnsi="Consolas" w:eastAsia="Consolas"/>
                 <w:b w:val="0"/>
-                <w:color w:val="C7254E"/>
-                <w:sz w:val="20"/>
+                <w:i w:val="0"/>
+                <w:color w:val="333333"/>
+                <w:sz w:val="18"/>
               </w:rPr>
               <w:t>sCCVoteBuffer[k][n]</w:t>
             </w:r>
@@ -4745,7 +5203,7 @@
         </w:tc>
         <w:tc>
           <w:tcPr>
-            <w:tcW w:type="dxa" w:w="2880"/>
+            <w:tcW w:type="dxa" w:w="3216"/>
           </w:tcPr>
           <w:p>
             <w:r/>
@@ -4753,7 +5211,8 @@
               <w:rPr>
                 <w:rFonts w:ascii="Calibri" w:hAnsi="Calibri" w:eastAsia="Calibri"/>
                 <w:b w:val="0"/>
-                <w:sz w:val="22"/>
+                <w:i w:val="0"/>
+                <w:sz w:val="20"/>
               </w:rPr>
               <w:t xml:space="preserve">Raw vote channel from TCSCC </w:t>
             </w:r>
@@ -4761,8 +5220,9 @@
               <w:rPr>
                 <w:rFonts w:ascii="Consolas" w:hAnsi="Consolas" w:eastAsia="Consolas"/>
                 <w:b w:val="0"/>
-                <w:color w:val="C7254E"/>
-                <w:sz w:val="20"/>
+                <w:i w:val="0"/>
+                <w:color w:val="333333"/>
+                <w:sz w:val="18"/>
               </w:rPr>
               <w:t>k</w:t>
             </w:r>
@@ -4770,7 +5230,7 @@
         </w:tc>
         <w:tc>
           <w:tcPr>
-            <w:tcW w:type="dxa" w:w="2880"/>
+            <w:tcW w:type="dxa" w:w="3216"/>
           </w:tcPr>
           <w:p>
             <w:r/>
@@ -4778,84 +5238,94 @@
               <w:rPr>
                 <w:rFonts w:ascii="Consolas" w:hAnsi="Consolas" w:eastAsia="Consolas"/>
                 <w:b w:val="0"/>
-                <w:color w:val="C7254E"/>
+                <w:i w:val="0"/>
+                <w:color w:val="333333"/>
+                <w:sz w:val="18"/>
+              </w:rPr>
+              <w:t>n=0</w:t>
+            </w:r>
+            <w:r>
+              <w:rPr>
+                <w:rFonts w:ascii="Calibri" w:hAnsi="Calibri" w:eastAsia="Calibri"/>
+                <w:b w:val="0"/>
+                <w:i w:val="0"/>
                 <w:sz w:val="20"/>
               </w:rPr>
-              <w:t>n=0</w:t>
+              <w:t xml:space="preserve"> surge, </w:t>
+            </w:r>
+            <w:r>
+              <w:rPr>
+                <w:rFonts w:ascii="Consolas" w:hAnsi="Consolas" w:eastAsia="Consolas"/>
+                <w:b w:val="0"/>
+                <w:i w:val="0"/>
+                <w:color w:val="333333"/>
+                <w:sz w:val="18"/>
+              </w:rPr>
+              <w:t>1</w:t>
             </w:r>
             <w:r>
               <w:rPr>
                 <w:rFonts w:ascii="Calibri" w:hAnsi="Calibri" w:eastAsia="Calibri"/>
                 <w:b w:val="0"/>
-                <w:sz w:val="22"/>
-              </w:rPr>
-              <w:t xml:space="preserve"> surge, </w:t>
+                <w:i w:val="0"/>
+                <w:sz w:val="20"/>
+              </w:rPr>
+              <w:t xml:space="preserve"> sway, </w:t>
             </w:r>
             <w:r>
               <w:rPr>
                 <w:rFonts w:ascii="Consolas" w:hAnsi="Consolas" w:eastAsia="Consolas"/>
                 <w:b w:val="0"/>
-                <w:color w:val="C7254E"/>
+                <w:i w:val="0"/>
+                <w:color w:val="333333"/>
+                <w:sz w:val="18"/>
+              </w:rPr>
+              <w:t>2</w:t>
+            </w:r>
+            <w:r>
+              <w:rPr>
+                <w:rFonts w:ascii="Calibri" w:hAnsi="Calibri" w:eastAsia="Calibri"/>
+                <w:b w:val="0"/>
+                <w:i w:val="0"/>
                 <w:sz w:val="20"/>
               </w:rPr>
-              <w:t>1</w:t>
+              <w:t xml:space="preserve"> yaw, </w:t>
+            </w:r>
+            <w:r>
+              <w:rPr>
+                <w:rFonts w:ascii="Consolas" w:hAnsi="Consolas" w:eastAsia="Consolas"/>
+                <w:b w:val="0"/>
+                <w:i w:val="0"/>
+                <w:color w:val="333333"/>
+                <w:sz w:val="18"/>
+              </w:rPr>
+              <w:t>3</w:t>
             </w:r>
             <w:r>
               <w:rPr>
                 <w:rFonts w:ascii="Calibri" w:hAnsi="Calibri" w:eastAsia="Calibri"/>
                 <w:b w:val="0"/>
-                <w:sz w:val="22"/>
-              </w:rPr>
-              <w:t xml:space="preserve"> sway, </w:t>
+                <w:i w:val="0"/>
+                <w:sz w:val="20"/>
+              </w:rPr>
+              <w:t xml:space="preserve"> thruster/status, </w:t>
             </w:r>
             <w:r>
               <w:rPr>
                 <w:rFonts w:ascii="Consolas" w:hAnsi="Consolas" w:eastAsia="Consolas"/>
                 <w:b w:val="0"/>
-                <w:color w:val="C7254E"/>
+                <w:i w:val="0"/>
+                <w:color w:val="333333"/>
+                <w:sz w:val="18"/>
+              </w:rPr>
+              <w:t>4</w:t>
+            </w:r>
+            <w:r>
+              <w:rPr>
+                <w:rFonts w:ascii="Calibri" w:hAnsi="Calibri" w:eastAsia="Calibri"/>
+                <w:b w:val="0"/>
+                <w:i w:val="0"/>
                 <w:sz w:val="20"/>
-              </w:rPr>
-              <w:t>2</w:t>
-            </w:r>
-            <w:r>
-              <w:rPr>
-                <w:rFonts w:ascii="Calibri" w:hAnsi="Calibri" w:eastAsia="Calibri"/>
-                <w:b w:val="0"/>
-                <w:sz w:val="22"/>
-              </w:rPr>
-              <w:t xml:space="preserve"> yaw, </w:t>
-            </w:r>
-            <w:r>
-              <w:rPr>
-                <w:rFonts w:ascii="Consolas" w:hAnsi="Consolas" w:eastAsia="Consolas"/>
-                <w:b w:val="0"/>
-                <w:color w:val="C7254E"/>
-                <w:sz w:val="20"/>
-              </w:rPr>
-              <w:t>3</w:t>
-            </w:r>
-            <w:r>
-              <w:rPr>
-                <w:rFonts w:ascii="Calibri" w:hAnsi="Calibri" w:eastAsia="Calibri"/>
-                <w:b w:val="0"/>
-                <w:sz w:val="22"/>
-              </w:rPr>
-              <w:t xml:space="preserve"> thruster/status, </w:t>
-            </w:r>
-            <w:r>
-              <w:rPr>
-                <w:rFonts w:ascii="Consolas" w:hAnsi="Consolas" w:eastAsia="Consolas"/>
-                <w:b w:val="0"/>
-                <w:color w:val="C7254E"/>
-                <w:sz w:val="20"/>
-              </w:rPr>
-              <w:t>4</w:t>
-            </w:r>
-            <w:r>
-              <w:rPr>
-                <w:rFonts w:ascii="Calibri" w:hAnsi="Calibri" w:eastAsia="Calibri"/>
-                <w:b w:val="0"/>
-                <w:sz w:val="22"/>
               </w:rPr>
               <w:t xml:space="preserve"> spare. Advanced diagnostics; usually not first-page values.</w:t>
             </w:r>
@@ -4864,6 +5334,17 @@
       </w:tr>
     </w:tbl>
     <w:p/>
+    <w:p>
+      <w:r>
+        <w:rPr>
+          <w:rFonts w:ascii="Calibri" w:hAnsi="Calibri" w:eastAsia="Calibri"/>
+          <w:b w:val="0"/>
+          <w:i w:val="0"/>
+          <w:sz w:val="22"/>
+        </w:rPr>
+        <w:t>---</w:t>
+      </w:r>
+    </w:p>
     <w:p>
       <w:pPr>
         <w:pStyle w:val="Heading2"/>
@@ -4872,6 +5353,7 @@
         <w:rPr>
           <w:rFonts w:ascii="Calibri" w:hAnsi="Calibri" w:eastAsia="Calibri"/>
           <w:b/>
+          <w:i w:val="0"/>
           <w:color w:val="1F4E79"/>
           <w:sz w:val="32"/>
         </w:rPr>
@@ -4883,6 +5365,7 @@
         <w:rPr>
           <w:rFonts w:ascii="Calibri" w:hAnsi="Calibri" w:eastAsia="Calibri"/>
           <w:b w:val="0"/>
+          <w:i w:val="0"/>
           <w:sz w:val="22"/>
         </w:rPr>
         <w:t>Each entry is a short version text string.</w:t>
@@ -4895,14 +5378,14 @@
         <w:tblLook w:firstColumn="1" w:firstRow="1" w:lastColumn="0" w:lastRow="0" w:noHBand="0" w:noVBand="1" w:val="04A0"/>
       </w:tblPr>
       <w:tblGrid>
-        <w:gridCol w:w="2880"/>
-        <w:gridCol w:w="2880"/>
-        <w:gridCol w:w="2880"/>
+        <w:gridCol w:w="3216"/>
+        <w:gridCol w:w="3216"/>
+        <w:gridCol w:w="3216"/>
       </w:tblGrid>
       <w:tr>
         <w:tc>
           <w:tcPr>
-            <w:tcW w:type="dxa" w:w="2880"/>
+            <w:tcW w:type="dxa" w:w="3216"/>
             <w:shd w:fill="1F4E79" w:val="clear"/>
           </w:tcPr>
           <w:p>
@@ -4911,8 +5394,9 @@
               <w:rPr>
                 <w:rFonts w:ascii="Calibri" w:hAnsi="Calibri" w:eastAsia="Calibri"/>
                 <w:b/>
+                <w:i w:val="0"/>
                 <w:color w:val="FFFFFF"/>
-                <w:sz w:val="22"/>
+                <w:sz w:val="20"/>
               </w:rPr>
               <w:t>Datapoint</w:t>
             </w:r>
@@ -4920,7 +5404,7 @@
         </w:tc>
         <w:tc>
           <w:tcPr>
-            <w:tcW w:type="dxa" w:w="2880"/>
+            <w:tcW w:type="dxa" w:w="3216"/>
             <w:shd w:fill="1F4E79" w:val="clear"/>
           </w:tcPr>
           <w:p>
@@ -4929,8 +5413,9 @@
               <w:rPr>
                 <w:rFonts w:ascii="Calibri" w:hAnsi="Calibri" w:eastAsia="Calibri"/>
                 <w:b/>
+                <w:i w:val="0"/>
                 <w:color w:val="FFFFFF"/>
-                <w:sz w:val="22"/>
+                <w:sz w:val="20"/>
               </w:rPr>
               <w:t>What it is</w:t>
             </w:r>
@@ -4938,7 +5423,7 @@
         </w:tc>
         <w:tc>
           <w:tcPr>
-            <w:tcW w:type="dxa" w:w="2880"/>
+            <w:tcW w:type="dxa" w:w="3216"/>
             <w:shd w:fill="1F4E79" w:val="clear"/>
           </w:tcPr>
           <w:p>
@@ -4947,8 +5432,9 @@
               <w:rPr>
                 <w:rFonts w:ascii="Calibri" w:hAnsi="Calibri" w:eastAsia="Calibri"/>
                 <w:b/>
+                <w:i w:val="0"/>
                 <w:color w:val="FFFFFF"/>
-                <w:sz w:val="22"/>
+                <w:sz w:val="20"/>
               </w:rPr>
               <w:t>What the value means</w:t>
             </w:r>
@@ -4958,7 +5444,7 @@
       <w:tr>
         <w:tc>
           <w:tcPr>
-            <w:tcW w:type="dxa" w:w="2880"/>
+            <w:tcW w:type="dxa" w:w="3216"/>
           </w:tcPr>
           <w:p>
             <w:r/>
@@ -4966,8 +5452,9 @@
               <w:rPr>
                 <w:rFonts w:ascii="Consolas" w:hAnsi="Consolas" w:eastAsia="Consolas"/>
                 <w:b w:val="0"/>
-                <w:color w:val="C7254E"/>
-                <w:sz w:val="20"/>
+                <w:i w:val="0"/>
+                <w:color w:val="333333"/>
+                <w:sz w:val="18"/>
               </w:rPr>
               <w:t>szOSFilesVersion[0]</w:t>
             </w:r>
@@ -4975,7 +5462,7 @@
         </w:tc>
         <w:tc>
           <w:tcPr>
-            <w:tcW w:type="dxa" w:w="2880"/>
+            <w:tcW w:type="dxa" w:w="3216"/>
           </w:tcPr>
           <w:p>
             <w:r/>
@@ -4983,7 +5470,8 @@
               <w:rPr>
                 <w:rFonts w:ascii="Calibri" w:hAnsi="Calibri" w:eastAsia="Calibri"/>
                 <w:b w:val="0"/>
-                <w:sz w:val="22"/>
+                <w:i w:val="0"/>
+                <w:sz w:val="20"/>
               </w:rPr>
               <w:t>OS application version</w:t>
             </w:r>
@@ -4991,7 +5479,7 @@
         </w:tc>
         <w:tc>
           <w:tcPr>
-            <w:tcW w:type="dxa" w:w="2880"/>
+            <w:tcW w:type="dxa" w:w="3216"/>
           </w:tcPr>
           <w:p>
             <w:r/>
@@ -4999,7 +5487,8 @@
               <w:rPr>
                 <w:rFonts w:ascii="Calibri" w:hAnsi="Calibri" w:eastAsia="Calibri"/>
                 <w:b w:val="0"/>
-                <w:sz w:val="22"/>
+                <w:i w:val="0"/>
+                <w:sz w:val="20"/>
               </w:rPr>
               <w:t xml:space="preserve">Version text of </w:t>
             </w:r>
@@ -5007,8 +5496,9 @@
               <w:rPr>
                 <w:rFonts w:ascii="Consolas" w:hAnsi="Consolas" w:eastAsia="Consolas"/>
                 <w:b w:val="0"/>
-                <w:color w:val="C7254E"/>
-                <w:sz w:val="20"/>
+                <w:i w:val="0"/>
+                <w:color w:val="333333"/>
+                <w:sz w:val="18"/>
               </w:rPr>
               <w:t>MTOS.exe</w:t>
             </w:r>
@@ -5018,7 +5508,8 @@
       <w:tr>
         <w:tc>
           <w:tcPr>
-            <w:tcW w:type="dxa" w:w="2880"/>
+            <w:tcW w:type="dxa" w:w="3216"/>
+            <w:shd w:fill="EEF3F8" w:val="clear"/>
           </w:tcPr>
           <w:p>
             <w:r/>
@@ -5026,8 +5517,9 @@
               <w:rPr>
                 <w:rFonts w:ascii="Consolas" w:hAnsi="Consolas" w:eastAsia="Consolas"/>
                 <w:b w:val="0"/>
-                <w:color w:val="C7254E"/>
-                <w:sz w:val="20"/>
+                <w:i w:val="0"/>
+                <w:color w:val="333333"/>
+                <w:sz w:val="18"/>
               </w:rPr>
               <w:t>szOSFilesVersion[1]</w:t>
             </w:r>
@@ -5035,7 +5527,8 @@
         </w:tc>
         <w:tc>
           <w:tcPr>
-            <w:tcW w:type="dxa" w:w="2880"/>
+            <w:tcW w:type="dxa" w:w="3216"/>
+            <w:shd w:fill="EEF3F8" w:val="clear"/>
           </w:tcPr>
           <w:p>
             <w:r/>
@@ -5043,7 +5536,8 @@
               <w:rPr>
                 <w:rFonts w:ascii="Calibri" w:hAnsi="Calibri" w:eastAsia="Calibri"/>
                 <w:b w:val="0"/>
-                <w:sz w:val="22"/>
+                <w:i w:val="0"/>
+                <w:sz w:val="20"/>
               </w:rPr>
               <w:t>OS I/O library version</w:t>
             </w:r>
@@ -5051,7 +5545,8 @@
         </w:tc>
         <w:tc>
           <w:tcPr>
-            <w:tcW w:type="dxa" w:w="2880"/>
+            <w:tcW w:type="dxa" w:w="3216"/>
+            <w:shd w:fill="EEF3F8" w:val="clear"/>
           </w:tcPr>
           <w:p>
             <w:r/>
@@ -5059,7 +5554,8 @@
               <w:rPr>
                 <w:rFonts w:ascii="Calibri" w:hAnsi="Calibri" w:eastAsia="Calibri"/>
                 <w:b w:val="0"/>
-                <w:sz w:val="22"/>
+                <w:i w:val="0"/>
+                <w:sz w:val="20"/>
               </w:rPr>
               <w:t xml:space="preserve">Version text of </w:t>
             </w:r>
@@ -5067,8 +5563,9 @@
               <w:rPr>
                 <w:rFonts w:ascii="Consolas" w:hAnsi="Consolas" w:eastAsia="Consolas"/>
                 <w:b w:val="0"/>
-                <w:color w:val="C7254E"/>
-                <w:sz w:val="20"/>
+                <w:i w:val="0"/>
+                <w:color w:val="333333"/>
+                <w:sz w:val="18"/>
               </w:rPr>
               <w:t>MTOSIO.dll</w:t>
             </w:r>
@@ -5078,7 +5575,7 @@
       <w:tr>
         <w:tc>
           <w:tcPr>
-            <w:tcW w:type="dxa" w:w="2880"/>
+            <w:tcW w:type="dxa" w:w="3216"/>
           </w:tcPr>
           <w:p>
             <w:r/>
@@ -5086,8 +5583,9 @@
               <w:rPr>
                 <w:rFonts w:ascii="Consolas" w:hAnsi="Consolas" w:eastAsia="Consolas"/>
                 <w:b w:val="0"/>
-                <w:color w:val="C7254E"/>
-                <w:sz w:val="20"/>
+                <w:i w:val="0"/>
+                <w:color w:val="333333"/>
+                <w:sz w:val="18"/>
               </w:rPr>
               <w:t>szOSFilesVersion[2]</w:t>
             </w:r>
@@ -5095,7 +5593,7 @@
         </w:tc>
         <w:tc>
           <w:tcPr>
-            <w:tcW w:type="dxa" w:w="2880"/>
+            <w:tcW w:type="dxa" w:w="3216"/>
           </w:tcPr>
           <w:p>
             <w:r/>
@@ -5103,7 +5601,8 @@
               <w:rPr>
                 <w:rFonts w:ascii="Calibri" w:hAnsi="Calibri" w:eastAsia="Calibri"/>
                 <w:b w:val="0"/>
-                <w:sz w:val="22"/>
+                <w:i w:val="0"/>
+                <w:sz w:val="20"/>
               </w:rPr>
               <w:t>Operator panel library version</w:t>
             </w:r>
@@ -5111,7 +5610,7 @@
         </w:tc>
         <w:tc>
           <w:tcPr>
-            <w:tcW w:type="dxa" w:w="2880"/>
+            <w:tcW w:type="dxa" w:w="3216"/>
           </w:tcPr>
           <w:p>
             <w:r/>
@@ -5119,7 +5618,8 @@
               <w:rPr>
                 <w:rFonts w:ascii="Calibri" w:hAnsi="Calibri" w:eastAsia="Calibri"/>
                 <w:b w:val="0"/>
-                <w:sz w:val="22"/>
+                <w:i w:val="0"/>
+                <w:sz w:val="20"/>
               </w:rPr>
               <w:t xml:space="preserve">Version text of </w:t>
             </w:r>
@@ -5127,8 +5627,9 @@
               <w:rPr>
                 <w:rFonts w:ascii="Consolas" w:hAnsi="Consolas" w:eastAsia="Consolas"/>
                 <w:b w:val="0"/>
-                <w:color w:val="C7254E"/>
-                <w:sz w:val="20"/>
+                <w:i w:val="0"/>
+                <w:color w:val="333333"/>
+                <w:sz w:val="18"/>
               </w:rPr>
               <w:t>MTOPPanel.dll</w:t>
             </w:r>
@@ -5138,7 +5639,8 @@
       <w:tr>
         <w:tc>
           <w:tcPr>
-            <w:tcW w:type="dxa" w:w="2880"/>
+            <w:tcW w:type="dxa" w:w="3216"/>
+            <w:shd w:fill="EEF3F8" w:val="clear"/>
           </w:tcPr>
           <w:p>
             <w:r/>
@@ -5146,25 +5648,28 @@
               <w:rPr>
                 <w:rFonts w:ascii="Consolas" w:hAnsi="Consolas" w:eastAsia="Consolas"/>
                 <w:b w:val="0"/>
-                <w:color w:val="C7254E"/>
+                <w:i w:val="0"/>
+                <w:color w:val="333333"/>
+                <w:sz w:val="18"/>
+              </w:rPr>
+              <w:t>szOSFilesVersion[3]</w:t>
+            </w:r>
+            <w:r>
+              <w:rPr>
+                <w:rFonts w:ascii="Calibri" w:hAnsi="Calibri" w:eastAsia="Calibri"/>
+                <w:b w:val="0"/>
+                <w:i w:val="0"/>
                 <w:sz w:val="20"/>
               </w:rPr>
-              <w:t>szOSFilesVersion[3]</w:t>
-            </w:r>
-            <w:r>
-              <w:rPr>
-                <w:rFonts w:ascii="Calibri" w:hAnsi="Calibri" w:eastAsia="Calibri"/>
-                <w:b w:val="0"/>
-                <w:sz w:val="22"/>
-              </w:rPr>
               <w:t xml:space="preserve"> / </w:t>
             </w:r>
             <w:r>
               <w:rPr>
                 <w:rFonts w:ascii="Consolas" w:hAnsi="Consolas" w:eastAsia="Consolas"/>
                 <w:b w:val="0"/>
-                <w:color w:val="C7254E"/>
-                <w:sz w:val="20"/>
+                <w:i w:val="0"/>
+                <w:color w:val="333333"/>
+                <w:sz w:val="18"/>
               </w:rPr>
               <w:t>[4]</w:t>
             </w:r>
@@ -5172,7 +5677,8 @@
         </w:tc>
         <w:tc>
           <w:tcPr>
-            <w:tcW w:type="dxa" w:w="2880"/>
+            <w:tcW w:type="dxa" w:w="3216"/>
+            <w:shd w:fill="EEF3F8" w:val="clear"/>
           </w:tcPr>
           <w:p>
             <w:r/>
@@ -5180,7 +5686,8 @@
               <w:rPr>
                 <w:rFonts w:ascii="Calibri" w:hAnsi="Calibri" w:eastAsia="Calibri"/>
                 <w:b w:val="0"/>
-                <w:sz w:val="22"/>
+                <w:i w:val="0"/>
+                <w:sz w:val="20"/>
               </w:rPr>
               <w:t>Unused</w:t>
             </w:r>
@@ -5188,7 +5695,8 @@
         </w:tc>
         <w:tc>
           <w:tcPr>
-            <w:tcW w:type="dxa" w:w="2880"/>
+            <w:tcW w:type="dxa" w:w="3216"/>
+            <w:shd w:fill="EEF3F8" w:val="clear"/>
           </w:tcPr>
           <w:p>
             <w:r/>
@@ -5196,7 +5704,8 @@
               <w:rPr>
                 <w:rFonts w:ascii="Calibri" w:hAnsi="Calibri" w:eastAsia="Calibri"/>
                 <w:b w:val="0"/>
-                <w:sz w:val="22"/>
+                <w:i w:val="0"/>
+                <w:sz w:val="20"/>
               </w:rPr>
               <w:t>Ignore</w:t>
             </w:r>
@@ -5206,7 +5715,7 @@
       <w:tr>
         <w:tc>
           <w:tcPr>
-            <w:tcW w:type="dxa" w:w="2880"/>
+            <w:tcW w:type="dxa" w:w="3216"/>
           </w:tcPr>
           <w:p>
             <w:r/>
@@ -5214,8 +5723,9 @@
               <w:rPr>
                 <w:rFonts w:ascii="Consolas" w:hAnsi="Consolas" w:eastAsia="Consolas"/>
                 <w:b w:val="0"/>
-                <w:color w:val="C7254E"/>
-                <w:sz w:val="20"/>
+                <w:i w:val="0"/>
+                <w:color w:val="333333"/>
+                <w:sz w:val="18"/>
               </w:rPr>
               <w:t>szCCFilesVersion[0]</w:t>
             </w:r>
@@ -5223,7 +5733,7 @@
         </w:tc>
         <w:tc>
           <w:tcPr>
-            <w:tcW w:type="dxa" w:w="2880"/>
+            <w:tcW w:type="dxa" w:w="3216"/>
           </w:tcPr>
           <w:p>
             <w:r/>
@@ -5231,7 +5741,8 @@
               <w:rPr>
                 <w:rFonts w:ascii="Calibri" w:hAnsi="Calibri" w:eastAsia="Calibri"/>
                 <w:b w:val="0"/>
-                <w:sz w:val="22"/>
+                <w:i w:val="0"/>
+                <w:sz w:val="20"/>
               </w:rPr>
               <w:t>DP controller version</w:t>
             </w:r>
@@ -5239,7 +5750,7 @@
         </w:tc>
         <w:tc>
           <w:tcPr>
-            <w:tcW w:type="dxa" w:w="2880"/>
+            <w:tcW w:type="dxa" w:w="3216"/>
           </w:tcPr>
           <w:p>
             <w:r/>
@@ -5247,7 +5758,8 @@
               <w:rPr>
                 <w:rFonts w:ascii="Calibri" w:hAnsi="Calibri" w:eastAsia="Calibri"/>
                 <w:b w:val="0"/>
-                <w:sz w:val="22"/>
+                <w:i w:val="0"/>
+                <w:sz w:val="20"/>
               </w:rPr>
               <w:t xml:space="preserve">Version text of </w:t>
             </w:r>
@@ -5255,8 +5767,9 @@
               <w:rPr>
                 <w:rFonts w:ascii="Consolas" w:hAnsi="Consolas" w:eastAsia="Consolas"/>
                 <w:b w:val="0"/>
-                <w:color w:val="C7254E"/>
-                <w:sz w:val="20"/>
+                <w:i w:val="0"/>
+                <w:color w:val="333333"/>
+                <w:sz w:val="18"/>
               </w:rPr>
               <w:t>DPCC.exe</w:t>
             </w:r>
@@ -5266,7 +5779,8 @@
       <w:tr>
         <w:tc>
           <w:tcPr>
-            <w:tcW w:type="dxa" w:w="2880"/>
+            <w:tcW w:type="dxa" w:w="3216"/>
+            <w:shd w:fill="EEF3F8" w:val="clear"/>
           </w:tcPr>
           <w:p>
             <w:r/>
@@ -5274,8 +5788,9 @@
               <w:rPr>
                 <w:rFonts w:ascii="Consolas" w:hAnsi="Consolas" w:eastAsia="Consolas"/>
                 <w:b w:val="0"/>
-                <w:color w:val="C7254E"/>
-                <w:sz w:val="20"/>
+                <w:i w:val="0"/>
+                <w:color w:val="333333"/>
+                <w:sz w:val="18"/>
               </w:rPr>
               <w:t>szCCFilesVersion[1]</w:t>
             </w:r>
@@ -5283,7 +5798,8 @@
         </w:tc>
         <w:tc>
           <w:tcPr>
-            <w:tcW w:type="dxa" w:w="2880"/>
+            <w:tcW w:type="dxa" w:w="3216"/>
+            <w:shd w:fill="EEF3F8" w:val="clear"/>
           </w:tcPr>
           <w:p>
             <w:r/>
@@ -5291,7 +5807,8 @@
               <w:rPr>
                 <w:rFonts w:ascii="Calibri" w:hAnsi="Calibri" w:eastAsia="Calibri"/>
                 <w:b w:val="0"/>
-                <w:sz w:val="22"/>
+                <w:i w:val="0"/>
+                <w:sz w:val="20"/>
               </w:rPr>
               <w:t>Controller I/O library version</w:t>
             </w:r>
@@ -5299,7 +5816,8 @@
         </w:tc>
         <w:tc>
           <w:tcPr>
-            <w:tcW w:type="dxa" w:w="2880"/>
+            <w:tcW w:type="dxa" w:w="3216"/>
+            <w:shd w:fill="EEF3F8" w:val="clear"/>
           </w:tcPr>
           <w:p>
             <w:r/>
@@ -5307,7 +5825,8 @@
               <w:rPr>
                 <w:rFonts w:ascii="Calibri" w:hAnsi="Calibri" w:eastAsia="Calibri"/>
                 <w:b w:val="0"/>
-                <w:sz w:val="22"/>
+                <w:i w:val="0"/>
+                <w:sz w:val="20"/>
               </w:rPr>
               <w:t xml:space="preserve">Version text of </w:t>
             </w:r>
@@ -5315,8 +5834,9 @@
               <w:rPr>
                 <w:rFonts w:ascii="Consolas" w:hAnsi="Consolas" w:eastAsia="Consolas"/>
                 <w:b w:val="0"/>
-                <w:color w:val="C7254E"/>
-                <w:sz w:val="20"/>
+                <w:i w:val="0"/>
+                <w:color w:val="333333"/>
+                <w:sz w:val="18"/>
               </w:rPr>
               <w:t>MTIO.dll</w:t>
             </w:r>
@@ -5326,7 +5846,7 @@
       <w:tr>
         <w:tc>
           <w:tcPr>
-            <w:tcW w:type="dxa" w:w="2880"/>
+            <w:tcW w:type="dxa" w:w="3216"/>
           </w:tcPr>
           <w:p>
             <w:r/>
@@ -5334,8 +5854,9 @@
               <w:rPr>
                 <w:rFonts w:ascii="Consolas" w:hAnsi="Consolas" w:eastAsia="Consolas"/>
                 <w:b w:val="0"/>
-                <w:color w:val="C7254E"/>
-                <w:sz w:val="20"/>
+                <w:i w:val="0"/>
+                <w:color w:val="333333"/>
+                <w:sz w:val="18"/>
               </w:rPr>
               <w:t>szCCFilesVersion[2]</w:t>
             </w:r>
@@ -5343,7 +5864,7 @@
         </w:tc>
         <w:tc>
           <w:tcPr>
-            <w:tcW w:type="dxa" w:w="2880"/>
+            <w:tcW w:type="dxa" w:w="3216"/>
           </w:tcPr>
           <w:p>
             <w:r/>
@@ -5351,7 +5872,8 @@
               <w:rPr>
                 <w:rFonts w:ascii="Calibri" w:hAnsi="Calibri" w:eastAsia="Calibri"/>
                 <w:b w:val="0"/>
-                <w:sz w:val="22"/>
+                <w:i w:val="0"/>
+                <w:sz w:val="20"/>
               </w:rPr>
               <w:t>TCS controller version</w:t>
             </w:r>
@@ -5359,7 +5881,7 @@
         </w:tc>
         <w:tc>
           <w:tcPr>
-            <w:tcW w:type="dxa" w:w="2880"/>
+            <w:tcW w:type="dxa" w:w="3216"/>
           </w:tcPr>
           <w:p>
             <w:r/>
@@ -5367,7 +5889,8 @@
               <w:rPr>
                 <w:rFonts w:ascii="Calibri" w:hAnsi="Calibri" w:eastAsia="Calibri"/>
                 <w:b w:val="0"/>
-                <w:sz w:val="22"/>
+                <w:i w:val="0"/>
+                <w:sz w:val="20"/>
               </w:rPr>
               <w:t xml:space="preserve">Version text of </w:t>
             </w:r>
@@ -5375,8 +5898,9 @@
               <w:rPr>
                 <w:rFonts w:ascii="Consolas" w:hAnsi="Consolas" w:eastAsia="Consolas"/>
                 <w:b w:val="0"/>
-                <w:color w:val="C7254E"/>
-                <w:sz w:val="20"/>
+                <w:i w:val="0"/>
+                <w:color w:val="333333"/>
+                <w:sz w:val="18"/>
               </w:rPr>
               <w:t>TCSCC.exe</w:t>
             </w:r>
@@ -5386,7 +5910,8 @@
       <w:tr>
         <w:tc>
           <w:tcPr>
-            <w:tcW w:type="dxa" w:w="2880"/>
+            <w:tcW w:type="dxa" w:w="3216"/>
+            <w:shd w:fill="EEF3F8" w:val="clear"/>
           </w:tcPr>
           <w:p>
             <w:r/>
@@ -5394,8 +5919,9 @@
               <w:rPr>
                 <w:rFonts w:ascii="Consolas" w:hAnsi="Consolas" w:eastAsia="Consolas"/>
                 <w:b w:val="0"/>
-                <w:color w:val="C7254E"/>
-                <w:sz w:val="20"/>
+                <w:i w:val="0"/>
+                <w:color w:val="333333"/>
+                <w:sz w:val="18"/>
               </w:rPr>
               <w:t>szCCFilesVersion[3]</w:t>
             </w:r>
@@ -5403,7 +5929,8 @@
         </w:tc>
         <w:tc>
           <w:tcPr>
-            <w:tcW w:type="dxa" w:w="2880"/>
+            <w:tcW w:type="dxa" w:w="3216"/>
+            <w:shd w:fill="EEF3F8" w:val="clear"/>
           </w:tcPr>
           <w:p>
             <w:r/>
@@ -5411,7 +5938,8 @@
               <w:rPr>
                 <w:rFonts w:ascii="Calibri" w:hAnsi="Calibri" w:eastAsia="Calibri"/>
                 <w:b w:val="0"/>
-                <w:sz w:val="22"/>
+                <w:i w:val="0"/>
+                <w:sz w:val="20"/>
               </w:rPr>
               <w:t>Gateway version</w:t>
             </w:r>
@@ -5419,7 +5947,8 @@
         </w:tc>
         <w:tc>
           <w:tcPr>
-            <w:tcW w:type="dxa" w:w="2880"/>
+            <w:tcW w:type="dxa" w:w="3216"/>
+            <w:shd w:fill="EEF3F8" w:val="clear"/>
           </w:tcPr>
           <w:p>
             <w:r/>
@@ -5427,7 +5956,8 @@
               <w:rPr>
                 <w:rFonts w:ascii="Calibri" w:hAnsi="Calibri" w:eastAsia="Calibri"/>
                 <w:b w:val="0"/>
-                <w:sz w:val="22"/>
+                <w:i w:val="0"/>
+                <w:sz w:val="20"/>
               </w:rPr>
               <w:t xml:space="preserve">Version text of </w:t>
             </w:r>
@@ -5435,8 +5965,9 @@
               <w:rPr>
                 <w:rFonts w:ascii="Consolas" w:hAnsi="Consolas" w:eastAsia="Consolas"/>
                 <w:b w:val="0"/>
-                <w:color w:val="C7254E"/>
-                <w:sz w:val="20"/>
+                <w:i w:val="0"/>
+                <w:color w:val="333333"/>
+                <w:sz w:val="18"/>
               </w:rPr>
               <w:t>MTGateway.exe</w:t>
             </w:r>
@@ -5446,7 +5977,7 @@
       <w:tr>
         <w:tc>
           <w:tcPr>
-            <w:tcW w:type="dxa" w:w="2880"/>
+            <w:tcW w:type="dxa" w:w="3216"/>
           </w:tcPr>
           <w:p>
             <w:r/>
@@ -5454,8 +5985,9 @@
               <w:rPr>
                 <w:rFonts w:ascii="Consolas" w:hAnsi="Consolas" w:eastAsia="Consolas"/>
                 <w:b w:val="0"/>
-                <w:color w:val="C7254E"/>
-                <w:sz w:val="20"/>
+                <w:i w:val="0"/>
+                <w:color w:val="333333"/>
+                <w:sz w:val="18"/>
               </w:rPr>
               <w:t>szCCFilesVersion[4]</w:t>
             </w:r>
@@ -5463,7 +5995,7 @@
         </w:tc>
         <w:tc>
           <w:tcPr>
-            <w:tcW w:type="dxa" w:w="2880"/>
+            <w:tcW w:type="dxa" w:w="3216"/>
           </w:tcPr>
           <w:p>
             <w:r/>
@@ -5471,7 +6003,8 @@
               <w:rPr>
                 <w:rFonts w:ascii="Calibri" w:hAnsi="Calibri" w:eastAsia="Calibri"/>
                 <w:b w:val="0"/>
-                <w:sz w:val="22"/>
+                <w:i w:val="0"/>
+                <w:sz w:val="20"/>
               </w:rPr>
               <w:t>Gateway I/O version</w:t>
             </w:r>
@@ -5479,7 +6012,7 @@
         </w:tc>
         <w:tc>
           <w:tcPr>
-            <w:tcW w:type="dxa" w:w="2880"/>
+            <w:tcW w:type="dxa" w:w="3216"/>
           </w:tcPr>
           <w:p>
             <w:r/>
@@ -5487,7 +6020,8 @@
               <w:rPr>
                 <w:rFonts w:ascii="Calibri" w:hAnsi="Calibri" w:eastAsia="Calibri"/>
                 <w:b w:val="0"/>
-                <w:sz w:val="22"/>
+                <w:i w:val="0"/>
+                <w:sz w:val="20"/>
               </w:rPr>
               <w:t xml:space="preserve">Version text of </w:t>
             </w:r>
@@ -5495,8 +6029,9 @@
               <w:rPr>
                 <w:rFonts w:ascii="Consolas" w:hAnsi="Consolas" w:eastAsia="Consolas"/>
                 <w:b w:val="0"/>
-                <w:color w:val="C7254E"/>
-                <w:sz w:val="20"/>
+                <w:i w:val="0"/>
+                <w:color w:val="333333"/>
+                <w:sz w:val="18"/>
               </w:rPr>
               <w:t>MTGatewayIO.dll</w:t>
             </w:r>
@@ -5510,9 +6045,21 @@
         <w:rPr>
           <w:rFonts w:ascii="Calibri" w:hAnsi="Calibri" w:eastAsia="Calibri"/>
           <w:b w:val="0"/>
+          <w:i w:val="0"/>
           <w:sz w:val="22"/>
         </w:rPr>
         <w:t>Best placed on a system-info page, not the live thruster overview.</w:t>
+      </w:r>
+    </w:p>
+    <w:p>
+      <w:r>
+        <w:rPr>
+          <w:rFonts w:ascii="Calibri" w:hAnsi="Calibri" w:eastAsia="Calibri"/>
+          <w:b w:val="0"/>
+          <w:i w:val="0"/>
+          <w:sz w:val="22"/>
+        </w:rPr>
+        <w:t>---</w:t>
       </w:r>
     </w:p>
     <w:p>
@@ -5523,6 +6070,7 @@
         <w:rPr>
           <w:rFonts w:ascii="Calibri" w:hAnsi="Calibri" w:eastAsia="Calibri"/>
           <w:b/>
+          <w:i w:val="0"/>
           <w:color w:val="1F4E79"/>
           <w:sz w:val="32"/>
         </w:rPr>
@@ -5534,6 +6082,7 @@
         <w:rPr>
           <w:rFonts w:ascii="Calibri" w:hAnsi="Calibri" w:eastAsia="Calibri"/>
           <w:b w:val="0"/>
+          <w:i w:val="0"/>
           <w:sz w:val="22"/>
         </w:rPr>
         <w:t>Each datapoint is a bitmask. A set bit means that node currently reports network OK.</w:t>
@@ -5546,14 +6095,14 @@
         <w:tblLook w:firstColumn="1" w:firstRow="1" w:lastColumn="0" w:lastRow="0" w:noHBand="0" w:noVBand="1" w:val="04A0"/>
       </w:tblPr>
       <w:tblGrid>
-        <w:gridCol w:w="2880"/>
-        <w:gridCol w:w="2880"/>
-        <w:gridCol w:w="2880"/>
+        <w:gridCol w:w="3216"/>
+        <w:gridCol w:w="3216"/>
+        <w:gridCol w:w="3216"/>
       </w:tblGrid>
       <w:tr>
         <w:tc>
           <w:tcPr>
-            <w:tcW w:type="dxa" w:w="2880"/>
+            <w:tcW w:type="dxa" w:w="3216"/>
             <w:shd w:fill="1F4E79" w:val="clear"/>
           </w:tcPr>
           <w:p>
@@ -5562,8 +6111,9 @@
               <w:rPr>
                 <w:rFonts w:ascii="Calibri" w:hAnsi="Calibri" w:eastAsia="Calibri"/>
                 <w:b/>
+                <w:i w:val="0"/>
                 <w:color w:val="FFFFFF"/>
-                <w:sz w:val="22"/>
+                <w:sz w:val="20"/>
               </w:rPr>
               <w:t>Datapoint</w:t>
             </w:r>
@@ -5571,7 +6121,7 @@
         </w:tc>
         <w:tc>
           <w:tcPr>
-            <w:tcW w:type="dxa" w:w="2880"/>
+            <w:tcW w:type="dxa" w:w="3216"/>
             <w:shd w:fill="1F4E79" w:val="clear"/>
           </w:tcPr>
           <w:p>
@@ -5580,8 +6130,9 @@
               <w:rPr>
                 <w:rFonts w:ascii="Calibri" w:hAnsi="Calibri" w:eastAsia="Calibri"/>
                 <w:b/>
+                <w:i w:val="0"/>
                 <w:color w:val="FFFFFF"/>
-                <w:sz w:val="22"/>
+                <w:sz w:val="20"/>
               </w:rPr>
               <w:t>What it is</w:t>
             </w:r>
@@ -5589,7 +6140,7 @@
         </w:tc>
         <w:tc>
           <w:tcPr>
-            <w:tcW w:type="dxa" w:w="2880"/>
+            <w:tcW w:type="dxa" w:w="3216"/>
             <w:shd w:fill="1F4E79" w:val="clear"/>
           </w:tcPr>
           <w:p>
@@ -5598,8 +6149,9 @@
               <w:rPr>
                 <w:rFonts w:ascii="Calibri" w:hAnsi="Calibri" w:eastAsia="Calibri"/>
                 <w:b/>
+                <w:i w:val="0"/>
                 <w:color w:val="FFFFFF"/>
-                <w:sz w:val="22"/>
+                <w:sz w:val="20"/>
               </w:rPr>
               <w:t>What the value means</w:t>
             </w:r>
@@ -5609,7 +6161,7 @@
       <w:tr>
         <w:tc>
           <w:tcPr>
-            <w:tcW w:type="dxa" w:w="2880"/>
+            <w:tcW w:type="dxa" w:w="3216"/>
           </w:tcPr>
           <w:p>
             <w:r/>
@@ -5617,8 +6169,9 @@
               <w:rPr>
                 <w:rFonts w:ascii="Consolas" w:hAnsi="Consolas" w:eastAsia="Consolas"/>
                 <w:b w:val="0"/>
-                <w:color w:val="C7254E"/>
-                <w:sz w:val="20"/>
+                <w:i w:val="0"/>
+                <w:color w:val="333333"/>
+                <w:sz w:val="18"/>
               </w:rPr>
               <w:t>lOSstatus</w:t>
             </w:r>
@@ -5626,7 +6179,7 @@
         </w:tc>
         <w:tc>
           <w:tcPr>
-            <w:tcW w:type="dxa" w:w="2880"/>
+            <w:tcW w:type="dxa" w:w="3216"/>
           </w:tcPr>
           <w:p>
             <w:r/>
@@ -5634,7 +6187,8 @@
               <w:rPr>
                 <w:rFonts w:ascii="Calibri" w:hAnsi="Calibri" w:eastAsia="Calibri"/>
                 <w:b w:val="0"/>
-                <w:sz w:val="22"/>
+                <w:i w:val="0"/>
+                <w:sz w:val="20"/>
               </w:rPr>
               <w:t>Operating stations online</w:t>
             </w:r>
@@ -5642,7 +6196,7 @@
         </w:tc>
         <w:tc>
           <w:tcPr>
-            <w:tcW w:type="dxa" w:w="2880"/>
+            <w:tcW w:type="dxa" w:w="3216"/>
           </w:tcPr>
           <w:p>
             <w:r/>
@@ -5650,7 +6204,8 @@
               <w:rPr>
                 <w:rFonts w:ascii="Calibri" w:hAnsi="Calibri" w:eastAsia="Calibri"/>
                 <w:b w:val="0"/>
-                <w:sz w:val="22"/>
+                <w:i w:val="0"/>
+                <w:sz w:val="20"/>
               </w:rPr>
               <w:t>Bit for each OS device index that is OK</w:t>
             </w:r>
@@ -5660,7 +6215,8 @@
       <w:tr>
         <w:tc>
           <w:tcPr>
-            <w:tcW w:type="dxa" w:w="2880"/>
+            <w:tcW w:type="dxa" w:w="3216"/>
+            <w:shd w:fill="EEF3F8" w:val="clear"/>
           </w:tcPr>
           <w:p>
             <w:r/>
@@ -5668,8 +6224,9 @@
               <w:rPr>
                 <w:rFonts w:ascii="Consolas" w:hAnsi="Consolas" w:eastAsia="Consolas"/>
                 <w:b w:val="0"/>
-                <w:color w:val="C7254E"/>
-                <w:sz w:val="20"/>
+                <w:i w:val="0"/>
+                <w:color w:val="333333"/>
+                <w:sz w:val="18"/>
               </w:rPr>
               <w:t>sCCstatus</w:t>
             </w:r>
@@ -5677,7 +6234,8 @@
         </w:tc>
         <w:tc>
           <w:tcPr>
-            <w:tcW w:type="dxa" w:w="2880"/>
+            <w:tcW w:type="dxa" w:w="3216"/>
+            <w:shd w:fill="EEF3F8" w:val="clear"/>
           </w:tcPr>
           <w:p>
             <w:r/>
@@ -5685,7 +6243,8 @@
               <w:rPr>
                 <w:rFonts w:ascii="Calibri" w:hAnsi="Calibri" w:eastAsia="Calibri"/>
                 <w:b w:val="0"/>
-                <w:sz w:val="22"/>
+                <w:i w:val="0"/>
+                <w:sz w:val="20"/>
               </w:rPr>
               <w:t>Controllers online</w:t>
             </w:r>
@@ -5693,7 +6252,8 @@
         </w:tc>
         <w:tc>
           <w:tcPr>
-            <w:tcW w:type="dxa" w:w="2880"/>
+            <w:tcW w:type="dxa" w:w="3216"/>
+            <w:shd w:fill="EEF3F8" w:val="clear"/>
           </w:tcPr>
           <w:p>
             <w:r/>
@@ -5701,7 +6261,8 @@
               <w:rPr>
                 <w:rFonts w:ascii="Calibri" w:hAnsi="Calibri" w:eastAsia="Calibri"/>
                 <w:b w:val="0"/>
-                <w:sz w:val="22"/>
+                <w:i w:val="0"/>
+                <w:sz w:val="20"/>
               </w:rPr>
               <w:t xml:space="preserve">Bits </w:t>
             </w:r>
@@ -5709,33 +6270,37 @@
               <w:rPr>
                 <w:rFonts w:ascii="Consolas" w:hAnsi="Consolas" w:eastAsia="Consolas"/>
                 <w:b w:val="0"/>
-                <w:color w:val="C7254E"/>
+                <w:i w:val="0"/>
+                <w:color w:val="333333"/>
+                <w:sz w:val="18"/>
+              </w:rPr>
+              <w:t>0..2</w:t>
+            </w:r>
+            <w:r>
+              <w:rPr>
+                <w:rFonts w:ascii="Calibri" w:hAnsi="Calibri" w:eastAsia="Calibri"/>
+                <w:b w:val="0"/>
+                <w:i w:val="0"/>
                 <w:sz w:val="20"/>
               </w:rPr>
-              <w:t>0..2</w:t>
+              <w:t xml:space="preserve"> = DPCC1-3; bits </w:t>
+            </w:r>
+            <w:r>
+              <w:rPr>
+                <w:rFonts w:ascii="Consolas" w:hAnsi="Consolas" w:eastAsia="Consolas"/>
+                <w:b w:val="0"/>
+                <w:i w:val="0"/>
+                <w:color w:val="333333"/>
+                <w:sz w:val="18"/>
+              </w:rPr>
+              <w:t>3..5</w:t>
             </w:r>
             <w:r>
               <w:rPr>
                 <w:rFonts w:ascii="Calibri" w:hAnsi="Calibri" w:eastAsia="Calibri"/>
                 <w:b w:val="0"/>
-                <w:sz w:val="22"/>
-              </w:rPr>
-              <w:t xml:space="preserve"> = DPCC1-3; bits </w:t>
-            </w:r>
-            <w:r>
-              <w:rPr>
-                <w:rFonts w:ascii="Consolas" w:hAnsi="Consolas" w:eastAsia="Consolas"/>
-                <w:b w:val="0"/>
-                <w:color w:val="C7254E"/>
+                <w:i w:val="0"/>
                 <w:sz w:val="20"/>
-              </w:rPr>
-              <w:t>3..5</w:t>
-            </w:r>
-            <w:r>
-              <w:rPr>
-                <w:rFonts w:ascii="Calibri" w:hAnsi="Calibri" w:eastAsia="Calibri"/>
-                <w:b w:val="0"/>
-                <w:sz w:val="22"/>
               </w:rPr>
               <w:t xml:space="preserve"> = TCSCC/LTC1-3</w:t>
             </w:r>
@@ -5745,7 +6310,7 @@
       <w:tr>
         <w:tc>
           <w:tcPr>
-            <w:tcW w:type="dxa" w:w="2880"/>
+            <w:tcW w:type="dxa" w:w="3216"/>
           </w:tcPr>
           <w:p>
             <w:r/>
@@ -5753,8 +6318,9 @@
               <w:rPr>
                 <w:rFonts w:ascii="Consolas" w:hAnsi="Consolas" w:eastAsia="Consolas"/>
                 <w:b w:val="0"/>
-                <w:color w:val="C7254E"/>
-                <w:sz w:val="20"/>
+                <w:i w:val="0"/>
+                <w:color w:val="333333"/>
+                <w:sz w:val="18"/>
               </w:rPr>
               <w:t>lTCstatus</w:t>
             </w:r>
@@ -5762,7 +6328,7 @@
         </w:tc>
         <w:tc>
           <w:tcPr>
-            <w:tcW w:type="dxa" w:w="2880"/>
+            <w:tcW w:type="dxa" w:w="3216"/>
           </w:tcPr>
           <w:p>
             <w:r/>
@@ -5770,7 +6336,8 @@
               <w:rPr>
                 <w:rFonts w:ascii="Calibri" w:hAnsi="Calibri" w:eastAsia="Calibri"/>
                 <w:b w:val="0"/>
-                <w:sz w:val="22"/>
+                <w:i w:val="0"/>
+                <w:sz w:val="20"/>
               </w:rPr>
               <w:t>Thruster cards / gateways online</w:t>
             </w:r>
@@ -5778,7 +6345,7 @@
         </w:tc>
         <w:tc>
           <w:tcPr>
-            <w:tcW w:type="dxa" w:w="2880"/>
+            <w:tcW w:type="dxa" w:w="3216"/>
           </w:tcPr>
           <w:p>
             <w:r/>
@@ -5786,7 +6353,8 @@
               <w:rPr>
                 <w:rFonts w:ascii="Calibri" w:hAnsi="Calibri" w:eastAsia="Calibri"/>
                 <w:b w:val="0"/>
-                <w:sz w:val="22"/>
+                <w:i w:val="0"/>
+                <w:sz w:val="20"/>
               </w:rPr>
               <w:t>Bit for each TC device index that is OK</w:t>
             </w:r>
@@ -5796,7 +6364,8 @@
       <w:tr>
         <w:tc>
           <w:tcPr>
-            <w:tcW w:type="dxa" w:w="2880"/>
+            <w:tcW w:type="dxa" w:w="3216"/>
+            <w:shd w:fill="EEF3F8" w:val="clear"/>
           </w:tcPr>
           <w:p>
             <w:r/>
@@ -5804,8 +6373,9 @@
               <w:rPr>
                 <w:rFonts w:ascii="Consolas" w:hAnsi="Consolas" w:eastAsia="Consolas"/>
                 <w:b w:val="0"/>
-                <w:color w:val="C7254E"/>
-                <w:sz w:val="20"/>
+                <w:i w:val="0"/>
+                <w:color w:val="333333"/>
+                <w:sz w:val="18"/>
               </w:rPr>
               <w:t>lLCstatus</w:t>
             </w:r>
@@ -5813,7 +6383,8 @@
         </w:tc>
         <w:tc>
           <w:tcPr>
-            <w:tcW w:type="dxa" w:w="2880"/>
+            <w:tcW w:type="dxa" w:w="3216"/>
+            <w:shd w:fill="EEF3F8" w:val="clear"/>
           </w:tcPr>
           <w:p>
             <w:r/>
@@ -5821,7 +6392,8 @@
               <w:rPr>
                 <w:rFonts w:ascii="Calibri" w:hAnsi="Calibri" w:eastAsia="Calibri"/>
                 <w:b w:val="0"/>
-                <w:sz w:val="22"/>
+                <w:i w:val="0"/>
+                <w:sz w:val="20"/>
               </w:rPr>
               <w:t>Lever cards online</w:t>
             </w:r>
@@ -5829,7 +6401,8 @@
         </w:tc>
         <w:tc>
           <w:tcPr>
-            <w:tcW w:type="dxa" w:w="2880"/>
+            <w:tcW w:type="dxa" w:w="3216"/>
+            <w:shd w:fill="EEF3F8" w:val="clear"/>
           </w:tcPr>
           <w:p>
             <w:r/>
@@ -5837,7 +6410,8 @@
               <w:rPr>
                 <w:rFonts w:ascii="Calibri" w:hAnsi="Calibri" w:eastAsia="Calibri"/>
                 <w:b w:val="0"/>
-                <w:sz w:val="22"/>
+                <w:i w:val="0"/>
+                <w:sz w:val="20"/>
               </w:rPr>
               <w:t>Bit for each lever-card device index that is OK</w:t>
             </w:r>
@@ -5847,7 +6421,7 @@
       <w:tr>
         <w:tc>
           <w:tcPr>
-            <w:tcW w:type="dxa" w:w="2880"/>
+            <w:tcW w:type="dxa" w:w="3216"/>
           </w:tcPr>
           <w:p>
             <w:r/>
@@ -5855,8 +6429,9 @@
               <w:rPr>
                 <w:rFonts w:ascii="Consolas" w:hAnsi="Consolas" w:eastAsia="Consolas"/>
                 <w:b w:val="0"/>
-                <w:color w:val="C7254E"/>
-                <w:sz w:val="20"/>
+                <w:i w:val="0"/>
+                <w:color w:val="333333"/>
+                <w:sz w:val="18"/>
               </w:rPr>
               <w:t>lTHRDEVstatus</w:t>
             </w:r>
@@ -5864,7 +6439,7 @@
         </w:tc>
         <w:tc>
           <w:tcPr>
-            <w:tcW w:type="dxa" w:w="2880"/>
+            <w:tcW w:type="dxa" w:w="3216"/>
           </w:tcPr>
           <w:p>
             <w:r/>
@@ -5872,7 +6447,8 @@
               <w:rPr>
                 <w:rFonts w:ascii="Calibri" w:hAnsi="Calibri" w:eastAsia="Calibri"/>
                 <w:b w:val="0"/>
-                <w:sz w:val="22"/>
+                <w:i w:val="0"/>
+                <w:sz w:val="20"/>
               </w:rPr>
               <w:t>Thruster devices online</w:t>
             </w:r>
@@ -5880,7 +6456,7 @@
         </w:tc>
         <w:tc>
           <w:tcPr>
-            <w:tcW w:type="dxa" w:w="2880"/>
+            <w:tcW w:type="dxa" w:w="3216"/>
           </w:tcPr>
           <w:p>
             <w:r/>
@@ -5888,7 +6464,8 @@
               <w:rPr>
                 <w:rFonts w:ascii="Calibri" w:hAnsi="Calibri" w:eastAsia="Calibri"/>
                 <w:b w:val="0"/>
-                <w:sz w:val="22"/>
+                <w:i w:val="0"/>
+                <w:sz w:val="20"/>
               </w:rPr>
               <w:t>Bit for each thruster-device index that is OK</w:t>
             </w:r>
@@ -5902,9 +6479,21 @@
         <w:rPr>
           <w:rFonts w:ascii="Calibri" w:hAnsi="Calibri" w:eastAsia="Calibri"/>
           <w:b w:val="0"/>
+          <w:i w:val="0"/>
           <w:sz w:val="22"/>
         </w:rPr>
         <w:t>Map bit positions to vessel device names using the vessel network configuration. Do not assume every vessel uses the same indexes.</w:t>
+      </w:r>
+    </w:p>
+    <w:p>
+      <w:r>
+        <w:rPr>
+          <w:rFonts w:ascii="Calibri" w:hAnsi="Calibri" w:eastAsia="Calibri"/>
+          <w:b w:val="0"/>
+          <w:i w:val="0"/>
+          <w:sz w:val="22"/>
+        </w:rPr>
+        <w:t>---</w:t>
       </w:r>
     </w:p>
     <w:p>
@@ -5915,6 +6504,7 @@
         <w:rPr>
           <w:rFonts w:ascii="Calibri" w:hAnsi="Calibri" w:eastAsia="Calibri"/>
           <w:b/>
+          <w:i w:val="0"/>
           <w:color w:val="1F4E79"/>
           <w:sz w:val="32"/>
         </w:rPr>
@@ -5926,6 +6516,7 @@
         <w:rPr>
           <w:rFonts w:ascii="Calibri" w:hAnsi="Calibri" w:eastAsia="Calibri"/>
           <w:b w:val="0"/>
+          <w:i w:val="0"/>
           <w:sz w:val="22"/>
         </w:rPr>
         <w:t xml:space="preserve">These are project-specific. Labels come from vessel </w:t>
@@ -5934,7 +6525,8 @@
         <w:rPr>
           <w:rFonts w:ascii="Consolas" w:hAnsi="Consolas" w:eastAsia="Consolas"/>
           <w:b w:val="0"/>
-          <w:color w:val="C7254E"/>
+          <w:i w:val="0"/>
+          <w:color w:val="333333"/>
           <w:sz w:val="20"/>
         </w:rPr>
         <w:t>TCSView.ini</w:t>
@@ -5943,6 +6535,7 @@
         <w:rPr>
           <w:rFonts w:ascii="Calibri" w:hAnsi="Calibri" w:eastAsia="Calibri"/>
           <w:b w:val="0"/>
+          <w:i w:val="0"/>
           <w:sz w:val="22"/>
         </w:rPr>
         <w:t xml:space="preserve"> / GUI config, not from a global standard.</w:t>
@@ -5955,14 +6548,14 @@
         <w:tblLook w:firstColumn="1" w:firstRow="1" w:lastColumn="0" w:lastRow="0" w:noHBand="0" w:noVBand="1" w:val="04A0"/>
       </w:tblPr>
       <w:tblGrid>
-        <w:gridCol w:w="2880"/>
-        <w:gridCol w:w="2880"/>
-        <w:gridCol w:w="2880"/>
+        <w:gridCol w:w="3216"/>
+        <w:gridCol w:w="3216"/>
+        <w:gridCol w:w="3216"/>
       </w:tblGrid>
       <w:tr>
         <w:tc>
           <w:tcPr>
-            <w:tcW w:type="dxa" w:w="2880"/>
+            <w:tcW w:type="dxa" w:w="3216"/>
             <w:shd w:fill="1F4E79" w:val="clear"/>
           </w:tcPr>
           <w:p>
@@ -5971,8 +6564,9 @@
               <w:rPr>
                 <w:rFonts w:ascii="Calibri" w:hAnsi="Calibri" w:eastAsia="Calibri"/>
                 <w:b/>
+                <w:i w:val="0"/>
                 <w:color w:val="FFFFFF"/>
-                <w:sz w:val="22"/>
+                <w:sz w:val="20"/>
               </w:rPr>
               <w:t>Datapoint</w:t>
             </w:r>
@@ -5980,7 +6574,7 @@
         </w:tc>
         <w:tc>
           <w:tcPr>
-            <w:tcW w:type="dxa" w:w="2880"/>
+            <w:tcW w:type="dxa" w:w="3216"/>
             <w:shd w:fill="1F4E79" w:val="clear"/>
           </w:tcPr>
           <w:p>
@@ -5989,8 +6583,9 @@
               <w:rPr>
                 <w:rFonts w:ascii="Calibri" w:hAnsi="Calibri" w:eastAsia="Calibri"/>
                 <w:b/>
+                <w:i w:val="0"/>
                 <w:color w:val="FFFFFF"/>
-                <w:sz w:val="22"/>
+                <w:sz w:val="20"/>
               </w:rPr>
               <w:t>What it is</w:t>
             </w:r>
@@ -5998,7 +6593,7 @@
         </w:tc>
         <w:tc>
           <w:tcPr>
-            <w:tcW w:type="dxa" w:w="2880"/>
+            <w:tcW w:type="dxa" w:w="3216"/>
             <w:shd w:fill="1F4E79" w:val="clear"/>
           </w:tcPr>
           <w:p>
@@ -6007,8 +6602,9 @@
               <w:rPr>
                 <w:rFonts w:ascii="Calibri" w:hAnsi="Calibri" w:eastAsia="Calibri"/>
                 <w:b/>
+                <w:i w:val="0"/>
                 <w:color w:val="FFFFFF"/>
-                <w:sz w:val="22"/>
+                <w:sz w:val="20"/>
               </w:rPr>
               <w:t>What the value means</w:t>
             </w:r>
@@ -6018,7 +6614,7 @@
       <w:tr>
         <w:tc>
           <w:tcPr>
-            <w:tcW w:type="dxa" w:w="2880"/>
+            <w:tcW w:type="dxa" w:w="3216"/>
           </w:tcPr>
           <w:p>
             <w:r/>
@@ -6026,8 +6622,9 @@
               <w:rPr>
                 <w:rFonts w:ascii="Consolas" w:hAnsi="Consolas" w:eastAsia="Consolas"/>
                 <w:b w:val="0"/>
-                <w:color w:val="C7254E"/>
-                <w:sz w:val="20"/>
+                <w:i w:val="0"/>
+                <w:color w:val="333333"/>
+                <w:sz w:val="18"/>
               </w:rPr>
               <w:t>lIndicators[i]</w:t>
             </w:r>
@@ -6035,7 +6632,7 @@
         </w:tc>
         <w:tc>
           <w:tcPr>
-            <w:tcW w:type="dxa" w:w="2880"/>
+            <w:tcW w:type="dxa" w:w="3216"/>
           </w:tcPr>
           <w:p>
             <w:r/>
@@ -6043,7 +6640,8 @@
               <w:rPr>
                 <w:rFonts w:ascii="Calibri" w:hAnsi="Calibri" w:eastAsia="Calibri"/>
                 <w:b w:val="0"/>
-                <w:sz w:val="22"/>
+                <w:i w:val="0"/>
+                <w:sz w:val="20"/>
               </w:rPr>
               <w:t xml:space="preserve">Custom digital lamps for thruster </w:t>
             </w:r>
@@ -6051,8 +6649,9 @@
               <w:rPr>
                 <w:rFonts w:ascii="Consolas" w:hAnsi="Consolas" w:eastAsia="Consolas"/>
                 <w:b w:val="0"/>
-                <w:color w:val="C7254E"/>
-                <w:sz w:val="20"/>
+                <w:i w:val="0"/>
+                <w:color w:val="333333"/>
+                <w:sz w:val="18"/>
               </w:rPr>
               <w:t>i</w:t>
             </w:r>
@@ -6060,7 +6659,7 @@
         </w:tc>
         <w:tc>
           <w:tcPr>
-            <w:tcW w:type="dxa" w:w="2880"/>
+            <w:tcW w:type="dxa" w:w="3216"/>
           </w:tcPr>
           <w:p>
             <w:r/>
@@ -6068,7 +6667,8 @@
               <w:rPr>
                 <w:rFonts w:ascii="Calibri" w:hAnsi="Calibri" w:eastAsia="Calibri"/>
                 <w:b w:val="0"/>
-                <w:sz w:val="22"/>
+                <w:i w:val="0"/>
+                <w:sz w:val="20"/>
               </w:rPr>
               <w:t>Up to 32 bits (</w:t>
             </w:r>
@@ -6076,16 +6676,18 @@
               <w:rPr>
                 <w:rFonts w:ascii="Consolas" w:hAnsi="Consolas" w:eastAsia="Consolas"/>
                 <w:b w:val="0"/>
-                <w:color w:val="C7254E"/>
+                <w:i w:val="0"/>
+                <w:color w:val="333333"/>
+                <w:sz w:val="18"/>
+              </w:rPr>
+              <w:t>0..31</w:t>
+            </w:r>
+            <w:r>
+              <w:rPr>
+                <w:rFonts w:ascii="Calibri" w:hAnsi="Calibri" w:eastAsia="Calibri"/>
+                <w:b w:val="0"/>
+                <w:i w:val="0"/>
                 <w:sz w:val="20"/>
-              </w:rPr>
-              <w:t>0..31</w:t>
-            </w:r>
-            <w:r>
-              <w:rPr>
-                <w:rFonts w:ascii="Calibri" w:hAnsi="Calibri" w:eastAsia="Calibri"/>
-                <w:b w:val="0"/>
-                <w:sz w:val="22"/>
               </w:rPr>
               <w:t>). Bit meaning is vessel-defined.</w:t>
             </w:r>
@@ -6095,7 +6697,8 @@
       <w:tr>
         <w:tc>
           <w:tcPr>
-            <w:tcW w:type="dxa" w:w="2880"/>
+            <w:tcW w:type="dxa" w:w="3216"/>
+            <w:shd w:fill="EEF3F8" w:val="clear"/>
           </w:tcPr>
           <w:p>
             <w:r/>
@@ -6103,8 +6706,9 @@
               <w:rPr>
                 <w:rFonts w:ascii="Consolas" w:hAnsi="Consolas" w:eastAsia="Consolas"/>
                 <w:b w:val="0"/>
-                <w:color w:val="C7254E"/>
-                <w:sz w:val="20"/>
+                <w:i w:val="0"/>
+                <w:color w:val="333333"/>
+                <w:sz w:val="18"/>
               </w:rPr>
               <w:t>sButtonInd[i][g]</w:t>
             </w:r>
@@ -6112,7 +6716,8 @@
         </w:tc>
         <w:tc>
           <w:tcPr>
-            <w:tcW w:type="dxa" w:w="2880"/>
+            <w:tcW w:type="dxa" w:w="3216"/>
+            <w:shd w:fill="EEF3F8" w:val="clear"/>
           </w:tcPr>
           <w:p>
             <w:r/>
@@ -6120,7 +6725,8 @@
               <w:rPr>
                 <w:rFonts w:ascii="Calibri" w:hAnsi="Calibri" w:eastAsia="Calibri"/>
                 <w:b w:val="0"/>
-                <w:sz w:val="22"/>
+                <w:i w:val="0"/>
+                <w:sz w:val="20"/>
               </w:rPr>
               <w:t>Custom button LED state</w:t>
             </w:r>
@@ -6128,7 +6734,8 @@
         </w:tc>
         <w:tc>
           <w:tcPr>
-            <w:tcW w:type="dxa" w:w="2880"/>
+            <w:tcW w:type="dxa" w:w="3216"/>
+            <w:shd w:fill="EEF3F8" w:val="clear"/>
           </w:tcPr>
           <w:p>
             <w:r/>
@@ -6136,7 +6743,8 @@
               <w:rPr>
                 <w:rFonts w:ascii="Calibri" w:hAnsi="Calibri" w:eastAsia="Calibri"/>
                 <w:b w:val="0"/>
-                <w:sz w:val="22"/>
+                <w:i w:val="0"/>
+                <w:sz w:val="20"/>
               </w:rPr>
               <w:t xml:space="preserve">Thruster </w:t>
             </w:r>
@@ -6144,67 +6752,75 @@
               <w:rPr>
                 <w:rFonts w:ascii="Consolas" w:hAnsi="Consolas" w:eastAsia="Consolas"/>
                 <w:b w:val="0"/>
-                <w:color w:val="C7254E"/>
+                <w:i w:val="0"/>
+                <w:color w:val="333333"/>
+                <w:sz w:val="18"/>
+              </w:rPr>
+              <w:t>i</w:t>
+            </w:r>
+            <w:r>
+              <w:rPr>
+                <w:rFonts w:ascii="Calibri" w:hAnsi="Calibri" w:eastAsia="Calibri"/>
+                <w:b w:val="0"/>
+                <w:i w:val="0"/>
                 <w:sz w:val="20"/>
               </w:rPr>
-              <w:t>i</w:t>
+              <w:t xml:space="preserve">, button group </w:t>
+            </w:r>
+            <w:r>
+              <w:rPr>
+                <w:rFonts w:ascii="Consolas" w:hAnsi="Consolas" w:eastAsia="Consolas"/>
+                <w:b w:val="0"/>
+                <w:i w:val="0"/>
+                <w:color w:val="333333"/>
+                <w:sz w:val="18"/>
+              </w:rPr>
+              <w:t>g</w:t>
             </w:r>
             <w:r>
               <w:rPr>
                 <w:rFonts w:ascii="Calibri" w:hAnsi="Calibri" w:eastAsia="Calibri"/>
                 <w:b w:val="0"/>
-                <w:sz w:val="22"/>
-              </w:rPr>
-              <w:t xml:space="preserve">, button group </w:t>
+                <w:i w:val="0"/>
+                <w:sz w:val="20"/>
+              </w:rPr>
+              <w:t xml:space="preserve"> (</w:t>
             </w:r>
             <w:r>
               <w:rPr>
                 <w:rFonts w:ascii="Consolas" w:hAnsi="Consolas" w:eastAsia="Consolas"/>
                 <w:b w:val="0"/>
-                <w:color w:val="C7254E"/>
+                <w:i w:val="0"/>
+                <w:color w:val="333333"/>
+                <w:sz w:val="18"/>
+              </w:rPr>
+              <w:t>0..23</w:t>
+            </w:r>
+            <w:r>
+              <w:rPr>
+                <w:rFonts w:ascii="Calibri" w:hAnsi="Calibri" w:eastAsia="Calibri"/>
+                <w:b w:val="0"/>
+                <w:i w:val="0"/>
                 <w:sz w:val="20"/>
               </w:rPr>
-              <w:t>g</w:t>
+              <w:t xml:space="preserve">). Bits </w:t>
+            </w:r>
+            <w:r>
+              <w:rPr>
+                <w:rFonts w:ascii="Consolas" w:hAnsi="Consolas" w:eastAsia="Consolas"/>
+                <w:b w:val="0"/>
+                <w:i w:val="0"/>
+                <w:color w:val="333333"/>
+                <w:sz w:val="18"/>
+              </w:rPr>
+              <w:t>0..4</w:t>
             </w:r>
             <w:r>
               <w:rPr>
                 <w:rFonts w:ascii="Calibri" w:hAnsi="Calibri" w:eastAsia="Calibri"/>
                 <w:b w:val="0"/>
-                <w:sz w:val="22"/>
-              </w:rPr>
-              <w:t xml:space="preserve"> (</w:t>
-            </w:r>
-            <w:r>
-              <w:rPr>
-                <w:rFonts w:ascii="Consolas" w:hAnsi="Consolas" w:eastAsia="Consolas"/>
-                <w:b w:val="0"/>
-                <w:color w:val="C7254E"/>
+                <w:i w:val="0"/>
                 <w:sz w:val="20"/>
-              </w:rPr>
-              <w:t>0..23</w:t>
-            </w:r>
-            <w:r>
-              <w:rPr>
-                <w:rFonts w:ascii="Calibri" w:hAnsi="Calibri" w:eastAsia="Calibri"/>
-                <w:b w:val="0"/>
-                <w:sz w:val="22"/>
-              </w:rPr>
-              <w:t xml:space="preserve">). Bits </w:t>
-            </w:r>
-            <w:r>
-              <w:rPr>
-                <w:rFonts w:ascii="Consolas" w:hAnsi="Consolas" w:eastAsia="Consolas"/>
-                <w:b w:val="0"/>
-                <w:color w:val="C7254E"/>
-                <w:sz w:val="20"/>
-              </w:rPr>
-              <w:t>0..4</w:t>
-            </w:r>
-            <w:r>
-              <w:rPr>
-                <w:rFonts w:ascii="Calibri" w:hAnsi="Calibri" w:eastAsia="Calibri"/>
-                <w:b w:val="0"/>
-                <w:sz w:val="22"/>
               </w:rPr>
               <w:t xml:space="preserve"> are the five buttons in that group. Bit set = indication on.</w:t>
             </w:r>
@@ -6214,7 +6830,7 @@
       <w:tr>
         <w:tc>
           <w:tcPr>
-            <w:tcW w:type="dxa" w:w="2880"/>
+            <w:tcW w:type="dxa" w:w="3216"/>
           </w:tcPr>
           <w:p>
             <w:r/>
@@ -6222,8 +6838,9 @@
               <w:rPr>
                 <w:rFonts w:ascii="Consolas" w:hAnsi="Consolas" w:eastAsia="Consolas"/>
                 <w:b w:val="0"/>
-                <w:color w:val="C7254E"/>
-                <w:sz w:val="20"/>
+                <w:i w:val="0"/>
+                <w:color w:val="333333"/>
+                <w:sz w:val="18"/>
               </w:rPr>
               <w:t>sButtonDisable[i][g]</w:t>
             </w:r>
@@ -6231,7 +6848,7 @@
         </w:tc>
         <w:tc>
           <w:tcPr>
-            <w:tcW w:type="dxa" w:w="2880"/>
+            <w:tcW w:type="dxa" w:w="3216"/>
           </w:tcPr>
           <w:p>
             <w:r/>
@@ -6239,7 +6856,8 @@
               <w:rPr>
                 <w:rFonts w:ascii="Calibri" w:hAnsi="Calibri" w:eastAsia="Calibri"/>
                 <w:b w:val="0"/>
-                <w:sz w:val="22"/>
+                <w:i w:val="0"/>
+                <w:sz w:val="20"/>
               </w:rPr>
               <w:t>Custom button unavailable state</w:t>
             </w:r>
@@ -6247,7 +6865,7 @@
         </w:tc>
         <w:tc>
           <w:tcPr>
-            <w:tcW w:type="dxa" w:w="2880"/>
+            <w:tcW w:type="dxa" w:w="3216"/>
           </w:tcPr>
           <w:p>
             <w:r/>
@@ -6255,7 +6873,8 @@
               <w:rPr>
                 <w:rFonts w:ascii="Calibri" w:hAnsi="Calibri" w:eastAsia="Calibri"/>
                 <w:b w:val="0"/>
-                <w:sz w:val="22"/>
+                <w:i w:val="0"/>
+                <w:sz w:val="20"/>
               </w:rPr>
               <w:t>Same packing as above. Bit set = button disabled / not available.</w:t>
             </w:r>
@@ -6265,7 +6884,8 @@
       <w:tr>
         <w:tc>
           <w:tcPr>
-            <w:tcW w:type="dxa" w:w="2880"/>
+            <w:tcW w:type="dxa" w:w="3216"/>
+            <w:shd w:fill="EEF3F8" w:val="clear"/>
           </w:tcPr>
           <w:p>
             <w:r/>
@@ -6273,8 +6893,9 @@
               <w:rPr>
                 <w:rFonts w:ascii="Consolas" w:hAnsi="Consolas" w:eastAsia="Consolas"/>
                 <w:b w:val="0"/>
-                <w:color w:val="C7254E"/>
-                <w:sz w:val="20"/>
+                <w:i w:val="0"/>
+                <w:color w:val="333333"/>
+                <w:sz w:val="18"/>
               </w:rPr>
               <w:t>dAnalogIndValue[i][a]</w:t>
             </w:r>
@@ -6282,7 +6903,8 @@
         </w:tc>
         <w:tc>
           <w:tcPr>
-            <w:tcW w:type="dxa" w:w="2880"/>
+            <w:tcW w:type="dxa" w:w="3216"/>
+            <w:shd w:fill="EEF3F8" w:val="clear"/>
           </w:tcPr>
           <w:p>
             <w:r/>
@@ -6290,7 +6912,8 @@
               <w:rPr>
                 <w:rFonts w:ascii="Calibri" w:hAnsi="Calibri" w:eastAsia="Calibri"/>
                 <w:b w:val="0"/>
-                <w:sz w:val="22"/>
+                <w:i w:val="0"/>
+                <w:sz w:val="20"/>
               </w:rPr>
               <w:t>Custom analog indication</w:t>
             </w:r>
@@ -6298,7 +6921,8 @@
         </w:tc>
         <w:tc>
           <w:tcPr>
-            <w:tcW w:type="dxa" w:w="2880"/>
+            <w:tcW w:type="dxa" w:w="3216"/>
+            <w:shd w:fill="EEF3F8" w:val="clear"/>
           </w:tcPr>
           <w:p>
             <w:r/>
@@ -6306,7 +6930,8 @@
               <w:rPr>
                 <w:rFonts w:ascii="Calibri" w:hAnsi="Calibri" w:eastAsia="Calibri"/>
                 <w:b w:val="0"/>
-                <w:sz w:val="22"/>
+                <w:i w:val="0"/>
+                <w:sz w:val="20"/>
               </w:rPr>
               <w:t xml:space="preserve">Thruster </w:t>
             </w:r>
@@ -6314,50 +6939,56 @@
               <w:rPr>
                 <w:rFonts w:ascii="Consolas" w:hAnsi="Consolas" w:eastAsia="Consolas"/>
                 <w:b w:val="0"/>
-                <w:color w:val="C7254E"/>
+                <w:i w:val="0"/>
+                <w:color w:val="333333"/>
+                <w:sz w:val="18"/>
+              </w:rPr>
+              <w:t>i</w:t>
+            </w:r>
+            <w:r>
+              <w:rPr>
+                <w:rFonts w:ascii="Calibri" w:hAnsi="Calibri" w:eastAsia="Calibri"/>
+                <w:b w:val="0"/>
+                <w:i w:val="0"/>
                 <w:sz w:val="20"/>
               </w:rPr>
-              <w:t>i</w:t>
+              <w:t xml:space="preserve">, analog slot </w:t>
+            </w:r>
+            <w:r>
+              <w:rPr>
+                <w:rFonts w:ascii="Consolas" w:hAnsi="Consolas" w:eastAsia="Consolas"/>
+                <w:b w:val="0"/>
+                <w:i w:val="0"/>
+                <w:color w:val="333333"/>
+                <w:sz w:val="18"/>
+              </w:rPr>
+              <w:t>a</w:t>
             </w:r>
             <w:r>
               <w:rPr>
                 <w:rFonts w:ascii="Calibri" w:hAnsi="Calibri" w:eastAsia="Calibri"/>
                 <w:b w:val="0"/>
-                <w:sz w:val="22"/>
-              </w:rPr>
-              <w:t xml:space="preserve">, analog slot </w:t>
+                <w:i w:val="0"/>
+                <w:sz w:val="20"/>
+              </w:rPr>
+              <w:t xml:space="preserve"> (</w:t>
             </w:r>
             <w:r>
               <w:rPr>
                 <w:rFonts w:ascii="Consolas" w:hAnsi="Consolas" w:eastAsia="Consolas"/>
                 <w:b w:val="0"/>
-                <w:color w:val="C7254E"/>
+                <w:i w:val="0"/>
+                <w:color w:val="333333"/>
+                <w:sz w:val="18"/>
+              </w:rPr>
+              <w:t>0..9</w:t>
+            </w:r>
+            <w:r>
+              <w:rPr>
+                <w:rFonts w:ascii="Calibri" w:hAnsi="Calibri" w:eastAsia="Calibri"/>
+                <w:b w:val="0"/>
+                <w:i w:val="0"/>
                 <w:sz w:val="20"/>
-              </w:rPr>
-              <w:t>a</w:t>
-            </w:r>
-            <w:r>
-              <w:rPr>
-                <w:rFonts w:ascii="Calibri" w:hAnsi="Calibri" w:eastAsia="Calibri"/>
-                <w:b w:val="0"/>
-                <w:sz w:val="22"/>
-              </w:rPr>
-              <w:t xml:space="preserve"> (</w:t>
-            </w:r>
-            <w:r>
-              <w:rPr>
-                <w:rFonts w:ascii="Consolas" w:hAnsi="Consolas" w:eastAsia="Consolas"/>
-                <w:b w:val="0"/>
-                <w:color w:val="C7254E"/>
-                <w:sz w:val="20"/>
-              </w:rPr>
-              <w:t>0..9</w:t>
-            </w:r>
-            <w:r>
-              <w:rPr>
-                <w:rFonts w:ascii="Calibri" w:hAnsi="Calibri" w:eastAsia="Calibri"/>
-                <w:b w:val="0"/>
-                <w:sz w:val="22"/>
               </w:rPr>
               <w:t>). Meaning/unit come from vessel GUI config.</w:t>
             </w:r>
@@ -6371,9 +7002,21 @@
         <w:rPr>
           <w:rFonts w:ascii="Calibri" w:hAnsi="Calibri" w:eastAsia="Calibri"/>
           <w:b w:val="0"/>
+          <w:i w:val="0"/>
           <w:sz w:val="22"/>
         </w:rPr>
         <w:t>If the dashboard only needs standard thruster monitoring, you can skip this whole group.</w:t>
+      </w:r>
+    </w:p>
+    <w:p>
+      <w:r>
+        <w:rPr>
+          <w:rFonts w:ascii="Calibri" w:hAnsi="Calibri" w:eastAsia="Calibri"/>
+          <w:b w:val="0"/>
+          <w:i w:val="0"/>
+          <w:sz w:val="22"/>
+        </w:rPr>
+        <w:t>---</w:t>
       </w:r>
     </w:p>
     <w:p>
@@ -6384,6 +7027,7 @@
         <w:rPr>
           <w:rFonts w:ascii="Calibri" w:hAnsi="Calibri" w:eastAsia="Calibri"/>
           <w:b/>
+          <w:i w:val="0"/>
           <w:color w:val="1F4E79"/>
           <w:sz w:val="32"/>
         </w:rPr>
@@ -6398,6 +7042,7 @@
         <w:rPr>
           <w:rFonts w:ascii="Calibri" w:hAnsi="Calibri" w:eastAsia="Calibri"/>
           <w:b/>
+          <w:i w:val="0"/>
           <w:color w:val="1F4E79"/>
           <w:sz w:val="26"/>
         </w:rPr>
@@ -6411,13 +7056,13 @@
         <w:tblLook w:firstColumn="1" w:firstRow="1" w:lastColumn="0" w:lastRow="0" w:noHBand="0" w:noVBand="1" w:val="04A0"/>
       </w:tblPr>
       <w:tblGrid>
-        <w:gridCol w:w="4320"/>
-        <w:gridCol w:w="4320"/>
+        <w:gridCol w:w="4824"/>
+        <w:gridCol w:w="4824"/>
       </w:tblGrid>
       <w:tr>
         <w:tc>
           <w:tcPr>
-            <w:tcW w:type="dxa" w:w="4320"/>
+            <w:tcW w:type="dxa" w:w="4824"/>
             <w:shd w:fill="1F4E79" w:val="clear"/>
           </w:tcPr>
           <w:p>
@@ -6426,8 +7071,9 @@
               <w:rPr>
                 <w:rFonts w:ascii="Calibri" w:hAnsi="Calibri" w:eastAsia="Calibri"/>
                 <w:b/>
+                <w:i w:val="0"/>
                 <w:color w:val="FFFFFF"/>
-                <w:sz w:val="22"/>
+                <w:sz w:val="20"/>
               </w:rPr>
               <w:t>Value</w:t>
             </w:r>
@@ -6435,7 +7081,7 @@
         </w:tc>
         <w:tc>
           <w:tcPr>
-            <w:tcW w:type="dxa" w:w="4320"/>
+            <w:tcW w:type="dxa" w:w="4824"/>
             <w:shd w:fill="1F4E79" w:val="clear"/>
           </w:tcPr>
           <w:p>
@@ -6444,8 +7090,9 @@
               <w:rPr>
                 <w:rFonts w:ascii="Calibri" w:hAnsi="Calibri" w:eastAsia="Calibri"/>
                 <w:b/>
+                <w:i w:val="0"/>
                 <w:color w:val="FFFFFF"/>
-                <w:sz w:val="22"/>
+                <w:sz w:val="20"/>
               </w:rPr>
               <w:t>Meaning</w:t>
             </w:r>
@@ -6455,7 +7102,7 @@
       <w:tr>
         <w:tc>
           <w:tcPr>
-            <w:tcW w:type="dxa" w:w="4320"/>
+            <w:tcW w:type="dxa" w:w="4824"/>
           </w:tcPr>
           <w:p>
             <w:r/>
@@ -6463,7 +7110,8 @@
               <w:rPr>
                 <w:rFonts w:ascii="Calibri" w:hAnsi="Calibri" w:eastAsia="Calibri"/>
                 <w:b w:val="0"/>
-                <w:sz w:val="22"/>
+                <w:i w:val="0"/>
+                <w:sz w:val="20"/>
               </w:rPr>
               <w:t>1</w:t>
             </w:r>
@@ -6471,7 +7119,7 @@
         </w:tc>
         <w:tc>
           <w:tcPr>
-            <w:tcW w:type="dxa" w:w="4320"/>
+            <w:tcW w:type="dxa" w:w="4824"/>
           </w:tcPr>
           <w:p>
             <w:r/>
@@ -6479,7 +7127,8 @@
               <w:rPr>
                 <w:rFonts w:ascii="Calibri" w:hAnsi="Calibri" w:eastAsia="Calibri"/>
                 <w:b w:val="0"/>
-                <w:sz w:val="22"/>
+                <w:i w:val="0"/>
+                <w:sz w:val="20"/>
               </w:rPr>
               <w:t>Tunnel</w:t>
             </w:r>
@@ -6489,7 +7138,8 @@
       <w:tr>
         <w:tc>
           <w:tcPr>
-            <w:tcW w:type="dxa" w:w="4320"/>
+            <w:tcW w:type="dxa" w:w="4824"/>
+            <w:shd w:fill="EEF3F8" w:val="clear"/>
           </w:tcPr>
           <w:p>
             <w:r/>
@@ -6497,7 +7147,8 @@
               <w:rPr>
                 <w:rFonts w:ascii="Calibri" w:hAnsi="Calibri" w:eastAsia="Calibri"/>
                 <w:b w:val="0"/>
-                <w:sz w:val="22"/>
+                <w:i w:val="0"/>
+                <w:sz w:val="20"/>
               </w:rPr>
               <w:t>2</w:t>
             </w:r>
@@ -6505,7 +7156,8 @@
         </w:tc>
         <w:tc>
           <w:tcPr>
-            <w:tcW w:type="dxa" w:w="4320"/>
+            <w:tcW w:type="dxa" w:w="4824"/>
+            <w:shd w:fill="EEF3F8" w:val="clear"/>
           </w:tcPr>
           <w:p>
             <w:r/>
@@ -6513,7 +7165,8 @@
               <w:rPr>
                 <w:rFonts w:ascii="Calibri" w:hAnsi="Calibri" w:eastAsia="Calibri"/>
                 <w:b w:val="0"/>
-                <w:sz w:val="22"/>
+                <w:i w:val="0"/>
+                <w:sz w:val="20"/>
               </w:rPr>
               <w:t>Azimuth</w:t>
             </w:r>
@@ -6523,7 +7176,7 @@
       <w:tr>
         <w:tc>
           <w:tcPr>
-            <w:tcW w:type="dxa" w:w="4320"/>
+            <w:tcW w:type="dxa" w:w="4824"/>
           </w:tcPr>
           <w:p>
             <w:r/>
@@ -6531,7 +7184,8 @@
               <w:rPr>
                 <w:rFonts w:ascii="Calibri" w:hAnsi="Calibri" w:eastAsia="Calibri"/>
                 <w:b w:val="0"/>
-                <w:sz w:val="22"/>
+                <w:i w:val="0"/>
+                <w:sz w:val="20"/>
               </w:rPr>
               <w:t>3</w:t>
             </w:r>
@@ -6539,7 +7193,7 @@
         </w:tc>
         <w:tc>
           <w:tcPr>
-            <w:tcW w:type="dxa" w:w="4320"/>
+            <w:tcW w:type="dxa" w:w="4824"/>
           </w:tcPr>
           <w:p>
             <w:r/>
@@ -6547,7 +7201,8 @@
               <w:rPr>
                 <w:rFonts w:ascii="Calibri" w:hAnsi="Calibri" w:eastAsia="Calibri"/>
                 <w:b w:val="0"/>
-                <w:sz w:val="22"/>
+                <w:i w:val="0"/>
+                <w:sz w:val="20"/>
               </w:rPr>
               <w:t>Main prop</w:t>
             </w:r>
@@ -6557,7 +7212,8 @@
       <w:tr>
         <w:tc>
           <w:tcPr>
-            <w:tcW w:type="dxa" w:w="4320"/>
+            <w:tcW w:type="dxa" w:w="4824"/>
+            <w:shd w:fill="EEF3F8" w:val="clear"/>
           </w:tcPr>
           <w:p>
             <w:r/>
@@ -6565,7 +7221,8 @@
               <w:rPr>
                 <w:rFonts w:ascii="Calibri" w:hAnsi="Calibri" w:eastAsia="Calibri"/>
                 <w:b w:val="0"/>
-                <w:sz w:val="22"/>
+                <w:i w:val="0"/>
+                <w:sz w:val="20"/>
               </w:rPr>
               <w:t>4</w:t>
             </w:r>
@@ -6573,7 +7230,8 @@
         </w:tc>
         <w:tc>
           <w:tcPr>
-            <w:tcW w:type="dxa" w:w="4320"/>
+            <w:tcW w:type="dxa" w:w="4824"/>
+            <w:shd w:fill="EEF3F8" w:val="clear"/>
           </w:tcPr>
           <w:p>
             <w:r/>
@@ -6581,7 +7239,8 @@
               <w:rPr>
                 <w:rFonts w:ascii="Calibri" w:hAnsi="Calibri" w:eastAsia="Calibri"/>
                 <w:b w:val="0"/>
-                <w:sz w:val="22"/>
+                <w:i w:val="0"/>
+                <w:sz w:val="20"/>
               </w:rPr>
               <w:t>Rudder</w:t>
             </w:r>
@@ -6591,7 +7250,7 @@
       <w:tr>
         <w:tc>
           <w:tcPr>
-            <w:tcW w:type="dxa" w:w="4320"/>
+            <w:tcW w:type="dxa" w:w="4824"/>
           </w:tcPr>
           <w:p>
             <w:r/>
@@ -6599,7 +7258,8 @@
               <w:rPr>
                 <w:rFonts w:ascii="Calibri" w:hAnsi="Calibri" w:eastAsia="Calibri"/>
                 <w:b w:val="0"/>
-                <w:sz w:val="22"/>
+                <w:i w:val="0"/>
+                <w:sz w:val="20"/>
               </w:rPr>
               <w:t>5</w:t>
             </w:r>
@@ -6607,7 +7267,7 @@
         </w:tc>
         <w:tc>
           <w:tcPr>
-            <w:tcW w:type="dxa" w:w="4320"/>
+            <w:tcW w:type="dxa" w:w="4824"/>
           </w:tcPr>
           <w:p>
             <w:r/>
@@ -6615,7 +7275,8 @@
               <w:rPr>
                 <w:rFonts w:ascii="Calibri" w:hAnsi="Calibri" w:eastAsia="Calibri"/>
                 <w:b w:val="0"/>
-                <w:sz w:val="22"/>
+                <w:i w:val="0"/>
+                <w:sz w:val="20"/>
               </w:rPr>
               <w:t>Combi</w:t>
             </w:r>
@@ -6625,7 +7286,8 @@
       <w:tr>
         <w:tc>
           <w:tcPr>
-            <w:tcW w:type="dxa" w:w="4320"/>
+            <w:tcW w:type="dxa" w:w="4824"/>
+            <w:shd w:fill="EEF3F8" w:val="clear"/>
           </w:tcPr>
           <w:p>
             <w:r/>
@@ -6633,7 +7295,8 @@
               <w:rPr>
                 <w:rFonts w:ascii="Calibri" w:hAnsi="Calibri" w:eastAsia="Calibri"/>
                 <w:b w:val="0"/>
-                <w:sz w:val="22"/>
+                <w:i w:val="0"/>
+                <w:sz w:val="20"/>
               </w:rPr>
               <w:t>6</w:t>
             </w:r>
@@ -6641,7 +7304,8 @@
         </w:tc>
         <w:tc>
           <w:tcPr>
-            <w:tcW w:type="dxa" w:w="4320"/>
+            <w:tcW w:type="dxa" w:w="4824"/>
+            <w:shd w:fill="EEF3F8" w:val="clear"/>
           </w:tcPr>
           <w:p>
             <w:r/>
@@ -6649,7 +7313,8 @@
               <w:rPr>
                 <w:rFonts w:ascii="Calibri" w:hAnsi="Calibri" w:eastAsia="Calibri"/>
                 <w:b w:val="0"/>
-                <w:sz w:val="22"/>
+                <w:i w:val="0"/>
+                <w:sz w:val="20"/>
               </w:rPr>
               <w:t>Voith</w:t>
             </w:r>
@@ -6666,6 +7331,7 @@
         <w:rPr>
           <w:rFonts w:ascii="Calibri" w:hAnsi="Calibri" w:eastAsia="Calibri"/>
           <w:b/>
+          <w:i w:val="0"/>
           <w:color w:val="1F4E79"/>
           <w:sz w:val="26"/>
         </w:rPr>
@@ -6679,13 +7345,13 @@
         <w:tblLook w:firstColumn="1" w:firstRow="1" w:lastColumn="0" w:lastRow="0" w:noHBand="0" w:noVBand="1" w:val="04A0"/>
       </w:tblPr>
       <w:tblGrid>
-        <w:gridCol w:w="4320"/>
-        <w:gridCol w:w="4320"/>
+        <w:gridCol w:w="4824"/>
+        <w:gridCol w:w="4824"/>
       </w:tblGrid>
       <w:tr>
         <w:tc>
           <w:tcPr>
-            <w:tcW w:type="dxa" w:w="4320"/>
+            <w:tcW w:type="dxa" w:w="4824"/>
             <w:shd w:fill="1F4E79" w:val="clear"/>
           </w:tcPr>
           <w:p>
@@ -6694,8 +7360,9 @@
               <w:rPr>
                 <w:rFonts w:ascii="Calibri" w:hAnsi="Calibri" w:eastAsia="Calibri"/>
                 <w:b/>
+                <w:i w:val="0"/>
                 <w:color w:val="FFFFFF"/>
-                <w:sz w:val="22"/>
+                <w:sz w:val="20"/>
               </w:rPr>
               <w:t>Value</w:t>
             </w:r>
@@ -6703,7 +7370,7 @@
         </w:tc>
         <w:tc>
           <w:tcPr>
-            <w:tcW w:type="dxa" w:w="4320"/>
+            <w:tcW w:type="dxa" w:w="4824"/>
             <w:shd w:fill="1F4E79" w:val="clear"/>
           </w:tcPr>
           <w:p>
@@ -6712,8 +7379,9 @@
               <w:rPr>
                 <w:rFonts w:ascii="Calibri" w:hAnsi="Calibri" w:eastAsia="Calibri"/>
                 <w:b/>
+                <w:i w:val="0"/>
                 <w:color w:val="FFFFFF"/>
-                <w:sz w:val="22"/>
+                <w:sz w:val="20"/>
               </w:rPr>
               <w:t>Meaning</w:t>
             </w:r>
@@ -6723,7 +7391,7 @@
       <w:tr>
         <w:tc>
           <w:tcPr>
-            <w:tcW w:type="dxa" w:w="4320"/>
+            <w:tcW w:type="dxa" w:w="4824"/>
           </w:tcPr>
           <w:p>
             <w:r/>
@@ -6731,7 +7399,8 @@
               <w:rPr>
                 <w:rFonts w:ascii="Calibri" w:hAnsi="Calibri" w:eastAsia="Calibri"/>
                 <w:b w:val="0"/>
-                <w:sz w:val="22"/>
+                <w:i w:val="0"/>
+                <w:sz w:val="20"/>
               </w:rPr>
               <w:t>0</w:t>
             </w:r>
@@ -6739,7 +7408,7 @@
         </w:tc>
         <w:tc>
           <w:tcPr>
-            <w:tcW w:type="dxa" w:w="4320"/>
+            <w:tcW w:type="dxa" w:w="4824"/>
           </w:tcPr>
           <w:p>
             <w:r/>
@@ -6747,7 +7416,8 @@
               <w:rPr>
                 <w:rFonts w:ascii="Calibri" w:hAnsi="Calibri" w:eastAsia="Calibri"/>
                 <w:b w:val="0"/>
-                <w:sz w:val="22"/>
+                <w:i w:val="0"/>
+                <w:sz w:val="20"/>
               </w:rPr>
               <w:t>None</w:t>
             </w:r>
@@ -6757,7 +7427,8 @@
       <w:tr>
         <w:tc>
           <w:tcPr>
-            <w:tcW w:type="dxa" w:w="4320"/>
+            <w:tcW w:type="dxa" w:w="4824"/>
+            <w:shd w:fill="EEF3F8" w:val="clear"/>
           </w:tcPr>
           <w:p>
             <w:r/>
@@ -6765,7 +7436,8 @@
               <w:rPr>
                 <w:rFonts w:ascii="Calibri" w:hAnsi="Calibri" w:eastAsia="Calibri"/>
                 <w:b w:val="0"/>
-                <w:sz w:val="22"/>
+                <w:i w:val="0"/>
+                <w:sz w:val="20"/>
               </w:rPr>
               <w:t>1</w:t>
             </w:r>
@@ -6773,7 +7445,8 @@
         </w:tc>
         <w:tc>
           <w:tcPr>
-            <w:tcW w:type="dxa" w:w="4320"/>
+            <w:tcW w:type="dxa" w:w="4824"/>
+            <w:shd w:fill="EEF3F8" w:val="clear"/>
           </w:tcPr>
           <w:p>
             <w:r/>
@@ -6781,7 +7454,8 @@
               <w:rPr>
                 <w:rFonts w:ascii="Calibri" w:hAnsi="Calibri" w:eastAsia="Calibri"/>
                 <w:b w:val="0"/>
-                <w:sz w:val="22"/>
+                <w:i w:val="0"/>
+                <w:sz w:val="20"/>
               </w:rPr>
               <w:t>DP</w:t>
             </w:r>
@@ -6791,7 +7465,7 @@
       <w:tr>
         <w:tc>
           <w:tcPr>
-            <w:tcW w:type="dxa" w:w="4320"/>
+            <w:tcW w:type="dxa" w:w="4824"/>
           </w:tcPr>
           <w:p>
             <w:r/>
@@ -6799,7 +7473,8 @@
               <w:rPr>
                 <w:rFonts w:ascii="Calibri" w:hAnsi="Calibri" w:eastAsia="Calibri"/>
                 <w:b w:val="0"/>
-                <w:sz w:val="22"/>
+                <w:i w:val="0"/>
+                <w:sz w:val="20"/>
               </w:rPr>
               <w:t>2</w:t>
             </w:r>
@@ -6807,7 +7482,7 @@
         </w:tc>
         <w:tc>
           <w:tcPr>
-            <w:tcW w:type="dxa" w:w="4320"/>
+            <w:tcW w:type="dxa" w:w="4824"/>
           </w:tcPr>
           <w:p>
             <w:r/>
@@ -6815,7 +7490,8 @@
               <w:rPr>
                 <w:rFonts w:ascii="Calibri" w:hAnsi="Calibri" w:eastAsia="Calibri"/>
                 <w:b w:val="0"/>
-                <w:sz w:val="22"/>
+                <w:i w:val="0"/>
+                <w:sz w:val="20"/>
               </w:rPr>
               <w:t>Lever</w:t>
             </w:r>
@@ -6825,7 +7501,8 @@
       <w:tr>
         <w:tc>
           <w:tcPr>
-            <w:tcW w:type="dxa" w:w="4320"/>
+            <w:tcW w:type="dxa" w:w="4824"/>
+            <w:shd w:fill="EEF3F8" w:val="clear"/>
           </w:tcPr>
           <w:p>
             <w:r/>
@@ -6833,7 +7510,8 @@
               <w:rPr>
                 <w:rFonts w:ascii="Calibri" w:hAnsi="Calibri" w:eastAsia="Calibri"/>
                 <w:b w:val="0"/>
-                <w:sz w:val="22"/>
+                <w:i w:val="0"/>
+                <w:sz w:val="20"/>
               </w:rPr>
               <w:t>3</w:t>
             </w:r>
@@ -6841,7 +7519,8 @@
         </w:tc>
         <w:tc>
           <w:tcPr>
-            <w:tcW w:type="dxa" w:w="4320"/>
+            <w:tcW w:type="dxa" w:w="4824"/>
+            <w:shd w:fill="EEF3F8" w:val="clear"/>
           </w:tcPr>
           <w:p>
             <w:r/>
@@ -6849,9 +7528,120 @@
               <w:rPr>
                 <w:rFonts w:ascii="Calibri" w:hAnsi="Calibri" w:eastAsia="Calibri"/>
                 <w:b w:val="0"/>
-                <w:sz w:val="22"/>
+                <w:i w:val="0"/>
+                <w:sz w:val="20"/>
               </w:rPr>
               <w:t>Autopilot</w:t>
+            </w:r>
+          </w:p>
+        </w:tc>
+      </w:tr>
+      <w:tr>
+        <w:tc>
+          <w:tcPr>
+            <w:tcW w:type="dxa" w:w="4824"/>
+          </w:tcPr>
+          <w:p>
+            <w:r/>
+            <w:r>
+              <w:rPr>
+                <w:rFonts w:ascii="Calibri" w:hAnsi="Calibri" w:eastAsia="Calibri"/>
+                <w:b w:val="0"/>
+                <w:i w:val="0"/>
+                <w:sz w:val="20"/>
+              </w:rPr>
+              <w:t>4</w:t>
+            </w:r>
+          </w:p>
+        </w:tc>
+        <w:tc>
+          <w:tcPr>
+            <w:tcW w:type="dxa" w:w="4824"/>
+          </w:tcPr>
+          <w:p>
+            <w:r/>
+            <w:r>
+              <w:rPr>
+                <w:rFonts w:ascii="Calibri" w:hAnsi="Calibri" w:eastAsia="Calibri"/>
+                <w:b w:val="0"/>
+                <w:i w:val="0"/>
+                <w:sz w:val="20"/>
+              </w:rPr>
+              <w:t>Service mode</w:t>
+            </w:r>
+          </w:p>
+        </w:tc>
+      </w:tr>
+      <w:tr>
+        <w:tc>
+          <w:tcPr>
+            <w:tcW w:type="dxa" w:w="4824"/>
+            <w:shd w:fill="EEF3F8" w:val="clear"/>
+          </w:tcPr>
+          <w:p>
+            <w:r/>
+            <w:r>
+              <w:rPr>
+                <w:rFonts w:ascii="Calibri" w:hAnsi="Calibri" w:eastAsia="Calibri"/>
+                <w:b w:val="0"/>
+                <w:i w:val="0"/>
+                <w:sz w:val="20"/>
+              </w:rPr>
+              <w:t>5</w:t>
+            </w:r>
+          </w:p>
+        </w:tc>
+        <w:tc>
+          <w:tcPr>
+            <w:tcW w:type="dxa" w:w="4824"/>
+            <w:shd w:fill="EEF3F8" w:val="clear"/>
+          </w:tcPr>
+          <w:p>
+            <w:r/>
+            <w:r>
+              <w:rPr>
+                <w:rFonts w:ascii="Calibri" w:hAnsi="Calibri" w:eastAsia="Calibri"/>
+                <w:b w:val="0"/>
+                <w:i w:val="0"/>
+                <w:sz w:val="20"/>
+              </w:rPr>
+              <w:t>GUI / local</w:t>
+            </w:r>
+          </w:p>
+        </w:tc>
+      </w:tr>
+      <w:tr>
+        <w:tc>
+          <w:tcPr>
+            <w:tcW w:type="dxa" w:w="4824"/>
+          </w:tcPr>
+          <w:p>
+            <w:r/>
+            <w:r>
+              <w:rPr>
+                <w:rFonts w:ascii="Calibri" w:hAnsi="Calibri" w:eastAsia="Calibri"/>
+                <w:b w:val="0"/>
+                <w:i w:val="0"/>
+                <w:sz w:val="20"/>
+              </w:rPr>
+              <w:t>6</w:t>
+            </w:r>
+          </w:p>
+        </w:tc>
+        <w:tc>
+          <w:tcPr>
+            <w:tcW w:type="dxa" w:w="4824"/>
+          </w:tcPr>
+          <w:p>
+            <w:r/>
+            <w:r>
+              <w:rPr>
+                <w:rFonts w:ascii="Calibri" w:hAnsi="Calibri" w:eastAsia="Calibri"/>
+                <w:b w:val="0"/>
+                <w:i w:val="0"/>
+                <w:sz w:val="20"/>
+              </w:rPr>
+              <w:t>External</w:t>
             </w:r>
           </w:p>
         </w:tc>
@@ -6866,6 +7656,7 @@
         <w:rPr>
           <w:rFonts w:ascii="Calibri" w:hAnsi="Calibri" w:eastAsia="Calibri"/>
           <w:b/>
+          <w:i w:val="0"/>
           <w:color w:val="1F4E79"/>
           <w:sz w:val="26"/>
         </w:rPr>
@@ -6879,13 +7670,13 @@
         <w:tblLook w:firstColumn="1" w:firstRow="1" w:lastColumn="0" w:lastRow="0" w:noHBand="0" w:noVBand="1" w:val="04A0"/>
       </w:tblPr>
       <w:tblGrid>
-        <w:gridCol w:w="4320"/>
-        <w:gridCol w:w="4320"/>
+        <w:gridCol w:w="4824"/>
+        <w:gridCol w:w="4824"/>
       </w:tblGrid>
       <w:tr>
         <w:tc>
           <w:tcPr>
-            <w:tcW w:type="dxa" w:w="4320"/>
+            <w:tcW w:type="dxa" w:w="4824"/>
             <w:shd w:fill="1F4E79" w:val="clear"/>
           </w:tcPr>
           <w:p>
@@ -6894,8 +7685,9 @@
               <w:rPr>
                 <w:rFonts w:ascii="Calibri" w:hAnsi="Calibri" w:eastAsia="Calibri"/>
                 <w:b/>
+                <w:i w:val="0"/>
                 <w:color w:val="FFFFFF"/>
-                <w:sz w:val="22"/>
+                <w:sz w:val="20"/>
               </w:rPr>
               <w:t>Value</w:t>
             </w:r>
@@ -6903,7 +7695,7 @@
         </w:tc>
         <w:tc>
           <w:tcPr>
-            <w:tcW w:type="dxa" w:w="4320"/>
+            <w:tcW w:type="dxa" w:w="4824"/>
             <w:shd w:fill="1F4E79" w:val="clear"/>
           </w:tcPr>
           <w:p>
@@ -6912,8 +7704,9 @@
               <w:rPr>
                 <w:rFonts w:ascii="Calibri" w:hAnsi="Calibri" w:eastAsia="Calibri"/>
                 <w:b/>
+                <w:i w:val="0"/>
                 <w:color w:val="FFFFFF"/>
-                <w:sz w:val="22"/>
+                <w:sz w:val="20"/>
               </w:rPr>
               <w:t>Meaning</w:t>
             </w:r>
@@ -6923,7 +7716,7 @@
       <w:tr>
         <w:tc>
           <w:tcPr>
-            <w:tcW w:type="dxa" w:w="4320"/>
+            <w:tcW w:type="dxa" w:w="4824"/>
           </w:tcPr>
           <w:p>
             <w:r/>
@@ -6931,7 +7724,8 @@
               <w:rPr>
                 <w:rFonts w:ascii="Calibri" w:hAnsi="Calibri" w:eastAsia="Calibri"/>
                 <w:b w:val="0"/>
-                <w:sz w:val="22"/>
+                <w:i w:val="0"/>
+                <w:sz w:val="20"/>
               </w:rPr>
               <w:t>0</w:t>
             </w:r>
@@ -6939,7 +7733,7 @@
         </w:tc>
         <w:tc>
           <w:tcPr>
-            <w:tcW w:type="dxa" w:w="4320"/>
+            <w:tcW w:type="dxa" w:w="4824"/>
           </w:tcPr>
           <w:p>
             <w:r/>
@@ -6947,7 +7741,8 @@
               <w:rPr>
                 <w:rFonts w:ascii="Calibri" w:hAnsi="Calibri" w:eastAsia="Calibri"/>
                 <w:b w:val="0"/>
-                <w:sz w:val="22"/>
+                <w:i w:val="0"/>
+                <w:sz w:val="20"/>
               </w:rPr>
               <w:t>Free running / transit</w:t>
             </w:r>
@@ -6957,7 +7752,8 @@
       <w:tr>
         <w:tc>
           <w:tcPr>
-            <w:tcW w:type="dxa" w:w="4320"/>
+            <w:tcW w:type="dxa" w:w="4824"/>
+            <w:shd w:fill="EEF3F8" w:val="clear"/>
           </w:tcPr>
           <w:p>
             <w:r/>
@@ -6965,7 +7761,8 @@
               <w:rPr>
                 <w:rFonts w:ascii="Calibri" w:hAnsi="Calibri" w:eastAsia="Calibri"/>
                 <w:b w:val="0"/>
-                <w:sz w:val="22"/>
+                <w:i w:val="0"/>
+                <w:sz w:val="20"/>
               </w:rPr>
               <w:t>1</w:t>
             </w:r>
@@ -6973,7 +7770,8 @@
         </w:tc>
         <w:tc>
           <w:tcPr>
-            <w:tcW w:type="dxa" w:w="4320"/>
+            <w:tcW w:type="dxa" w:w="4824"/>
+            <w:shd w:fill="EEF3F8" w:val="clear"/>
           </w:tcPr>
           <w:p>
             <w:r/>
@@ -6981,7 +7779,8 @@
               <w:rPr>
                 <w:rFonts w:ascii="Calibri" w:hAnsi="Calibri" w:eastAsia="Calibri"/>
                 <w:b w:val="0"/>
-                <w:sz w:val="22"/>
+                <w:i w:val="0"/>
+                <w:sz w:val="20"/>
               </w:rPr>
               <w:t>Manoeuvre</w:t>
             </w:r>
@@ -6998,6 +7797,7 @@
         <w:rPr>
           <w:rFonts w:ascii="Calibri" w:hAnsi="Calibri" w:eastAsia="Calibri"/>
           <w:b/>
+          <w:i w:val="0"/>
           <w:color w:val="1F4E79"/>
           <w:sz w:val="26"/>
         </w:rPr>
@@ -7011,13 +7811,13 @@
         <w:tblLook w:firstColumn="1" w:firstRow="1" w:lastColumn="0" w:lastRow="0" w:noHBand="0" w:noVBand="1" w:val="04A0"/>
       </w:tblPr>
       <w:tblGrid>
-        <w:gridCol w:w="4320"/>
-        <w:gridCol w:w="4320"/>
+        <w:gridCol w:w="4824"/>
+        <w:gridCol w:w="4824"/>
       </w:tblGrid>
       <w:tr>
         <w:tc>
           <w:tcPr>
-            <w:tcW w:type="dxa" w:w="4320"/>
+            <w:tcW w:type="dxa" w:w="4824"/>
             <w:shd w:fill="1F4E79" w:val="clear"/>
           </w:tcPr>
           <w:p>
@@ -7026,8 +7826,9 @@
               <w:rPr>
                 <w:rFonts w:ascii="Calibri" w:hAnsi="Calibri" w:eastAsia="Calibri"/>
                 <w:b/>
+                <w:i w:val="0"/>
                 <w:color w:val="FFFFFF"/>
-                <w:sz w:val="22"/>
+                <w:sz w:val="20"/>
               </w:rPr>
               <w:t>Value</w:t>
             </w:r>
@@ -7035,7 +7836,7 @@
         </w:tc>
         <w:tc>
           <w:tcPr>
-            <w:tcW w:type="dxa" w:w="4320"/>
+            <w:tcW w:type="dxa" w:w="4824"/>
             <w:shd w:fill="1F4E79" w:val="clear"/>
           </w:tcPr>
           <w:p>
@@ -7044,8 +7845,9 @@
               <w:rPr>
                 <w:rFonts w:ascii="Calibri" w:hAnsi="Calibri" w:eastAsia="Calibri"/>
                 <w:b/>
+                <w:i w:val="0"/>
                 <w:color w:val="FFFFFF"/>
-                <w:sz w:val="22"/>
+                <w:sz w:val="20"/>
               </w:rPr>
               <w:t>Meaning</w:t>
             </w:r>
@@ -7055,7 +7857,7 @@
       <w:tr>
         <w:tc>
           <w:tcPr>
-            <w:tcW w:type="dxa" w:w="4320"/>
+            <w:tcW w:type="dxa" w:w="4824"/>
           </w:tcPr>
           <w:p>
             <w:r/>
@@ -7063,7 +7865,8 @@
               <w:rPr>
                 <w:rFonts w:ascii="Calibri" w:hAnsi="Calibri" w:eastAsia="Calibri"/>
                 <w:b w:val="0"/>
-                <w:sz w:val="22"/>
+                <w:i w:val="0"/>
+                <w:sz w:val="20"/>
               </w:rPr>
               <w:t>0</w:t>
             </w:r>
@@ -7071,7 +7874,7 @@
         </w:tc>
         <w:tc>
           <w:tcPr>
-            <w:tcW w:type="dxa" w:w="4320"/>
+            <w:tcW w:type="dxa" w:w="4824"/>
           </w:tcPr>
           <w:p>
             <w:r/>
@@ -7079,7 +7882,8 @@
               <w:rPr>
                 <w:rFonts w:ascii="Calibri" w:hAnsi="Calibri" w:eastAsia="Calibri"/>
                 <w:b w:val="0"/>
-                <w:sz w:val="22"/>
+                <w:i w:val="0"/>
+                <w:sz w:val="20"/>
               </w:rPr>
               <w:t>Combinator</w:t>
             </w:r>
@@ -7089,7 +7893,8 @@
       <w:tr>
         <w:tc>
           <w:tcPr>
-            <w:tcW w:type="dxa" w:w="4320"/>
+            <w:tcW w:type="dxa" w:w="4824"/>
+            <w:shd w:fill="EEF3F8" w:val="clear"/>
           </w:tcPr>
           <w:p>
             <w:r/>
@@ -7097,7 +7902,8 @@
               <w:rPr>
                 <w:rFonts w:ascii="Calibri" w:hAnsi="Calibri" w:eastAsia="Calibri"/>
                 <w:b w:val="0"/>
-                <w:sz w:val="22"/>
+                <w:i w:val="0"/>
+                <w:sz w:val="20"/>
               </w:rPr>
               <w:t>1</w:t>
             </w:r>
@@ -7105,7 +7911,8 @@
         </w:tc>
         <w:tc>
           <w:tcPr>
-            <w:tcW w:type="dxa" w:w="4320"/>
+            <w:tcW w:type="dxa" w:w="4824"/>
+            <w:shd w:fill="EEF3F8" w:val="clear"/>
           </w:tcPr>
           <w:p>
             <w:r/>
@@ -7113,7 +7920,8 @@
               <w:rPr>
                 <w:rFonts w:ascii="Calibri" w:hAnsi="Calibri" w:eastAsia="Calibri"/>
                 <w:b w:val="0"/>
-                <w:sz w:val="22"/>
+                <w:i w:val="0"/>
+                <w:sz w:val="20"/>
               </w:rPr>
               <w:t>Constant speed</w:t>
             </w:r>
@@ -7130,6 +7938,7 @@
         <w:rPr>
           <w:rFonts w:ascii="Calibri" w:hAnsi="Calibri" w:eastAsia="Calibri"/>
           <w:b/>
+          <w:i w:val="0"/>
           <w:color w:val="1F4E79"/>
           <w:sz w:val="26"/>
         </w:rPr>
@@ -7143,13 +7952,13 @@
         <w:tblLook w:firstColumn="1" w:firstRow="1" w:lastColumn="0" w:lastRow="0" w:noHBand="0" w:noVBand="1" w:val="04A0"/>
       </w:tblPr>
       <w:tblGrid>
-        <w:gridCol w:w="4320"/>
-        <w:gridCol w:w="4320"/>
+        <w:gridCol w:w="4824"/>
+        <w:gridCol w:w="4824"/>
       </w:tblGrid>
       <w:tr>
         <w:tc>
           <w:tcPr>
-            <w:tcW w:type="dxa" w:w="4320"/>
+            <w:tcW w:type="dxa" w:w="4824"/>
             <w:shd w:fill="1F4E79" w:val="clear"/>
           </w:tcPr>
           <w:p>
@@ -7158,8 +7967,9 @@
               <w:rPr>
                 <w:rFonts w:ascii="Calibri" w:hAnsi="Calibri" w:eastAsia="Calibri"/>
                 <w:b/>
+                <w:i w:val="0"/>
                 <w:color w:val="FFFFFF"/>
-                <w:sz w:val="22"/>
+                <w:sz w:val="20"/>
               </w:rPr>
               <w:t>Value</w:t>
             </w:r>
@@ -7167,7 +7977,7 @@
         </w:tc>
         <w:tc>
           <w:tcPr>
-            <w:tcW w:type="dxa" w:w="4320"/>
+            <w:tcW w:type="dxa" w:w="4824"/>
             <w:shd w:fill="1F4E79" w:val="clear"/>
           </w:tcPr>
           <w:p>
@@ -7176,8 +7986,9 @@
               <w:rPr>
                 <w:rFonts w:ascii="Calibri" w:hAnsi="Calibri" w:eastAsia="Calibri"/>
                 <w:b/>
+                <w:i w:val="0"/>
                 <w:color w:val="FFFFFF"/>
-                <w:sz w:val="22"/>
+                <w:sz w:val="20"/>
               </w:rPr>
               <w:t>Meaning</w:t>
             </w:r>
@@ -7187,7 +7998,7 @@
       <w:tr>
         <w:tc>
           <w:tcPr>
-            <w:tcW w:type="dxa" w:w="4320"/>
+            <w:tcW w:type="dxa" w:w="4824"/>
           </w:tcPr>
           <w:p>
             <w:r/>
@@ -7195,7 +8006,8 @@
               <w:rPr>
                 <w:rFonts w:ascii="Calibri" w:hAnsi="Calibri" w:eastAsia="Calibri"/>
                 <w:b w:val="0"/>
-                <w:sz w:val="22"/>
+                <w:i w:val="0"/>
+                <w:sz w:val="20"/>
               </w:rPr>
               <w:t>0</w:t>
             </w:r>
@@ -7203,7 +8015,7 @@
         </w:tc>
         <w:tc>
           <w:tcPr>
-            <w:tcW w:type="dxa" w:w="4320"/>
+            <w:tcW w:type="dxa" w:w="4824"/>
           </w:tcPr>
           <w:p>
             <w:r/>
@@ -7211,7 +8023,8 @@
               <w:rPr>
                 <w:rFonts w:ascii="Calibri" w:hAnsi="Calibri" w:eastAsia="Calibri"/>
                 <w:b w:val="0"/>
-                <w:sz w:val="22"/>
+                <w:i w:val="0"/>
+                <w:sz w:val="20"/>
               </w:rPr>
               <w:t>No preference</w:t>
             </w:r>
@@ -7221,7 +8034,8 @@
       <w:tr>
         <w:tc>
           <w:tcPr>
-            <w:tcW w:type="dxa" w:w="4320"/>
+            <w:tcW w:type="dxa" w:w="4824"/>
+            <w:shd w:fill="EEF3F8" w:val="clear"/>
           </w:tcPr>
           <w:p>
             <w:r/>
@@ -7229,7 +8043,8 @@
               <w:rPr>
                 <w:rFonts w:ascii="Calibri" w:hAnsi="Calibri" w:eastAsia="Calibri"/>
                 <w:b w:val="0"/>
-                <w:sz w:val="22"/>
+                <w:i w:val="0"/>
+                <w:sz w:val="20"/>
               </w:rPr>
               <w:t>1</w:t>
             </w:r>
@@ -7237,7 +8052,8 @@
         </w:tc>
         <w:tc>
           <w:tcPr>
-            <w:tcW w:type="dxa" w:w="4320"/>
+            <w:tcW w:type="dxa" w:w="4824"/>
+            <w:shd w:fill="EEF3F8" w:val="clear"/>
           </w:tcPr>
           <w:p>
             <w:r/>
@@ -7245,7 +8061,8 @@
               <w:rPr>
                 <w:rFonts w:ascii="Calibri" w:hAnsi="Calibri" w:eastAsia="Calibri"/>
                 <w:b w:val="0"/>
-                <w:sz w:val="22"/>
+                <w:i w:val="0"/>
+                <w:sz w:val="20"/>
               </w:rPr>
               <w:t>Prefer TCSCC1</w:t>
             </w:r>
@@ -7255,7 +8072,7 @@
       <w:tr>
         <w:tc>
           <w:tcPr>
-            <w:tcW w:type="dxa" w:w="4320"/>
+            <w:tcW w:type="dxa" w:w="4824"/>
           </w:tcPr>
           <w:p>
             <w:r/>
@@ -7263,7 +8080,8 @@
               <w:rPr>
                 <w:rFonts w:ascii="Calibri" w:hAnsi="Calibri" w:eastAsia="Calibri"/>
                 <w:b w:val="0"/>
-                <w:sz w:val="22"/>
+                <w:i w:val="0"/>
+                <w:sz w:val="20"/>
               </w:rPr>
               <w:t>2</w:t>
             </w:r>
@@ -7271,7 +8089,7 @@
         </w:tc>
         <w:tc>
           <w:tcPr>
-            <w:tcW w:type="dxa" w:w="4320"/>
+            <w:tcW w:type="dxa" w:w="4824"/>
           </w:tcPr>
           <w:p>
             <w:r/>
@@ -7279,7 +8097,8 @@
               <w:rPr>
                 <w:rFonts w:ascii="Calibri" w:hAnsi="Calibri" w:eastAsia="Calibri"/>
                 <w:b w:val="0"/>
-                <w:sz w:val="22"/>
+                <w:i w:val="0"/>
+                <w:sz w:val="20"/>
               </w:rPr>
               <w:t>Prefer TCSCC2</w:t>
             </w:r>
@@ -7289,7 +8108,8 @@
       <w:tr>
         <w:tc>
           <w:tcPr>
-            <w:tcW w:type="dxa" w:w="4320"/>
+            <w:tcW w:type="dxa" w:w="4824"/>
+            <w:shd w:fill="EEF3F8" w:val="clear"/>
           </w:tcPr>
           <w:p>
             <w:r/>
@@ -7297,7 +8117,8 @@
               <w:rPr>
                 <w:rFonts w:ascii="Calibri" w:hAnsi="Calibri" w:eastAsia="Calibri"/>
                 <w:b w:val="0"/>
-                <w:sz w:val="22"/>
+                <w:i w:val="0"/>
+                <w:sz w:val="20"/>
               </w:rPr>
               <w:t>4</w:t>
             </w:r>
@@ -7305,7 +8126,8 @@
         </w:tc>
         <w:tc>
           <w:tcPr>
-            <w:tcW w:type="dxa" w:w="4320"/>
+            <w:tcW w:type="dxa" w:w="4824"/>
+            <w:shd w:fill="EEF3F8" w:val="clear"/>
           </w:tcPr>
           <w:p>
             <w:r/>
@@ -7313,7 +8135,8 @@
               <w:rPr>
                 <w:rFonts w:ascii="Calibri" w:hAnsi="Calibri" w:eastAsia="Calibri"/>
                 <w:b w:val="0"/>
-                <w:sz w:val="22"/>
+                <w:i w:val="0"/>
+                <w:sz w:val="20"/>
               </w:rPr>
               <w:t>Prefer TCSCC3</w:t>
             </w:r>
@@ -7330,6 +8153,7 @@
         <w:rPr>
           <w:rFonts w:ascii="Calibri" w:hAnsi="Calibri" w:eastAsia="Calibri"/>
           <w:b/>
+          <w:i w:val="0"/>
           <w:color w:val="1F4E79"/>
           <w:sz w:val="26"/>
         </w:rPr>
@@ -7343,13 +8167,13 @@
         <w:tblLook w:firstColumn="1" w:firstRow="1" w:lastColumn="0" w:lastRow="0" w:noHBand="0" w:noVBand="1" w:val="04A0"/>
       </w:tblPr>
       <w:tblGrid>
-        <w:gridCol w:w="4320"/>
-        <w:gridCol w:w="4320"/>
+        <w:gridCol w:w="4824"/>
+        <w:gridCol w:w="4824"/>
       </w:tblGrid>
       <w:tr>
         <w:tc>
           <w:tcPr>
-            <w:tcW w:type="dxa" w:w="4320"/>
+            <w:tcW w:type="dxa" w:w="4824"/>
             <w:shd w:fill="1F4E79" w:val="clear"/>
           </w:tcPr>
           <w:p>
@@ -7358,8 +8182,9 @@
               <w:rPr>
                 <w:rFonts w:ascii="Calibri" w:hAnsi="Calibri" w:eastAsia="Calibri"/>
                 <w:b/>
+                <w:i w:val="0"/>
                 <w:color w:val="FFFFFF"/>
-                <w:sz w:val="22"/>
+                <w:sz w:val="20"/>
               </w:rPr>
               <w:t>Value</w:t>
             </w:r>
@@ -7367,7 +8192,7 @@
         </w:tc>
         <w:tc>
           <w:tcPr>
-            <w:tcW w:type="dxa" w:w="4320"/>
+            <w:tcW w:type="dxa" w:w="4824"/>
             <w:shd w:fill="1F4E79" w:val="clear"/>
           </w:tcPr>
           <w:p>
@@ -7376,8 +8201,9 @@
               <w:rPr>
                 <w:rFonts w:ascii="Calibri" w:hAnsi="Calibri" w:eastAsia="Calibri"/>
                 <w:b/>
+                <w:i w:val="0"/>
                 <w:color w:val="FFFFFF"/>
-                <w:sz w:val="22"/>
+                <w:sz w:val="20"/>
               </w:rPr>
               <w:t>Meaning</w:t>
             </w:r>
@@ -7387,7 +8213,7 @@
       <w:tr>
         <w:tc>
           <w:tcPr>
-            <w:tcW w:type="dxa" w:w="4320"/>
+            <w:tcW w:type="dxa" w:w="4824"/>
           </w:tcPr>
           <w:p>
             <w:r/>
@@ -7395,7 +8221,8 @@
               <w:rPr>
                 <w:rFonts w:ascii="Calibri" w:hAnsi="Calibri" w:eastAsia="Calibri"/>
                 <w:b w:val="0"/>
-                <w:sz w:val="22"/>
+                <w:i w:val="0"/>
+                <w:sz w:val="20"/>
               </w:rPr>
               <w:t>1</w:t>
             </w:r>
@@ -7403,7 +8230,7 @@
         </w:tc>
         <w:tc>
           <w:tcPr>
-            <w:tcW w:type="dxa" w:w="4320"/>
+            <w:tcW w:type="dxa" w:w="4824"/>
           </w:tcPr>
           <w:p>
             <w:r/>
@@ -7411,7 +8238,8 @@
               <w:rPr>
                 <w:rFonts w:ascii="Calibri" w:hAnsi="Calibri" w:eastAsia="Calibri"/>
                 <w:b w:val="0"/>
-                <w:sz w:val="22"/>
+                <w:i w:val="0"/>
+                <w:sz w:val="20"/>
               </w:rPr>
               <w:t>TCSCC1 in use</w:t>
             </w:r>
@@ -7421,7 +8249,8 @@
       <w:tr>
         <w:tc>
           <w:tcPr>
-            <w:tcW w:type="dxa" w:w="4320"/>
+            <w:tcW w:type="dxa" w:w="4824"/>
+            <w:shd w:fill="EEF3F8" w:val="clear"/>
           </w:tcPr>
           <w:p>
             <w:r/>
@@ -7429,7 +8258,8 @@
               <w:rPr>
                 <w:rFonts w:ascii="Calibri" w:hAnsi="Calibri" w:eastAsia="Calibri"/>
                 <w:b w:val="0"/>
-                <w:sz w:val="22"/>
+                <w:i w:val="0"/>
+                <w:sz w:val="20"/>
               </w:rPr>
               <w:t>2</w:t>
             </w:r>
@@ -7437,7 +8267,8 @@
         </w:tc>
         <w:tc>
           <w:tcPr>
-            <w:tcW w:type="dxa" w:w="4320"/>
+            <w:tcW w:type="dxa" w:w="4824"/>
+            <w:shd w:fill="EEF3F8" w:val="clear"/>
           </w:tcPr>
           <w:p>
             <w:r/>
@@ -7445,7 +8276,8 @@
               <w:rPr>
                 <w:rFonts w:ascii="Calibri" w:hAnsi="Calibri" w:eastAsia="Calibri"/>
                 <w:b w:val="0"/>
-                <w:sz w:val="22"/>
+                <w:i w:val="0"/>
+                <w:sz w:val="20"/>
               </w:rPr>
               <w:t>TCSCC2 in use</w:t>
             </w:r>
@@ -7455,7 +8287,7 @@
       <w:tr>
         <w:tc>
           <w:tcPr>
-            <w:tcW w:type="dxa" w:w="4320"/>
+            <w:tcW w:type="dxa" w:w="4824"/>
           </w:tcPr>
           <w:p>
             <w:r/>
@@ -7463,7 +8295,8 @@
               <w:rPr>
                 <w:rFonts w:ascii="Calibri" w:hAnsi="Calibri" w:eastAsia="Calibri"/>
                 <w:b w:val="0"/>
-                <w:sz w:val="22"/>
+                <w:i w:val="0"/>
+                <w:sz w:val="20"/>
               </w:rPr>
               <w:t>4</w:t>
             </w:r>
@@ -7471,7 +8304,7 @@
         </w:tc>
         <w:tc>
           <w:tcPr>
-            <w:tcW w:type="dxa" w:w="4320"/>
+            <w:tcW w:type="dxa" w:w="4824"/>
           </w:tcPr>
           <w:p>
             <w:r/>
@@ -7479,7 +8312,8 @@
               <w:rPr>
                 <w:rFonts w:ascii="Calibri" w:hAnsi="Calibri" w:eastAsia="Calibri"/>
                 <w:b w:val="0"/>
-                <w:sz w:val="22"/>
+                <w:i w:val="0"/>
+                <w:sz w:val="20"/>
               </w:rPr>
               <w:t>TCSCC3 in use</w:t>
             </w:r>
@@ -7489,7 +8323,8 @@
       <w:tr>
         <w:tc>
           <w:tcPr>
-            <w:tcW w:type="dxa" w:w="4320"/>
+            <w:tcW w:type="dxa" w:w="4824"/>
+            <w:shd w:fill="EEF3F8" w:val="clear"/>
           </w:tcPr>
           <w:p>
             <w:r/>
@@ -7497,7 +8332,8 @@
               <w:rPr>
                 <w:rFonts w:ascii="Calibri" w:hAnsi="Calibri" w:eastAsia="Calibri"/>
                 <w:b w:val="0"/>
-                <w:sz w:val="22"/>
+                <w:i w:val="0"/>
+                <w:sz w:val="20"/>
               </w:rPr>
               <w:t>16</w:t>
             </w:r>
@@ -7505,7 +8341,8 @@
         </w:tc>
         <w:tc>
           <w:tcPr>
-            <w:tcW w:type="dxa" w:w="4320"/>
+            <w:tcW w:type="dxa" w:w="4824"/>
+            <w:shd w:fill="EEF3F8" w:val="clear"/>
           </w:tcPr>
           <w:p>
             <w:r/>
@@ -7513,7 +8350,8 @@
               <w:rPr>
                 <w:rFonts w:ascii="Calibri" w:hAnsi="Calibri" w:eastAsia="Calibri"/>
                 <w:b w:val="0"/>
-                <w:sz w:val="22"/>
+                <w:i w:val="0"/>
+                <w:sz w:val="20"/>
               </w:rPr>
               <w:t>TCSCC1 vote error</w:t>
             </w:r>
@@ -7523,7 +8361,7 @@
       <w:tr>
         <w:tc>
           <w:tcPr>
-            <w:tcW w:type="dxa" w:w="4320"/>
+            <w:tcW w:type="dxa" w:w="4824"/>
           </w:tcPr>
           <w:p>
             <w:r/>
@@ -7531,7 +8369,8 @@
               <w:rPr>
                 <w:rFonts w:ascii="Calibri" w:hAnsi="Calibri" w:eastAsia="Calibri"/>
                 <w:b w:val="0"/>
-                <w:sz w:val="22"/>
+                <w:i w:val="0"/>
+                <w:sz w:val="20"/>
               </w:rPr>
               <w:t>32</w:t>
             </w:r>
@@ -7539,7 +8378,7 @@
         </w:tc>
         <w:tc>
           <w:tcPr>
-            <w:tcW w:type="dxa" w:w="4320"/>
+            <w:tcW w:type="dxa" w:w="4824"/>
           </w:tcPr>
           <w:p>
             <w:r/>
@@ -7547,7 +8386,8 @@
               <w:rPr>
                 <w:rFonts w:ascii="Calibri" w:hAnsi="Calibri" w:eastAsia="Calibri"/>
                 <w:b w:val="0"/>
-                <w:sz w:val="22"/>
+                <w:i w:val="0"/>
+                <w:sz w:val="20"/>
               </w:rPr>
               <w:t>TCSCC2 vote error</w:t>
             </w:r>
@@ -7557,7 +8397,8 @@
       <w:tr>
         <w:tc>
           <w:tcPr>
-            <w:tcW w:type="dxa" w:w="4320"/>
+            <w:tcW w:type="dxa" w:w="4824"/>
+            <w:shd w:fill="EEF3F8" w:val="clear"/>
           </w:tcPr>
           <w:p>
             <w:r/>
@@ -7565,7 +8406,8 @@
               <w:rPr>
                 <w:rFonts w:ascii="Calibri" w:hAnsi="Calibri" w:eastAsia="Calibri"/>
                 <w:b w:val="0"/>
-                <w:sz w:val="22"/>
+                <w:i w:val="0"/>
+                <w:sz w:val="20"/>
               </w:rPr>
               <w:t>64</w:t>
             </w:r>
@@ -7573,7 +8415,8 @@
         </w:tc>
         <w:tc>
           <w:tcPr>
-            <w:tcW w:type="dxa" w:w="4320"/>
+            <w:tcW w:type="dxa" w:w="4824"/>
+            <w:shd w:fill="EEF3F8" w:val="clear"/>
           </w:tcPr>
           <w:p>
             <w:r/>
@@ -7581,7 +8424,8 @@
               <w:rPr>
                 <w:rFonts w:ascii="Calibri" w:hAnsi="Calibri" w:eastAsia="Calibri"/>
                 <w:b w:val="0"/>
-                <w:sz w:val="22"/>
+                <w:i w:val="0"/>
+                <w:sz w:val="20"/>
               </w:rPr>
               <w:t>TCSCC3 vote error</w:t>
             </w:r>
@@ -7591,7 +8435,7 @@
       <w:tr>
         <w:tc>
           <w:tcPr>
-            <w:tcW w:type="dxa" w:w="4320"/>
+            <w:tcW w:type="dxa" w:w="4824"/>
           </w:tcPr>
           <w:p>
             <w:r/>
@@ -7599,7 +8443,8 @@
               <w:rPr>
                 <w:rFonts w:ascii="Calibri" w:hAnsi="Calibri" w:eastAsia="Calibri"/>
                 <w:b w:val="0"/>
-                <w:sz w:val="22"/>
+                <w:i w:val="0"/>
+                <w:sz w:val="20"/>
               </w:rPr>
               <w:t>256</w:t>
             </w:r>
@@ -7607,7 +8452,7 @@
         </w:tc>
         <w:tc>
           <w:tcPr>
-            <w:tcW w:type="dxa" w:w="4320"/>
+            <w:tcW w:type="dxa" w:w="4824"/>
           </w:tcPr>
           <w:p>
             <w:r/>
@@ -7615,7 +8460,8 @@
               <w:rPr>
                 <w:rFonts w:ascii="Calibri" w:hAnsi="Calibri" w:eastAsia="Calibri"/>
                 <w:b w:val="0"/>
-                <w:sz w:val="22"/>
+                <w:i w:val="0"/>
+                <w:sz w:val="20"/>
               </w:rPr>
               <w:t>TCSCC1 timeout</w:t>
             </w:r>
@@ -7625,7 +8471,8 @@
       <w:tr>
         <w:tc>
           <w:tcPr>
-            <w:tcW w:type="dxa" w:w="4320"/>
+            <w:tcW w:type="dxa" w:w="4824"/>
+            <w:shd w:fill="EEF3F8" w:val="clear"/>
           </w:tcPr>
           <w:p>
             <w:r/>
@@ -7633,7 +8480,8 @@
               <w:rPr>
                 <w:rFonts w:ascii="Calibri" w:hAnsi="Calibri" w:eastAsia="Calibri"/>
                 <w:b w:val="0"/>
-                <w:sz w:val="22"/>
+                <w:i w:val="0"/>
+                <w:sz w:val="20"/>
               </w:rPr>
               <w:t>512</w:t>
             </w:r>
@@ -7641,7 +8489,8 @@
         </w:tc>
         <w:tc>
           <w:tcPr>
-            <w:tcW w:type="dxa" w:w="4320"/>
+            <w:tcW w:type="dxa" w:w="4824"/>
+            <w:shd w:fill="EEF3F8" w:val="clear"/>
           </w:tcPr>
           <w:p>
             <w:r/>
@@ -7649,7 +8498,8 @@
               <w:rPr>
                 <w:rFonts w:ascii="Calibri" w:hAnsi="Calibri" w:eastAsia="Calibri"/>
                 <w:b w:val="0"/>
-                <w:sz w:val="22"/>
+                <w:i w:val="0"/>
+                <w:sz w:val="20"/>
               </w:rPr>
               <w:t>TCSCC2 timeout</w:t>
             </w:r>
@@ -7659,7 +8509,7 @@
       <w:tr>
         <w:tc>
           <w:tcPr>
-            <w:tcW w:type="dxa" w:w="4320"/>
+            <w:tcW w:type="dxa" w:w="4824"/>
           </w:tcPr>
           <w:p>
             <w:r/>
@@ -7667,7 +8517,8 @@
               <w:rPr>
                 <w:rFonts w:ascii="Calibri" w:hAnsi="Calibri" w:eastAsia="Calibri"/>
                 <w:b w:val="0"/>
-                <w:sz w:val="22"/>
+                <w:i w:val="0"/>
+                <w:sz w:val="20"/>
               </w:rPr>
               <w:t>1024</w:t>
             </w:r>
@@ -7675,7 +8526,7 @@
         </w:tc>
         <w:tc>
           <w:tcPr>
-            <w:tcW w:type="dxa" w:w="4320"/>
+            <w:tcW w:type="dxa" w:w="4824"/>
           </w:tcPr>
           <w:p>
             <w:r/>
@@ -7683,7 +8534,8 @@
               <w:rPr>
                 <w:rFonts w:ascii="Calibri" w:hAnsi="Calibri" w:eastAsia="Calibri"/>
                 <w:b w:val="0"/>
-                <w:sz w:val="22"/>
+                <w:i w:val="0"/>
+                <w:sz w:val="20"/>
               </w:rPr>
               <w:t>TCSCC3 timeout</w:t>
             </w:r>
@@ -7694,7 +8546,7 @@
     <w:p/>
     <w:sectPr>
       <w:pgSz w:w="12240" w:h="15840"/>
-      <w:pgMar w:top="1440" w:right="1800" w:bottom="1440" w:left="1800" w:header="720" w:footer="720" w:gutter="0"/>
+      <w:pgMar w:top="1152" w:right="1296" w:bottom="1152" w:left="1296" w:header="720" w:footer="720" w:gutter="0"/>
       <w:cols w:space="720"/>
       <w:docGrid w:linePitch="360"/>
     </w:sectPr>
@@ -8065,6 +8917,10 @@
     <w:name w:val="Normal"/>
     <w:qFormat/>
     <w:rsid w:val="00FC693F"/>
+    <w:rPr>
+      <w:rFonts w:ascii="Calibri" w:hAnsi="Calibri"/>
+      <w:sz w:val="22"/>
+    </w:rPr>
   </w:style>
   <w:style w:type="paragraph" w:styleId="Header">
     <w:name w:val="header"/>

--- a/remas/TCS_STRUCT/Word Document/tcs-logger-mtos-current.docx
+++ b/remas/TCS_STRUCT/Word Document/tcs-logger-mtos-current.docx
@@ -163,7 +163,6 @@
     </w:p>
     <w:p>
       <w:pPr>
-        <w:spacing w:before="120" w:after="120"/>
         <w:shd w:fill="F5F5F5" w:val="clear"/>
       </w:pPr>
       <w:r>
@@ -741,7 +740,7 @@
           <w:i w:val="0"/>
           <w:sz w:val="22"/>
         </w:rPr>
-        <w:t>, bits 0 and 2 are set → thrusters 0 and 2 are running.</w:t>
+        <w:t>, bits 0 and 2 are set -&gt; thrusters 0 and 2 are running.</w:t>
       </w:r>
     </w:p>
     <w:p>
@@ -3345,6 +3344,780 @@
           <w:i w:val="0"/>
           <w:sz w:val="22"/>
         </w:rPr>
+        <w:t xml:space="preserve">For </w:t>
+      </w:r>
+      <w:r>
+        <w:rPr>
+          <w:rFonts w:ascii="Consolas" w:hAnsi="Consolas" w:eastAsia="Consolas"/>
+          <w:b w:val="0"/>
+          <w:i w:val="0"/>
+          <w:color w:val="333333"/>
+          <w:sz w:val="20"/>
+        </w:rPr>
+        <w:t>sLiftCylinderUpperLocked</w:t>
+      </w:r>
+      <w:r>
+        <w:rPr>
+          <w:rFonts w:ascii="Calibri" w:hAnsi="Calibri" w:eastAsia="Calibri"/>
+          <w:b w:val="0"/>
+          <w:i w:val="0"/>
+          <w:sz w:val="22"/>
+        </w:rPr>
+        <w:t xml:space="preserve"> and </w:t>
+      </w:r>
+      <w:r>
+        <w:rPr>
+          <w:rFonts w:ascii="Consolas" w:hAnsi="Consolas" w:eastAsia="Consolas"/>
+          <w:b w:val="0"/>
+          <w:i w:val="0"/>
+          <w:color w:val="333333"/>
+          <w:sz w:val="20"/>
+        </w:rPr>
+        <w:t>sLiftCylinderLowerLocked</w:t>
+      </w:r>
+      <w:r>
+        <w:rPr>
+          <w:rFonts w:ascii="Calibri" w:hAnsi="Calibri" w:eastAsia="Calibri"/>
+          <w:b w:val="0"/>
+          <w:i w:val="0"/>
+          <w:sz w:val="22"/>
+        </w:rPr>
+        <w:t>, bit weight depends on thruster number (</w:t>
+      </w:r>
+      <w:r>
+        <w:rPr>
+          <w:rFonts w:ascii="Consolas" w:hAnsi="Consolas" w:eastAsia="Consolas"/>
+          <w:b w:val="0"/>
+          <w:i w:val="0"/>
+          <w:color w:val="333333"/>
+          <w:sz w:val="20"/>
+        </w:rPr>
+        <w:t>#1</w:t>
+      </w:r>
+      <w:r>
+        <w:rPr>
+          <w:rFonts w:ascii="Calibri" w:hAnsi="Calibri" w:eastAsia="Calibri"/>
+          <w:b w:val="0"/>
+          <w:i w:val="0"/>
+          <w:sz w:val="22"/>
+        </w:rPr>
+        <w:t xml:space="preserve"> = bit 0, </w:t>
+      </w:r>
+      <w:r>
+        <w:rPr>
+          <w:rFonts w:ascii="Consolas" w:hAnsi="Consolas" w:eastAsia="Consolas"/>
+          <w:b w:val="0"/>
+          <w:i w:val="0"/>
+          <w:color w:val="333333"/>
+          <w:sz w:val="20"/>
+        </w:rPr>
+        <w:t>#2</w:t>
+      </w:r>
+      <w:r>
+        <w:rPr>
+          <w:rFonts w:ascii="Calibri" w:hAnsi="Calibri" w:eastAsia="Calibri"/>
+          <w:b w:val="0"/>
+          <w:i w:val="0"/>
+          <w:sz w:val="22"/>
+        </w:rPr>
+        <w:t xml:space="preserve"> = bit 1, ...):</w:t>
+      </w:r>
+    </w:p>
+    <w:tbl>
+      <w:tblPr>
+        <w:tblStyle w:val="TableGrid"/>
+        <w:tblW w:type="auto" w:w="0"/>
+        <w:tblLook w:firstColumn="1" w:firstRow="1" w:lastColumn="0" w:lastRow="0" w:noHBand="0" w:noVBand="1" w:val="04A0"/>
+      </w:tblPr>
+      <w:tblGrid>
+        <w:gridCol w:w="4824"/>
+        <w:gridCol w:w="4824"/>
+      </w:tblGrid>
+      <w:tr>
+        <w:tc>
+          <w:tcPr>
+            <w:tcW w:type="dxa" w:w="4824"/>
+            <w:shd w:fill="1F4E79" w:val="clear"/>
+          </w:tcPr>
+          <w:p>
+            <w:r/>
+            <w:r>
+              <w:rPr>
+                <w:rFonts w:ascii="Calibri" w:hAnsi="Calibri" w:eastAsia="Calibri"/>
+                <w:b/>
+                <w:i w:val="0"/>
+                <w:color w:val="FFFFFF"/>
+                <w:sz w:val="20"/>
+              </w:rPr>
+              <w:t>Thruster number</w:t>
+            </w:r>
+          </w:p>
+        </w:tc>
+        <w:tc>
+          <w:tcPr>
+            <w:tcW w:type="dxa" w:w="4824"/>
+            <w:shd w:fill="1F4E79" w:val="clear"/>
+          </w:tcPr>
+          <w:p>
+            <w:r/>
+            <w:r>
+              <w:rPr>
+                <w:rFonts w:ascii="Calibri" w:hAnsi="Calibri" w:eastAsia="Calibri"/>
+                <w:b/>
+                <w:i w:val="0"/>
+                <w:color w:val="FFFFFF"/>
+                <w:sz w:val="20"/>
+              </w:rPr>
+              <w:t>Bit weight</w:t>
+            </w:r>
+          </w:p>
+        </w:tc>
+      </w:tr>
+      <w:tr>
+        <w:tc>
+          <w:tcPr>
+            <w:tcW w:type="dxa" w:w="4824"/>
+          </w:tcPr>
+          <w:p>
+            <w:r/>
+            <w:r>
+              <w:rPr>
+                <w:rFonts w:ascii="Calibri" w:hAnsi="Calibri" w:eastAsia="Calibri"/>
+                <w:b w:val="0"/>
+                <w:i w:val="0"/>
+                <w:sz w:val="20"/>
+              </w:rPr>
+              <w:t>#1</w:t>
+            </w:r>
+          </w:p>
+        </w:tc>
+        <w:tc>
+          <w:tcPr>
+            <w:tcW w:type="dxa" w:w="4824"/>
+          </w:tcPr>
+          <w:p>
+            <w:r/>
+            <w:r>
+              <w:rPr>
+                <w:rFonts w:ascii="Calibri" w:hAnsi="Calibri" w:eastAsia="Calibri"/>
+                <w:b w:val="0"/>
+                <w:i w:val="0"/>
+                <w:sz w:val="20"/>
+              </w:rPr>
+              <w:t>1</w:t>
+            </w:r>
+          </w:p>
+        </w:tc>
+      </w:tr>
+      <w:tr>
+        <w:tc>
+          <w:tcPr>
+            <w:tcW w:type="dxa" w:w="4824"/>
+            <w:shd w:fill="EEF3F8" w:val="clear"/>
+          </w:tcPr>
+          <w:p>
+            <w:r/>
+            <w:r>
+              <w:rPr>
+                <w:rFonts w:ascii="Calibri" w:hAnsi="Calibri" w:eastAsia="Calibri"/>
+                <w:b w:val="0"/>
+                <w:i w:val="0"/>
+                <w:sz w:val="20"/>
+              </w:rPr>
+              <w:t>#2</w:t>
+            </w:r>
+          </w:p>
+        </w:tc>
+        <w:tc>
+          <w:tcPr>
+            <w:tcW w:type="dxa" w:w="4824"/>
+            <w:shd w:fill="EEF3F8" w:val="clear"/>
+          </w:tcPr>
+          <w:p>
+            <w:r/>
+            <w:r>
+              <w:rPr>
+                <w:rFonts w:ascii="Calibri" w:hAnsi="Calibri" w:eastAsia="Calibri"/>
+                <w:b w:val="0"/>
+                <w:i w:val="0"/>
+                <w:sz w:val="20"/>
+              </w:rPr>
+              <w:t>2</w:t>
+            </w:r>
+          </w:p>
+        </w:tc>
+      </w:tr>
+      <w:tr>
+        <w:tc>
+          <w:tcPr>
+            <w:tcW w:type="dxa" w:w="4824"/>
+          </w:tcPr>
+          <w:p>
+            <w:r/>
+            <w:r>
+              <w:rPr>
+                <w:rFonts w:ascii="Calibri" w:hAnsi="Calibri" w:eastAsia="Calibri"/>
+                <w:b w:val="0"/>
+                <w:i w:val="0"/>
+                <w:sz w:val="20"/>
+              </w:rPr>
+              <w:t>#3</w:t>
+            </w:r>
+          </w:p>
+        </w:tc>
+        <w:tc>
+          <w:tcPr>
+            <w:tcW w:type="dxa" w:w="4824"/>
+          </w:tcPr>
+          <w:p>
+            <w:r/>
+            <w:r>
+              <w:rPr>
+                <w:rFonts w:ascii="Calibri" w:hAnsi="Calibri" w:eastAsia="Calibri"/>
+                <w:b w:val="0"/>
+                <w:i w:val="0"/>
+                <w:sz w:val="20"/>
+              </w:rPr>
+              <w:t>4</w:t>
+            </w:r>
+          </w:p>
+        </w:tc>
+      </w:tr>
+      <w:tr>
+        <w:tc>
+          <w:tcPr>
+            <w:tcW w:type="dxa" w:w="4824"/>
+            <w:shd w:fill="EEF3F8" w:val="clear"/>
+          </w:tcPr>
+          <w:p>
+            <w:r/>
+            <w:r>
+              <w:rPr>
+                <w:rFonts w:ascii="Calibri" w:hAnsi="Calibri" w:eastAsia="Calibri"/>
+                <w:b w:val="0"/>
+                <w:i w:val="0"/>
+                <w:sz w:val="20"/>
+              </w:rPr>
+              <w:t>#4</w:t>
+            </w:r>
+          </w:p>
+        </w:tc>
+        <w:tc>
+          <w:tcPr>
+            <w:tcW w:type="dxa" w:w="4824"/>
+            <w:shd w:fill="EEF3F8" w:val="clear"/>
+          </w:tcPr>
+          <w:p>
+            <w:r/>
+            <w:r>
+              <w:rPr>
+                <w:rFonts w:ascii="Calibri" w:hAnsi="Calibri" w:eastAsia="Calibri"/>
+                <w:b w:val="0"/>
+                <w:i w:val="0"/>
+                <w:sz w:val="20"/>
+              </w:rPr>
+              <w:t>8</w:t>
+            </w:r>
+          </w:p>
+        </w:tc>
+      </w:tr>
+      <w:tr>
+        <w:tc>
+          <w:tcPr>
+            <w:tcW w:type="dxa" w:w="4824"/>
+          </w:tcPr>
+          <w:p>
+            <w:r/>
+            <w:r>
+              <w:rPr>
+                <w:rFonts w:ascii="Calibri" w:hAnsi="Calibri" w:eastAsia="Calibri"/>
+                <w:b w:val="0"/>
+                <w:i w:val="0"/>
+                <w:sz w:val="20"/>
+              </w:rPr>
+              <w:t>#5</w:t>
+            </w:r>
+          </w:p>
+        </w:tc>
+        <w:tc>
+          <w:tcPr>
+            <w:tcW w:type="dxa" w:w="4824"/>
+          </w:tcPr>
+          <w:p>
+            <w:r/>
+            <w:r>
+              <w:rPr>
+                <w:rFonts w:ascii="Calibri" w:hAnsi="Calibri" w:eastAsia="Calibri"/>
+                <w:b w:val="0"/>
+                <w:i w:val="0"/>
+                <w:sz w:val="20"/>
+              </w:rPr>
+              <w:t>16</w:t>
+            </w:r>
+          </w:p>
+        </w:tc>
+      </w:tr>
+      <w:tr>
+        <w:tc>
+          <w:tcPr>
+            <w:tcW w:type="dxa" w:w="4824"/>
+            <w:shd w:fill="EEF3F8" w:val="clear"/>
+          </w:tcPr>
+          <w:p>
+            <w:r/>
+            <w:r>
+              <w:rPr>
+                <w:rFonts w:ascii="Calibri" w:hAnsi="Calibri" w:eastAsia="Calibri"/>
+                <w:b w:val="0"/>
+                <w:i w:val="0"/>
+                <w:sz w:val="20"/>
+              </w:rPr>
+              <w:t>#6</w:t>
+            </w:r>
+          </w:p>
+        </w:tc>
+        <w:tc>
+          <w:tcPr>
+            <w:tcW w:type="dxa" w:w="4824"/>
+            <w:shd w:fill="EEF3F8" w:val="clear"/>
+          </w:tcPr>
+          <w:p>
+            <w:r/>
+            <w:r>
+              <w:rPr>
+                <w:rFonts w:ascii="Calibri" w:hAnsi="Calibri" w:eastAsia="Calibri"/>
+                <w:b w:val="0"/>
+                <w:i w:val="0"/>
+                <w:sz w:val="20"/>
+              </w:rPr>
+              <w:t>32</w:t>
+            </w:r>
+          </w:p>
+        </w:tc>
+      </w:tr>
+      <w:tr>
+        <w:tc>
+          <w:tcPr>
+            <w:tcW w:type="dxa" w:w="4824"/>
+          </w:tcPr>
+          <w:p>
+            <w:r/>
+            <w:r>
+              <w:rPr>
+                <w:rFonts w:ascii="Calibri" w:hAnsi="Calibri" w:eastAsia="Calibri"/>
+                <w:b w:val="0"/>
+                <w:i w:val="0"/>
+                <w:sz w:val="20"/>
+              </w:rPr>
+              <w:t>#7</w:t>
+            </w:r>
+          </w:p>
+        </w:tc>
+        <w:tc>
+          <w:tcPr>
+            <w:tcW w:type="dxa" w:w="4824"/>
+          </w:tcPr>
+          <w:p>
+            <w:r/>
+            <w:r>
+              <w:rPr>
+                <w:rFonts w:ascii="Calibri" w:hAnsi="Calibri" w:eastAsia="Calibri"/>
+                <w:b w:val="0"/>
+                <w:i w:val="0"/>
+                <w:sz w:val="20"/>
+              </w:rPr>
+              <w:t>64</w:t>
+            </w:r>
+          </w:p>
+        </w:tc>
+      </w:tr>
+      <w:tr>
+        <w:tc>
+          <w:tcPr>
+            <w:tcW w:type="dxa" w:w="4824"/>
+            <w:shd w:fill="EEF3F8" w:val="clear"/>
+          </w:tcPr>
+          <w:p>
+            <w:r/>
+            <w:r>
+              <w:rPr>
+                <w:rFonts w:ascii="Calibri" w:hAnsi="Calibri" w:eastAsia="Calibri"/>
+                <w:b w:val="0"/>
+                <w:i w:val="0"/>
+                <w:sz w:val="20"/>
+              </w:rPr>
+              <w:t>#8</w:t>
+            </w:r>
+          </w:p>
+        </w:tc>
+        <w:tc>
+          <w:tcPr>
+            <w:tcW w:type="dxa" w:w="4824"/>
+            <w:shd w:fill="EEF3F8" w:val="clear"/>
+          </w:tcPr>
+          <w:p>
+            <w:r/>
+            <w:r>
+              <w:rPr>
+                <w:rFonts w:ascii="Calibri" w:hAnsi="Calibri" w:eastAsia="Calibri"/>
+                <w:b w:val="0"/>
+                <w:i w:val="0"/>
+                <w:sz w:val="20"/>
+              </w:rPr>
+              <w:t>128</w:t>
+            </w:r>
+          </w:p>
+        </w:tc>
+      </w:tr>
+      <w:tr>
+        <w:tc>
+          <w:tcPr>
+            <w:tcW w:type="dxa" w:w="4824"/>
+          </w:tcPr>
+          <w:p>
+            <w:r/>
+            <w:r>
+              <w:rPr>
+                <w:rFonts w:ascii="Calibri" w:hAnsi="Calibri" w:eastAsia="Calibri"/>
+                <w:b w:val="0"/>
+                <w:i w:val="0"/>
+                <w:sz w:val="20"/>
+              </w:rPr>
+              <w:t>#9</w:t>
+            </w:r>
+          </w:p>
+        </w:tc>
+        <w:tc>
+          <w:tcPr>
+            <w:tcW w:type="dxa" w:w="4824"/>
+          </w:tcPr>
+          <w:p>
+            <w:r/>
+            <w:r>
+              <w:rPr>
+                <w:rFonts w:ascii="Calibri" w:hAnsi="Calibri" w:eastAsia="Calibri"/>
+                <w:b w:val="0"/>
+                <w:i w:val="0"/>
+                <w:sz w:val="20"/>
+              </w:rPr>
+              <w:t>256</w:t>
+            </w:r>
+          </w:p>
+        </w:tc>
+      </w:tr>
+      <w:tr>
+        <w:tc>
+          <w:tcPr>
+            <w:tcW w:type="dxa" w:w="4824"/>
+            <w:shd w:fill="EEF3F8" w:val="clear"/>
+          </w:tcPr>
+          <w:p>
+            <w:r/>
+            <w:r>
+              <w:rPr>
+                <w:rFonts w:ascii="Calibri" w:hAnsi="Calibri" w:eastAsia="Calibri"/>
+                <w:b w:val="0"/>
+                <w:i w:val="0"/>
+                <w:sz w:val="20"/>
+              </w:rPr>
+              <w:t>#10</w:t>
+            </w:r>
+          </w:p>
+        </w:tc>
+        <w:tc>
+          <w:tcPr>
+            <w:tcW w:type="dxa" w:w="4824"/>
+            <w:shd w:fill="EEF3F8" w:val="clear"/>
+          </w:tcPr>
+          <w:p>
+            <w:r/>
+            <w:r>
+              <w:rPr>
+                <w:rFonts w:ascii="Calibri" w:hAnsi="Calibri" w:eastAsia="Calibri"/>
+                <w:b w:val="0"/>
+                <w:i w:val="0"/>
+                <w:sz w:val="20"/>
+              </w:rPr>
+              <w:t>512</w:t>
+            </w:r>
+          </w:p>
+        </w:tc>
+      </w:tr>
+    </w:tbl>
+    <w:p/>
+    <w:p>
+      <w:r>
+        <w:rPr>
+          <w:rFonts w:ascii="Calibri" w:hAnsi="Calibri" w:eastAsia="Calibri"/>
+          <w:b w:val="0"/>
+          <w:i w:val="0"/>
+          <w:sz w:val="22"/>
+        </w:rPr>
+        <w:t>To calculate an expected value, add the bit weights of the retractable thrusters that currently have that lock active. Clear bits for thrusters that do not have the lock (or are not retractable).</w:t>
+      </w:r>
+    </w:p>
+    <w:p>
+      <w:r>
+        <w:rPr>
+          <w:rFonts w:ascii="Calibri" w:hAnsi="Calibri" w:eastAsia="Calibri"/>
+          <w:b w:val="0"/>
+          <w:i w:val="0"/>
+          <w:sz w:val="22"/>
+        </w:rPr>
+        <w:t>Examples:</w:t>
+      </w:r>
+    </w:p>
+    <w:p>
+      <w:pPr>
+        <w:pStyle w:val="ListBullet"/>
+      </w:pPr>
+      <w:r>
+        <w:rPr>
+          <w:rFonts w:ascii="Calibri" w:hAnsi="Calibri" w:eastAsia="Calibri"/>
+          <w:b w:val="0"/>
+          <w:i w:val="0"/>
+          <w:sz w:val="22"/>
+        </w:rPr>
+        <w:t xml:space="preserve">Retractables </w:t>
+      </w:r>
+      <w:r>
+        <w:rPr>
+          <w:rFonts w:ascii="Consolas" w:hAnsi="Consolas" w:eastAsia="Consolas"/>
+          <w:b w:val="0"/>
+          <w:i w:val="0"/>
+          <w:color w:val="333333"/>
+          <w:sz w:val="20"/>
+        </w:rPr>
+        <w:t>#3</w:t>
+      </w:r>
+      <w:r>
+        <w:rPr>
+          <w:rFonts w:ascii="Calibri" w:hAnsi="Calibri" w:eastAsia="Calibri"/>
+          <w:b w:val="0"/>
+          <w:i w:val="0"/>
+          <w:sz w:val="22"/>
+        </w:rPr>
+        <w:t xml:space="preserve"> and </w:t>
+      </w:r>
+      <w:r>
+        <w:rPr>
+          <w:rFonts w:ascii="Consolas" w:hAnsi="Consolas" w:eastAsia="Consolas"/>
+          <w:b w:val="0"/>
+          <w:i w:val="0"/>
+          <w:color w:val="333333"/>
+          <w:sz w:val="20"/>
+        </w:rPr>
+        <w:t>#4</w:t>
+      </w:r>
+      <w:r>
+        <w:rPr>
+          <w:rFonts w:ascii="Calibri" w:hAnsi="Calibri" w:eastAsia="Calibri"/>
+          <w:b w:val="0"/>
+          <w:i w:val="0"/>
+          <w:sz w:val="22"/>
+        </w:rPr>
+        <w:t xml:space="preserve">, both upper-locked -&gt; Upper = </w:t>
+      </w:r>
+      <w:r>
+        <w:rPr>
+          <w:rFonts w:ascii="Consolas" w:hAnsi="Consolas" w:eastAsia="Consolas"/>
+          <w:b w:val="0"/>
+          <w:i w:val="0"/>
+          <w:color w:val="333333"/>
+          <w:sz w:val="20"/>
+        </w:rPr>
+        <w:t>4 + 8 = 12</w:t>
+      </w:r>
+      <w:r>
+        <w:rPr>
+          <w:rFonts w:ascii="Calibri" w:hAnsi="Calibri" w:eastAsia="Calibri"/>
+          <w:b w:val="0"/>
+          <w:i w:val="0"/>
+          <w:sz w:val="22"/>
+        </w:rPr>
+        <w:t xml:space="preserve">, Lower = </w:t>
+      </w:r>
+      <w:r>
+        <w:rPr>
+          <w:rFonts w:ascii="Consolas" w:hAnsi="Consolas" w:eastAsia="Consolas"/>
+          <w:b w:val="0"/>
+          <w:i w:val="0"/>
+          <w:color w:val="333333"/>
+          <w:sz w:val="20"/>
+        </w:rPr>
+        <w:t>0</w:t>
+      </w:r>
+    </w:p>
+    <w:p>
+      <w:pPr>
+        <w:pStyle w:val="ListBullet"/>
+      </w:pPr>
+      <w:r>
+        <w:rPr>
+          <w:rFonts w:ascii="Calibri" w:hAnsi="Calibri" w:eastAsia="Calibri"/>
+          <w:b w:val="0"/>
+          <w:i w:val="0"/>
+          <w:sz w:val="22"/>
+        </w:rPr>
+        <w:t xml:space="preserve">Retractables </w:t>
+      </w:r>
+      <w:r>
+        <w:rPr>
+          <w:rFonts w:ascii="Consolas" w:hAnsi="Consolas" w:eastAsia="Consolas"/>
+          <w:b w:val="0"/>
+          <w:i w:val="0"/>
+          <w:color w:val="333333"/>
+          <w:sz w:val="20"/>
+        </w:rPr>
+        <w:t>#2</w:t>
+      </w:r>
+      <w:r>
+        <w:rPr>
+          <w:rFonts w:ascii="Calibri" w:hAnsi="Calibri" w:eastAsia="Calibri"/>
+          <w:b w:val="0"/>
+          <w:i w:val="0"/>
+          <w:sz w:val="22"/>
+        </w:rPr>
+        <w:t xml:space="preserve"> and </w:t>
+      </w:r>
+      <w:r>
+        <w:rPr>
+          <w:rFonts w:ascii="Consolas" w:hAnsi="Consolas" w:eastAsia="Consolas"/>
+          <w:b w:val="0"/>
+          <w:i w:val="0"/>
+          <w:color w:val="333333"/>
+          <w:sz w:val="20"/>
+        </w:rPr>
+        <w:t>#4</w:t>
+      </w:r>
+      <w:r>
+        <w:rPr>
+          <w:rFonts w:ascii="Calibri" w:hAnsi="Calibri" w:eastAsia="Calibri"/>
+          <w:b w:val="0"/>
+          <w:i w:val="0"/>
+          <w:sz w:val="22"/>
+        </w:rPr>
+        <w:t xml:space="preserve">, only </w:t>
+      </w:r>
+      <w:r>
+        <w:rPr>
+          <w:rFonts w:ascii="Consolas" w:hAnsi="Consolas" w:eastAsia="Consolas"/>
+          <w:b w:val="0"/>
+          <w:i w:val="0"/>
+          <w:color w:val="333333"/>
+          <w:sz w:val="20"/>
+        </w:rPr>
+        <w:t>#2</w:t>
+      </w:r>
+      <w:r>
+        <w:rPr>
+          <w:rFonts w:ascii="Calibri" w:hAnsi="Calibri" w:eastAsia="Calibri"/>
+          <w:b w:val="0"/>
+          <w:i w:val="0"/>
+          <w:sz w:val="22"/>
+        </w:rPr>
+        <w:t xml:space="preserve"> lower-locked -&gt; Lower = </w:t>
+      </w:r>
+      <w:r>
+        <w:rPr>
+          <w:rFonts w:ascii="Consolas" w:hAnsi="Consolas" w:eastAsia="Consolas"/>
+          <w:b w:val="0"/>
+          <w:i w:val="0"/>
+          <w:color w:val="333333"/>
+          <w:sz w:val="20"/>
+        </w:rPr>
+        <w:t>2</w:t>
+      </w:r>
+      <w:r>
+        <w:rPr>
+          <w:rFonts w:ascii="Calibri" w:hAnsi="Calibri" w:eastAsia="Calibri"/>
+          <w:b w:val="0"/>
+          <w:i w:val="0"/>
+          <w:sz w:val="22"/>
+        </w:rPr>
+        <w:t xml:space="preserve">, Upper = </w:t>
+      </w:r>
+      <w:r>
+        <w:rPr>
+          <w:rFonts w:ascii="Consolas" w:hAnsi="Consolas" w:eastAsia="Consolas"/>
+          <w:b w:val="0"/>
+          <w:i w:val="0"/>
+          <w:color w:val="333333"/>
+          <w:sz w:val="20"/>
+        </w:rPr>
+        <w:t>0</w:t>
+      </w:r>
+    </w:p>
+    <w:p>
+      <w:pPr>
+        <w:pStyle w:val="ListBullet"/>
+      </w:pPr>
+      <w:r>
+        <w:rPr>
+          <w:rFonts w:ascii="Calibri" w:hAnsi="Calibri" w:eastAsia="Calibri"/>
+          <w:b w:val="0"/>
+          <w:i w:val="0"/>
+          <w:sz w:val="22"/>
+        </w:rPr>
+        <w:t xml:space="preserve">Retractables </w:t>
+      </w:r>
+      <w:r>
+        <w:rPr>
+          <w:rFonts w:ascii="Consolas" w:hAnsi="Consolas" w:eastAsia="Consolas"/>
+          <w:b w:val="0"/>
+          <w:i w:val="0"/>
+          <w:color w:val="333333"/>
+          <w:sz w:val="20"/>
+        </w:rPr>
+        <w:t>#2</w:t>
+      </w:r>
+      <w:r>
+        <w:rPr>
+          <w:rFonts w:ascii="Calibri" w:hAnsi="Calibri" w:eastAsia="Calibri"/>
+          <w:b w:val="0"/>
+          <w:i w:val="0"/>
+          <w:sz w:val="22"/>
+        </w:rPr>
+        <w:t xml:space="preserve"> and </w:t>
+      </w:r>
+      <w:r>
+        <w:rPr>
+          <w:rFonts w:ascii="Consolas" w:hAnsi="Consolas" w:eastAsia="Consolas"/>
+          <w:b w:val="0"/>
+          <w:i w:val="0"/>
+          <w:color w:val="333333"/>
+          <w:sz w:val="20"/>
+        </w:rPr>
+        <w:t>#4</w:t>
+      </w:r>
+      <w:r>
+        <w:rPr>
+          <w:rFonts w:ascii="Calibri" w:hAnsi="Calibri" w:eastAsia="Calibri"/>
+          <w:b w:val="0"/>
+          <w:i w:val="0"/>
+          <w:sz w:val="22"/>
+        </w:rPr>
+        <w:t xml:space="preserve">, both lower-locked -&gt; Lower = </w:t>
+      </w:r>
+      <w:r>
+        <w:rPr>
+          <w:rFonts w:ascii="Consolas" w:hAnsi="Consolas" w:eastAsia="Consolas"/>
+          <w:b w:val="0"/>
+          <w:i w:val="0"/>
+          <w:color w:val="333333"/>
+          <w:sz w:val="20"/>
+        </w:rPr>
+        <w:t>2 + 8 = 10</w:t>
+      </w:r>
+    </w:p>
+    <w:p>
+      <w:r>
+        <w:rPr>
+          <w:rFonts w:ascii="Calibri" w:hAnsi="Calibri" w:eastAsia="Calibri"/>
+          <w:b w:val="0"/>
+          <w:i w:val="0"/>
+          <w:sz w:val="22"/>
+        </w:rPr>
         <w:t xml:space="preserve">Common thruster state logic for slot </w:t>
       </w:r>
       <w:r>
@@ -3378,7 +4151,7 @@
           <w:i w:val="0"/>
           <w:sz w:val="22"/>
         </w:rPr>
-        <w:t>Fault bit set → Fault</w:t>
+        <w:t>Fault bit set -&gt; Fault</w:t>
       </w:r>
     </w:p>
     <w:p>
@@ -3392,7 +4165,7 @@
           <w:i w:val="0"/>
           <w:sz w:val="22"/>
         </w:rPr>
-        <w:t>Else running bit set → Running</w:t>
+        <w:t>Else running bit set -&gt; Running</w:t>
       </w:r>
     </w:p>
     <w:p>
@@ -3406,7 +4179,7 @@
           <w:i w:val="0"/>
           <w:sz w:val="22"/>
         </w:rPr>
-        <w:t>Else ready bit set → Ready</w:t>
+        <w:t>Else ready bit set -&gt; Ready</w:t>
       </w:r>
     </w:p>
     <w:p>
@@ -3420,7 +4193,7 @@
           <w:i w:val="0"/>
           <w:sz w:val="22"/>
         </w:rPr>
-        <w:t>Else → Stopped / unavailable</w:t>
+        <w:t>Else -&gt; Stopped / unavailable</w:t>
       </w:r>
     </w:p>
     <w:p>
